--- a/src/templates/template_Purchase_Invoice_Cheque.docx
+++ b/src/templates/template_Purchase_Invoice_Cheque.docx
@@ -259,11 +259,21 @@
                             </w:pPr>
                             <w:r>
                               <w:rPr>
+                                <w:b/>
+                                <w:bCs/>
                                 <w:sz w:val="14"/>
                                 <w:szCs w:val="14"/>
                                 <w:lang w:val="en-US"/>
                               </w:rPr>
-                              <w:t xml:space="preserve">Telephone: </w:t>
+                              <w:t>Telephone:</w:t>
+                            </w:r>
+                            <w:r>
+                              <w:rPr>
+                                <w:sz w:val="14"/>
+                                <w:szCs w:val="14"/>
+                                <w:lang w:val="en-US"/>
+                              </w:rPr>
+                              <w:t xml:space="preserve"> </w:t>
                             </w:r>
                             <w:r>
                               <w:rPr>
@@ -301,7 +311,6 @@
                                 <w:lang w:val="en-US"/>
                               </w:rPr>
                             </w:pPr>
-                            <w:proofErr w:type="gramStart"/>
                             <w:r>
                               <w:rPr>
                                 <w:b/>
@@ -312,14 +321,21 @@
                             </w:r>
                             <w:r>
                               <w:rPr>
+                                <w:b/>
                                 <w:sz w:val="14"/>
                                 <w:szCs w:val="14"/>
+                              </w:rPr>
+                              <w:t xml:space="preserve"> </w:t>
+                            </w:r>
+                            <w:r>
+                              <w:rPr>
+                                <w:sz w:val="14"/>
+                                <w:szCs w:val="14"/>
                                 <w:lang w:val="en-US"/>
                               </w:rPr>
                               <w:t>{</w:t>
                             </w:r>
                             <w:proofErr w:type="spellStart"/>
-                            <w:proofErr w:type="gramEnd"/>
                             <w:r>
                               <w:rPr>
                                 <w:sz w:val="14"/>
@@ -359,6 +375,8 @@
                             </w:pPr>
                             <w:r>
                               <w:rPr>
+                                <w:b/>
+                                <w:bCs/>
                                 <w:sz w:val="14"/>
                                 <w:szCs w:val="14"/>
                                 <w:lang w:val="en-US"/>
@@ -757,11 +775,21 @@
                       </w:pPr>
                       <w:r>
                         <w:rPr>
+                          <w:b/>
+                          <w:bCs/>
                           <w:sz w:val="14"/>
                           <w:szCs w:val="14"/>
                           <w:lang w:val="en-US"/>
                         </w:rPr>
-                        <w:t xml:space="preserve">Telephone: </w:t>
+                        <w:t>Telephone:</w:t>
+                      </w:r>
+                      <w:r>
+                        <w:rPr>
+                          <w:sz w:val="14"/>
+                          <w:szCs w:val="14"/>
+                          <w:lang w:val="en-US"/>
+                        </w:rPr>
+                        <w:t xml:space="preserve"> </w:t>
                       </w:r>
                       <w:r>
                         <w:rPr>
@@ -799,7 +827,6 @@
                           <w:lang w:val="en-US"/>
                         </w:rPr>
                       </w:pPr>
-                      <w:proofErr w:type="gramStart"/>
                       <w:r>
                         <w:rPr>
                           <w:b/>
@@ -810,14 +837,21 @@
                       </w:r>
                       <w:r>
                         <w:rPr>
+                          <w:b/>
                           <w:sz w:val="14"/>
                           <w:szCs w:val="14"/>
+                        </w:rPr>
+                        <w:t xml:space="preserve"> </w:t>
+                      </w:r>
+                      <w:r>
+                        <w:rPr>
+                          <w:sz w:val="14"/>
+                          <w:szCs w:val="14"/>
                           <w:lang w:val="en-US"/>
                         </w:rPr>
                         <w:t>{</w:t>
                       </w:r>
                       <w:proofErr w:type="spellStart"/>
-                      <w:proofErr w:type="gramEnd"/>
                       <w:r>
                         <w:rPr>
                           <w:sz w:val="14"/>
@@ -857,6 +891,8 @@
                       </w:pPr>
                       <w:r>
                         <w:rPr>
+                          <w:b/>
+                          <w:bCs/>
                           <w:sz w:val="14"/>
                           <w:szCs w:val="14"/>
                           <w:lang w:val="en-US"/>
@@ -1473,8 +1509,8 @@
               <w:tblLook w:val="01E0" w:firstRow="1" w:lastRow="1" w:firstColumn="1" w:lastColumn="1" w:noHBand="0" w:noVBand="0"/>
             </w:tblPr>
             <w:tblGrid>
-              <w:gridCol w:w="1218"/>
-              <w:gridCol w:w="3971"/>
+              <w:gridCol w:w="1273"/>
+              <w:gridCol w:w="4177"/>
             </w:tblGrid>
             <w:tr>
               <w:trPr>
@@ -1522,13 +1558,13 @@
                     <w:adjustRightInd w:val="0"/>
                     <w:rPr>
                       <w:rFonts w:ascii="Courier New" w:hAnsi="Courier New" w:cs="Courier New"/>
-                      <w:b/>
+                      <w:bCs/>
                     </w:rPr>
                   </w:pPr>
                   <w:r>
                     <w:rPr>
                       <w:rFonts w:ascii="Courier New" w:hAnsi="Courier New" w:cs="Courier New"/>
-                      <w:b/>
+                      <w:bCs/>
                     </w:rPr>
                     <w:t>{Invoice__</w:t>
                   </w:r>
@@ -1537,7 +1573,7 @@
                   <w:r>
                     <w:rPr>
                       <w:rFonts w:ascii="Courier New" w:hAnsi="Courier New" w:cs="Courier New"/>
-                      <w:b/>
+                      <w:bCs/>
                     </w:rPr>
                     <w:t>c.Name</w:t>
                   </w:r>
@@ -1546,7 +1582,7 @@
                   <w:r>
                     <w:rPr>
                       <w:rFonts w:ascii="Courier New" w:hAnsi="Courier New" w:cs="Courier New"/>
-                      <w:b/>
+                      <w:bCs/>
                     </w:rPr>
                     <w:t>}</w:t>
                   </w:r>
@@ -2222,8 +2258,8 @@
             <w:r>
               <w:rPr>
                 <w:rFonts w:ascii="Courier New" w:hAnsi="Courier New" w:cs="Courier New"/>
-                <w:sz w:val="20"/>
-                <w:szCs w:val="20"/>
+                <w:sz w:val="22"/>
+                <w:szCs w:val="22"/>
                 <w:lang w:val="en-US"/>
               </w:rPr>
               <w:t>{</w:t>
@@ -2232,36 +2268,18 @@
             <w:r>
               <w:rPr>
                 <w:rFonts w:ascii="Courier New" w:hAnsi="Courier New" w:cs="Courier New"/>
-                <w:sz w:val="20"/>
-                <w:szCs w:val="20"/>
-                <w:lang w:val="en-US"/>
-              </w:rPr>
-              <w:t>Invoice</w:t>
-            </w:r>
-            <w:r>
-              <w:rPr>
-                <w:rFonts w:ascii="Courier New" w:hAnsi="Courier New" w:cs="Courier New"/>
-                <w:sz w:val="20"/>
-                <w:szCs w:val="20"/>
-                <w:lang w:val="en-US"/>
-              </w:rPr>
-              <w:t>_</w:t>
-            </w:r>
-            <w:r>
-              <w:rPr>
-                <w:rFonts w:ascii="Courier New" w:hAnsi="Courier New" w:cs="Courier New"/>
-                <w:sz w:val="20"/>
-                <w:szCs w:val="20"/>
-                <w:lang w:val="en-US"/>
-              </w:rPr>
-              <w:t>Line__</w:t>
+                <w:sz w:val="22"/>
+                <w:szCs w:val="22"/>
+                <w:lang w:val="en-US"/>
+              </w:rPr>
+              <w:t>Invoice_Line__</w:t>
             </w:r>
             <w:proofErr w:type="gramStart"/>
             <w:r>
               <w:rPr>
                 <w:rFonts w:ascii="Courier New" w:hAnsi="Courier New" w:cs="Courier New"/>
-                <w:sz w:val="20"/>
-                <w:szCs w:val="20"/>
+                <w:sz w:val="22"/>
+                <w:szCs w:val="22"/>
                 <w:lang w:val="en-US"/>
               </w:rPr>
               <w:t>c.Delivery</w:t>
@@ -2270,8 +2288,8 @@
             <w:r>
               <w:rPr>
                 <w:rFonts w:ascii="Courier New" w:hAnsi="Courier New" w:cs="Courier New"/>
-                <w:sz w:val="20"/>
-                <w:szCs w:val="20"/>
+                <w:sz w:val="22"/>
+                <w:szCs w:val="22"/>
                 <w:lang w:val="en-US"/>
               </w:rPr>
               <w:t>_Date__c</w:t>
@@ -2280,8 +2298,8 @@
             <w:r>
               <w:rPr>
                 <w:rFonts w:ascii="Courier New" w:hAnsi="Courier New" w:cs="Courier New"/>
-                <w:sz w:val="20"/>
-                <w:szCs w:val="20"/>
+                <w:sz w:val="22"/>
+                <w:szCs w:val="22"/>
                 <w:lang w:val="en-US"/>
               </w:rPr>
               <w:t>}</w:t>
@@ -2332,7 +2350,27 @@
                 <w:szCs w:val="20"/>
                 <w:lang w:val="en-US"/>
               </w:rPr>
-              <w:t>Invoice_Line__c</w:t>
+              <w:t>Invoice_Line__</w:t>
+            </w:r>
+            <w:proofErr w:type="gramStart"/>
+            <w:r>
+              <w:rPr>
+                <w:rFonts w:ascii="Courier New" w:hAnsi="Courier New" w:cs="Courier New"/>
+                <w:sz w:val="20"/>
+                <w:szCs w:val="20"/>
+                <w:lang w:val="en-US"/>
+              </w:rPr>
+              <w:t>c.Movement</w:t>
+            </w:r>
+            <w:proofErr w:type="gramEnd"/>
+            <w:r>
+              <w:rPr>
+                <w:rFonts w:ascii="Courier New" w:hAnsi="Courier New" w:cs="Courier New"/>
+                <w:sz w:val="20"/>
+                <w:szCs w:val="20"/>
+                <w:lang w:val="en-US"/>
+              </w:rPr>
+              <w:t>__c.W_T_No__c</w:t>
             </w:r>
             <w:proofErr w:type="spellEnd"/>
             <w:r>
@@ -2379,7 +2417,27 @@
                 <w:szCs w:val="20"/>
                 <w:lang w:val="en-US"/>
               </w:rPr>
-              <w:t>Invoice_Line__c</w:t>
+              <w:t>Invoice_Line__</w:t>
+            </w:r>
+            <w:proofErr w:type="gramStart"/>
+            <w:r>
+              <w:rPr>
+                <w:rFonts w:ascii="Courier New" w:hAnsi="Courier New" w:cs="Courier New"/>
+                <w:sz w:val="20"/>
+                <w:szCs w:val="20"/>
+                <w:lang w:val="en-US"/>
+              </w:rPr>
+              <w:t>c.Movement</w:t>
+            </w:r>
+            <w:proofErr w:type="gramEnd"/>
+            <w:r>
+              <w:rPr>
+                <w:rFonts w:ascii="Courier New" w:hAnsi="Courier New" w:cs="Courier New"/>
+                <w:sz w:val="20"/>
+                <w:szCs w:val="20"/>
+                <w:lang w:val="en-US"/>
+              </w:rPr>
+              <w:t>__c.Tonnage__c</w:t>
             </w:r>
             <w:proofErr w:type="spellEnd"/>
             <w:r>
@@ -2417,7 +2475,17 @@
                 <w:szCs w:val="20"/>
                 <w:lang w:val="en-US"/>
               </w:rPr>
-              <w:t>{</w:t>
+              <w:t>{Invoice_Line__</w:t>
+            </w:r>
+            <w:proofErr w:type="gramStart"/>
+            <w:r>
+              <w:rPr>
+                <w:rFonts w:ascii="Courier New" w:hAnsi="Courier New" w:cs="Courier New"/>
+                <w:sz w:val="20"/>
+                <w:szCs w:val="20"/>
+                <w:lang w:val="en-US"/>
+              </w:rPr>
+              <w:t>c.</w:t>
             </w:r>
             <w:proofErr w:type="spellStart"/>
             <w:r>
@@ -2428,30 +2496,29 @@
                 <w:lang w:val="en-US"/>
               </w:rPr>
               <w:t>Haulier</w:t>
-            </w:r>
-            <w:proofErr w:type="spellEnd"/>
-            <w:r>
-              <w:rPr>
-                <w:rFonts w:ascii="Courier New" w:hAnsi="Courier New" w:cs="Courier New"/>
-                <w:sz w:val="20"/>
-                <w:szCs w:val="20"/>
-                <w:lang w:val="en-US"/>
-              </w:rPr>
-              <w:t>__</w:t>
-            </w:r>
-            <w:proofErr w:type="spellStart"/>
-            <w:proofErr w:type="gramStart"/>
-            <w:r>
-              <w:rPr>
-                <w:rFonts w:ascii="Courier New" w:hAnsi="Courier New" w:cs="Courier New"/>
-                <w:sz w:val="20"/>
-                <w:szCs w:val="20"/>
-                <w:lang w:val="en-US"/>
-              </w:rPr>
-              <w:t>c.Name</w:t>
             </w:r>
             <w:proofErr w:type="spellEnd"/>
             <w:proofErr w:type="gramEnd"/>
+            <w:r>
+              <w:rPr>
+                <w:rFonts w:ascii="Courier New" w:hAnsi="Courier New" w:cs="Courier New"/>
+                <w:sz w:val="20"/>
+                <w:szCs w:val="20"/>
+                <w:lang w:val="en-US"/>
+              </w:rPr>
+              <w:t>__</w:t>
+            </w:r>
+            <w:proofErr w:type="spellStart"/>
+            <w:r>
+              <w:rPr>
+                <w:rFonts w:ascii="Courier New" w:hAnsi="Courier New" w:cs="Courier New"/>
+                <w:sz w:val="20"/>
+                <w:szCs w:val="20"/>
+                <w:lang w:val="en-US"/>
+              </w:rPr>
+              <w:t>c.Name</w:t>
+            </w:r>
+            <w:proofErr w:type="spellEnd"/>
             <w:r>
               <w:rPr>
                 <w:rFonts w:ascii="Courier New" w:hAnsi="Courier New" w:cs="Courier New"/>

--- a/src/templates/template_Purchase_Invoice_Cheque.docx
+++ b/src/templates/template_Purchase_Invoice_Cheque.docx
@@ -81,15 +81,7 @@
                               </w:rPr>
                             </w:pPr>
                             <w:r>
-                              <w:t>{#header_</w:t>
-                            </w:r>
-                            <w:proofErr w:type="gramStart"/>
-                            <w:r>
-                              <w:t>show}{</w:t>
-                            </w:r>
-                            <w:proofErr w:type="gramEnd"/>
-                            <w:r>
-                              <w:t>#header_logo_only}</w:t>
+                              <w:t>{#header_show}{#header_logo_only}</w:t>
                             </w:r>
                             <w:r>
                               <w:t>{</w:t>
@@ -100,14 +92,12 @@
                               </w:rPr>
                               <w:t>/</w:t>
                             </w:r>
-                            <w:proofErr w:type="spellStart"/>
                             <w:r>
                               <w:rPr>
                                 <w:lang w:val="en-US"/>
                               </w:rPr>
                               <w:t>header_logo_only</w:t>
                             </w:r>
-                            <w:proofErr w:type="spellEnd"/>
                             <w:r>
                               <w:t>}</w:t>
                             </w:r>
@@ -141,23 +131,7 @@
                                 <w:sz w:val="14"/>
                                 <w:szCs w:val="14"/>
                               </w:rPr>
-                              <w:t>{</w:t>
-                            </w:r>
-                            <w:proofErr w:type="spellStart"/>
-                            <w:r>
-                              <w:rPr>
-                                <w:sz w:val="14"/>
-                                <w:szCs w:val="14"/>
-                              </w:rPr>
-                              <w:t>company_info_organization_name</w:t>
-                            </w:r>
-                            <w:proofErr w:type="spellEnd"/>
-                            <w:r>
-                              <w:rPr>
-                                <w:sz w:val="14"/>
-                                <w:szCs w:val="14"/>
-                              </w:rPr>
-                              <w:t>}</w:t>
+                              <w:t>{company_info_organization_name}</w:t>
                             </w:r>
                             <w:r>
                               <w:rPr>
@@ -181,25 +155,7 @@
                                 <w:szCs w:val="14"/>
                                 <w:lang w:val="en-US"/>
                               </w:rPr>
-                              <w:t>{</w:t>
-                            </w:r>
-                            <w:proofErr w:type="spellStart"/>
-                            <w:r>
-                              <w:rPr>
-                                <w:sz w:val="14"/>
-                                <w:szCs w:val="14"/>
-                                <w:lang w:val="en-US"/>
-                              </w:rPr>
-                              <w:t>company_info_address</w:t>
-                            </w:r>
-                            <w:proofErr w:type="spellEnd"/>
-                            <w:r>
-                              <w:rPr>
-                                <w:sz w:val="14"/>
-                                <w:szCs w:val="14"/>
-                                <w:lang w:val="en-US"/>
-                              </w:rPr>
-                              <w:t>}</w:t>
+                              <w:t>{company_info_address}</w:t>
                             </w:r>
                           </w:p>
                           <w:p>
@@ -217,25 +173,7 @@
                                 <w:szCs w:val="14"/>
                                 <w:lang w:val="en-US"/>
                               </w:rPr>
-                              <w:t>{</w:t>
-                            </w:r>
-                            <w:proofErr w:type="spellStart"/>
-                            <w:r>
-                              <w:rPr>
-                                <w:sz w:val="14"/>
-                                <w:szCs w:val="14"/>
-                                <w:lang w:val="en-US"/>
-                              </w:rPr>
-                              <w:t>company_info_postcode</w:t>
-                            </w:r>
-                            <w:proofErr w:type="spellEnd"/>
-                            <w:r>
-                              <w:rPr>
-                                <w:sz w:val="14"/>
-                                <w:szCs w:val="14"/>
-                                <w:lang w:val="en-US"/>
-                              </w:rPr>
-                              <w:t>}</w:t>
+                              <w:t>{company_info_postcode}</w:t>
                             </w:r>
                           </w:p>
                           <w:p>
@@ -281,25 +219,7 @@
                                 <w:szCs w:val="14"/>
                                 <w:lang w:val="en-US"/>
                               </w:rPr>
-                              <w:t>{</w:t>
-                            </w:r>
-                            <w:proofErr w:type="spellStart"/>
-                            <w:r>
-                              <w:rPr>
-                                <w:sz w:val="14"/>
-                                <w:szCs w:val="14"/>
-                                <w:lang w:val="en-US"/>
-                              </w:rPr>
-                              <w:t>company_info_telephone</w:t>
-                            </w:r>
-                            <w:proofErr w:type="spellEnd"/>
-                            <w:r>
-                              <w:rPr>
-                                <w:sz w:val="14"/>
-                                <w:szCs w:val="14"/>
-                                <w:lang w:val="en-US"/>
-                              </w:rPr>
-                              <w:t>}</w:t>
+                              <w:t>{company_info_telephone}</w:t>
                             </w:r>
                           </w:p>
                           <w:p>
@@ -333,25 +253,7 @@
                                 <w:szCs w:val="14"/>
                                 <w:lang w:val="en-US"/>
                               </w:rPr>
-                              <w:t>{</w:t>
-                            </w:r>
-                            <w:proofErr w:type="spellStart"/>
-                            <w:r>
-                              <w:rPr>
-                                <w:sz w:val="14"/>
-                                <w:szCs w:val="14"/>
-                                <w:lang w:val="en-US"/>
-                              </w:rPr>
-                              <w:t>company_info_fax</w:t>
-                            </w:r>
-                            <w:proofErr w:type="spellEnd"/>
-                            <w:r>
-                              <w:rPr>
-                                <w:sz w:val="14"/>
-                                <w:szCs w:val="14"/>
-                                <w:lang w:val="en-US"/>
-                              </w:rPr>
-                              <w:t>}</w:t>
+                              <w:t>{company_info_fax}</w:t>
                             </w:r>
                           </w:p>
                           <w:p>
@@ -397,25 +299,7 @@
                                 <w:szCs w:val="14"/>
                                 <w:lang w:val="en-US"/>
                               </w:rPr>
-                              <w:t>{</w:t>
-                            </w:r>
-                            <w:proofErr w:type="spellStart"/>
-                            <w:r>
-                              <w:rPr>
-                                <w:sz w:val="14"/>
-                                <w:szCs w:val="14"/>
-                                <w:lang w:val="en-US"/>
-                              </w:rPr>
-                              <w:t>company_info_email</w:t>
-                            </w:r>
-                            <w:proofErr w:type="spellEnd"/>
-                            <w:r>
-                              <w:rPr>
-                                <w:sz w:val="14"/>
-                                <w:szCs w:val="14"/>
-                                <w:lang w:val="en-US"/>
-                              </w:rPr>
-                              <w:t>}</w:t>
+                              <w:t>{company_info_email}</w:t>
                             </w:r>
                           </w:p>
                           <w:p>
@@ -441,25 +325,7 @@
                                 <w:szCs w:val="14"/>
                                 <w:lang w:val="en-US"/>
                               </w:rPr>
-                              <w:t>{</w:t>
-                            </w:r>
-                            <w:proofErr w:type="spellStart"/>
-                            <w:r>
-                              <w:rPr>
-                                <w:sz w:val="14"/>
-                                <w:szCs w:val="14"/>
-                                <w:lang w:val="en-US"/>
-                              </w:rPr>
-                              <w:t>company_info_web</w:t>
-                            </w:r>
-                            <w:proofErr w:type="spellEnd"/>
-                            <w:r>
-                              <w:rPr>
-                                <w:sz w:val="14"/>
-                                <w:szCs w:val="14"/>
-                                <w:lang w:val="en-US"/>
-                              </w:rPr>
-                              <w:t>}</w:t>
+                              <w:t>{company_info_web}</w:t>
                             </w:r>
                             <w:r>
                               <w:rPr>
@@ -495,25 +361,7 @@
                                 <w:szCs w:val="14"/>
                                 <w:lang w:val="en-US"/>
                               </w:rPr>
-                              <w:t>{/</w:t>
-                            </w:r>
-                            <w:proofErr w:type="spellStart"/>
-                            <w:r>
-                              <w:rPr>
-                                <w:sz w:val="14"/>
-                                <w:szCs w:val="14"/>
-                                <w:lang w:val="en-US"/>
-                              </w:rPr>
-                              <w:t>header_show_full</w:t>
-                            </w:r>
-                            <w:proofErr w:type="spellEnd"/>
-                            <w:r>
-                              <w:rPr>
-                                <w:sz w:val="14"/>
-                                <w:szCs w:val="14"/>
-                                <w:lang w:val="en-US"/>
-                              </w:rPr>
-                              <w:t>}</w:t>
+                              <w:t>{/header_show_full}</w:t>
                             </w:r>
                           </w:p>
                           <w:p>
@@ -531,25 +379,7 @@
                                 <w:szCs w:val="14"/>
                                 <w:lang w:val="en-US"/>
                               </w:rPr>
-                              <w:t>{/</w:t>
-                            </w:r>
-                            <w:proofErr w:type="spellStart"/>
-                            <w:r>
-                              <w:rPr>
-                                <w:sz w:val="14"/>
-                                <w:szCs w:val="14"/>
-                                <w:lang w:val="en-US"/>
-                              </w:rPr>
-                              <w:t>header_show</w:t>
-                            </w:r>
-                            <w:proofErr w:type="spellEnd"/>
-                            <w:r>
-                              <w:rPr>
-                                <w:sz w:val="14"/>
-                                <w:szCs w:val="14"/>
-                                <w:lang w:val="en-US"/>
-                              </w:rPr>
-                              <w:t>}</w:t>
+                              <w:t>{/header_show}</w:t>
                             </w:r>
                           </w:p>
                           <w:p>
@@ -597,15 +427,7 @@
                         </w:rPr>
                       </w:pPr>
                       <w:r>
-                        <w:t>{#header_</w:t>
-                      </w:r>
-                      <w:proofErr w:type="gramStart"/>
-                      <w:r>
-                        <w:t>show}{</w:t>
-                      </w:r>
-                      <w:proofErr w:type="gramEnd"/>
-                      <w:r>
-                        <w:t>#header_logo_only}</w:t>
+                        <w:t>{#header_show}{#header_logo_only}</w:t>
                       </w:r>
                       <w:r>
                         <w:t>{</w:t>
@@ -1139,15 +961,7 @@
                         <w:txbxContent>
                           <w:p>
                             <w:r>
-                              <w:t>{#header_</w:t>
-                            </w:r>
-                            <w:proofErr w:type="gramStart"/>
-                            <w:r>
-                              <w:t>show}{</w:t>
-                            </w:r>
-                            <w:proofErr w:type="gramEnd"/>
-                            <w:r>
-                              <w:t>#header_logo_only}</w:t>
+                              <w:t>{#header_show}{#header_logo_only}</w:t>
                             </w:r>
                             <w:r>
                               <w:t>{%header_logo}</w:t>
@@ -1161,14 +975,12 @@
                               </w:rPr>
                               <w:t>/</w:t>
                             </w:r>
-                            <w:proofErr w:type="spellStart"/>
                             <w:r>
                               <w:rPr>
                                 <w:lang w:val="en-US"/>
                               </w:rPr>
                               <w:t>header_logo_only</w:t>
                             </w:r>
-                            <w:proofErr w:type="spellEnd"/>
                             <w:r>
                               <w:t>}</w:t>
                             </w:r>
@@ -1209,15 +1021,7 @@
                   <w:txbxContent>
                     <w:p>
                       <w:r>
-                        <w:t>{#header_</w:t>
-                      </w:r>
-                      <w:proofErr w:type="gramStart"/>
-                      <w:r>
-                        <w:t>show}{</w:t>
-                      </w:r>
-                      <w:proofErr w:type="gramEnd"/>
-                      <w:r>
-                        <w:t>#header_logo_only}</w:t>
+                        <w:t>{#header_show}{#header_logo_only}</w:t>
                       </w:r>
                       <w:r>
                         <w:t>{%header_logo}</w:t>
@@ -1280,7 +1084,7 @@
       </w:tblGrid>
       <w:tr>
         <w:trPr>
-          <w:trHeight w:hRule="exact" w:val="3691"/>
+          <w:trHeight w:hRule="exact" w:val="3421"/>
         </w:trPr>
         <w:tc>
           <w:tcPr>
@@ -1302,20 +1106,16 @@
                 <w:szCs w:val="20"/>
                 <w:lang w:val="en-US"/>
               </w:rPr>
-              <w:t>{Grower__</w:t>
-            </w:r>
-            <w:proofErr w:type="spellStart"/>
-            <w:proofErr w:type="gramStart"/>
-            <w:r>
-              <w:rPr>
-                <w:sz w:val="20"/>
-                <w:szCs w:val="20"/>
-                <w:lang w:val="en-US"/>
-              </w:rPr>
-              <w:t>c.Name</w:t>
-            </w:r>
-            <w:proofErr w:type="spellEnd"/>
-            <w:proofErr w:type="gramEnd"/>
+              <w:t>{</w:t>
+            </w:r>
+            <w:r>
+              <w:rPr>
+                <w:sz w:val="20"/>
+                <w:szCs w:val="20"/>
+                <w:lang w:val="en-US"/>
+              </w:rPr>
+              <w:t>Contract_Lookup__c.Account__c.Name</w:t>
+            </w:r>
             <w:r>
               <w:rPr>
                 <w:sz w:val="20"/>
@@ -1340,43 +1140,7 @@
                 <w:szCs w:val="20"/>
                 <w:lang w:val="en-US"/>
               </w:rPr>
-              <w:t>{</w:t>
-            </w:r>
-            <w:proofErr w:type="spellStart"/>
-            <w:r>
-              <w:rPr>
-                <w:sz w:val="20"/>
-                <w:szCs w:val="20"/>
-                <w:lang w:val="en-US"/>
-              </w:rPr>
-              <w:t>Invoice__</w:t>
-            </w:r>
-            <w:proofErr w:type="gramStart"/>
-            <w:r>
-              <w:rPr>
-                <w:sz w:val="20"/>
-                <w:szCs w:val="20"/>
-                <w:lang w:val="en-US"/>
-              </w:rPr>
-              <w:t>c.Grower</w:t>
-            </w:r>
-            <w:proofErr w:type="gramEnd"/>
-            <w:r>
-              <w:rPr>
-                <w:sz w:val="20"/>
-                <w:szCs w:val="20"/>
-                <w:lang w:val="en-US"/>
-              </w:rPr>
-              <w:t>_Address__c</w:t>
-            </w:r>
-            <w:proofErr w:type="spellEnd"/>
-            <w:r>
-              <w:rPr>
-                <w:sz w:val="20"/>
-                <w:szCs w:val="20"/>
-                <w:lang w:val="en-US"/>
-              </w:rPr>
-              <w:t>}</w:t>
+              <w:t>{Invoice__c.Grower_Address__c}</w:t>
             </w:r>
           </w:p>
           <w:p>
@@ -1394,43 +1158,7 @@
                 <w:szCs w:val="20"/>
                 <w:lang w:val="en-US"/>
               </w:rPr>
-              <w:t>{</w:t>
-            </w:r>
-            <w:proofErr w:type="spellStart"/>
-            <w:r>
-              <w:rPr>
-                <w:sz w:val="20"/>
-                <w:szCs w:val="20"/>
-                <w:lang w:val="en-US"/>
-              </w:rPr>
-              <w:t>Invoice__</w:t>
-            </w:r>
-            <w:proofErr w:type="gramStart"/>
-            <w:r>
-              <w:rPr>
-                <w:sz w:val="20"/>
-                <w:szCs w:val="20"/>
-                <w:lang w:val="en-US"/>
-              </w:rPr>
-              <w:t>c.Grower</w:t>
-            </w:r>
-            <w:proofErr w:type="gramEnd"/>
-            <w:r>
-              <w:rPr>
-                <w:sz w:val="20"/>
-                <w:szCs w:val="20"/>
-                <w:lang w:val="en-US"/>
-              </w:rPr>
-              <w:t>_Post_Code__c</w:t>
-            </w:r>
-            <w:proofErr w:type="spellEnd"/>
-            <w:r>
-              <w:rPr>
-                <w:sz w:val="20"/>
-                <w:szCs w:val="20"/>
-                <w:lang w:val="en-US"/>
-              </w:rPr>
-              <w:t>}</w:t>
+              <w:t>{Invoice__c.Grower_Post_Code__c}</w:t>
             </w:r>
           </w:p>
           <w:p>
@@ -1449,43 +1177,7 @@
                 <w:szCs w:val="20"/>
                 <w:lang w:val="en-US"/>
               </w:rPr>
-              <w:t>{</w:t>
-            </w:r>
-            <w:proofErr w:type="spellStart"/>
-            <w:r>
-              <w:rPr>
-                <w:sz w:val="20"/>
-                <w:szCs w:val="20"/>
-                <w:lang w:val="en-US"/>
-              </w:rPr>
-              <w:t>Invoice__</w:t>
-            </w:r>
-            <w:proofErr w:type="gramStart"/>
-            <w:r>
-              <w:rPr>
-                <w:sz w:val="20"/>
-                <w:szCs w:val="20"/>
-                <w:lang w:val="en-US"/>
-              </w:rPr>
-              <w:t>c.Supplier</w:t>
-            </w:r>
-            <w:proofErr w:type="gramEnd"/>
-            <w:r>
-              <w:rPr>
-                <w:sz w:val="20"/>
-                <w:szCs w:val="20"/>
-                <w:lang w:val="en-US"/>
-              </w:rPr>
-              <w:t>_VAT_Number__c</w:t>
-            </w:r>
-            <w:proofErr w:type="spellEnd"/>
-            <w:r>
-              <w:rPr>
-                <w:sz w:val="20"/>
-                <w:szCs w:val="20"/>
-                <w:lang w:val="en-US"/>
-              </w:rPr>
-              <w:t>}</w:t>
+              <w:t>{Invoice__c.Supplier_VAT_Number__c}</w:t>
             </w:r>
           </w:p>
         </w:tc>
@@ -1495,9 +1187,9 @@
           </w:tcPr>
           <w:tbl>
             <w:tblPr>
-              <w:tblpPr w:leftFromText="180" w:rightFromText="180" w:vertAnchor="page" w:horzAnchor="page" w:tblpXSpec="right" w:tblpY="2705"/>
+              <w:tblpPr w:leftFromText="180" w:rightFromText="180" w:vertAnchor="page" w:horzAnchor="margin" w:tblpY="1"/>
+              <w:tblOverlap w:val="never"/>
               <w:tblW w:w="0" w:type="auto"/>
-              <w:jc w:val="right"/>
               <w:tblBorders>
                 <w:top w:val="single" w:sz="4" w:space="0" w:color="auto"/>
                 <w:left w:val="single" w:sz="4" w:space="0" w:color="auto"/>
@@ -1515,11 +1207,10 @@
             <w:tr>
               <w:trPr>
                 <w:trHeight w:val="556"/>
-                <w:jc w:val="right"/>
               </w:trPr>
               <w:tc>
                 <w:tcPr>
-                  <w:tcW w:w="1672" w:type="dxa"/>
+                  <w:tcW w:w="1273" w:type="dxa"/>
                 </w:tcPr>
                 <w:p>
                   <w:pPr>
@@ -1545,7 +1236,7 @@
               </w:tc>
               <w:tc>
                 <w:tcPr>
-                  <w:tcW w:w="3517" w:type="dxa"/>
+                  <w:tcW w:w="4177" w:type="dxa"/>
                 </w:tcPr>
                 <w:p>
                   <w:pPr>
@@ -1566,25 +1257,7 @@
                       <w:rFonts w:ascii="Courier New" w:hAnsi="Courier New" w:cs="Courier New"/>
                       <w:bCs/>
                     </w:rPr>
-                    <w:t>{Invoice__</w:t>
-                  </w:r>
-                  <w:proofErr w:type="spellStart"/>
-                  <w:proofErr w:type="gramStart"/>
-                  <w:r>
-                    <w:rPr>
-                      <w:rFonts w:ascii="Courier New" w:hAnsi="Courier New" w:cs="Courier New"/>
-                      <w:bCs/>
-                    </w:rPr>
-                    <w:t>c.Name</w:t>
-                  </w:r>
-                  <w:proofErr w:type="spellEnd"/>
-                  <w:proofErr w:type="gramEnd"/>
-                  <w:r>
-                    <w:rPr>
-                      <w:rFonts w:ascii="Courier New" w:hAnsi="Courier New" w:cs="Courier New"/>
-                      <w:bCs/>
-                    </w:rPr>
-                    <w:t>}</w:t>
+                    <w:t>{Invoice__c.Name}</w:t>
                   </w:r>
                 </w:p>
               </w:tc>
@@ -1592,11 +1265,10 @@
             <w:tr>
               <w:trPr>
                 <w:trHeight w:val="556"/>
-                <w:jc w:val="right"/>
               </w:trPr>
               <w:tc>
                 <w:tcPr>
-                  <w:tcW w:w="1672" w:type="dxa"/>
+                  <w:tcW w:w="1273" w:type="dxa"/>
                 </w:tcPr>
                 <w:p>
                   <w:pPr>
@@ -1622,7 +1294,7 @@
               </w:tc>
               <w:tc>
                 <w:tcPr>
-                  <w:tcW w:w="3517" w:type="dxa"/>
+                  <w:tcW w:w="4177" w:type="dxa"/>
                 </w:tcPr>
                 <w:p>
                   <w:pPr>
@@ -1645,20 +1317,17 @@
                       <w:sz w:val="22"/>
                       <w:szCs w:val="22"/>
                     </w:rPr>
-                    <w:t>{Contract__</w:t>
+                    <w:t>{</w:t>
                   </w:r>
-                  <w:proofErr w:type="spellStart"/>
-                  <w:proofErr w:type="gramStart"/>
                   <w:r>
                     <w:rPr>
                       <w:rFonts w:ascii="Courier New" w:hAnsi="Courier New" w:cs="Courier New"/>
                       <w:sz w:val="22"/>
                       <w:szCs w:val="22"/>
+                      <w:lang w:val="en-US"/>
                     </w:rPr>
-                    <w:t>c.Name</w:t>
+                    <w:t>Contract_Lookup__c.Name</w:t>
                   </w:r>
-                  <w:proofErr w:type="spellEnd"/>
-                  <w:proofErr w:type="gramEnd"/>
                   <w:r>
                     <w:rPr>
                       <w:rFonts w:ascii="Courier New" w:hAnsi="Courier New" w:cs="Courier New"/>
@@ -1673,11 +1342,10 @@
             <w:tr>
               <w:trPr>
                 <w:trHeight w:val="556"/>
-                <w:jc w:val="right"/>
               </w:trPr>
               <w:tc>
                 <w:tcPr>
-                  <w:tcW w:w="1672" w:type="dxa"/>
+                  <w:tcW w:w="1273" w:type="dxa"/>
                 </w:tcPr>
                 <w:p>
                   <w:pPr>
@@ -1703,7 +1371,7 @@
               </w:tc>
               <w:tc>
                 <w:tcPr>
-                  <w:tcW w:w="3517" w:type="dxa"/>
+                  <w:tcW w:w="4177" w:type="dxa"/>
                 </w:tcPr>
                 <w:p>
                   <w:pPr>
@@ -1726,43 +1394,7 @@
                       <w:sz w:val="22"/>
                       <w:szCs w:val="22"/>
                     </w:rPr>
-                    <w:t>{</w:t>
-                  </w:r>
-                  <w:proofErr w:type="spellStart"/>
-                  <w:r>
-                    <w:rPr>
-                      <w:rFonts w:ascii="Courier New" w:hAnsi="Courier New" w:cs="Courier New"/>
-                      <w:sz w:val="22"/>
-                      <w:szCs w:val="22"/>
-                    </w:rPr>
-                    <w:t>Invoice__</w:t>
-                  </w:r>
-                  <w:proofErr w:type="gramStart"/>
-                  <w:r>
-                    <w:rPr>
-                      <w:rFonts w:ascii="Courier New" w:hAnsi="Courier New" w:cs="Courier New"/>
-                      <w:sz w:val="22"/>
-                      <w:szCs w:val="22"/>
-                    </w:rPr>
-                    <w:t>c.Tax</w:t>
-                  </w:r>
-                  <w:proofErr w:type="gramEnd"/>
-                  <w:r>
-                    <w:rPr>
-                      <w:rFonts w:ascii="Courier New" w:hAnsi="Courier New" w:cs="Courier New"/>
-                      <w:sz w:val="22"/>
-                      <w:szCs w:val="22"/>
-                    </w:rPr>
-                    <w:t>_Point__c</w:t>
-                  </w:r>
-                  <w:proofErr w:type="spellEnd"/>
-                  <w:r>
-                    <w:rPr>
-                      <w:rFonts w:ascii="Courier New" w:hAnsi="Courier New" w:cs="Courier New"/>
-                      <w:sz w:val="22"/>
-                      <w:szCs w:val="22"/>
-                    </w:rPr>
-                    <w:t>}</w:t>
+                    <w:t>{Invoice__c.Tax_Point__c}</w:t>
                   </w:r>
                 </w:p>
               </w:tc>
@@ -1770,11 +1402,10 @@
             <w:tr>
               <w:trPr>
                 <w:trHeight w:val="258"/>
-                <w:jc w:val="right"/>
               </w:trPr>
               <w:tc>
                 <w:tcPr>
-                  <w:tcW w:w="1672" w:type="dxa"/>
+                  <w:tcW w:w="1273" w:type="dxa"/>
                 </w:tcPr>
                 <w:p>
                   <w:pPr>
@@ -1800,7 +1431,7 @@
               </w:tc>
               <w:tc>
                 <w:tcPr>
-                  <w:tcW w:w="3517" w:type="dxa"/>
+                  <w:tcW w:w="4177" w:type="dxa"/>
                 </w:tcPr>
                 <w:p>
                   <w:pPr>
@@ -1820,43 +1451,7 @@
                       <w:sz w:val="22"/>
                       <w:szCs w:val="22"/>
                     </w:rPr>
-                    <w:t>{</w:t>
-                  </w:r>
-                  <w:proofErr w:type="spellStart"/>
-                  <w:r>
-                    <w:rPr>
-                      <w:rFonts w:ascii="Courier New" w:hAnsi="Courier New" w:cs="Courier New"/>
-                      <w:sz w:val="22"/>
-                      <w:szCs w:val="22"/>
-                    </w:rPr>
-                    <w:t>Invoice__</w:t>
-                  </w:r>
-                  <w:proofErr w:type="gramStart"/>
-                  <w:r>
-                    <w:rPr>
-                      <w:rFonts w:ascii="Courier New" w:hAnsi="Courier New" w:cs="Courier New"/>
-                      <w:sz w:val="22"/>
-                      <w:szCs w:val="22"/>
-                    </w:rPr>
-                    <w:t>c.Account</w:t>
-                  </w:r>
-                  <w:proofErr w:type="gramEnd"/>
-                  <w:r>
-                    <w:rPr>
-                      <w:rFonts w:ascii="Courier New" w:hAnsi="Courier New" w:cs="Courier New"/>
-                      <w:sz w:val="22"/>
-                      <w:szCs w:val="22"/>
-                    </w:rPr>
-                    <w:t>_Number__c</w:t>
-                  </w:r>
-                  <w:proofErr w:type="spellEnd"/>
-                  <w:r>
-                    <w:rPr>
-                      <w:rFonts w:ascii="Courier New" w:hAnsi="Courier New" w:cs="Courier New"/>
-                      <w:sz w:val="22"/>
-                      <w:szCs w:val="22"/>
-                    </w:rPr>
-                    <w:t>}</w:t>
+                    <w:t>{Invoice__c.Account_Number__c}</w:t>
                   </w:r>
                 </w:p>
               </w:tc>
@@ -1864,11 +1459,10 @@
             <w:tr>
               <w:trPr>
                 <w:trHeight w:val="170"/>
-                <w:jc w:val="right"/>
               </w:trPr>
               <w:tc>
                 <w:tcPr>
-                  <w:tcW w:w="1672" w:type="dxa"/>
+                  <w:tcW w:w="1273" w:type="dxa"/>
                 </w:tcPr>
                 <w:p>
                   <w:pPr>
@@ -1894,7 +1488,7 @@
               </w:tc>
               <w:tc>
                 <w:tcPr>
-                  <w:tcW w:w="3517" w:type="dxa"/>
+                  <w:tcW w:w="4177" w:type="dxa"/>
                 </w:tcPr>
                 <w:p>
                   <w:pPr>
@@ -2260,11 +1854,9 @@
                 <w:rFonts w:ascii="Courier New" w:hAnsi="Courier New" w:cs="Courier New"/>
                 <w:sz w:val="22"/>
                 <w:szCs w:val="22"/>
-                <w:lang w:val="en-US"/>
-              </w:rPr>
-              <w:t>{</w:t>
-            </w:r>
-            <w:proofErr w:type="spellStart"/>
+              </w:rPr>
+              <w:t>{#invoice_line_rows}</w:t>
+            </w:r>
             <w:r>
               <w:rPr>
                 <w:rFonts w:ascii="Courier New" w:hAnsi="Courier New" w:cs="Courier New"/>
@@ -2272,9 +1864,8 @@
                 <w:szCs w:val="22"/>
                 <w:lang w:val="en-US"/>
               </w:rPr>
-              <w:t>Invoice_Line__</w:t>
-            </w:r>
-            <w:proofErr w:type="gramStart"/>
+              <w:t>{</w:t>
+            </w:r>
             <w:r>
               <w:rPr>
                 <w:rFonts w:ascii="Courier New" w:hAnsi="Courier New" w:cs="Courier New"/>
@@ -2282,19 +1873,8 @@
                 <w:szCs w:val="22"/>
                 <w:lang w:val="en-US"/>
               </w:rPr>
-              <w:t>c.Delivery</w:t>
-            </w:r>
-            <w:proofErr w:type="gramEnd"/>
-            <w:r>
-              <w:rPr>
-                <w:rFonts w:ascii="Courier New" w:hAnsi="Courier New" w:cs="Courier New"/>
-                <w:sz w:val="22"/>
-                <w:szCs w:val="22"/>
-                <w:lang w:val="en-US"/>
-              </w:rPr>
-              <w:t>_Date__c</w:t>
-            </w:r>
-            <w:proofErr w:type="spellEnd"/>
+              <w:t>Invoice_Line__c.Delivery_Date__c</w:t>
+            </w:r>
             <w:r>
               <w:rPr>
                 <w:rFonts w:ascii="Courier New" w:hAnsi="Courier New" w:cs="Courier New"/>
@@ -2342,37 +1922,15 @@
               </w:rPr>
               <w:t>{</w:t>
             </w:r>
-            <w:proofErr w:type="spellStart"/>
-            <w:r>
-              <w:rPr>
-                <w:rFonts w:ascii="Courier New" w:hAnsi="Courier New" w:cs="Courier New"/>
-                <w:sz w:val="20"/>
-                <w:szCs w:val="20"/>
-                <w:lang w:val="en-US"/>
-              </w:rPr>
-              <w:t>Invoice_Line__</w:t>
-            </w:r>
-            <w:proofErr w:type="gramStart"/>
-            <w:r>
-              <w:rPr>
-                <w:rFonts w:ascii="Courier New" w:hAnsi="Courier New" w:cs="Courier New"/>
-                <w:sz w:val="20"/>
-                <w:szCs w:val="20"/>
-                <w:lang w:val="en-US"/>
-              </w:rPr>
-              <w:t>c.Movement</w:t>
-            </w:r>
-            <w:proofErr w:type="gramEnd"/>
-            <w:r>
-              <w:rPr>
-                <w:rFonts w:ascii="Courier New" w:hAnsi="Courier New" w:cs="Courier New"/>
-                <w:sz w:val="20"/>
-                <w:szCs w:val="20"/>
-                <w:lang w:val="en-US"/>
-              </w:rPr>
-              <w:t>__c.W_T_No__c</w:t>
-            </w:r>
-            <w:proofErr w:type="spellEnd"/>
+            <w:r>
+              <w:rPr>
+                <w:rFonts w:ascii="Courier New" w:hAnsi="Courier New" w:cs="Courier New"/>
+                <w:sz w:val="20"/>
+                <w:szCs w:val="20"/>
+                <w:lang w:val="en-US"/>
+              </w:rPr>
+              <w:t>Invoice_Line__c.Movement__c.W_T_No__c</w:t>
+            </w:r>
             <w:r>
               <w:rPr>
                 <w:rFonts w:ascii="Courier New" w:hAnsi="Courier New" w:cs="Courier New"/>
@@ -2409,37 +1967,15 @@
               </w:rPr>
               <w:t>{</w:t>
             </w:r>
-            <w:proofErr w:type="spellStart"/>
-            <w:r>
-              <w:rPr>
-                <w:rFonts w:ascii="Courier New" w:hAnsi="Courier New" w:cs="Courier New"/>
-                <w:sz w:val="20"/>
-                <w:szCs w:val="20"/>
-                <w:lang w:val="en-US"/>
-              </w:rPr>
-              <w:t>Invoice_Line__</w:t>
-            </w:r>
-            <w:proofErr w:type="gramStart"/>
-            <w:r>
-              <w:rPr>
-                <w:rFonts w:ascii="Courier New" w:hAnsi="Courier New" w:cs="Courier New"/>
-                <w:sz w:val="20"/>
-                <w:szCs w:val="20"/>
-                <w:lang w:val="en-US"/>
-              </w:rPr>
-              <w:t>c.Movement</w:t>
-            </w:r>
-            <w:proofErr w:type="gramEnd"/>
-            <w:r>
-              <w:rPr>
-                <w:rFonts w:ascii="Courier New" w:hAnsi="Courier New" w:cs="Courier New"/>
-                <w:sz w:val="20"/>
-                <w:szCs w:val="20"/>
-                <w:lang w:val="en-US"/>
-              </w:rPr>
-              <w:t>__c.Tonnage__c</w:t>
-            </w:r>
-            <w:proofErr w:type="spellEnd"/>
+            <w:r>
+              <w:rPr>
+                <w:rFonts w:ascii="Courier New" w:hAnsi="Courier New" w:cs="Courier New"/>
+                <w:sz w:val="20"/>
+                <w:szCs w:val="20"/>
+                <w:lang w:val="en-US"/>
+              </w:rPr>
+              <w:t>Invoice_Line__c.Movement__c.Tonnage__c</w:t>
+            </w:r>
             <w:r>
               <w:rPr>
                 <w:rFonts w:ascii="Courier New" w:hAnsi="Courier New" w:cs="Courier New"/>
@@ -2475,120 +2011,29 @@
                 <w:szCs w:val="20"/>
                 <w:lang w:val="en-US"/>
               </w:rPr>
-              <w:t>{Invoice_Line__</w:t>
-            </w:r>
-            <w:proofErr w:type="gramStart"/>
-            <w:r>
-              <w:rPr>
-                <w:rFonts w:ascii="Courier New" w:hAnsi="Courier New" w:cs="Courier New"/>
-                <w:sz w:val="20"/>
-                <w:szCs w:val="20"/>
-                <w:lang w:val="en-US"/>
-              </w:rPr>
-              <w:t>c.</w:t>
-            </w:r>
-            <w:proofErr w:type="spellStart"/>
-            <w:r>
-              <w:rPr>
-                <w:rFonts w:ascii="Courier New" w:hAnsi="Courier New" w:cs="Courier New"/>
-                <w:sz w:val="20"/>
-                <w:szCs w:val="20"/>
-                <w:lang w:val="en-US"/>
-              </w:rPr>
-              <w:t>Haulier</w:t>
-            </w:r>
-            <w:proofErr w:type="spellEnd"/>
-            <w:proofErr w:type="gramEnd"/>
-            <w:r>
-              <w:rPr>
-                <w:rFonts w:ascii="Courier New" w:hAnsi="Courier New" w:cs="Courier New"/>
-                <w:sz w:val="20"/>
-                <w:szCs w:val="20"/>
-                <w:lang w:val="en-US"/>
-              </w:rPr>
-              <w:t>__</w:t>
-            </w:r>
-            <w:proofErr w:type="spellStart"/>
-            <w:r>
-              <w:rPr>
-                <w:rFonts w:ascii="Courier New" w:hAnsi="Courier New" w:cs="Courier New"/>
-                <w:sz w:val="20"/>
-                <w:szCs w:val="20"/>
-                <w:lang w:val="en-US"/>
-              </w:rPr>
-              <w:t>c.Name</w:t>
-            </w:r>
-            <w:proofErr w:type="spellEnd"/>
-            <w:r>
-              <w:rPr>
-                <w:rFonts w:ascii="Courier New" w:hAnsi="Courier New" w:cs="Courier New"/>
-                <w:sz w:val="20"/>
-                <w:szCs w:val="20"/>
-                <w:lang w:val="en-US"/>
-              </w:rPr>
-              <w:t>}</w:t>
-            </w:r>
-          </w:p>
-          <w:p>
-            <w:pPr>
-              <w:widowControl w:val="0"/>
-              <w:autoSpaceDE w:val="0"/>
-              <w:autoSpaceDN w:val="0"/>
-              <w:adjustRightInd w:val="0"/>
-              <w:rPr>
-                <w:rFonts w:ascii="Courier New" w:hAnsi="Courier New" w:cs="Courier New"/>
-                <w:sz w:val="20"/>
-                <w:szCs w:val="20"/>
-              </w:rPr>
-            </w:pPr>
-            <w:r>
-              <w:rPr>
-                <w:rFonts w:ascii="Courier New" w:hAnsi="Courier New" w:cs="Courier New"/>
-                <w:sz w:val="20"/>
-                <w:szCs w:val="20"/>
-                <w:lang w:val="en-US"/>
-              </w:rPr>
-              <w:t>{</w:t>
-            </w:r>
-            <w:proofErr w:type="spellStart"/>
-            <w:r>
-              <w:rPr>
-                <w:rFonts w:ascii="Courier New" w:hAnsi="Courier New" w:cs="Courier New"/>
-                <w:sz w:val="20"/>
-                <w:szCs w:val="20"/>
-                <w:lang w:val="en-US"/>
-              </w:rPr>
-              <w:t>Invoice_Line__</w:t>
-            </w:r>
-            <w:proofErr w:type="gramStart"/>
-            <w:r>
-              <w:rPr>
-                <w:rFonts w:ascii="Courier New" w:hAnsi="Courier New" w:cs="Courier New"/>
-                <w:sz w:val="20"/>
-                <w:szCs w:val="20"/>
-                <w:lang w:val="en-US"/>
-              </w:rPr>
-              <w:t>c.Reg</w:t>
-            </w:r>
-            <w:proofErr w:type="gramEnd"/>
-            <w:r>
-              <w:rPr>
-                <w:rFonts w:ascii="Courier New" w:hAnsi="Courier New" w:cs="Courier New"/>
-                <w:sz w:val="20"/>
-                <w:szCs w:val="20"/>
-                <w:lang w:val="en-US"/>
-              </w:rPr>
-              <w:t>_No__c</w:t>
-            </w:r>
-            <w:proofErr w:type="spellEnd"/>
-            <w:r>
-              <w:rPr>
-                <w:rFonts w:ascii="Courier New" w:hAnsi="Courier New" w:cs="Courier New"/>
-                <w:sz w:val="20"/>
-                <w:szCs w:val="20"/>
-                <w:lang w:val="en-US"/>
-              </w:rPr>
-              <w:t>}</w:t>
+              <w:t>{Invoice_Line__c.Haulier__c.Name}</w:t>
+            </w:r>
+          </w:p>
+          <w:p>
+            <w:pPr>
+              <w:widowControl w:val="0"/>
+              <w:autoSpaceDE w:val="0"/>
+              <w:autoSpaceDN w:val="0"/>
+              <w:adjustRightInd w:val="0"/>
+              <w:rPr>
+                <w:rFonts w:ascii="Courier New" w:hAnsi="Courier New" w:cs="Courier New"/>
+                <w:sz w:val="20"/>
+                <w:szCs w:val="20"/>
+              </w:rPr>
+            </w:pPr>
+            <w:r>
+              <w:rPr>
+                <w:rFonts w:ascii="Courier New" w:hAnsi="Courier New" w:cs="Courier New"/>
+                <w:sz w:val="20"/>
+                <w:szCs w:val="20"/>
+                <w:lang w:val="en-US"/>
+              </w:rPr>
+              <w:t>{Invoice_Line__c.Reg_No__c}</w:t>
             </w:r>
           </w:p>
         </w:tc>
@@ -2615,47 +2060,7 @@
                 <w:szCs w:val="20"/>
                 <w:lang w:val="en-US"/>
               </w:rPr>
-              <w:t>{</w:t>
-            </w:r>
-            <w:proofErr w:type="spellStart"/>
-            <w:r>
-              <w:rPr>
-                <w:rFonts w:ascii="Courier New" w:hAnsi="Courier New" w:cs="Courier New"/>
-                <w:sz w:val="20"/>
-                <w:szCs w:val="20"/>
-                <w:lang w:val="en-US"/>
-              </w:rPr>
-              <w:t>Invoice_Line__</w:t>
-            </w:r>
-            <w:proofErr w:type="gramStart"/>
-            <w:r>
-              <w:rPr>
-                <w:rFonts w:ascii="Courier New" w:hAnsi="Courier New" w:cs="Courier New"/>
-                <w:sz w:val="20"/>
-                <w:szCs w:val="20"/>
-                <w:lang w:val="en-US"/>
-              </w:rPr>
-              <w:t>c.Line</w:t>
-            </w:r>
-            <w:proofErr w:type="gramEnd"/>
-            <w:r>
-              <w:rPr>
-                <w:rFonts w:ascii="Courier New" w:hAnsi="Courier New" w:cs="Courier New"/>
-                <w:sz w:val="20"/>
-                <w:szCs w:val="20"/>
-                <w:lang w:val="en-US"/>
-              </w:rPr>
-              <w:t>_Text__c</w:t>
-            </w:r>
-            <w:proofErr w:type="spellEnd"/>
-            <w:r>
-              <w:rPr>
-                <w:rFonts w:ascii="Courier New" w:hAnsi="Courier New" w:cs="Courier New"/>
-                <w:sz w:val="20"/>
-                <w:szCs w:val="20"/>
-                <w:lang w:val="en-US"/>
-              </w:rPr>
-              <w:t>}</w:t>
+              <w:t>{Invoice_Line__c.Line_Text__c}</w:t>
             </w:r>
           </w:p>
         </w:tc>
@@ -2700,47 +2105,7 @@
                 <w:szCs w:val="20"/>
                 <w:lang w:val="en-US"/>
               </w:rPr>
-              <w:t>{</w:t>
-            </w:r>
-            <w:proofErr w:type="spellStart"/>
-            <w:r>
-              <w:rPr>
-                <w:rFonts w:ascii="Courier New" w:hAnsi="Courier New" w:cs="Courier New"/>
-                <w:sz w:val="20"/>
-                <w:szCs w:val="20"/>
-                <w:lang w:val="en-US"/>
-              </w:rPr>
-              <w:t>Invoice_Line__</w:t>
-            </w:r>
-            <w:proofErr w:type="gramStart"/>
-            <w:r>
-              <w:rPr>
-                <w:rFonts w:ascii="Courier New" w:hAnsi="Courier New" w:cs="Courier New"/>
-                <w:sz w:val="20"/>
-                <w:szCs w:val="20"/>
-                <w:lang w:val="en-US"/>
-              </w:rPr>
-              <w:t>c.Unit</w:t>
-            </w:r>
-            <w:proofErr w:type="gramEnd"/>
-            <w:r>
-              <w:rPr>
-                <w:rFonts w:ascii="Courier New" w:hAnsi="Courier New" w:cs="Courier New"/>
-                <w:sz w:val="20"/>
-                <w:szCs w:val="20"/>
-                <w:lang w:val="en-US"/>
-              </w:rPr>
-              <w:t>_Price__c</w:t>
-            </w:r>
-            <w:proofErr w:type="spellEnd"/>
-            <w:r>
-              <w:rPr>
-                <w:rFonts w:ascii="Courier New" w:hAnsi="Courier New" w:cs="Courier New"/>
-                <w:sz w:val="20"/>
-                <w:szCs w:val="20"/>
-                <w:lang w:val="en-US"/>
-              </w:rPr>
-              <w:t>}</w:t>
+              <w:t>{Invoice_Line__c.Unit_Price__c}</w:t>
             </w:r>
           </w:p>
         </w:tc>
@@ -2767,47 +2132,7 @@
                 <w:szCs w:val="20"/>
                 <w:lang w:val="en-US"/>
               </w:rPr>
-              <w:t>{</w:t>
-            </w:r>
-            <w:proofErr w:type="spellStart"/>
-            <w:r>
-              <w:rPr>
-                <w:rFonts w:ascii="Courier New" w:hAnsi="Courier New" w:cs="Courier New"/>
-                <w:sz w:val="20"/>
-                <w:szCs w:val="20"/>
-                <w:lang w:val="en-US"/>
-              </w:rPr>
-              <w:t>Invoice_Line__</w:t>
-            </w:r>
-            <w:proofErr w:type="gramStart"/>
-            <w:r>
-              <w:rPr>
-                <w:rFonts w:ascii="Courier New" w:hAnsi="Courier New" w:cs="Courier New"/>
-                <w:sz w:val="20"/>
-                <w:szCs w:val="20"/>
-                <w:lang w:val="en-US"/>
-              </w:rPr>
-              <w:t>c.Pre</w:t>
-            </w:r>
-            <w:proofErr w:type="gramEnd"/>
-            <w:r>
-              <w:rPr>
-                <w:rFonts w:ascii="Courier New" w:hAnsi="Courier New" w:cs="Courier New"/>
-                <w:sz w:val="20"/>
-                <w:szCs w:val="20"/>
-                <w:lang w:val="en-US"/>
-              </w:rPr>
-              <w:t>_VAT_Total__c</w:t>
-            </w:r>
-            <w:proofErr w:type="spellEnd"/>
-            <w:r>
-              <w:rPr>
-                <w:rFonts w:ascii="Courier New" w:hAnsi="Courier New" w:cs="Courier New"/>
-                <w:sz w:val="20"/>
-                <w:szCs w:val="20"/>
-                <w:lang w:val="en-US"/>
-              </w:rPr>
-              <w:t>}</w:t>
+              <w:t>{Invoice_Line__c.Pre_VAT_Total__c}</w:t>
             </w:r>
           </w:p>
         </w:tc>
@@ -2825,36 +2150,25 @@
                 <w:rFonts w:ascii="Courier New" w:hAnsi="Courier New" w:cs="Courier New"/>
                 <w:sz w:val="20"/>
                 <w:szCs w:val="20"/>
-              </w:rPr>
-            </w:pPr>
-            <w:r>
-              <w:rPr>
-                <w:rFonts w:ascii="Courier New" w:hAnsi="Courier New" w:cs="Courier New"/>
-                <w:sz w:val="20"/>
-                <w:szCs w:val="20"/>
-                <w:lang w:val="en-US"/>
-              </w:rPr>
-              <w:t>{</w:t>
-            </w:r>
-            <w:proofErr w:type="spellStart"/>
-            <w:r>
-              <w:rPr>
-                <w:rFonts w:ascii="Courier New" w:hAnsi="Courier New" w:cs="Courier New"/>
-                <w:sz w:val="20"/>
-                <w:szCs w:val="20"/>
-                <w:lang w:val="en-US"/>
-              </w:rPr>
-              <w:t>Invoice_Line__c.VAT_Amount__c</w:t>
-            </w:r>
-            <w:proofErr w:type="spellEnd"/>
-            <w:r>
-              <w:rPr>
-                <w:rFonts w:ascii="Courier New" w:hAnsi="Courier New" w:cs="Courier New"/>
-                <w:sz w:val="20"/>
-                <w:szCs w:val="20"/>
-                <w:lang w:val="en-US"/>
-              </w:rPr>
-              <w:t>}</w:t>
+                <w:lang w:val="ru-RU"/>
+              </w:rPr>
+            </w:pPr>
+            <w:r>
+              <w:rPr>
+                <w:rFonts w:ascii="Courier New" w:hAnsi="Courier New" w:cs="Courier New"/>
+                <w:sz w:val="20"/>
+                <w:szCs w:val="20"/>
+                <w:lang w:val="en-US"/>
+              </w:rPr>
+              <w:t>{Invoice_Line__c.VAT_Amount__c}</w:t>
+            </w:r>
+            <w:r>
+              <w:rPr>
+                <w:rFonts w:ascii="Courier New" w:hAnsi="Courier New" w:cs="Courier New"/>
+                <w:sz w:val="20"/>
+                <w:szCs w:val="20"/>
+              </w:rPr>
+              <w:t>{/invoice_line_rows}</w:t>
             </w:r>
           </w:p>
         </w:tc>
@@ -2930,47 +2244,7 @@
                 <w:szCs w:val="20"/>
                 <w:lang w:val="en-US"/>
               </w:rPr>
-              <w:t>{</w:t>
-            </w:r>
-            <w:proofErr w:type="spellStart"/>
-            <w:r>
-              <w:rPr>
-                <w:rFonts w:ascii="Courier New" w:hAnsi="Courier New" w:cs="Courier New"/>
-                <w:sz w:val="20"/>
-                <w:szCs w:val="20"/>
-                <w:lang w:val="en-US"/>
-              </w:rPr>
-              <w:t>Invoice__</w:t>
-            </w:r>
-            <w:proofErr w:type="gramStart"/>
-            <w:r>
-              <w:rPr>
-                <w:rFonts w:ascii="Courier New" w:hAnsi="Courier New" w:cs="Courier New"/>
-                <w:sz w:val="20"/>
-                <w:szCs w:val="20"/>
-                <w:lang w:val="en-US"/>
-              </w:rPr>
-              <w:t>c.Tonnage</w:t>
-            </w:r>
-            <w:proofErr w:type="gramEnd"/>
-            <w:r>
-              <w:rPr>
-                <w:rFonts w:ascii="Courier New" w:hAnsi="Courier New" w:cs="Courier New"/>
-                <w:sz w:val="20"/>
-                <w:szCs w:val="20"/>
-                <w:lang w:val="en-US"/>
-              </w:rPr>
-              <w:t>__c</w:t>
-            </w:r>
-            <w:proofErr w:type="spellEnd"/>
-            <w:r>
-              <w:rPr>
-                <w:rFonts w:ascii="Courier New" w:hAnsi="Courier New" w:cs="Courier New"/>
-                <w:sz w:val="20"/>
-                <w:szCs w:val="20"/>
-                <w:lang w:val="en-US"/>
-              </w:rPr>
-              <w:t>}</w:t>
+              <w:t>{Invoice__c.Tonnage__c}</w:t>
             </w:r>
           </w:p>
         </w:tc>
@@ -3068,44 +2342,16 @@
                 <w:sz w:val="20"/>
                 <w:szCs w:val="20"/>
               </w:rPr>
-              <w:t>{</w:t>
-            </w:r>
-            <w:proofErr w:type="spellStart"/>
-            <w:r>
-              <w:rPr>
-                <w:rFonts w:ascii="Courier New" w:hAnsi="Courier New" w:cs="Courier New"/>
-                <w:sz w:val="20"/>
-                <w:szCs w:val="20"/>
-              </w:rPr>
-              <w:t>Invoice__</w:t>
-            </w:r>
-            <w:proofErr w:type="gramStart"/>
-            <w:r>
-              <w:rPr>
-                <w:rFonts w:ascii="Courier New" w:hAnsi="Courier New" w:cs="Courier New"/>
-                <w:sz w:val="20"/>
-                <w:szCs w:val="20"/>
-              </w:rPr>
-              <w:t>c.</w:t>
-            </w:r>
-            <w:r>
-              <w:rPr>
-                <w:rFonts w:ascii="Courier New" w:hAnsi="Courier New" w:cs="Courier New"/>
-                <w:sz w:val="20"/>
-                <w:szCs w:val="20"/>
-              </w:rPr>
-              <w:t>Pre</w:t>
-            </w:r>
-            <w:proofErr w:type="gramEnd"/>
-            <w:r>
-              <w:rPr>
-                <w:rFonts w:ascii="Courier New" w:hAnsi="Courier New" w:cs="Courier New"/>
-                <w:sz w:val="20"/>
-                <w:szCs w:val="20"/>
-              </w:rPr>
-              <w:t>_VAT_Total_Purchase__c</w:t>
-            </w:r>
-            <w:proofErr w:type="spellEnd"/>
+              <w:t>{Invoice__c.</w:t>
+            </w:r>
+            <w:r>
+              <w:rPr>
+                <w:rFonts w:ascii="Courier New" w:hAnsi="Courier New" w:cs="Courier New"/>
+                <w:sz w:val="20"/>
+                <w:szCs w:val="20"/>
+              </w:rPr>
+              <w:t>Pre_VAT_Total_Purchase__c</w:t>
+            </w:r>
             <w:r>
               <w:rPr>
                 <w:rFonts w:ascii="Courier New" w:hAnsi="Courier New" w:cs="Courier New"/>
@@ -3161,6 +2407,684 @@
         </w:rPr>
       </w:pPr>
     </w:p>
+    <w:tbl>
+      <w:tblPr>
+        <w:tblpPr w:leftFromText="180" w:rightFromText="180" w:vertAnchor="text" w:horzAnchor="margin" w:tblpXSpec="right" w:tblpY="357"/>
+        <w:tblW w:w="5379" w:type="dxa"/>
+        <w:tblBorders>
+          <w:top w:val="single" w:sz="4" w:space="0" w:color="auto"/>
+          <w:left w:val="single" w:sz="4" w:space="0" w:color="auto"/>
+          <w:bottom w:val="single" w:sz="4" w:space="0" w:color="auto"/>
+          <w:right w:val="single" w:sz="4" w:space="0" w:color="auto"/>
+          <w:insideH w:val="single" w:sz="4" w:space="0" w:color="auto"/>
+          <w:insideV w:val="single" w:sz="4" w:space="0" w:color="auto"/>
+        </w:tblBorders>
+        <w:tblLayout w:type="fixed"/>
+        <w:tblLook w:val="01E0" w:firstRow="1" w:lastRow="1" w:firstColumn="1" w:lastColumn="1" w:noHBand="0" w:noVBand="0"/>
+      </w:tblPr>
+      <w:tblGrid>
+        <w:gridCol w:w="1239"/>
+        <w:gridCol w:w="1350"/>
+        <w:gridCol w:w="1350"/>
+        <w:gridCol w:w="1440"/>
+      </w:tblGrid>
+      <w:tr>
+        <w:tc>
+          <w:tcPr>
+            <w:tcW w:w="1239" w:type="dxa"/>
+          </w:tcPr>
+          <w:p>
+            <w:pPr>
+              <w:widowControl w:val="0"/>
+              <w:autoSpaceDE w:val="0"/>
+              <w:autoSpaceDN w:val="0"/>
+              <w:adjustRightInd w:val="0"/>
+              <w:rPr>
+                <w:rFonts w:ascii="Courier New" w:hAnsi="Courier New" w:cs="Courier New"/>
+                <w:sz w:val="20"/>
+                <w:szCs w:val="20"/>
+              </w:rPr>
+            </w:pPr>
+            <w:r>
+              <w:rPr>
+                <w:rFonts w:ascii="Courier New" w:hAnsi="Courier New" w:cs="Courier New"/>
+                <w:sz w:val="20"/>
+                <w:szCs w:val="20"/>
+              </w:rPr>
+              <w:t>H. G. C. A. Levy</w:t>
+            </w:r>
+          </w:p>
+        </w:tc>
+        <w:tc>
+          <w:tcPr>
+            <w:tcW w:w="1350" w:type="dxa"/>
+          </w:tcPr>
+          <w:p>
+            <w:pPr>
+              <w:widowControl w:val="0"/>
+              <w:autoSpaceDE w:val="0"/>
+              <w:autoSpaceDN w:val="0"/>
+              <w:adjustRightInd w:val="0"/>
+              <w:rPr>
+                <w:rFonts w:ascii="Courier New" w:hAnsi="Courier New" w:cs="Courier New"/>
+                <w:sz w:val="20"/>
+                <w:szCs w:val="20"/>
+              </w:rPr>
+            </w:pPr>
+            <w:r>
+              <w:rPr>
+                <w:rFonts w:ascii="Courier New" w:hAnsi="Courier New" w:cs="Courier New"/>
+                <w:sz w:val="20"/>
+                <w:szCs w:val="20"/>
+                <w:lang w:val="en-US"/>
+              </w:rPr>
+              <w:t>{Invoice_Line__c.</w:t>
+            </w:r>
+            <w:r>
+              <w:rPr>
+                <w:rFonts w:ascii="Courier New" w:hAnsi="Courier New" w:cs="Courier New"/>
+                <w:sz w:val="20"/>
+                <w:szCs w:val="20"/>
+                <w:lang w:val="en-US"/>
+              </w:rPr>
+              <w:t>Unit_Price__c</w:t>
+            </w:r>
+            <w:r>
+              <w:rPr>
+                <w:rFonts w:ascii="Courier New" w:hAnsi="Courier New" w:cs="Courier New"/>
+                <w:sz w:val="20"/>
+                <w:szCs w:val="20"/>
+                <w:lang w:val="en-US"/>
+              </w:rPr>
+              <w:t>_1</w:t>
+            </w:r>
+            <w:r>
+              <w:rPr>
+                <w:rFonts w:ascii="Courier New" w:hAnsi="Courier New" w:cs="Courier New"/>
+                <w:sz w:val="20"/>
+                <w:szCs w:val="20"/>
+                <w:lang w:val="en-US"/>
+              </w:rPr>
+              <w:t>}</w:t>
+            </w:r>
+          </w:p>
+        </w:tc>
+        <w:tc>
+          <w:tcPr>
+            <w:tcW w:w="1350" w:type="dxa"/>
+          </w:tcPr>
+          <w:p>
+            <w:pPr>
+              <w:widowControl w:val="0"/>
+              <w:autoSpaceDE w:val="0"/>
+              <w:autoSpaceDN w:val="0"/>
+              <w:adjustRightInd w:val="0"/>
+              <w:rPr>
+                <w:rFonts w:ascii="Courier New" w:hAnsi="Courier New" w:cs="Courier New"/>
+                <w:sz w:val="20"/>
+                <w:szCs w:val="20"/>
+              </w:rPr>
+            </w:pPr>
+            <w:r>
+              <w:rPr>
+                <w:rFonts w:ascii="Courier New" w:hAnsi="Courier New" w:cs="Courier New"/>
+                <w:sz w:val="20"/>
+                <w:szCs w:val="20"/>
+                <w:lang w:val="en-US"/>
+              </w:rPr>
+              <w:t>{Invoice_Line__c.</w:t>
+            </w:r>
+            <w:r>
+              <w:rPr>
+                <w:rFonts w:ascii="Courier New" w:hAnsi="Courier New" w:cs="Courier New"/>
+                <w:sz w:val="20"/>
+                <w:szCs w:val="20"/>
+                <w:lang w:val="en-US"/>
+              </w:rPr>
+              <w:t>Unit_Price__c</w:t>
+            </w:r>
+            <w:r>
+              <w:rPr>
+                <w:rFonts w:ascii="Courier New" w:hAnsi="Courier New" w:cs="Courier New"/>
+                <w:sz w:val="20"/>
+                <w:szCs w:val="20"/>
+                <w:lang w:val="en-US"/>
+              </w:rPr>
+              <w:t>_</w:t>
+            </w:r>
+            <w:r>
+              <w:rPr>
+                <w:rFonts w:ascii="Courier New" w:hAnsi="Courier New" w:cs="Courier New"/>
+                <w:sz w:val="20"/>
+                <w:szCs w:val="20"/>
+                <w:lang w:val="en-US"/>
+              </w:rPr>
+              <w:t>2</w:t>
+            </w:r>
+            <w:r>
+              <w:rPr>
+                <w:rFonts w:ascii="Courier New" w:hAnsi="Courier New" w:cs="Courier New"/>
+                <w:sz w:val="20"/>
+                <w:szCs w:val="20"/>
+                <w:lang w:val="en-US"/>
+              </w:rPr>
+              <w:t>}</w:t>
+            </w:r>
+          </w:p>
+        </w:tc>
+        <w:tc>
+          <w:tcPr>
+            <w:tcW w:w="1440" w:type="dxa"/>
+          </w:tcPr>
+          <w:p>
+            <w:pPr>
+              <w:widowControl w:val="0"/>
+              <w:autoSpaceDE w:val="0"/>
+              <w:autoSpaceDN w:val="0"/>
+              <w:adjustRightInd w:val="0"/>
+              <w:rPr>
+                <w:rFonts w:ascii="Courier New" w:hAnsi="Courier New" w:cs="Courier New"/>
+                <w:sz w:val="20"/>
+                <w:szCs w:val="20"/>
+              </w:rPr>
+            </w:pPr>
+            <w:r>
+              <w:rPr>
+                <w:rFonts w:ascii="Courier New" w:hAnsi="Courier New" w:cs="Courier New"/>
+                <w:sz w:val="20"/>
+                <w:szCs w:val="20"/>
+                <w:lang w:val="en-US"/>
+              </w:rPr>
+              <w:t>{Invoice_Line__c.</w:t>
+            </w:r>
+            <w:r>
+              <w:rPr>
+                <w:rFonts w:ascii="Courier New" w:hAnsi="Courier New" w:cs="Courier New"/>
+                <w:sz w:val="20"/>
+                <w:szCs w:val="20"/>
+                <w:lang w:val="en-US"/>
+              </w:rPr>
+              <w:t>Unit_Price__c</w:t>
+            </w:r>
+            <w:r>
+              <w:rPr>
+                <w:rFonts w:ascii="Courier New" w:hAnsi="Courier New" w:cs="Courier New"/>
+                <w:sz w:val="20"/>
+                <w:szCs w:val="20"/>
+                <w:lang w:val="en-US"/>
+              </w:rPr>
+              <w:t>_</w:t>
+            </w:r>
+            <w:r>
+              <w:rPr>
+                <w:rFonts w:ascii="Courier New" w:hAnsi="Courier New" w:cs="Courier New"/>
+                <w:sz w:val="20"/>
+                <w:szCs w:val="20"/>
+                <w:lang w:val="en-US"/>
+              </w:rPr>
+              <w:t>3</w:t>
+            </w:r>
+            <w:r>
+              <w:rPr>
+                <w:rFonts w:ascii="Courier New" w:hAnsi="Courier New" w:cs="Courier New"/>
+                <w:sz w:val="20"/>
+                <w:szCs w:val="20"/>
+                <w:lang w:val="en-US"/>
+              </w:rPr>
+              <w:t>}</w:t>
+            </w:r>
+          </w:p>
+        </w:tc>
+      </w:tr>
+      <w:tr>
+        <w:tc>
+          <w:tcPr>
+            <w:tcW w:w="1239" w:type="dxa"/>
+          </w:tcPr>
+          <w:p>
+            <w:pPr>
+              <w:widowControl w:val="0"/>
+              <w:autoSpaceDE w:val="0"/>
+              <w:autoSpaceDN w:val="0"/>
+              <w:adjustRightInd w:val="0"/>
+              <w:rPr>
+                <w:rFonts w:ascii="Courier New" w:hAnsi="Courier New" w:cs="Courier New"/>
+                <w:sz w:val="20"/>
+                <w:szCs w:val="20"/>
+              </w:rPr>
+            </w:pPr>
+            <w:r>
+              <w:rPr>
+                <w:rFonts w:ascii="Courier New" w:hAnsi="Courier New" w:cs="Courier New"/>
+                <w:sz w:val="20"/>
+                <w:szCs w:val="20"/>
+              </w:rPr>
+              <w:t>Credit Insurance Levy</w:t>
+            </w:r>
+          </w:p>
+        </w:tc>
+        <w:tc>
+          <w:tcPr>
+            <w:tcW w:w="1350" w:type="dxa"/>
+          </w:tcPr>
+          <w:p>
+            <w:pPr>
+              <w:widowControl w:val="0"/>
+              <w:autoSpaceDE w:val="0"/>
+              <w:autoSpaceDN w:val="0"/>
+              <w:adjustRightInd w:val="0"/>
+              <w:rPr>
+                <w:rFonts w:ascii="Courier New" w:hAnsi="Courier New" w:cs="Courier New"/>
+                <w:sz w:val="20"/>
+                <w:szCs w:val="20"/>
+              </w:rPr>
+            </w:pPr>
+            <w:r>
+              <w:rPr>
+                <w:rFonts w:ascii="Courier New" w:hAnsi="Courier New" w:cs="Courier New"/>
+                <w:sz w:val="20"/>
+                <w:szCs w:val="20"/>
+                <w:lang w:val="en-US"/>
+              </w:rPr>
+              <w:t>{Invoice_Line__c.</w:t>
+            </w:r>
+            <w:r>
+              <w:rPr>
+                <w:rFonts w:ascii="Courier New" w:hAnsi="Courier New" w:cs="Courier New"/>
+                <w:sz w:val="20"/>
+                <w:szCs w:val="20"/>
+                <w:lang w:val="en-US"/>
+              </w:rPr>
+              <w:t>Pre_VAT_Total__c</w:t>
+            </w:r>
+            <w:r>
+              <w:rPr>
+                <w:rFonts w:ascii="Courier New" w:hAnsi="Courier New" w:cs="Courier New"/>
+                <w:sz w:val="20"/>
+                <w:szCs w:val="20"/>
+                <w:lang w:val="en-US"/>
+              </w:rPr>
+              <w:t>_1</w:t>
+            </w:r>
+            <w:r>
+              <w:rPr>
+                <w:rFonts w:ascii="Courier New" w:hAnsi="Courier New" w:cs="Courier New"/>
+                <w:sz w:val="20"/>
+                <w:szCs w:val="20"/>
+                <w:lang w:val="en-US"/>
+              </w:rPr>
+              <w:t>}</w:t>
+            </w:r>
+          </w:p>
+        </w:tc>
+        <w:tc>
+          <w:tcPr>
+            <w:tcW w:w="1350" w:type="dxa"/>
+          </w:tcPr>
+          <w:p>
+            <w:pPr>
+              <w:widowControl w:val="0"/>
+              <w:autoSpaceDE w:val="0"/>
+              <w:autoSpaceDN w:val="0"/>
+              <w:adjustRightInd w:val="0"/>
+              <w:rPr>
+                <w:rFonts w:ascii="Courier New" w:hAnsi="Courier New" w:cs="Courier New"/>
+                <w:sz w:val="20"/>
+                <w:szCs w:val="20"/>
+              </w:rPr>
+            </w:pPr>
+            <w:r>
+              <w:rPr>
+                <w:rFonts w:ascii="Courier New" w:hAnsi="Courier New" w:cs="Courier New"/>
+                <w:sz w:val="20"/>
+                <w:szCs w:val="20"/>
+                <w:lang w:val="en-US"/>
+              </w:rPr>
+              <w:t>{Invoice_Line__c.</w:t>
+            </w:r>
+            <w:r>
+              <w:rPr>
+                <w:rFonts w:ascii="Courier New" w:hAnsi="Courier New" w:cs="Courier New"/>
+                <w:sz w:val="20"/>
+                <w:szCs w:val="20"/>
+                <w:lang w:val="en-US"/>
+              </w:rPr>
+              <w:t>Pre_VAT_Total__c</w:t>
+            </w:r>
+            <w:r>
+              <w:rPr>
+                <w:rFonts w:ascii="Courier New" w:hAnsi="Courier New" w:cs="Courier New"/>
+                <w:sz w:val="20"/>
+                <w:szCs w:val="20"/>
+                <w:lang w:val="en-US"/>
+              </w:rPr>
+              <w:t>_</w:t>
+            </w:r>
+            <w:r>
+              <w:rPr>
+                <w:rFonts w:ascii="Courier New" w:hAnsi="Courier New" w:cs="Courier New"/>
+                <w:sz w:val="20"/>
+                <w:szCs w:val="20"/>
+                <w:lang w:val="en-US"/>
+              </w:rPr>
+              <w:t>2</w:t>
+            </w:r>
+            <w:r>
+              <w:rPr>
+                <w:rFonts w:ascii="Courier New" w:hAnsi="Courier New" w:cs="Courier New"/>
+                <w:sz w:val="20"/>
+                <w:szCs w:val="20"/>
+                <w:lang w:val="en-US"/>
+              </w:rPr>
+              <w:t>}</w:t>
+            </w:r>
+          </w:p>
+        </w:tc>
+        <w:tc>
+          <w:tcPr>
+            <w:tcW w:w="1440" w:type="dxa"/>
+          </w:tcPr>
+          <w:p>
+            <w:pPr>
+              <w:widowControl w:val="0"/>
+              <w:autoSpaceDE w:val="0"/>
+              <w:autoSpaceDN w:val="0"/>
+              <w:adjustRightInd w:val="0"/>
+              <w:rPr>
+                <w:rFonts w:ascii="Courier New" w:hAnsi="Courier New" w:cs="Courier New"/>
+                <w:sz w:val="20"/>
+                <w:szCs w:val="20"/>
+              </w:rPr>
+            </w:pPr>
+            <w:r>
+              <w:rPr>
+                <w:rFonts w:ascii="Courier New" w:hAnsi="Courier New" w:cs="Courier New"/>
+                <w:sz w:val="20"/>
+                <w:szCs w:val="20"/>
+                <w:lang w:val="en-US"/>
+              </w:rPr>
+              <w:t>{Invoice_Line__c.</w:t>
+            </w:r>
+            <w:r>
+              <w:rPr>
+                <w:rFonts w:ascii="Courier New" w:hAnsi="Courier New" w:cs="Courier New"/>
+                <w:sz w:val="20"/>
+                <w:szCs w:val="20"/>
+                <w:lang w:val="en-US"/>
+              </w:rPr>
+              <w:t>Pre_VAT_Total__c</w:t>
+            </w:r>
+            <w:r>
+              <w:rPr>
+                <w:rFonts w:ascii="Courier New" w:hAnsi="Courier New" w:cs="Courier New"/>
+                <w:sz w:val="20"/>
+                <w:szCs w:val="20"/>
+                <w:lang w:val="en-US"/>
+              </w:rPr>
+              <w:t>_</w:t>
+            </w:r>
+            <w:r>
+              <w:rPr>
+                <w:rFonts w:ascii="Courier New" w:hAnsi="Courier New" w:cs="Courier New"/>
+                <w:sz w:val="20"/>
+                <w:szCs w:val="20"/>
+                <w:lang w:val="en-US"/>
+              </w:rPr>
+              <w:t>3</w:t>
+            </w:r>
+            <w:r>
+              <w:rPr>
+                <w:rFonts w:ascii="Courier New" w:hAnsi="Courier New" w:cs="Courier New"/>
+                <w:sz w:val="20"/>
+                <w:szCs w:val="20"/>
+                <w:lang w:val="en-US"/>
+              </w:rPr>
+              <w:t>}</w:t>
+            </w:r>
+          </w:p>
+        </w:tc>
+      </w:tr>
+      <w:tr>
+        <w:tc>
+          <w:tcPr>
+            <w:tcW w:w="1239" w:type="dxa"/>
+          </w:tcPr>
+          <w:p>
+            <w:pPr>
+              <w:widowControl w:val="0"/>
+              <w:autoSpaceDE w:val="0"/>
+              <w:autoSpaceDN w:val="0"/>
+              <w:adjustRightInd w:val="0"/>
+              <w:rPr>
+                <w:rFonts w:ascii="Courier New" w:hAnsi="Courier New" w:cs="Courier New"/>
+                <w:sz w:val="20"/>
+                <w:szCs w:val="20"/>
+              </w:rPr>
+            </w:pPr>
+            <w:r>
+              <w:rPr>
+                <w:rFonts w:ascii="Courier New" w:hAnsi="Courier New" w:cs="Courier New"/>
+                <w:sz w:val="20"/>
+                <w:szCs w:val="20"/>
+              </w:rPr>
+              <w:t>Weighbridge</w:t>
+            </w:r>
+          </w:p>
+        </w:tc>
+        <w:tc>
+          <w:tcPr>
+            <w:tcW w:w="1350" w:type="dxa"/>
+          </w:tcPr>
+          <w:p>
+            <w:pPr>
+              <w:widowControl w:val="0"/>
+              <w:autoSpaceDE w:val="0"/>
+              <w:autoSpaceDN w:val="0"/>
+              <w:adjustRightInd w:val="0"/>
+              <w:rPr>
+                <w:rFonts w:ascii="Courier New" w:hAnsi="Courier New" w:cs="Courier New"/>
+                <w:sz w:val="20"/>
+                <w:szCs w:val="20"/>
+              </w:rPr>
+            </w:pPr>
+            <w:r>
+              <w:rPr>
+                <w:rFonts w:ascii="Courier New" w:hAnsi="Courier New" w:cs="Courier New"/>
+                <w:sz w:val="20"/>
+                <w:szCs w:val="20"/>
+                <w:lang w:val="en-US"/>
+              </w:rPr>
+              <w:t>{Invoice_Line__c.</w:t>
+            </w:r>
+            <w:r>
+              <w:rPr>
+                <w:rFonts w:ascii="Courier New" w:hAnsi="Courier New" w:cs="Courier New"/>
+                <w:sz w:val="20"/>
+                <w:szCs w:val="20"/>
+                <w:lang w:val="en-US"/>
+              </w:rPr>
+              <w:t>V</w:t>
+            </w:r>
+            <w:r>
+              <w:rPr>
+                <w:rFonts w:ascii="Courier New" w:hAnsi="Courier New" w:cs="Courier New"/>
+                <w:sz w:val="20"/>
+                <w:szCs w:val="20"/>
+                <w:lang w:val="en-US"/>
+              </w:rPr>
+              <w:lastRenderedPageBreak/>
+              <w:t>AT_Amount__c</w:t>
+            </w:r>
+            <w:r>
+              <w:rPr>
+                <w:rFonts w:ascii="Courier New" w:hAnsi="Courier New" w:cs="Courier New"/>
+                <w:sz w:val="20"/>
+                <w:szCs w:val="20"/>
+                <w:lang w:val="en-US"/>
+              </w:rPr>
+              <w:t>_1</w:t>
+            </w:r>
+            <w:r>
+              <w:rPr>
+                <w:rFonts w:ascii="Courier New" w:hAnsi="Courier New" w:cs="Courier New"/>
+                <w:sz w:val="20"/>
+                <w:szCs w:val="20"/>
+                <w:lang w:val="en-US"/>
+              </w:rPr>
+              <w:t>}</w:t>
+            </w:r>
+          </w:p>
+        </w:tc>
+        <w:tc>
+          <w:tcPr>
+            <w:tcW w:w="1350" w:type="dxa"/>
+          </w:tcPr>
+          <w:p>
+            <w:pPr>
+              <w:widowControl w:val="0"/>
+              <w:autoSpaceDE w:val="0"/>
+              <w:autoSpaceDN w:val="0"/>
+              <w:adjustRightInd w:val="0"/>
+              <w:rPr>
+                <w:rFonts w:ascii="Courier New" w:hAnsi="Courier New" w:cs="Courier New"/>
+                <w:sz w:val="20"/>
+                <w:szCs w:val="20"/>
+              </w:rPr>
+            </w:pPr>
+            <w:r>
+              <w:rPr>
+                <w:rFonts w:ascii="Courier New" w:hAnsi="Courier New" w:cs="Courier New"/>
+                <w:sz w:val="20"/>
+                <w:szCs w:val="20"/>
+                <w:lang w:val="en-US"/>
+              </w:rPr>
+              <w:lastRenderedPageBreak/>
+              <w:t>{Invoice_Line__c.</w:t>
+            </w:r>
+            <w:r>
+              <w:rPr>
+                <w:rFonts w:ascii="Courier New" w:hAnsi="Courier New" w:cs="Courier New"/>
+                <w:sz w:val="20"/>
+                <w:szCs w:val="20"/>
+                <w:lang w:val="en-US"/>
+              </w:rPr>
+              <w:t>V</w:t>
+            </w:r>
+            <w:r>
+              <w:rPr>
+                <w:rFonts w:ascii="Courier New" w:hAnsi="Courier New" w:cs="Courier New"/>
+                <w:sz w:val="20"/>
+                <w:szCs w:val="20"/>
+                <w:lang w:val="en-US"/>
+              </w:rPr>
+              <w:lastRenderedPageBreak/>
+              <w:t>AT_Amount__c</w:t>
+            </w:r>
+            <w:r>
+              <w:rPr>
+                <w:rFonts w:ascii="Courier New" w:hAnsi="Courier New" w:cs="Courier New"/>
+                <w:sz w:val="20"/>
+                <w:szCs w:val="20"/>
+                <w:lang w:val="en-US"/>
+              </w:rPr>
+              <w:t>_</w:t>
+            </w:r>
+            <w:r>
+              <w:rPr>
+                <w:rFonts w:ascii="Courier New" w:hAnsi="Courier New" w:cs="Courier New"/>
+                <w:sz w:val="20"/>
+                <w:szCs w:val="20"/>
+                <w:lang w:val="en-US"/>
+              </w:rPr>
+              <w:t>2</w:t>
+            </w:r>
+            <w:r>
+              <w:rPr>
+                <w:rFonts w:ascii="Courier New" w:hAnsi="Courier New" w:cs="Courier New"/>
+                <w:sz w:val="20"/>
+                <w:szCs w:val="20"/>
+                <w:lang w:val="en-US"/>
+              </w:rPr>
+              <w:t>}</w:t>
+            </w:r>
+          </w:p>
+        </w:tc>
+        <w:tc>
+          <w:tcPr>
+            <w:tcW w:w="1440" w:type="dxa"/>
+          </w:tcPr>
+          <w:p>
+            <w:pPr>
+              <w:widowControl w:val="0"/>
+              <w:autoSpaceDE w:val="0"/>
+              <w:autoSpaceDN w:val="0"/>
+              <w:adjustRightInd w:val="0"/>
+              <w:rPr>
+                <w:rFonts w:ascii="Courier New" w:hAnsi="Courier New" w:cs="Courier New"/>
+                <w:sz w:val="20"/>
+                <w:szCs w:val="20"/>
+              </w:rPr>
+            </w:pPr>
+            <w:r>
+              <w:rPr>
+                <w:rFonts w:ascii="Courier New" w:hAnsi="Courier New" w:cs="Courier New"/>
+                <w:sz w:val="20"/>
+                <w:szCs w:val="20"/>
+                <w:lang w:val="en-US"/>
+              </w:rPr>
+              <w:lastRenderedPageBreak/>
+              <w:t>{Invoice_Line__c.</w:t>
+            </w:r>
+            <w:r>
+              <w:rPr>
+                <w:rFonts w:ascii="Courier New" w:hAnsi="Courier New" w:cs="Courier New"/>
+                <w:sz w:val="20"/>
+                <w:szCs w:val="20"/>
+                <w:lang w:val="en-US"/>
+              </w:rPr>
+              <w:t>VAT</w:t>
+            </w:r>
+            <w:r>
+              <w:rPr>
+                <w:rFonts w:ascii="Courier New" w:hAnsi="Courier New" w:cs="Courier New"/>
+                <w:sz w:val="20"/>
+                <w:szCs w:val="20"/>
+                <w:lang w:val="en-US"/>
+              </w:rPr>
+              <w:lastRenderedPageBreak/>
+              <w:t>_Amount__c</w:t>
+            </w:r>
+            <w:r>
+              <w:rPr>
+                <w:rFonts w:ascii="Courier New" w:hAnsi="Courier New" w:cs="Courier New"/>
+                <w:sz w:val="20"/>
+                <w:szCs w:val="20"/>
+                <w:lang w:val="en-US"/>
+              </w:rPr>
+              <w:t>_</w:t>
+            </w:r>
+            <w:r>
+              <w:rPr>
+                <w:rFonts w:ascii="Courier New" w:hAnsi="Courier New" w:cs="Courier New"/>
+                <w:sz w:val="20"/>
+                <w:szCs w:val="20"/>
+                <w:lang w:val="en-US"/>
+              </w:rPr>
+              <w:t>3</w:t>
+            </w:r>
+            <w:r>
+              <w:rPr>
+                <w:rFonts w:ascii="Courier New" w:hAnsi="Courier New" w:cs="Courier New"/>
+                <w:sz w:val="20"/>
+                <w:szCs w:val="20"/>
+                <w:lang w:val="en-US"/>
+              </w:rPr>
+              <w:t>}</w:t>
+            </w:r>
+          </w:p>
+        </w:tc>
+      </w:tr>
+    </w:tbl>
     <w:p>
       <w:pPr>
         <w:widowControl w:val="0"/>
@@ -3194,427 +3118,6 @@
         </w:rPr>
       </w:pPr>
     </w:p>
-    <w:tbl>
-      <w:tblPr>
-        <w:tblW w:w="6237" w:type="dxa"/>
-        <w:tblInd w:w="4786" w:type="dxa"/>
-        <w:tblBorders>
-          <w:top w:val="single" w:sz="4" w:space="0" w:color="auto"/>
-          <w:left w:val="single" w:sz="4" w:space="0" w:color="auto"/>
-          <w:bottom w:val="single" w:sz="4" w:space="0" w:color="auto"/>
-          <w:right w:val="single" w:sz="4" w:space="0" w:color="auto"/>
-          <w:insideH w:val="single" w:sz="4" w:space="0" w:color="auto"/>
-          <w:insideV w:val="single" w:sz="4" w:space="0" w:color="auto"/>
-        </w:tblBorders>
-        <w:tblLook w:val="01E0" w:firstRow="1" w:lastRow="1" w:firstColumn="1" w:lastColumn="1" w:noHBand="0" w:noVBand="0"/>
-      </w:tblPr>
-      <w:tblGrid>
-        <w:gridCol w:w="1537"/>
-        <w:gridCol w:w="4297"/>
-        <w:gridCol w:w="222"/>
-        <w:gridCol w:w="222"/>
-      </w:tblGrid>
-      <w:tr>
-        <w:tc>
-          <w:tcPr>
-            <w:tcW w:w="3119" w:type="dxa"/>
-          </w:tcPr>
-          <w:p>
-            <w:pPr>
-              <w:widowControl w:val="0"/>
-              <w:autoSpaceDE w:val="0"/>
-              <w:autoSpaceDN w:val="0"/>
-              <w:adjustRightInd w:val="0"/>
-              <w:rPr>
-                <w:rFonts w:ascii="Courier New" w:hAnsi="Courier New" w:cs="Courier New"/>
-                <w:sz w:val="20"/>
-                <w:szCs w:val="20"/>
-              </w:rPr>
-            </w:pPr>
-            <w:r>
-              <w:rPr>
-                <w:rFonts w:ascii="Courier New" w:hAnsi="Courier New" w:cs="Courier New"/>
-                <w:sz w:val="20"/>
-                <w:szCs w:val="20"/>
-              </w:rPr>
-              <w:t>H. G. C. A. Levy</w:t>
-            </w:r>
-          </w:p>
-        </w:tc>
-        <w:tc>
-          <w:tcPr>
-            <w:tcW w:w="1134" w:type="dxa"/>
-          </w:tcPr>
-          <w:p>
-            <w:pPr>
-              <w:widowControl w:val="0"/>
-              <w:autoSpaceDE w:val="0"/>
-              <w:autoSpaceDN w:val="0"/>
-              <w:adjustRightInd w:val="0"/>
-              <w:rPr>
-                <w:rFonts w:ascii="Courier New" w:hAnsi="Courier New" w:cs="Courier New"/>
-                <w:sz w:val="20"/>
-                <w:szCs w:val="20"/>
-              </w:rPr>
-            </w:pPr>
-            <w:r>
-              <w:rPr>
-                <w:rFonts w:ascii="Courier New" w:hAnsi="Courier New" w:cs="Courier New"/>
-                <w:sz w:val="20"/>
-                <w:szCs w:val="20"/>
-                <w:lang w:val="en-US"/>
-              </w:rPr>
-              <w:t>{</w:t>
-            </w:r>
-            <w:proofErr w:type="spellStart"/>
-            <w:r>
-              <w:rPr>
-                <w:rFonts w:ascii="Courier New" w:hAnsi="Courier New" w:cs="Courier New"/>
-                <w:sz w:val="20"/>
-                <w:szCs w:val="20"/>
-                <w:lang w:val="en-US"/>
-              </w:rPr>
-              <w:t>Invoice_Line__</w:t>
-            </w:r>
-            <w:proofErr w:type="gramStart"/>
-            <w:r>
-              <w:rPr>
-                <w:rFonts w:ascii="Courier New" w:hAnsi="Courier New" w:cs="Courier New"/>
-                <w:sz w:val="20"/>
-                <w:szCs w:val="20"/>
-                <w:lang w:val="en-US"/>
-              </w:rPr>
-              <w:t>c.</w:t>
-            </w:r>
-            <w:r>
-              <w:rPr>
-                <w:rFonts w:ascii="Courier New" w:hAnsi="Courier New" w:cs="Courier New"/>
-                <w:sz w:val="20"/>
-                <w:szCs w:val="20"/>
-                <w:lang w:val="en-US"/>
-              </w:rPr>
-              <w:t>Unit</w:t>
-            </w:r>
-            <w:proofErr w:type="gramEnd"/>
-            <w:r>
-              <w:rPr>
-                <w:rFonts w:ascii="Courier New" w:hAnsi="Courier New" w:cs="Courier New"/>
-                <w:sz w:val="20"/>
-                <w:szCs w:val="20"/>
-                <w:lang w:val="en-US"/>
-              </w:rPr>
-              <w:t>_Price__c</w:t>
-            </w:r>
-            <w:proofErr w:type="spellEnd"/>
-            <w:r>
-              <w:rPr>
-                <w:rFonts w:ascii="Courier New" w:hAnsi="Courier New" w:cs="Courier New"/>
-                <w:sz w:val="20"/>
-                <w:szCs w:val="20"/>
-                <w:lang w:val="en-US"/>
-              </w:rPr>
-              <w:t>}</w:t>
-            </w:r>
-          </w:p>
-        </w:tc>
-        <w:tc>
-          <w:tcPr>
-            <w:tcW w:w="1134" w:type="dxa"/>
-          </w:tcPr>
-          <w:p>
-            <w:pPr>
-              <w:widowControl w:val="0"/>
-              <w:autoSpaceDE w:val="0"/>
-              <w:autoSpaceDN w:val="0"/>
-              <w:adjustRightInd w:val="0"/>
-              <w:rPr>
-                <w:rFonts w:ascii="Courier New" w:hAnsi="Courier New" w:cs="Courier New"/>
-                <w:sz w:val="20"/>
-                <w:szCs w:val="20"/>
-              </w:rPr>
-            </w:pPr>
-          </w:p>
-        </w:tc>
-        <w:tc>
-          <w:tcPr>
-            <w:tcW w:w="850" w:type="dxa"/>
-          </w:tcPr>
-          <w:p>
-            <w:pPr>
-              <w:widowControl w:val="0"/>
-              <w:autoSpaceDE w:val="0"/>
-              <w:autoSpaceDN w:val="0"/>
-              <w:adjustRightInd w:val="0"/>
-              <w:rPr>
-                <w:rFonts w:ascii="Courier New" w:hAnsi="Courier New" w:cs="Courier New"/>
-                <w:sz w:val="20"/>
-                <w:szCs w:val="20"/>
-              </w:rPr>
-            </w:pPr>
-          </w:p>
-        </w:tc>
-      </w:tr>
-      <w:tr>
-        <w:tc>
-          <w:tcPr>
-            <w:tcW w:w="3119" w:type="dxa"/>
-          </w:tcPr>
-          <w:p>
-            <w:pPr>
-              <w:widowControl w:val="0"/>
-              <w:autoSpaceDE w:val="0"/>
-              <w:autoSpaceDN w:val="0"/>
-              <w:adjustRightInd w:val="0"/>
-              <w:rPr>
-                <w:rFonts w:ascii="Courier New" w:hAnsi="Courier New" w:cs="Courier New"/>
-                <w:sz w:val="20"/>
-                <w:szCs w:val="20"/>
-              </w:rPr>
-            </w:pPr>
-            <w:r>
-              <w:rPr>
-                <w:rFonts w:ascii="Courier New" w:hAnsi="Courier New" w:cs="Courier New"/>
-                <w:sz w:val="20"/>
-                <w:szCs w:val="20"/>
-              </w:rPr>
-              <w:t>Credit Insurance Levy</w:t>
-            </w:r>
-          </w:p>
-        </w:tc>
-        <w:tc>
-          <w:tcPr>
-            <w:tcW w:w="1134" w:type="dxa"/>
-          </w:tcPr>
-          <w:p>
-            <w:pPr>
-              <w:widowControl w:val="0"/>
-              <w:autoSpaceDE w:val="0"/>
-              <w:autoSpaceDN w:val="0"/>
-              <w:adjustRightInd w:val="0"/>
-              <w:rPr>
-                <w:rFonts w:ascii="Courier New" w:hAnsi="Courier New" w:cs="Courier New"/>
-                <w:sz w:val="20"/>
-                <w:szCs w:val="20"/>
-              </w:rPr>
-            </w:pPr>
-            <w:r>
-              <w:rPr>
-                <w:rFonts w:ascii="Courier New" w:hAnsi="Courier New" w:cs="Courier New"/>
-                <w:sz w:val="20"/>
-                <w:szCs w:val="20"/>
-                <w:lang w:val="en-US"/>
-              </w:rPr>
-              <w:t>{</w:t>
-            </w:r>
-            <w:proofErr w:type="spellStart"/>
-            <w:r>
-              <w:rPr>
-                <w:rFonts w:ascii="Courier New" w:hAnsi="Courier New" w:cs="Courier New"/>
-                <w:sz w:val="20"/>
-                <w:szCs w:val="20"/>
-                <w:lang w:val="en-US"/>
-              </w:rPr>
-              <w:t>Invoice_Line__</w:t>
-            </w:r>
-            <w:proofErr w:type="gramStart"/>
-            <w:r>
-              <w:rPr>
-                <w:rFonts w:ascii="Courier New" w:hAnsi="Courier New" w:cs="Courier New"/>
-                <w:sz w:val="20"/>
-                <w:szCs w:val="20"/>
-                <w:lang w:val="en-US"/>
-              </w:rPr>
-              <w:t>c.</w:t>
-            </w:r>
-            <w:r>
-              <w:rPr>
-                <w:rFonts w:ascii="Courier New" w:hAnsi="Courier New" w:cs="Courier New"/>
-                <w:sz w:val="20"/>
-                <w:szCs w:val="20"/>
-                <w:lang w:val="en-US"/>
-              </w:rPr>
-              <w:t>Pre</w:t>
-            </w:r>
-            <w:proofErr w:type="gramEnd"/>
-            <w:r>
-              <w:rPr>
-                <w:rFonts w:ascii="Courier New" w:hAnsi="Courier New" w:cs="Courier New"/>
-                <w:sz w:val="20"/>
-                <w:szCs w:val="20"/>
-                <w:lang w:val="en-US"/>
-              </w:rPr>
-              <w:t>_VAT_Total__c</w:t>
-            </w:r>
-            <w:proofErr w:type="spellEnd"/>
-            <w:r>
-              <w:rPr>
-                <w:rFonts w:ascii="Courier New" w:hAnsi="Courier New" w:cs="Courier New"/>
-                <w:sz w:val="20"/>
-                <w:szCs w:val="20"/>
-                <w:lang w:val="en-US"/>
-              </w:rPr>
-              <w:t>}</w:t>
-            </w:r>
-          </w:p>
-        </w:tc>
-        <w:tc>
-          <w:tcPr>
-            <w:tcW w:w="1134" w:type="dxa"/>
-          </w:tcPr>
-          <w:p>
-            <w:pPr>
-              <w:widowControl w:val="0"/>
-              <w:autoSpaceDE w:val="0"/>
-              <w:autoSpaceDN w:val="0"/>
-              <w:adjustRightInd w:val="0"/>
-              <w:rPr>
-                <w:rFonts w:ascii="Courier New" w:hAnsi="Courier New" w:cs="Courier New"/>
-                <w:sz w:val="20"/>
-                <w:szCs w:val="20"/>
-              </w:rPr>
-            </w:pPr>
-          </w:p>
-        </w:tc>
-        <w:tc>
-          <w:tcPr>
-            <w:tcW w:w="850" w:type="dxa"/>
-          </w:tcPr>
-          <w:p>
-            <w:pPr>
-              <w:widowControl w:val="0"/>
-              <w:autoSpaceDE w:val="0"/>
-              <w:autoSpaceDN w:val="0"/>
-              <w:adjustRightInd w:val="0"/>
-              <w:rPr>
-                <w:rFonts w:ascii="Courier New" w:hAnsi="Courier New" w:cs="Courier New"/>
-                <w:sz w:val="20"/>
-                <w:szCs w:val="20"/>
-              </w:rPr>
-            </w:pPr>
-          </w:p>
-        </w:tc>
-      </w:tr>
-      <w:tr>
-        <w:tc>
-          <w:tcPr>
-            <w:tcW w:w="3119" w:type="dxa"/>
-          </w:tcPr>
-          <w:p>
-            <w:pPr>
-              <w:widowControl w:val="0"/>
-              <w:autoSpaceDE w:val="0"/>
-              <w:autoSpaceDN w:val="0"/>
-              <w:adjustRightInd w:val="0"/>
-              <w:rPr>
-                <w:rFonts w:ascii="Courier New" w:hAnsi="Courier New" w:cs="Courier New"/>
-                <w:sz w:val="20"/>
-                <w:szCs w:val="20"/>
-              </w:rPr>
-            </w:pPr>
-            <w:r>
-              <w:rPr>
-                <w:rFonts w:ascii="Courier New" w:hAnsi="Courier New" w:cs="Courier New"/>
-                <w:sz w:val="20"/>
-                <w:szCs w:val="20"/>
-              </w:rPr>
-              <w:t>Weighbridge</w:t>
-            </w:r>
-          </w:p>
-        </w:tc>
-        <w:tc>
-          <w:tcPr>
-            <w:tcW w:w="1134" w:type="dxa"/>
-          </w:tcPr>
-          <w:p>
-            <w:pPr>
-              <w:widowControl w:val="0"/>
-              <w:autoSpaceDE w:val="0"/>
-              <w:autoSpaceDN w:val="0"/>
-              <w:adjustRightInd w:val="0"/>
-              <w:rPr>
-                <w:rFonts w:ascii="Courier New" w:hAnsi="Courier New" w:cs="Courier New"/>
-                <w:sz w:val="20"/>
-                <w:szCs w:val="20"/>
-              </w:rPr>
-            </w:pPr>
-            <w:r>
-              <w:rPr>
-                <w:rFonts w:ascii="Courier New" w:hAnsi="Courier New" w:cs="Courier New"/>
-                <w:sz w:val="20"/>
-                <w:szCs w:val="20"/>
-                <w:lang w:val="en-US"/>
-              </w:rPr>
-              <w:t>{</w:t>
-            </w:r>
-            <w:proofErr w:type="spellStart"/>
-            <w:r>
-              <w:rPr>
-                <w:rFonts w:ascii="Courier New" w:hAnsi="Courier New" w:cs="Courier New"/>
-                <w:sz w:val="20"/>
-                <w:szCs w:val="20"/>
-                <w:lang w:val="en-US"/>
-              </w:rPr>
-              <w:t>Invoice_Line__c.</w:t>
-            </w:r>
-            <w:r>
-              <w:rPr>
-                <w:rFonts w:ascii="Courier New" w:hAnsi="Courier New" w:cs="Courier New"/>
-                <w:sz w:val="20"/>
-                <w:szCs w:val="20"/>
-                <w:lang w:val="en-US"/>
-              </w:rPr>
-              <w:t>VAT_Amount__c</w:t>
-            </w:r>
-            <w:proofErr w:type="spellEnd"/>
-            <w:r>
-              <w:rPr>
-                <w:rFonts w:ascii="Courier New" w:hAnsi="Courier New" w:cs="Courier New"/>
-                <w:sz w:val="20"/>
-                <w:szCs w:val="20"/>
-                <w:lang w:val="en-US"/>
-              </w:rPr>
-              <w:t>}</w:t>
-            </w:r>
-          </w:p>
-        </w:tc>
-        <w:tc>
-          <w:tcPr>
-            <w:tcW w:w="1134" w:type="dxa"/>
-          </w:tcPr>
-          <w:p>
-            <w:pPr>
-              <w:widowControl w:val="0"/>
-              <w:autoSpaceDE w:val="0"/>
-              <w:autoSpaceDN w:val="0"/>
-              <w:adjustRightInd w:val="0"/>
-              <w:rPr>
-                <w:rFonts w:ascii="Courier New" w:hAnsi="Courier New" w:cs="Courier New"/>
-                <w:sz w:val="20"/>
-                <w:szCs w:val="20"/>
-              </w:rPr>
-            </w:pPr>
-          </w:p>
-        </w:tc>
-        <w:tc>
-          <w:tcPr>
-            <w:tcW w:w="850" w:type="dxa"/>
-          </w:tcPr>
-          <w:p>
-            <w:pPr>
-              <w:widowControl w:val="0"/>
-              <w:autoSpaceDE w:val="0"/>
-              <w:autoSpaceDN w:val="0"/>
-              <w:adjustRightInd w:val="0"/>
-              <w:rPr>
-                <w:rFonts w:ascii="Courier New" w:hAnsi="Courier New" w:cs="Courier New"/>
-                <w:sz w:val="20"/>
-                <w:szCs w:val="20"/>
-              </w:rPr>
-            </w:pPr>
-          </w:p>
-        </w:tc>
-      </w:tr>
-    </w:tbl>
     <w:p>
       <w:pPr>
         <w:widowControl w:val="0"/>
@@ -3748,33 +3251,15 @@
                 <w:sz w:val="20"/>
                 <w:szCs w:val="20"/>
               </w:rPr>
-              <w:t>{Invoice__</w:t>
-            </w:r>
-            <w:proofErr w:type="gramStart"/>
-            <w:r>
-              <w:rPr>
-                <w:rFonts w:ascii="Courier New" w:hAnsi="Courier New" w:cs="Courier New"/>
-                <w:sz w:val="20"/>
-                <w:szCs w:val="20"/>
-              </w:rPr>
-              <w:t>c.</w:t>
-            </w:r>
-            <w:r>
-              <w:rPr>
-                <w:rFonts w:ascii="Courier New" w:hAnsi="Courier New" w:cs="Courier New"/>
-                <w:sz w:val="20"/>
-                <w:szCs w:val="20"/>
-              </w:rPr>
-              <w:t>Total</w:t>
-            </w:r>
-            <w:proofErr w:type="gramEnd"/>
-            <w:r>
-              <w:rPr>
-                <w:rFonts w:ascii="Courier New" w:hAnsi="Courier New" w:cs="Courier New"/>
-                <w:sz w:val="20"/>
-                <w:szCs w:val="20"/>
-              </w:rPr>
-              <w:t>_Due_1__c</w:t>
+              <w:t>{Invoice__c.</w:t>
+            </w:r>
+            <w:r>
+              <w:rPr>
+                <w:rFonts w:ascii="Courier New" w:hAnsi="Courier New" w:cs="Courier New"/>
+                <w:sz w:val="20"/>
+                <w:szCs w:val="20"/>
+              </w:rPr>
+              <w:t>Total_Due_1__c</w:t>
             </w:r>
             <w:r>
               <w:rPr>
@@ -3810,7 +3295,6 @@
                 <w:sz w:val="20"/>
                 <w:szCs w:val="20"/>
               </w:rPr>
-              <w:lastRenderedPageBreak/>
               <w:t>Less VAT £</w:t>
             </w:r>
           </w:p>
@@ -3837,16 +3321,7 @@
                 <w:sz w:val="20"/>
                 <w:szCs w:val="20"/>
               </w:rPr>
-              <w:t>{</w:t>
-            </w:r>
-            <w:proofErr w:type="spellStart"/>
-            <w:r>
-              <w:rPr>
-                <w:rFonts w:ascii="Courier New" w:hAnsi="Courier New" w:cs="Courier New"/>
-                <w:sz w:val="20"/>
-                <w:szCs w:val="20"/>
-              </w:rPr>
-              <w:t>Invoice__c.</w:t>
+              <w:t>{Invoice__c.</w:t>
             </w:r>
             <w:r>
               <w:rPr>
@@ -3856,7 +3331,6 @@
               </w:rPr>
               <w:t>VAT_Amt_Total__c</w:t>
             </w:r>
-            <w:proofErr w:type="spellEnd"/>
             <w:r>
               <w:rPr>
                 <w:rFonts w:ascii="Courier New" w:hAnsi="Courier New" w:cs="Courier New"/>
@@ -3920,44 +3394,16 @@
                 <w:sz w:val="20"/>
                 <w:szCs w:val="20"/>
               </w:rPr>
-              <w:t>{</w:t>
-            </w:r>
-            <w:proofErr w:type="spellStart"/>
-            <w:r>
-              <w:rPr>
-                <w:rFonts w:ascii="Courier New" w:hAnsi="Courier New" w:cs="Courier New"/>
-                <w:sz w:val="20"/>
-                <w:szCs w:val="20"/>
-              </w:rPr>
-              <w:t>Invoice__</w:t>
-            </w:r>
-            <w:proofErr w:type="gramStart"/>
-            <w:r>
-              <w:rPr>
-                <w:rFonts w:ascii="Courier New" w:hAnsi="Courier New" w:cs="Courier New"/>
-                <w:sz w:val="20"/>
-                <w:szCs w:val="20"/>
-              </w:rPr>
-              <w:t>c.</w:t>
-            </w:r>
-            <w:r>
-              <w:rPr>
-                <w:rFonts w:ascii="Courier New" w:hAnsi="Courier New" w:cs="Courier New"/>
-                <w:sz w:val="20"/>
-                <w:szCs w:val="20"/>
-              </w:rPr>
-              <w:t>Invoice</w:t>
-            </w:r>
-            <w:proofErr w:type="gramEnd"/>
-            <w:r>
-              <w:rPr>
-                <w:rFonts w:ascii="Courier New" w:hAnsi="Courier New" w:cs="Courier New"/>
-                <w:sz w:val="20"/>
-                <w:szCs w:val="20"/>
-              </w:rPr>
-              <w:t>_Total__c</w:t>
-            </w:r>
-            <w:proofErr w:type="spellEnd"/>
+              <w:t>{Invoice__c.</w:t>
+            </w:r>
+            <w:r>
+              <w:rPr>
+                <w:rFonts w:ascii="Courier New" w:hAnsi="Courier New" w:cs="Courier New"/>
+                <w:sz w:val="20"/>
+                <w:szCs w:val="20"/>
+              </w:rPr>
+              <w:t>Invoice_Total__c</w:t>
+            </w:r>
             <w:r>
               <w:rPr>
                 <w:rFonts w:ascii="Courier New" w:hAnsi="Courier New" w:cs="Courier New"/>
@@ -4448,7 +3894,6 @@
   <w:style w:type="character" w:default="1" w:styleId="DefaultParagraphFont">
     <w:name w:val="Default Paragraph Font"/>
     <w:uiPriority w:val="1"/>
-    <w:semiHidden/>
     <w:unhideWhenUsed/>
   </w:style>
   <w:style w:type="table" w:default="1" w:styleId="TableNormal">

--- a/src/templates/template_Purchase_Invoice_Cheque.docx
+++ b/src/templates/template_Purchase_Invoice_Cheque.docx
@@ -27,10 +27,10 @@
         <mc:AlternateContent>
           <mc:Choice Requires="wps">
             <w:drawing>
-              <wp:anchor distT="0" distB="0" distL="114300" distR="114300" simplePos="0" relativeHeight="251660288" behindDoc="0" locked="0" layoutInCell="1" allowOverlap="1" wp14:anchorId="57C5CF53" wp14:editId="7265BEC1">
+              <wp:anchor distT="0" distB="0" distL="114300" distR="114300" simplePos="0" relativeHeight="251660288" behindDoc="0" locked="0" layoutInCell="1" allowOverlap="1" wp14:anchorId="57C5CF53" wp14:editId="7156E182">
                 <wp:simplePos x="0" y="0"/>
                 <wp:positionH relativeFrom="margin">
-                  <wp:align>right</wp:align>
+                  <wp:posOffset>2028825</wp:posOffset>
                 </wp:positionH>
                 <wp:positionV relativeFrom="paragraph">
                   <wp:posOffset>-1271905</wp:posOffset>
@@ -81,7 +81,15 @@
                               </w:rPr>
                             </w:pPr>
                             <w:r>
-                              <w:t>{#header_show}{#header_logo_only}</w:t>
+                              <w:t>{#header_</w:t>
+                            </w:r>
+                            <w:proofErr w:type="gramStart"/>
+                            <w:r>
+                              <w:t>show}{</w:t>
+                            </w:r>
+                            <w:proofErr w:type="gramEnd"/>
+                            <w:r>
+                              <w:t>#header_logo_only}</w:t>
                             </w:r>
                             <w:r>
                               <w:t>{</w:t>
@@ -92,12 +100,14 @@
                               </w:rPr>
                               <w:t>/</w:t>
                             </w:r>
+                            <w:proofErr w:type="spellStart"/>
                             <w:r>
                               <w:rPr>
                                 <w:lang w:val="en-US"/>
                               </w:rPr>
                               <w:t>header_logo_only</w:t>
                             </w:r>
+                            <w:proofErr w:type="spellEnd"/>
                             <w:r>
                               <w:t>}</w:t>
                             </w:r>
@@ -131,7 +141,23 @@
                                 <w:sz w:val="14"/>
                                 <w:szCs w:val="14"/>
                               </w:rPr>
-                              <w:t>{company_info_organization_name}</w:t>
+                              <w:t>{</w:t>
+                            </w:r>
+                            <w:proofErr w:type="spellStart"/>
+                            <w:r>
+                              <w:rPr>
+                                <w:sz w:val="14"/>
+                                <w:szCs w:val="14"/>
+                              </w:rPr>
+                              <w:t>company_info_organization_name</w:t>
+                            </w:r>
+                            <w:proofErr w:type="spellEnd"/>
+                            <w:r>
+                              <w:rPr>
+                                <w:sz w:val="14"/>
+                                <w:szCs w:val="14"/>
+                              </w:rPr>
+                              <w:t>}</w:t>
                             </w:r>
                             <w:r>
                               <w:rPr>
@@ -155,7 +181,25 @@
                                 <w:szCs w:val="14"/>
                                 <w:lang w:val="en-US"/>
                               </w:rPr>
-                              <w:t>{company_info_address}</w:t>
+                              <w:t>{</w:t>
+                            </w:r>
+                            <w:proofErr w:type="spellStart"/>
+                            <w:r>
+                              <w:rPr>
+                                <w:sz w:val="14"/>
+                                <w:szCs w:val="14"/>
+                                <w:lang w:val="en-US"/>
+                              </w:rPr>
+                              <w:t>company_info_address</w:t>
+                            </w:r>
+                            <w:proofErr w:type="spellEnd"/>
+                            <w:r>
+                              <w:rPr>
+                                <w:sz w:val="14"/>
+                                <w:szCs w:val="14"/>
+                                <w:lang w:val="en-US"/>
+                              </w:rPr>
+                              <w:t>}</w:t>
                             </w:r>
                           </w:p>
                           <w:p>
@@ -173,7 +217,25 @@
                                 <w:szCs w:val="14"/>
                                 <w:lang w:val="en-US"/>
                               </w:rPr>
-                              <w:t>{company_info_postcode}</w:t>
+                              <w:t>{</w:t>
+                            </w:r>
+                            <w:proofErr w:type="spellStart"/>
+                            <w:r>
+                              <w:rPr>
+                                <w:sz w:val="14"/>
+                                <w:szCs w:val="14"/>
+                                <w:lang w:val="en-US"/>
+                              </w:rPr>
+                              <w:t>company_info_postcode</w:t>
+                            </w:r>
+                            <w:proofErr w:type="spellEnd"/>
+                            <w:r>
+                              <w:rPr>
+                                <w:sz w:val="14"/>
+                                <w:szCs w:val="14"/>
+                                <w:lang w:val="en-US"/>
+                              </w:rPr>
+                              <w:t>}</w:t>
                             </w:r>
                           </w:p>
                           <w:p>
@@ -219,7 +281,25 @@
                                 <w:szCs w:val="14"/>
                                 <w:lang w:val="en-US"/>
                               </w:rPr>
-                              <w:t>{company_info_telephone}</w:t>
+                              <w:t>{</w:t>
+                            </w:r>
+                            <w:proofErr w:type="spellStart"/>
+                            <w:r>
+                              <w:rPr>
+                                <w:sz w:val="14"/>
+                                <w:szCs w:val="14"/>
+                                <w:lang w:val="en-US"/>
+                              </w:rPr>
+                              <w:t>company_info_telephone</w:t>
+                            </w:r>
+                            <w:proofErr w:type="spellEnd"/>
+                            <w:r>
+                              <w:rPr>
+                                <w:sz w:val="14"/>
+                                <w:szCs w:val="14"/>
+                                <w:lang w:val="en-US"/>
+                              </w:rPr>
+                              <w:t>}</w:t>
                             </w:r>
                           </w:p>
                           <w:p>
@@ -253,7 +333,25 @@
                                 <w:szCs w:val="14"/>
                                 <w:lang w:val="en-US"/>
                               </w:rPr>
-                              <w:t>{company_info_fax}</w:t>
+                              <w:t>{</w:t>
+                            </w:r>
+                            <w:proofErr w:type="spellStart"/>
+                            <w:r>
+                              <w:rPr>
+                                <w:sz w:val="14"/>
+                                <w:szCs w:val="14"/>
+                                <w:lang w:val="en-US"/>
+                              </w:rPr>
+                              <w:t>company_info_fax</w:t>
+                            </w:r>
+                            <w:proofErr w:type="spellEnd"/>
+                            <w:r>
+                              <w:rPr>
+                                <w:sz w:val="14"/>
+                                <w:szCs w:val="14"/>
+                                <w:lang w:val="en-US"/>
+                              </w:rPr>
+                              <w:t>}</w:t>
                             </w:r>
                           </w:p>
                           <w:p>
@@ -299,7 +397,25 @@
                                 <w:szCs w:val="14"/>
                                 <w:lang w:val="en-US"/>
                               </w:rPr>
-                              <w:t>{company_info_email}</w:t>
+                              <w:t>{</w:t>
+                            </w:r>
+                            <w:proofErr w:type="spellStart"/>
+                            <w:r>
+                              <w:rPr>
+                                <w:sz w:val="14"/>
+                                <w:szCs w:val="14"/>
+                                <w:lang w:val="en-US"/>
+                              </w:rPr>
+                              <w:t>company_info_email</w:t>
+                            </w:r>
+                            <w:proofErr w:type="spellEnd"/>
+                            <w:r>
+                              <w:rPr>
+                                <w:sz w:val="14"/>
+                                <w:szCs w:val="14"/>
+                                <w:lang w:val="en-US"/>
+                              </w:rPr>
+                              <w:t>}</w:t>
                             </w:r>
                           </w:p>
                           <w:p>
@@ -325,7 +441,25 @@
                                 <w:szCs w:val="14"/>
                                 <w:lang w:val="en-US"/>
                               </w:rPr>
-                              <w:t>{company_info_web}</w:t>
+                              <w:t>{</w:t>
+                            </w:r>
+                            <w:proofErr w:type="spellStart"/>
+                            <w:r>
+                              <w:rPr>
+                                <w:sz w:val="14"/>
+                                <w:szCs w:val="14"/>
+                                <w:lang w:val="en-US"/>
+                              </w:rPr>
+                              <w:t>company_info_web</w:t>
+                            </w:r>
+                            <w:proofErr w:type="spellEnd"/>
+                            <w:r>
+                              <w:rPr>
+                                <w:sz w:val="14"/>
+                                <w:szCs w:val="14"/>
+                                <w:lang w:val="en-US"/>
+                              </w:rPr>
+                              <w:t>}</w:t>
                             </w:r>
                             <w:r>
                               <w:rPr>
@@ -361,7 +495,25 @@
                                 <w:szCs w:val="14"/>
                                 <w:lang w:val="en-US"/>
                               </w:rPr>
-                              <w:t>{/header_show_full}</w:t>
+                              <w:t>{/</w:t>
+                            </w:r>
+                            <w:proofErr w:type="spellStart"/>
+                            <w:r>
+                              <w:rPr>
+                                <w:sz w:val="14"/>
+                                <w:szCs w:val="14"/>
+                                <w:lang w:val="en-US"/>
+                              </w:rPr>
+                              <w:t>header_show_full</w:t>
+                            </w:r>
+                            <w:proofErr w:type="spellEnd"/>
+                            <w:r>
+                              <w:rPr>
+                                <w:sz w:val="14"/>
+                                <w:szCs w:val="14"/>
+                                <w:lang w:val="en-US"/>
+                              </w:rPr>
+                              <w:t>}</w:t>
                             </w:r>
                           </w:p>
                           <w:p>
@@ -379,7 +531,25 @@
                                 <w:szCs w:val="14"/>
                                 <w:lang w:val="en-US"/>
                               </w:rPr>
-                              <w:t>{/header_show}</w:t>
+                              <w:t>{/</w:t>
+                            </w:r>
+                            <w:proofErr w:type="spellStart"/>
+                            <w:r>
+                              <w:rPr>
+                                <w:sz w:val="14"/>
+                                <w:szCs w:val="14"/>
+                                <w:lang w:val="en-US"/>
+                              </w:rPr>
+                              <w:t>header_show</w:t>
+                            </w:r>
+                            <w:proofErr w:type="spellEnd"/>
+                            <w:r>
+                              <w:rPr>
+                                <w:sz w:val="14"/>
+                                <w:szCs w:val="14"/>
+                                <w:lang w:val="en-US"/>
+                              </w:rPr>
+                              <w:t>}</w:t>
                             </w:r>
                           </w:p>
                           <w:p>
@@ -416,7 +586,7 @@
                 <v:stroke joinstyle="miter"/>
                 <v:path gradientshapeok="t" o:connecttype="rect"/>
               </v:shapetype>
-              <v:shape id="Text Box 5" o:spid="_x0000_s1026" type="#_x0000_t202" style="position:absolute;margin-left:334.3pt;margin-top:-100.15pt;width:385.5pt;height:140.25pt;z-index:251660288;visibility:visible;mso-wrap-style:square;mso-width-percent:0;mso-height-percent:0;mso-wrap-distance-left:9pt;mso-wrap-distance-top:0;mso-wrap-distance-right:9pt;mso-wrap-distance-bottom:0;mso-position-horizontal:right;mso-position-horizontal-relative:margin;mso-position-vertical:absolute;mso-position-vertical-relative:text;mso-width-percent:0;mso-height-percent:0;mso-width-relative:margin;mso-height-relative:margin;v-text-anchor:top" o:gfxdata="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" filled="f" stroked="f">
+              <v:shape id="Text Box 5" o:spid="_x0000_s1026" type="#_x0000_t202" style="position:absolute;margin-left:159.75pt;margin-top:-100.15pt;width:385.5pt;height:140.25pt;z-index:251660288;visibility:visible;mso-wrap-style:square;mso-width-percent:0;mso-height-percent:0;mso-wrap-distance-left:9pt;mso-wrap-distance-top:0;mso-wrap-distance-right:9pt;mso-wrap-distance-bottom:0;mso-position-horizontal:absolute;mso-position-horizontal-relative:margin;mso-position-vertical:absolute;mso-position-vertical-relative:text;mso-width-percent:0;mso-height-percent:0;mso-width-relative:margin;mso-height-relative:margin;v-text-anchor:top" o:gfxdata="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" filled="f" stroked="f">
                 <v:textbox>
                   <w:txbxContent>
                     <w:p>
@@ -427,7 +597,15 @@
                         </w:rPr>
                       </w:pPr>
                       <w:r>
-                        <w:t>{#header_show}{#header_logo_only}</w:t>
+                        <w:t>{#header_</w:t>
+                      </w:r>
+                      <w:proofErr w:type="gramStart"/>
+                      <w:r>
+                        <w:t>show}{</w:t>
+                      </w:r>
+                      <w:proofErr w:type="gramEnd"/>
+                      <w:r>
+                        <w:t>#header_logo_only}</w:t>
                       </w:r>
                       <w:r>
                         <w:t>{</w:t>
@@ -913,10 +1091,10 @@
         <mc:AlternateContent>
           <mc:Choice Requires="wps">
             <w:drawing>
-              <wp:anchor distT="0" distB="0" distL="114300" distR="114300" simplePos="0" relativeHeight="251659264" behindDoc="0" locked="0" layoutInCell="1" allowOverlap="1" wp14:anchorId="1C602B29" wp14:editId="2C4DB5ED">
+              <wp:anchor distT="0" distB="0" distL="114300" distR="114300" simplePos="0" relativeHeight="251659264" behindDoc="0" locked="0" layoutInCell="1" allowOverlap="1" wp14:anchorId="1C602B29" wp14:editId="610E499A">
                 <wp:simplePos x="0" y="0"/>
-                <wp:positionH relativeFrom="column">
-                  <wp:posOffset>-257175</wp:posOffset>
+                <wp:positionH relativeFrom="margin">
+                  <wp:align>left</wp:align>
                 </wp:positionH>
                 <wp:positionV relativeFrom="paragraph">
                   <wp:posOffset>-1278890</wp:posOffset>
@@ -961,7 +1139,15 @@
                         <w:txbxContent>
                           <w:p>
                             <w:r>
-                              <w:t>{#header_show}{#header_logo_only}</w:t>
+                              <w:t>{#header_</w:t>
+                            </w:r>
+                            <w:proofErr w:type="gramStart"/>
+                            <w:r>
+                              <w:t>show}{</w:t>
+                            </w:r>
+                            <w:proofErr w:type="gramEnd"/>
+                            <w:r>
+                              <w:t>#header_logo_only}</w:t>
                             </w:r>
                             <w:r>
                               <w:t>{%header_logo}</w:t>
@@ -975,12 +1161,14 @@
                               </w:rPr>
                               <w:t>/</w:t>
                             </w:r>
+                            <w:proofErr w:type="spellStart"/>
                             <w:r>
                               <w:rPr>
                                 <w:lang w:val="en-US"/>
                               </w:rPr>
                               <w:t>header_logo_only</w:t>
                             </w:r>
+                            <w:proofErr w:type="spellEnd"/>
                             <w:r>
                               <w:t>}</w:t>
                             </w:r>
@@ -1016,12 +1204,20 @@
           </mc:Choice>
           <mc:Fallback>
             <w:pict>
-              <v:shape w14:anchorId="1C602B29" id="Text Box 4" o:spid="_x0000_s1027" type="#_x0000_t202" style="position:absolute;margin-left:-20.25pt;margin-top:-100.7pt;width:306.75pt;height:129pt;z-index:251659264;visibility:visible;mso-wrap-style:square;mso-width-percent:0;mso-height-percent:0;mso-wrap-distance-left:9pt;mso-wrap-distance-top:0;mso-wrap-distance-right:9pt;mso-wrap-distance-bottom:0;mso-position-horizontal:absolute;mso-position-horizontal-relative:text;mso-position-vertical:absolute;mso-position-vertical-relative:text;mso-width-percent:0;mso-height-percent:0;mso-width-relative:margin;mso-height-relative:margin;v-text-anchor:top" o:gfxdata="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" filled="f" stroked="f">
+              <v:shape w14:anchorId="1C602B29" id="Text Box 4" o:spid="_x0000_s1027" type="#_x0000_t202" style="position:absolute;margin-left:0;margin-top:-100.7pt;width:306.75pt;height:129pt;z-index:251659264;visibility:visible;mso-wrap-style:square;mso-width-percent:0;mso-height-percent:0;mso-wrap-distance-left:9pt;mso-wrap-distance-top:0;mso-wrap-distance-right:9pt;mso-wrap-distance-bottom:0;mso-position-horizontal:left;mso-position-horizontal-relative:margin;mso-position-vertical:absolute;mso-position-vertical-relative:text;mso-width-percent:0;mso-height-percent:0;mso-width-relative:margin;mso-height-relative:margin;v-text-anchor:top" o:gfxdata="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" filled="f" stroked="f">
                 <v:textbox>
                   <w:txbxContent>
                     <w:p>
                       <w:r>
-                        <w:t>{#header_show}{#header_logo_only}</w:t>
+                        <w:t>{#header_</w:t>
+                      </w:r>
+                      <w:proofErr w:type="gramStart"/>
+                      <w:r>
+                        <w:t>show}{</w:t>
+                      </w:r>
+                      <w:proofErr w:type="gramEnd"/>
+                      <w:r>
+                        <w:t>#header_logo_only}</w:t>
                       </w:r>
                       <w:r>
                         <w:t>{%header_logo}</w:t>
@@ -1058,6 +1254,7 @@
                     </w:p>
                   </w:txbxContent>
                 </v:textbox>
+                <w10:wrap anchorx="margin"/>
               </v:shape>
             </w:pict>
           </mc:Fallback>
@@ -1067,7 +1264,8 @@
     <w:p/>
     <w:tbl>
       <w:tblPr>
-        <w:tblW w:w="0" w:type="auto"/>
+        <w:tblW w:w="10805" w:type="dxa"/>
+        <w:tblInd w:w="-5" w:type="dxa"/>
         <w:tblBorders>
           <w:top w:val="single" w:sz="4" w:space="0" w:color="auto"/>
           <w:left w:val="single" w:sz="4" w:space="0" w:color="auto"/>
@@ -1076,11 +1274,12 @@
           <w:insideH w:val="single" w:sz="4" w:space="0" w:color="auto"/>
           <w:insideV w:val="single" w:sz="4" w:space="0" w:color="auto"/>
         </w:tblBorders>
+        <w:tblLayout w:type="fixed"/>
         <w:tblLook w:val="01E0" w:firstRow="1" w:lastRow="1" w:firstColumn="1" w:lastColumn="1" w:noHBand="0" w:noVBand="0"/>
       </w:tblPr>
       <w:tblGrid>
-        <w:gridCol w:w="5114"/>
-        <w:gridCol w:w="5676"/>
+        <w:gridCol w:w="5297"/>
+        <w:gridCol w:w="5508"/>
       </w:tblGrid>
       <w:tr>
         <w:trPr>
@@ -1088,36 +1287,129 @@
         </w:trPr>
         <w:tc>
           <w:tcPr>
-            <w:tcW w:w="5508" w:type="dxa"/>
-            <w:vAlign w:val="center"/>
+            <w:tcW w:w="5297" w:type="dxa"/>
           </w:tcPr>
           <w:p>
             <w:pPr>
-              <w:jc w:val="center"/>
-              <w:rPr>
-                <w:sz w:val="20"/>
-                <w:szCs w:val="20"/>
-                <w:lang w:val="en-US"/>
-              </w:rPr>
-            </w:pPr>
-            <w:r>
-              <w:rPr>
+              <w:rPr>
+                <w:rFonts w:ascii="Courier New" w:hAnsi="Courier New" w:cs="Courier New"/>
+                <w:sz w:val="20"/>
+                <w:szCs w:val="20"/>
+                <w:lang w:val="en-US"/>
+              </w:rPr>
+            </w:pPr>
+            <w:r>
+              <w:rPr>
+                <w:rFonts w:ascii="Courier New" w:hAnsi="Courier New" w:cs="Courier New"/>
+                <w:sz w:val="20"/>
+                <w:szCs w:val="20"/>
+                <w:lang w:val="en-US"/>
+              </w:rPr>
+              <w:t>{Contract_Lookup__</w:t>
+            </w:r>
+            <w:proofErr w:type="gramStart"/>
+            <w:r>
+              <w:rPr>
+                <w:rFonts w:ascii="Courier New" w:hAnsi="Courier New" w:cs="Courier New"/>
+                <w:sz w:val="20"/>
+                <w:szCs w:val="20"/>
+                <w:lang w:val="en-US"/>
+              </w:rPr>
+              <w:t>c.Account</w:t>
+            </w:r>
+            <w:proofErr w:type="gramEnd"/>
+            <w:r>
+              <w:rPr>
+                <w:rFonts w:ascii="Courier New" w:hAnsi="Courier New" w:cs="Courier New"/>
+                <w:sz w:val="20"/>
+                <w:szCs w:val="20"/>
+                <w:lang w:val="en-US"/>
+              </w:rPr>
+              <w:t>__</w:t>
+            </w:r>
+            <w:proofErr w:type="spellStart"/>
+            <w:r>
+              <w:rPr>
+                <w:rFonts w:ascii="Courier New" w:hAnsi="Courier New" w:cs="Courier New"/>
+                <w:sz w:val="20"/>
+                <w:szCs w:val="20"/>
+                <w:lang w:val="en-US"/>
+              </w:rPr>
+              <w:t>c.Name</w:t>
+            </w:r>
+            <w:proofErr w:type="spellEnd"/>
+            <w:r>
+              <w:rPr>
+                <w:rFonts w:ascii="Courier New" w:hAnsi="Courier New" w:cs="Courier New"/>
+                <w:sz w:val="20"/>
+                <w:szCs w:val="20"/>
+                <w:lang w:val="en-US"/>
+              </w:rPr>
+              <w:t>}</w:t>
+            </w:r>
+          </w:p>
+          <w:p>
+            <w:pPr>
+              <w:rPr>
+                <w:rFonts w:ascii="Courier New" w:hAnsi="Courier New" w:cs="Courier New"/>
+                <w:sz w:val="20"/>
+                <w:szCs w:val="20"/>
+                <w:lang w:val="en-US"/>
+              </w:rPr>
+            </w:pPr>
+          </w:p>
+          <w:p>
+            <w:pPr>
+              <w:rPr>
+                <w:rFonts w:ascii="Courier New" w:hAnsi="Courier New" w:cs="Courier New"/>
+                <w:sz w:val="20"/>
+                <w:szCs w:val="20"/>
+                <w:lang w:val="en-US"/>
+              </w:rPr>
+            </w:pPr>
+            <w:r>
+              <w:rPr>
+                <w:rFonts w:ascii="Courier New" w:hAnsi="Courier New" w:cs="Courier New"/>
                 <w:sz w:val="20"/>
                 <w:szCs w:val="20"/>
                 <w:lang w:val="en-US"/>
               </w:rPr>
               <w:t>{</w:t>
             </w:r>
-            <w:r>
-              <w:rPr>
-                <w:sz w:val="20"/>
-                <w:szCs w:val="20"/>
-                <w:lang w:val="en-US"/>
-              </w:rPr>
-              <w:t>Contract_Lookup__c.Account__c.Name</w:t>
-            </w:r>
-            <w:r>
-              <w:rPr>
+            <w:proofErr w:type="spellStart"/>
+            <w:r>
+              <w:rPr>
+                <w:rFonts w:ascii="Courier New" w:hAnsi="Courier New" w:cs="Courier New"/>
+                <w:sz w:val="20"/>
+                <w:szCs w:val="20"/>
+                <w:lang w:val="en-US"/>
+              </w:rPr>
+              <w:t>Invoice__</w:t>
+            </w:r>
+            <w:proofErr w:type="gramStart"/>
+            <w:r>
+              <w:rPr>
+                <w:rFonts w:ascii="Courier New" w:hAnsi="Courier New" w:cs="Courier New"/>
+                <w:sz w:val="20"/>
+                <w:szCs w:val="20"/>
+                <w:lang w:val="en-US"/>
+              </w:rPr>
+              <w:t>c.Grower</w:t>
+            </w:r>
+            <w:proofErr w:type="gramEnd"/>
+            <w:r>
+              <w:rPr>
+                <w:rFonts w:ascii="Courier New" w:hAnsi="Courier New" w:cs="Courier New"/>
+                <w:sz w:val="20"/>
+                <w:szCs w:val="20"/>
+                <w:lang w:val="en-US"/>
+              </w:rPr>
+              <w:t>_Address__c</w:t>
+            </w:r>
+            <w:proofErr w:type="spellEnd"/>
+            <w:r>
+              <w:rPr>
+                <w:rFonts w:ascii="Courier New" w:hAnsi="Courier New" w:cs="Courier New"/>
                 <w:sz w:val="20"/>
                 <w:szCs w:val="20"/>
                 <w:lang w:val="en-US"/>
@@ -1127,57 +1419,140 @@
           </w:p>
           <w:p>
             <w:pPr>
-              <w:jc w:val="center"/>
-              <w:rPr>
-                <w:sz w:val="20"/>
-                <w:szCs w:val="20"/>
-                <w:lang w:val="en-US"/>
-              </w:rPr>
-            </w:pPr>
-            <w:r>
-              <w:rPr>
-                <w:sz w:val="20"/>
-                <w:szCs w:val="20"/>
-                <w:lang w:val="en-US"/>
-              </w:rPr>
-              <w:t>{Invoice__c.Grower_Address__c}</w:t>
-            </w:r>
-          </w:p>
-          <w:p>
-            <w:pPr>
-              <w:jc w:val="center"/>
-              <w:rPr>
-                <w:sz w:val="20"/>
-                <w:szCs w:val="20"/>
-                <w:lang w:val="en-US"/>
-              </w:rPr>
-            </w:pPr>
-            <w:r>
-              <w:rPr>
-                <w:sz w:val="20"/>
-                <w:szCs w:val="20"/>
-                <w:lang w:val="en-US"/>
-              </w:rPr>
-              <w:t>{Invoice__c.Grower_Post_Code__c}</w:t>
-            </w:r>
-          </w:p>
-          <w:p>
-            <w:pPr>
-              <w:jc w:val="center"/>
-              <w:rPr>
-                <w:rFonts w:ascii="Courier New" w:hAnsi="Courier New"/>
-                <w:b/>
-                <w:sz w:val="18"/>
-                <w:szCs w:val="18"/>
-              </w:rPr>
-            </w:pPr>
-            <w:r>
-              <w:rPr>
-                <w:sz w:val="20"/>
-                <w:szCs w:val="20"/>
-                <w:lang w:val="en-US"/>
-              </w:rPr>
-              <w:t>{Invoice__c.Supplier_VAT_Number__c}</w:t>
+              <w:rPr>
+                <w:rFonts w:ascii="Courier New" w:hAnsi="Courier New" w:cs="Courier New"/>
+                <w:sz w:val="20"/>
+                <w:szCs w:val="20"/>
+                <w:lang w:val="en-US"/>
+              </w:rPr>
+            </w:pPr>
+          </w:p>
+          <w:p>
+            <w:pPr>
+              <w:rPr>
+                <w:rFonts w:ascii="Courier New" w:hAnsi="Courier New" w:cs="Courier New"/>
+                <w:sz w:val="20"/>
+                <w:szCs w:val="20"/>
+                <w:lang w:val="en-US"/>
+              </w:rPr>
+            </w:pPr>
+            <w:r>
+              <w:rPr>
+                <w:rFonts w:ascii="Courier New" w:hAnsi="Courier New" w:cs="Courier New"/>
+                <w:sz w:val="20"/>
+                <w:szCs w:val="20"/>
+                <w:lang w:val="en-US"/>
+              </w:rPr>
+              <w:t>{</w:t>
+            </w:r>
+            <w:proofErr w:type="spellStart"/>
+            <w:r>
+              <w:rPr>
+                <w:rFonts w:ascii="Courier New" w:hAnsi="Courier New" w:cs="Courier New"/>
+                <w:sz w:val="20"/>
+                <w:szCs w:val="20"/>
+                <w:lang w:val="en-US"/>
+              </w:rPr>
+              <w:t>Invoice__</w:t>
+            </w:r>
+            <w:proofErr w:type="gramStart"/>
+            <w:r>
+              <w:rPr>
+                <w:rFonts w:ascii="Courier New" w:hAnsi="Courier New" w:cs="Courier New"/>
+                <w:sz w:val="20"/>
+                <w:szCs w:val="20"/>
+                <w:lang w:val="en-US"/>
+              </w:rPr>
+              <w:t>c.Grower</w:t>
+            </w:r>
+            <w:proofErr w:type="gramEnd"/>
+            <w:r>
+              <w:rPr>
+                <w:rFonts w:ascii="Courier New" w:hAnsi="Courier New" w:cs="Courier New"/>
+                <w:sz w:val="20"/>
+                <w:szCs w:val="20"/>
+                <w:lang w:val="en-US"/>
+              </w:rPr>
+              <w:t>_Post_Code__c</w:t>
+            </w:r>
+            <w:proofErr w:type="spellEnd"/>
+            <w:r>
+              <w:rPr>
+                <w:rFonts w:ascii="Courier New" w:hAnsi="Courier New" w:cs="Courier New"/>
+                <w:sz w:val="20"/>
+                <w:szCs w:val="20"/>
+                <w:lang w:val="en-US"/>
+              </w:rPr>
+              <w:t>}</w:t>
+            </w:r>
+          </w:p>
+          <w:p>
+            <w:pPr>
+              <w:rPr>
+                <w:rFonts w:ascii="Courier New" w:hAnsi="Courier New" w:cs="Courier New"/>
+                <w:sz w:val="20"/>
+                <w:szCs w:val="20"/>
+                <w:lang w:val="en-US"/>
+              </w:rPr>
+            </w:pPr>
+          </w:p>
+          <w:p>
+            <w:pPr>
+              <w:rPr>
+                <w:rFonts w:ascii="Courier New" w:hAnsi="Courier New" w:cs="Courier New"/>
+                <w:sz w:val="20"/>
+                <w:szCs w:val="20"/>
+                <w:lang w:val="en-US"/>
+              </w:rPr>
+            </w:pPr>
+            <w:r>
+              <w:rPr>
+                <w:rFonts w:ascii="Courier New" w:hAnsi="Courier New" w:cs="Courier New"/>
+                <w:sz w:val="20"/>
+                <w:szCs w:val="20"/>
+                <w:lang w:val="en-US"/>
+              </w:rPr>
+              <w:t>{</w:t>
+            </w:r>
+            <w:proofErr w:type="spellStart"/>
+            <w:r>
+              <w:rPr>
+                <w:rFonts w:ascii="Courier New" w:hAnsi="Courier New" w:cs="Courier New"/>
+                <w:sz w:val="20"/>
+                <w:szCs w:val="20"/>
+                <w:lang w:val="en-US"/>
+              </w:rPr>
+              <w:t>Invoice__</w:t>
+            </w:r>
+            <w:proofErr w:type="gramStart"/>
+            <w:r>
+              <w:rPr>
+                <w:rFonts w:ascii="Courier New" w:hAnsi="Courier New" w:cs="Courier New"/>
+                <w:sz w:val="20"/>
+                <w:szCs w:val="20"/>
+                <w:lang w:val="en-US"/>
+              </w:rPr>
+              <w:t>c.Supplier</w:t>
+            </w:r>
+            <w:proofErr w:type="gramEnd"/>
+            <w:r>
+              <w:rPr>
+                <w:rFonts w:ascii="Courier New" w:hAnsi="Courier New" w:cs="Courier New"/>
+                <w:sz w:val="20"/>
+                <w:szCs w:val="20"/>
+                <w:lang w:val="en-US"/>
+              </w:rPr>
+              <w:t>_VAT_Number__c</w:t>
+            </w:r>
+            <w:proofErr w:type="spellEnd"/>
+            <w:r>
+              <w:rPr>
+                <w:rFonts w:ascii="Courier New" w:hAnsi="Courier New" w:cs="Courier New"/>
+                <w:sz w:val="20"/>
+                <w:szCs w:val="20"/>
+                <w:lang w:val="en-US"/>
+              </w:rPr>
+              <w:t>}</w:t>
             </w:r>
           </w:p>
         </w:tc>
@@ -1187,30 +1562,28 @@
           </w:tcPr>
           <w:tbl>
             <w:tblPr>
-              <w:tblpPr w:leftFromText="180" w:rightFromText="180" w:vertAnchor="page" w:horzAnchor="margin" w:tblpY="1"/>
+              <w:tblpPr w:leftFromText="180" w:rightFromText="180" w:vertAnchor="page" w:horzAnchor="page" w:tblpXSpec="right" w:tblpY="1"/>
               <w:tblOverlap w:val="never"/>
-              <w:tblW w:w="0" w:type="auto"/>
+              <w:tblW w:w="5545" w:type="dxa"/>
               <w:tblBorders>
-                <w:top w:val="single" w:sz="4" w:space="0" w:color="auto"/>
-                <w:left w:val="single" w:sz="4" w:space="0" w:color="auto"/>
-                <w:bottom w:val="single" w:sz="4" w:space="0" w:color="auto"/>
-                <w:right w:val="single" w:sz="4" w:space="0" w:color="auto"/>
                 <w:insideH w:val="single" w:sz="4" w:space="0" w:color="auto"/>
                 <w:insideV w:val="single" w:sz="4" w:space="0" w:color="auto"/>
               </w:tblBorders>
+              <w:tblLayout w:type="fixed"/>
               <w:tblLook w:val="01E0" w:firstRow="1" w:lastRow="1" w:firstColumn="1" w:lastColumn="1" w:noHBand="0" w:noVBand="0"/>
             </w:tblPr>
             <w:tblGrid>
-              <w:gridCol w:w="1273"/>
-              <w:gridCol w:w="4177"/>
+              <w:gridCol w:w="2340"/>
+              <w:gridCol w:w="3205"/>
             </w:tblGrid>
             <w:tr>
               <w:trPr>
-                <w:trHeight w:val="556"/>
+                <w:cantSplit/>
+                <w:trHeight w:val="1152"/>
               </w:trPr>
               <w:tc>
                 <w:tcPr>
-                  <w:tcW w:w="1273" w:type="dxa"/>
+                  <w:tcW w:w="2340" w:type="dxa"/>
                 </w:tcPr>
                 <w:p>
                   <w:pPr>
@@ -1236,7 +1609,7 @@
               </w:tc>
               <w:tc>
                 <w:tcPr>
-                  <w:tcW w:w="4177" w:type="dxa"/>
+                  <w:tcW w:w="3205" w:type="dxa"/>
                 </w:tcPr>
                 <w:p>
                   <w:pPr>
@@ -1257,7 +1630,25 @@
                       <w:rFonts w:ascii="Courier New" w:hAnsi="Courier New" w:cs="Courier New"/>
                       <w:bCs/>
                     </w:rPr>
-                    <w:t>{Invoice__c.Name}</w:t>
+                    <w:t>{Invoice__</w:t>
+                  </w:r>
+                  <w:proofErr w:type="spellStart"/>
+                  <w:proofErr w:type="gramStart"/>
+                  <w:r>
+                    <w:rPr>
+                      <w:rFonts w:ascii="Courier New" w:hAnsi="Courier New" w:cs="Courier New"/>
+                      <w:bCs/>
+                    </w:rPr>
+                    <w:t>c.Name</w:t>
+                  </w:r>
+                  <w:proofErr w:type="spellEnd"/>
+                  <w:proofErr w:type="gramEnd"/>
+                  <w:r>
+                    <w:rPr>
+                      <w:rFonts w:ascii="Courier New" w:hAnsi="Courier New" w:cs="Courier New"/>
+                      <w:bCs/>
+                    </w:rPr>
+                    <w:t>}</w:t>
                   </w:r>
                 </w:p>
               </w:tc>
@@ -1268,7 +1659,7 @@
               </w:trPr>
               <w:tc>
                 <w:tcPr>
-                  <w:tcW w:w="1273" w:type="dxa"/>
+                  <w:tcW w:w="2340" w:type="dxa"/>
                 </w:tcPr>
                 <w:p>
                   <w:pPr>
@@ -1294,7 +1685,7 @@
               </w:tc>
               <w:tc>
                 <w:tcPr>
-                  <w:tcW w:w="4177" w:type="dxa"/>
+                  <w:tcW w:w="3205" w:type="dxa"/>
                 </w:tcPr>
                 <w:p>
                   <w:pPr>
@@ -1309,6 +1700,7 @@
                       <w:rFonts w:ascii="Courier New" w:hAnsi="Courier New" w:cs="Courier New"/>
                       <w:sz w:val="22"/>
                       <w:szCs w:val="22"/>
+                      <w:lang w:val="en-US"/>
                     </w:rPr>
                   </w:pPr>
                   <w:r>
@@ -1326,8 +1718,21 @@
                       <w:szCs w:val="22"/>
                       <w:lang w:val="en-US"/>
                     </w:rPr>
-                    <w:t>Contract_Lookup__c.Name</w:t>
+                    <w:t>Contract_Lookup__</w:t>
                   </w:r>
+                  <w:proofErr w:type="spellStart"/>
+                  <w:proofErr w:type="gramStart"/>
+                  <w:r>
+                    <w:rPr>
+                      <w:rFonts w:ascii="Courier New" w:hAnsi="Courier New" w:cs="Courier New"/>
+                      <w:sz w:val="22"/>
+                      <w:szCs w:val="22"/>
+                      <w:lang w:val="en-US"/>
+                    </w:rPr>
+                    <w:t>c.Name</w:t>
+                  </w:r>
+                  <w:proofErr w:type="spellEnd"/>
+                  <w:proofErr w:type="gramEnd"/>
                   <w:r>
                     <w:rPr>
                       <w:rFonts w:ascii="Courier New" w:hAnsi="Courier New" w:cs="Courier New"/>
@@ -1345,7 +1750,7 @@
               </w:trPr>
               <w:tc>
                 <w:tcPr>
-                  <w:tcW w:w="1273" w:type="dxa"/>
+                  <w:tcW w:w="2340" w:type="dxa"/>
                 </w:tcPr>
                 <w:p>
                   <w:pPr>
@@ -1371,7 +1776,7 @@
               </w:tc>
               <w:tc>
                 <w:tcPr>
-                  <w:tcW w:w="4177" w:type="dxa"/>
+                  <w:tcW w:w="3205" w:type="dxa"/>
                 </w:tcPr>
                 <w:p>
                   <w:pPr>
@@ -1394,18 +1799,54 @@
                       <w:sz w:val="22"/>
                       <w:szCs w:val="22"/>
                     </w:rPr>
-                    <w:t>{Invoice__c.Tax_Point__c}</w:t>
+                    <w:t>{</w:t>
+                  </w:r>
+                  <w:proofErr w:type="spellStart"/>
+                  <w:r>
+                    <w:rPr>
+                      <w:rFonts w:ascii="Courier New" w:hAnsi="Courier New" w:cs="Courier New"/>
+                      <w:sz w:val="22"/>
+                      <w:szCs w:val="22"/>
+                    </w:rPr>
+                    <w:t>Invoice__</w:t>
+                  </w:r>
+                  <w:proofErr w:type="gramStart"/>
+                  <w:r>
+                    <w:rPr>
+                      <w:rFonts w:ascii="Courier New" w:hAnsi="Courier New" w:cs="Courier New"/>
+                      <w:sz w:val="22"/>
+                      <w:szCs w:val="22"/>
+                    </w:rPr>
+                    <w:t>c.Tax</w:t>
+                  </w:r>
+                  <w:proofErr w:type="gramEnd"/>
+                  <w:r>
+                    <w:rPr>
+                      <w:rFonts w:ascii="Courier New" w:hAnsi="Courier New" w:cs="Courier New"/>
+                      <w:sz w:val="22"/>
+                      <w:szCs w:val="22"/>
+                    </w:rPr>
+                    <w:t>_Point__c</w:t>
+                  </w:r>
+                  <w:proofErr w:type="spellEnd"/>
+                  <w:r>
+                    <w:rPr>
+                      <w:rFonts w:ascii="Courier New" w:hAnsi="Courier New" w:cs="Courier New"/>
+                      <w:sz w:val="22"/>
+                      <w:szCs w:val="22"/>
+                    </w:rPr>
+                    <w:t>}</w:t>
                   </w:r>
                 </w:p>
               </w:tc>
             </w:tr>
             <w:tr>
               <w:trPr>
-                <w:trHeight w:val="258"/>
+                <w:trHeight w:val="773"/>
               </w:trPr>
               <w:tc>
                 <w:tcPr>
-                  <w:tcW w:w="1273" w:type="dxa"/>
+                  <w:tcW w:w="2340" w:type="dxa"/>
                 </w:tcPr>
                 <w:p>
                   <w:pPr>
@@ -1431,7 +1872,7 @@
               </w:tc>
               <w:tc>
                 <w:tcPr>
-                  <w:tcW w:w="4177" w:type="dxa"/>
+                  <w:tcW w:w="3205" w:type="dxa"/>
                 </w:tcPr>
                 <w:p>
                   <w:pPr>
@@ -1451,18 +1892,54 @@
                       <w:sz w:val="22"/>
                       <w:szCs w:val="22"/>
                     </w:rPr>
-                    <w:t>{Invoice__c.Account_Number__c}</w:t>
+                    <w:t>{</w:t>
+                  </w:r>
+                  <w:proofErr w:type="spellStart"/>
+                  <w:r>
+                    <w:rPr>
+                      <w:rFonts w:ascii="Courier New" w:hAnsi="Courier New" w:cs="Courier New"/>
+                      <w:sz w:val="22"/>
+                      <w:szCs w:val="22"/>
+                    </w:rPr>
+                    <w:t>Invoice__</w:t>
+                  </w:r>
+                  <w:proofErr w:type="gramStart"/>
+                  <w:r>
+                    <w:rPr>
+                      <w:rFonts w:ascii="Courier New" w:hAnsi="Courier New" w:cs="Courier New"/>
+                      <w:sz w:val="22"/>
+                      <w:szCs w:val="22"/>
+                    </w:rPr>
+                    <w:t>c.Account</w:t>
+                  </w:r>
+                  <w:proofErr w:type="gramEnd"/>
+                  <w:r>
+                    <w:rPr>
+                      <w:rFonts w:ascii="Courier New" w:hAnsi="Courier New" w:cs="Courier New"/>
+                      <w:sz w:val="22"/>
+                      <w:szCs w:val="22"/>
+                    </w:rPr>
+                    <w:t>_Number__c</w:t>
+                  </w:r>
+                  <w:proofErr w:type="spellEnd"/>
+                  <w:r>
+                    <w:rPr>
+                      <w:rFonts w:ascii="Courier New" w:hAnsi="Courier New" w:cs="Courier New"/>
+                      <w:sz w:val="22"/>
+                      <w:szCs w:val="22"/>
+                    </w:rPr>
+                    <w:t>}</w:t>
                   </w:r>
                 </w:p>
               </w:tc>
             </w:tr>
             <w:tr>
               <w:trPr>
-                <w:trHeight w:val="170"/>
+                <w:trHeight w:val="332"/>
               </w:trPr>
               <w:tc>
                 <w:tcPr>
-                  <w:tcW w:w="1273" w:type="dxa"/>
+                  <w:tcW w:w="2340" w:type="dxa"/>
                 </w:tcPr>
                 <w:p>
                   <w:pPr>
@@ -1482,13 +1959,13 @@
                       <w:sz w:val="22"/>
                       <w:szCs w:val="22"/>
                     </w:rPr>
-                    <w:t xml:space="preserve">V.A.T. No: </w:t>
+                    <w:t>V.A.T. No:</w:t>
                   </w:r>
                 </w:p>
               </w:tc>
               <w:tc>
                 <w:tcPr>
-                  <w:tcW w:w="4177" w:type="dxa"/>
+                  <w:tcW w:w="3205" w:type="dxa"/>
                 </w:tcPr>
                 <w:p>
                   <w:pPr>
@@ -1511,27 +1988,15 @@
                     <w:t>618 1972 25</w:t>
                   </w:r>
                 </w:p>
-                <w:p>
-                  <w:pPr>
-                    <w:widowControl w:val="0"/>
-                    <w:autoSpaceDE w:val="0"/>
-                    <w:autoSpaceDN w:val="0"/>
-                    <w:adjustRightInd w:val="0"/>
-                    <w:rPr>
-                      <w:rFonts w:ascii="Courier New" w:hAnsi="Courier New" w:cs="Courier New"/>
-                      <w:sz w:val="22"/>
-                      <w:szCs w:val="22"/>
-                    </w:rPr>
-                  </w:pPr>
-                </w:p>
               </w:tc>
             </w:tr>
           </w:tbl>
           <w:p>
             <w:pPr>
               <w:rPr>
-                <w:sz w:val="18"/>
-                <w:szCs w:val="18"/>
+                <w:rFonts w:ascii="Courier New" w:hAnsi="Courier New" w:cs="Courier New"/>
+                <w:sz w:val="20"/>
+                <w:szCs w:val="20"/>
               </w:rPr>
             </w:pPr>
           </w:p>
@@ -1541,7 +2006,17 @@
     <w:p>
       <w:pPr>
         <w:rPr>
+          <w:rFonts w:ascii="Courier New" w:hAnsi="Courier New" w:cs="Courier New"/>
+          <w:lang w:val="ru-RU"/>
+        </w:rPr>
+      </w:pPr>
+    </w:p>
+    <w:p>
+      <w:pPr>
+        <w:rPr>
+          <w:rFonts w:ascii="Courier New" w:hAnsi="Courier New" w:cs="Courier New"/>
           <w:vanish/>
+          <w:lang w:val="ru-RU"/>
         </w:rPr>
       </w:pPr>
     </w:p>
@@ -1564,12 +2039,12 @@
         <w:gridCol w:w="1418"/>
         <w:gridCol w:w="993"/>
         <w:gridCol w:w="1241"/>
-        <w:gridCol w:w="1594"/>
-        <w:gridCol w:w="2092"/>
-        <w:gridCol w:w="283"/>
-        <w:gridCol w:w="1418"/>
-        <w:gridCol w:w="1275"/>
-        <w:gridCol w:w="709"/>
+        <w:gridCol w:w="1383"/>
+        <w:gridCol w:w="1980"/>
+        <w:gridCol w:w="270"/>
+        <w:gridCol w:w="1260"/>
+        <w:gridCol w:w="1260"/>
+        <w:gridCol w:w="1218"/>
       </w:tblGrid>
       <w:tr>
         <w:tc>
@@ -1685,7 +2160,7 @@
         </w:tc>
         <w:tc>
           <w:tcPr>
-            <w:tcW w:w="1594" w:type="dxa"/>
+            <w:tcW w:w="1383" w:type="dxa"/>
           </w:tcPr>
           <w:p>
             <w:pPr>
@@ -1711,7 +2186,7 @@
         </w:tc>
         <w:tc>
           <w:tcPr>
-            <w:tcW w:w="2092" w:type="dxa"/>
+            <w:tcW w:w="1980" w:type="dxa"/>
           </w:tcPr>
           <w:p>
             <w:pPr>
@@ -1737,7 +2212,7 @@
         </w:tc>
         <w:tc>
           <w:tcPr>
-            <w:tcW w:w="283" w:type="dxa"/>
+            <w:tcW w:w="270" w:type="dxa"/>
           </w:tcPr>
           <w:p>
             <w:pPr>
@@ -1755,7 +2230,7 @@
         </w:tc>
         <w:tc>
           <w:tcPr>
-            <w:tcW w:w="1418" w:type="dxa"/>
+            <w:tcW w:w="1260" w:type="dxa"/>
           </w:tcPr>
           <w:p>
             <w:pPr>
@@ -1781,7 +2256,7 @@
         </w:tc>
         <w:tc>
           <w:tcPr>
-            <w:tcW w:w="1275" w:type="dxa"/>
+            <w:tcW w:w="1260" w:type="dxa"/>
           </w:tcPr>
           <w:p>
             <w:pPr>
@@ -1807,7 +2282,7 @@
         </w:tc>
         <w:tc>
           <w:tcPr>
-            <w:tcW w:w="709" w:type="dxa"/>
+            <w:tcW w:w="1218" w:type="dxa"/>
           </w:tcPr>
           <w:p>
             <w:pPr>
@@ -1833,6 +2308,9 @@
         </w:tc>
       </w:tr>
       <w:tr>
+        <w:trPr>
+          <w:trHeight w:val="107"/>
+        </w:trPr>
         <w:tc>
           <w:tcPr>
             <w:tcW w:w="1418" w:type="dxa"/>
@@ -1855,16 +2333,16 @@
                 <w:sz w:val="22"/>
                 <w:szCs w:val="22"/>
               </w:rPr>
-              <w:t>{#invoice_line_rows}</w:t>
-            </w:r>
+              <w:t>{#invoice_line_</w:t>
+            </w:r>
+            <w:proofErr w:type="gramStart"/>
             <w:r>
               <w:rPr>
                 <w:rFonts w:ascii="Courier New" w:hAnsi="Courier New" w:cs="Courier New"/>
                 <w:sz w:val="22"/>
                 <w:szCs w:val="22"/>
-                <w:lang w:val="en-US"/>
-              </w:rPr>
-              <w:t>{</w:t>
+              </w:rPr>
+              <w:t>rows}</w:t>
             </w:r>
             <w:r>
               <w:rPr>
@@ -1873,8 +2351,20 @@
                 <w:szCs w:val="22"/>
                 <w:lang w:val="en-US"/>
               </w:rPr>
+              <w:t>{</w:t>
+            </w:r>
+            <w:proofErr w:type="spellStart"/>
+            <w:proofErr w:type="gramEnd"/>
+            <w:r>
+              <w:rPr>
+                <w:rFonts w:ascii="Courier New" w:hAnsi="Courier New" w:cs="Courier New"/>
+                <w:sz w:val="22"/>
+                <w:szCs w:val="22"/>
+                <w:lang w:val="en-US"/>
+              </w:rPr>
               <w:t>Invoice_Line__c.Delivery_Date__c</w:t>
             </w:r>
+            <w:proofErr w:type="spellEnd"/>
             <w:r>
               <w:rPr>
                 <w:rFonts w:ascii="Courier New" w:hAnsi="Courier New" w:cs="Courier New"/>
@@ -1922,15 +2412,37 @@
               </w:rPr>
               <w:t>{</w:t>
             </w:r>
-            <w:r>
-              <w:rPr>
-                <w:rFonts w:ascii="Courier New" w:hAnsi="Courier New" w:cs="Courier New"/>
-                <w:sz w:val="20"/>
-                <w:szCs w:val="20"/>
-                <w:lang w:val="en-US"/>
-              </w:rPr>
-              <w:t>Invoice_Line__c.Movement__c.W_T_No__c</w:t>
-            </w:r>
+            <w:proofErr w:type="spellStart"/>
+            <w:r>
+              <w:rPr>
+                <w:rFonts w:ascii="Courier New" w:hAnsi="Courier New" w:cs="Courier New"/>
+                <w:sz w:val="20"/>
+                <w:szCs w:val="20"/>
+                <w:lang w:val="en-US"/>
+              </w:rPr>
+              <w:t>Invoice_Line__</w:t>
+            </w:r>
+            <w:proofErr w:type="gramStart"/>
+            <w:r>
+              <w:rPr>
+                <w:rFonts w:ascii="Courier New" w:hAnsi="Courier New" w:cs="Courier New"/>
+                <w:sz w:val="20"/>
+                <w:szCs w:val="20"/>
+                <w:lang w:val="en-US"/>
+              </w:rPr>
+              <w:t>c.Movement</w:t>
+            </w:r>
+            <w:proofErr w:type="gramEnd"/>
+            <w:r>
+              <w:rPr>
+                <w:rFonts w:ascii="Courier New" w:hAnsi="Courier New" w:cs="Courier New"/>
+                <w:sz w:val="20"/>
+                <w:szCs w:val="20"/>
+                <w:lang w:val="en-US"/>
+              </w:rPr>
+              <w:t>__c.W_T_No__c</w:t>
+            </w:r>
+            <w:proofErr w:type="spellEnd"/>
             <w:r>
               <w:rPr>
                 <w:rFonts w:ascii="Courier New" w:hAnsi="Courier New" w:cs="Courier New"/>
@@ -1956,6 +2468,7 @@
                 <w:rFonts w:ascii="Courier New" w:hAnsi="Courier New" w:cs="Courier New"/>
                 <w:sz w:val="20"/>
                 <w:szCs w:val="20"/>
+                <w:lang w:val="en-US"/>
               </w:rPr>
             </w:pPr>
             <w:r>
@@ -1967,15 +2480,37 @@
               </w:rPr>
               <w:t>{</w:t>
             </w:r>
-            <w:r>
-              <w:rPr>
-                <w:rFonts w:ascii="Courier New" w:hAnsi="Courier New" w:cs="Courier New"/>
-                <w:sz w:val="20"/>
-                <w:szCs w:val="20"/>
-                <w:lang w:val="en-US"/>
-              </w:rPr>
-              <w:t>Invoice_Line__c.Movement__c.Tonnage__c</w:t>
-            </w:r>
+            <w:proofErr w:type="spellStart"/>
+            <w:r>
+              <w:rPr>
+                <w:rFonts w:ascii="Courier New" w:hAnsi="Courier New" w:cs="Courier New"/>
+                <w:sz w:val="20"/>
+                <w:szCs w:val="20"/>
+                <w:lang w:val="en-US"/>
+              </w:rPr>
+              <w:t>Invoice_Line__</w:t>
+            </w:r>
+            <w:proofErr w:type="gramStart"/>
+            <w:r>
+              <w:rPr>
+                <w:rFonts w:ascii="Courier New" w:hAnsi="Courier New" w:cs="Courier New"/>
+                <w:sz w:val="20"/>
+                <w:szCs w:val="20"/>
+                <w:lang w:val="en-US"/>
+              </w:rPr>
+              <w:t>c.Quantity</w:t>
+            </w:r>
+            <w:proofErr w:type="gramEnd"/>
+            <w:r>
+              <w:rPr>
+                <w:rFonts w:ascii="Courier New" w:hAnsi="Courier New" w:cs="Courier New"/>
+                <w:sz w:val="20"/>
+                <w:szCs w:val="20"/>
+                <w:lang w:val="en-US"/>
+              </w:rPr>
+              <w:t>__c</w:t>
+            </w:r>
+            <w:proofErr w:type="spellEnd"/>
             <w:r>
               <w:rPr>
                 <w:rFonts w:ascii="Courier New" w:hAnsi="Courier New" w:cs="Courier New"/>
@@ -1989,7 +2524,7 @@
         </w:tc>
         <w:tc>
           <w:tcPr>
-            <w:tcW w:w="1594" w:type="dxa"/>
+            <w:tcW w:w="1383" w:type="dxa"/>
           </w:tcPr>
           <w:p>
             <w:pPr>
@@ -2011,7 +2546,58 @@
                 <w:szCs w:val="20"/>
                 <w:lang w:val="en-US"/>
               </w:rPr>
-              <w:t>{Invoice_Line__c.Haulier__c.Name}</w:t>
+              <w:t>{Invoice_Line__</w:t>
+            </w:r>
+            <w:proofErr w:type="gramStart"/>
+            <w:r>
+              <w:rPr>
+                <w:rFonts w:ascii="Courier New" w:hAnsi="Courier New" w:cs="Courier New"/>
+                <w:sz w:val="20"/>
+                <w:szCs w:val="20"/>
+                <w:lang w:val="en-US"/>
+              </w:rPr>
+              <w:t>c.</w:t>
+            </w:r>
+            <w:proofErr w:type="spellStart"/>
+            <w:r>
+              <w:rPr>
+                <w:rFonts w:ascii="Courier New" w:hAnsi="Courier New" w:cs="Courier New"/>
+                <w:sz w:val="20"/>
+                <w:szCs w:val="20"/>
+                <w:lang w:val="en-US"/>
+              </w:rPr>
+              <w:t>Haulier</w:t>
+            </w:r>
+            <w:proofErr w:type="spellEnd"/>
+            <w:proofErr w:type="gramEnd"/>
+            <w:r>
+              <w:rPr>
+                <w:rFonts w:ascii="Courier New" w:hAnsi="Courier New" w:cs="Courier New"/>
+                <w:sz w:val="20"/>
+                <w:szCs w:val="20"/>
+                <w:lang w:val="en-US"/>
+              </w:rPr>
+              <w:t>__</w:t>
+            </w:r>
+            <w:proofErr w:type="spellStart"/>
+            <w:r>
+              <w:rPr>
+                <w:rFonts w:ascii="Courier New" w:hAnsi="Courier New" w:cs="Courier New"/>
+                <w:sz w:val="20"/>
+                <w:szCs w:val="20"/>
+                <w:lang w:val="en-US"/>
+              </w:rPr>
+              <w:t>c.Name</w:t>
+            </w:r>
+            <w:proofErr w:type="spellEnd"/>
+            <w:r>
+              <w:rPr>
+                <w:rFonts w:ascii="Courier New" w:hAnsi="Courier New" w:cs="Courier New"/>
+                <w:sz w:val="20"/>
+                <w:szCs w:val="20"/>
+                <w:lang w:val="en-US"/>
+              </w:rPr>
+              <w:t>}</w:t>
             </w:r>
           </w:p>
           <w:p>
@@ -2033,13 +2619,53 @@
                 <w:szCs w:val="20"/>
                 <w:lang w:val="en-US"/>
               </w:rPr>
-              <w:t>{Invoice_Line__c.Reg_No__c}</w:t>
+              <w:t>{</w:t>
+            </w:r>
+            <w:proofErr w:type="spellStart"/>
+            <w:r>
+              <w:rPr>
+                <w:rFonts w:ascii="Courier New" w:hAnsi="Courier New" w:cs="Courier New"/>
+                <w:sz w:val="20"/>
+                <w:szCs w:val="20"/>
+                <w:lang w:val="en-US"/>
+              </w:rPr>
+              <w:t>Invoice_Line__</w:t>
+            </w:r>
+            <w:proofErr w:type="gramStart"/>
+            <w:r>
+              <w:rPr>
+                <w:rFonts w:ascii="Courier New" w:hAnsi="Courier New" w:cs="Courier New"/>
+                <w:sz w:val="20"/>
+                <w:szCs w:val="20"/>
+                <w:lang w:val="en-US"/>
+              </w:rPr>
+              <w:t>c.Reg</w:t>
+            </w:r>
+            <w:proofErr w:type="gramEnd"/>
+            <w:r>
+              <w:rPr>
+                <w:rFonts w:ascii="Courier New" w:hAnsi="Courier New" w:cs="Courier New"/>
+                <w:sz w:val="20"/>
+                <w:szCs w:val="20"/>
+                <w:lang w:val="en-US"/>
+              </w:rPr>
+              <w:t>_No__c</w:t>
+            </w:r>
+            <w:proofErr w:type="spellEnd"/>
+            <w:r>
+              <w:rPr>
+                <w:rFonts w:ascii="Courier New" w:hAnsi="Courier New" w:cs="Courier New"/>
+                <w:sz w:val="20"/>
+                <w:szCs w:val="20"/>
+                <w:lang w:val="en-US"/>
+              </w:rPr>
+              <w:t>}</w:t>
             </w:r>
           </w:p>
         </w:tc>
         <w:tc>
           <w:tcPr>
-            <w:tcW w:w="2092" w:type="dxa"/>
+            <w:tcW w:w="1980" w:type="dxa"/>
           </w:tcPr>
           <w:p>
             <w:pPr>
@@ -2060,13 +2686,53 @@
                 <w:szCs w:val="20"/>
                 <w:lang w:val="en-US"/>
               </w:rPr>
-              <w:t>{Invoice_Line__c.Line_Text__c}</w:t>
+              <w:t>{</w:t>
+            </w:r>
+            <w:proofErr w:type="spellStart"/>
+            <w:r>
+              <w:rPr>
+                <w:rFonts w:ascii="Courier New" w:hAnsi="Courier New" w:cs="Courier New"/>
+                <w:sz w:val="20"/>
+                <w:szCs w:val="20"/>
+                <w:lang w:val="en-US"/>
+              </w:rPr>
+              <w:t>Invoice_Line__</w:t>
+            </w:r>
+            <w:proofErr w:type="gramStart"/>
+            <w:r>
+              <w:rPr>
+                <w:rFonts w:ascii="Courier New" w:hAnsi="Courier New" w:cs="Courier New"/>
+                <w:sz w:val="20"/>
+                <w:szCs w:val="20"/>
+                <w:lang w:val="en-US"/>
+              </w:rPr>
+              <w:t>c.Line</w:t>
+            </w:r>
+            <w:proofErr w:type="gramEnd"/>
+            <w:r>
+              <w:rPr>
+                <w:rFonts w:ascii="Courier New" w:hAnsi="Courier New" w:cs="Courier New"/>
+                <w:sz w:val="20"/>
+                <w:szCs w:val="20"/>
+                <w:lang w:val="en-US"/>
+              </w:rPr>
+              <w:t>_Text__c</w:t>
+            </w:r>
+            <w:proofErr w:type="spellEnd"/>
+            <w:r>
+              <w:rPr>
+                <w:rFonts w:ascii="Courier New" w:hAnsi="Courier New" w:cs="Courier New"/>
+                <w:sz w:val="20"/>
+                <w:szCs w:val="20"/>
+                <w:lang w:val="en-US"/>
+              </w:rPr>
+              <w:t>}</w:t>
             </w:r>
           </w:p>
         </w:tc>
         <w:tc>
           <w:tcPr>
-            <w:tcW w:w="283" w:type="dxa"/>
+            <w:tcW w:w="270" w:type="dxa"/>
           </w:tcPr>
           <w:p>
             <w:pPr>
@@ -2084,7 +2750,7 @@
         </w:tc>
         <w:tc>
           <w:tcPr>
-            <w:tcW w:w="1418" w:type="dxa"/>
+            <w:tcW w:w="1260" w:type="dxa"/>
           </w:tcPr>
           <w:p>
             <w:pPr>
@@ -2105,13 +2771,53 @@
                 <w:szCs w:val="20"/>
                 <w:lang w:val="en-US"/>
               </w:rPr>
-              <w:t>{Invoice_Line__c.Unit_Price__c}</w:t>
+              <w:t>{</w:t>
+            </w:r>
+            <w:proofErr w:type="spellStart"/>
+            <w:r>
+              <w:rPr>
+                <w:rFonts w:ascii="Courier New" w:hAnsi="Courier New" w:cs="Courier New"/>
+                <w:sz w:val="20"/>
+                <w:szCs w:val="20"/>
+                <w:lang w:val="en-US"/>
+              </w:rPr>
+              <w:t>Invoice_Line__</w:t>
+            </w:r>
+            <w:proofErr w:type="gramStart"/>
+            <w:r>
+              <w:rPr>
+                <w:rFonts w:ascii="Courier New" w:hAnsi="Courier New" w:cs="Courier New"/>
+                <w:sz w:val="20"/>
+                <w:szCs w:val="20"/>
+                <w:lang w:val="en-US"/>
+              </w:rPr>
+              <w:t>c.Unit</w:t>
+            </w:r>
+            <w:proofErr w:type="gramEnd"/>
+            <w:r>
+              <w:rPr>
+                <w:rFonts w:ascii="Courier New" w:hAnsi="Courier New" w:cs="Courier New"/>
+                <w:sz w:val="20"/>
+                <w:szCs w:val="20"/>
+                <w:lang w:val="en-US"/>
+              </w:rPr>
+              <w:t>_Price__c</w:t>
+            </w:r>
+            <w:proofErr w:type="spellEnd"/>
+            <w:r>
+              <w:rPr>
+                <w:rFonts w:ascii="Courier New" w:hAnsi="Courier New" w:cs="Courier New"/>
+                <w:sz w:val="20"/>
+                <w:szCs w:val="20"/>
+                <w:lang w:val="en-US"/>
+              </w:rPr>
+              <w:t>}</w:t>
             </w:r>
           </w:p>
         </w:tc>
         <w:tc>
           <w:tcPr>
-            <w:tcW w:w="1275" w:type="dxa"/>
+            <w:tcW w:w="1260" w:type="dxa"/>
           </w:tcPr>
           <w:p>
             <w:pPr>
@@ -2132,13 +2838,53 @@
                 <w:szCs w:val="20"/>
                 <w:lang w:val="en-US"/>
               </w:rPr>
-              <w:t>{Invoice_Line__c.Pre_VAT_Total__c}</w:t>
+              <w:t>{</w:t>
+            </w:r>
+            <w:proofErr w:type="spellStart"/>
+            <w:r>
+              <w:rPr>
+                <w:rFonts w:ascii="Courier New" w:hAnsi="Courier New" w:cs="Courier New"/>
+                <w:sz w:val="20"/>
+                <w:szCs w:val="20"/>
+                <w:lang w:val="en-US"/>
+              </w:rPr>
+              <w:t>Invoice_Line__</w:t>
+            </w:r>
+            <w:proofErr w:type="gramStart"/>
+            <w:r>
+              <w:rPr>
+                <w:rFonts w:ascii="Courier New" w:hAnsi="Courier New" w:cs="Courier New"/>
+                <w:sz w:val="20"/>
+                <w:szCs w:val="20"/>
+                <w:lang w:val="en-US"/>
+              </w:rPr>
+              <w:t>c.Pre</w:t>
+            </w:r>
+            <w:proofErr w:type="gramEnd"/>
+            <w:r>
+              <w:rPr>
+                <w:rFonts w:ascii="Courier New" w:hAnsi="Courier New" w:cs="Courier New"/>
+                <w:sz w:val="20"/>
+                <w:szCs w:val="20"/>
+                <w:lang w:val="en-US"/>
+              </w:rPr>
+              <w:t>_VAT_Total__c</w:t>
+            </w:r>
+            <w:proofErr w:type="spellEnd"/>
+            <w:r>
+              <w:rPr>
+                <w:rFonts w:ascii="Courier New" w:hAnsi="Courier New" w:cs="Courier New"/>
+                <w:sz w:val="20"/>
+                <w:szCs w:val="20"/>
+                <w:lang w:val="en-US"/>
+              </w:rPr>
+              <w:t>}</w:t>
             </w:r>
           </w:p>
         </w:tc>
         <w:tc>
           <w:tcPr>
-            <w:tcW w:w="709" w:type="dxa"/>
+            <w:tcW w:w="1218" w:type="dxa"/>
           </w:tcPr>
           <w:p>
             <w:pPr>
@@ -2150,30 +2896,90 @@
                 <w:rFonts w:ascii="Courier New" w:hAnsi="Courier New" w:cs="Courier New"/>
                 <w:sz w:val="20"/>
                 <w:szCs w:val="20"/>
-                <w:lang w:val="ru-RU"/>
-              </w:rPr>
-            </w:pPr>
-            <w:r>
-              <w:rPr>
-                <w:rFonts w:ascii="Courier New" w:hAnsi="Courier New" w:cs="Courier New"/>
-                <w:sz w:val="20"/>
-                <w:szCs w:val="20"/>
-                <w:lang w:val="en-US"/>
-              </w:rPr>
-              <w:t>{Invoice_Line__c.VAT_Amount__c}</w:t>
-            </w:r>
-            <w:r>
-              <w:rPr>
-                <w:rFonts w:ascii="Courier New" w:hAnsi="Courier New" w:cs="Courier New"/>
-                <w:sz w:val="20"/>
-                <w:szCs w:val="20"/>
-              </w:rPr>
-              <w:t>{/invoice_line_rows}</w:t>
+                <w:lang w:val="en-US"/>
+              </w:rPr>
+            </w:pPr>
+            <w:r>
+              <w:rPr>
+                <w:rFonts w:ascii="Courier New" w:hAnsi="Courier New" w:cs="Courier New"/>
+                <w:sz w:val="20"/>
+                <w:szCs w:val="20"/>
+                <w:lang w:val="en-US"/>
+              </w:rPr>
+              <w:t>{</w:t>
+            </w:r>
+            <w:proofErr w:type="spellStart"/>
+            <w:r>
+              <w:rPr>
+                <w:rFonts w:ascii="Courier New" w:hAnsi="Courier New" w:cs="Courier New"/>
+                <w:sz w:val="20"/>
+                <w:szCs w:val="20"/>
+                <w:lang w:val="en-US"/>
+              </w:rPr>
+              <w:t>Invoice_Line__c.VAT_Amount__</w:t>
+            </w:r>
+            <w:proofErr w:type="gramStart"/>
+            <w:r>
+              <w:rPr>
+                <w:rFonts w:ascii="Courier New" w:hAnsi="Courier New" w:cs="Courier New"/>
+                <w:sz w:val="20"/>
+                <w:szCs w:val="20"/>
+                <w:lang w:val="en-US"/>
+              </w:rPr>
+              <w:t>c</w:t>
+            </w:r>
+            <w:proofErr w:type="spellEnd"/>
+            <w:r>
+              <w:rPr>
+                <w:rFonts w:ascii="Courier New" w:hAnsi="Courier New" w:cs="Courier New"/>
+                <w:sz w:val="20"/>
+                <w:szCs w:val="20"/>
+                <w:lang w:val="en-US"/>
+              </w:rPr>
+              <w:t>}</w:t>
+            </w:r>
+            <w:r>
+              <w:rPr>
+                <w:rFonts w:ascii="Courier New" w:hAnsi="Courier New" w:cs="Courier New"/>
+                <w:sz w:val="20"/>
+                <w:szCs w:val="20"/>
+              </w:rPr>
+              <w:t>{</w:t>
+            </w:r>
+            <w:proofErr w:type="gramEnd"/>
+            <w:r>
+              <w:rPr>
+                <w:rFonts w:ascii="Courier New" w:hAnsi="Courier New" w:cs="Courier New"/>
+                <w:sz w:val="20"/>
+                <w:szCs w:val="20"/>
+              </w:rPr>
+              <w:t>/</w:t>
+            </w:r>
+            <w:proofErr w:type="spellStart"/>
+            <w:r>
+              <w:rPr>
+                <w:rFonts w:ascii="Courier New" w:hAnsi="Courier New" w:cs="Courier New"/>
+                <w:sz w:val="20"/>
+                <w:szCs w:val="20"/>
+              </w:rPr>
+              <w:t>invoice_line_rows</w:t>
+            </w:r>
+            <w:proofErr w:type="spellEnd"/>
+            <w:r>
+              <w:rPr>
+                <w:rFonts w:ascii="Courier New" w:hAnsi="Courier New" w:cs="Courier New"/>
+                <w:sz w:val="20"/>
+                <w:szCs w:val="20"/>
+              </w:rPr>
+              <w:t>}</w:t>
             </w:r>
           </w:p>
         </w:tc>
       </w:tr>
       <w:tr>
+        <w:trPr>
+          <w:trHeight w:val="70"/>
+        </w:trPr>
         <w:tc>
           <w:tcPr>
             <w:tcW w:w="1418" w:type="dxa"/>
@@ -2244,13 +3050,53 @@
                 <w:szCs w:val="20"/>
                 <w:lang w:val="en-US"/>
               </w:rPr>
-              <w:t>{Invoice__c.Tonnage__c}</w:t>
+              <w:t>{</w:t>
+            </w:r>
+            <w:proofErr w:type="spellStart"/>
+            <w:r>
+              <w:rPr>
+                <w:rFonts w:ascii="Courier New" w:hAnsi="Courier New" w:cs="Courier New"/>
+                <w:sz w:val="20"/>
+                <w:szCs w:val="20"/>
+                <w:lang w:val="en-US"/>
+              </w:rPr>
+              <w:t>Invoice__</w:t>
+            </w:r>
+            <w:proofErr w:type="gramStart"/>
+            <w:r>
+              <w:rPr>
+                <w:rFonts w:ascii="Courier New" w:hAnsi="Courier New" w:cs="Courier New"/>
+                <w:sz w:val="20"/>
+                <w:szCs w:val="20"/>
+                <w:lang w:val="en-US"/>
+              </w:rPr>
+              <w:t>c.Tonnage</w:t>
+            </w:r>
+            <w:proofErr w:type="gramEnd"/>
+            <w:r>
+              <w:rPr>
+                <w:rFonts w:ascii="Courier New" w:hAnsi="Courier New" w:cs="Courier New"/>
+                <w:sz w:val="20"/>
+                <w:szCs w:val="20"/>
+                <w:lang w:val="en-US"/>
+              </w:rPr>
+              <w:t>__c</w:t>
+            </w:r>
+            <w:proofErr w:type="spellEnd"/>
+            <w:r>
+              <w:rPr>
+                <w:rFonts w:ascii="Courier New" w:hAnsi="Courier New" w:cs="Courier New"/>
+                <w:sz w:val="20"/>
+                <w:szCs w:val="20"/>
+                <w:lang w:val="en-US"/>
+              </w:rPr>
+              <w:t>}</w:t>
             </w:r>
           </w:p>
         </w:tc>
         <w:tc>
           <w:tcPr>
-            <w:tcW w:w="1594" w:type="dxa"/>
+            <w:tcW w:w="1383" w:type="dxa"/>
           </w:tcPr>
           <w:p>
             <w:pPr>
@@ -2268,7 +3114,7 @@
         </w:tc>
         <w:tc>
           <w:tcPr>
-            <w:tcW w:w="2092" w:type="dxa"/>
+            <w:tcW w:w="1980" w:type="dxa"/>
           </w:tcPr>
           <w:p>
             <w:pPr>
@@ -2286,7 +3132,7 @@
         </w:tc>
         <w:tc>
           <w:tcPr>
-            <w:tcW w:w="283" w:type="dxa"/>
+            <w:tcW w:w="270" w:type="dxa"/>
           </w:tcPr>
           <w:p>
             <w:pPr>
@@ -2304,7 +3150,7 @@
         </w:tc>
         <w:tc>
           <w:tcPr>
-            <w:tcW w:w="1418" w:type="dxa"/>
+            <w:tcW w:w="1260" w:type="dxa"/>
           </w:tcPr>
           <w:p>
             <w:pPr>
@@ -2322,7 +3168,7 @@
         </w:tc>
         <w:tc>
           <w:tcPr>
-            <w:tcW w:w="1275" w:type="dxa"/>
+            <w:tcW w:w="1260" w:type="dxa"/>
           </w:tcPr>
           <w:p>
             <w:pPr>
@@ -2342,16 +3188,36 @@
                 <w:sz w:val="20"/>
                 <w:szCs w:val="20"/>
               </w:rPr>
-              <w:t>{Invoice__c.</w:t>
-            </w:r>
-            <w:r>
-              <w:rPr>
-                <w:rFonts w:ascii="Courier New" w:hAnsi="Courier New" w:cs="Courier New"/>
-                <w:sz w:val="20"/>
-                <w:szCs w:val="20"/>
-              </w:rPr>
-              <w:t>Pre_VAT_Total_Purchase__c</w:t>
-            </w:r>
+              <w:t>{</w:t>
+            </w:r>
+            <w:proofErr w:type="spellStart"/>
+            <w:r>
+              <w:rPr>
+                <w:rFonts w:ascii="Courier New" w:hAnsi="Courier New" w:cs="Courier New"/>
+                <w:sz w:val="20"/>
+                <w:szCs w:val="20"/>
+              </w:rPr>
+              <w:t>Invoice__</w:t>
+            </w:r>
+            <w:proofErr w:type="gramStart"/>
+            <w:r>
+              <w:rPr>
+                <w:rFonts w:ascii="Courier New" w:hAnsi="Courier New" w:cs="Courier New"/>
+                <w:sz w:val="20"/>
+                <w:szCs w:val="20"/>
+              </w:rPr>
+              <w:t>c.Pre</w:t>
+            </w:r>
+            <w:proofErr w:type="gramEnd"/>
+            <w:r>
+              <w:rPr>
+                <w:rFonts w:ascii="Courier New" w:hAnsi="Courier New" w:cs="Courier New"/>
+                <w:sz w:val="20"/>
+                <w:szCs w:val="20"/>
+              </w:rPr>
+              <w:t>_VAT_Total_Purchase__c</w:t>
+            </w:r>
+            <w:proofErr w:type="spellEnd"/>
             <w:r>
               <w:rPr>
                 <w:rFonts w:ascii="Courier New" w:hAnsi="Courier New" w:cs="Courier New"/>
@@ -2364,7 +3230,7 @@
         </w:tc>
         <w:tc>
           <w:tcPr>
-            <w:tcW w:w="709" w:type="dxa"/>
+            <w:tcW w:w="1218" w:type="dxa"/>
           </w:tcPr>
           <w:p>
             <w:pPr>
@@ -2389,8 +3255,10 @@
         <w:autoSpaceDN w:val="0"/>
         <w:adjustRightInd w:val="0"/>
         <w:rPr>
+          <w:rFonts w:ascii="Courier New" w:hAnsi="Courier New" w:cs="Courier New"/>
           <w:sz w:val="18"/>
           <w:szCs w:val="18"/>
+          <w:lang w:val="en-US"/>
         </w:rPr>
       </w:pPr>
     </w:p>
@@ -2423,15 +3291,15 @@
         <w:tblLook w:val="01E0" w:firstRow="1" w:lastRow="1" w:firstColumn="1" w:lastColumn="1" w:noHBand="0" w:noVBand="0"/>
       </w:tblPr>
       <w:tblGrid>
-        <w:gridCol w:w="1239"/>
-        <w:gridCol w:w="1350"/>
+        <w:gridCol w:w="1345"/>
+        <w:gridCol w:w="1244"/>
         <w:gridCol w:w="1350"/>
         <w:gridCol w:w="1440"/>
       </w:tblGrid>
       <w:tr>
         <w:tc>
           <w:tcPr>
-            <w:tcW w:w="1239" w:type="dxa"/>
+            <w:tcW w:w="1345" w:type="dxa"/>
           </w:tcPr>
           <w:p>
             <w:pPr>
@@ -2452,6 +3320,53 @@
                 <w:szCs w:val="20"/>
               </w:rPr>
               <w:t>H. G. C. A. Levy</w:t>
+            </w:r>
+          </w:p>
+        </w:tc>
+        <w:tc>
+          <w:tcPr>
+            <w:tcW w:w="1244" w:type="dxa"/>
+          </w:tcPr>
+          <w:p>
+            <w:pPr>
+              <w:widowControl w:val="0"/>
+              <w:autoSpaceDE w:val="0"/>
+              <w:autoSpaceDN w:val="0"/>
+              <w:adjustRightInd w:val="0"/>
+              <w:rPr>
+                <w:rFonts w:ascii="Courier New" w:hAnsi="Courier New" w:cs="Courier New"/>
+                <w:sz w:val="20"/>
+                <w:szCs w:val="20"/>
+              </w:rPr>
+            </w:pPr>
+            <w:r>
+              <w:rPr>
+                <w:rFonts w:ascii="Courier New" w:hAnsi="Courier New" w:cs="Courier New"/>
+                <w:sz w:val="20"/>
+                <w:szCs w:val="20"/>
+                <w:lang w:val="en-US"/>
+              </w:rPr>
+              <w:t>{Invoice_Line__</w:t>
+            </w:r>
+            <w:proofErr w:type="gramStart"/>
+            <w:r>
+              <w:rPr>
+                <w:rFonts w:ascii="Courier New" w:hAnsi="Courier New" w:cs="Courier New"/>
+                <w:sz w:val="20"/>
+                <w:szCs w:val="20"/>
+                <w:lang w:val="en-US"/>
+              </w:rPr>
+              <w:t>c.Unit</w:t>
+            </w:r>
+            <w:proofErr w:type="gramEnd"/>
+            <w:r>
+              <w:rPr>
+                <w:rFonts w:ascii="Courier New" w:hAnsi="Courier New" w:cs="Courier New"/>
+                <w:sz w:val="20"/>
+                <w:szCs w:val="20"/>
+                <w:lang w:val="en-US"/>
+              </w:rPr>
+              <w:t>_Price__c_1}</w:t>
             </w:r>
           </w:p>
         </w:tc>
@@ -2478,34 +3393,149 @@
                 <w:szCs w:val="20"/>
                 <w:lang w:val="en-US"/>
               </w:rPr>
-              <w:t>{Invoice_Line__c.</w:t>
-            </w:r>
-            <w:r>
-              <w:rPr>
-                <w:rFonts w:ascii="Courier New" w:hAnsi="Courier New" w:cs="Courier New"/>
-                <w:sz w:val="20"/>
-                <w:szCs w:val="20"/>
-                <w:lang w:val="en-US"/>
-              </w:rPr>
-              <w:t>Unit_Price__c</w:t>
-            </w:r>
-            <w:r>
-              <w:rPr>
-                <w:rFonts w:ascii="Courier New" w:hAnsi="Courier New" w:cs="Courier New"/>
-                <w:sz w:val="20"/>
-                <w:szCs w:val="20"/>
-                <w:lang w:val="en-US"/>
-              </w:rPr>
-              <w:t>_1</w:t>
-            </w:r>
-            <w:r>
-              <w:rPr>
-                <w:rFonts w:ascii="Courier New" w:hAnsi="Courier New" w:cs="Courier New"/>
-                <w:sz w:val="20"/>
-                <w:szCs w:val="20"/>
-                <w:lang w:val="en-US"/>
-              </w:rPr>
-              <w:t>}</w:t>
+              <w:t>{Invoice_Line__</w:t>
+            </w:r>
+            <w:proofErr w:type="gramStart"/>
+            <w:r>
+              <w:rPr>
+                <w:rFonts w:ascii="Courier New" w:hAnsi="Courier New" w:cs="Courier New"/>
+                <w:sz w:val="20"/>
+                <w:szCs w:val="20"/>
+                <w:lang w:val="en-US"/>
+              </w:rPr>
+              <w:t>c.Unit</w:t>
+            </w:r>
+            <w:proofErr w:type="gramEnd"/>
+            <w:r>
+              <w:rPr>
+                <w:rFonts w:ascii="Courier New" w:hAnsi="Courier New" w:cs="Courier New"/>
+                <w:sz w:val="20"/>
+                <w:szCs w:val="20"/>
+                <w:lang w:val="en-US"/>
+              </w:rPr>
+              <w:t>_Price__c_2}</w:t>
+            </w:r>
+          </w:p>
+        </w:tc>
+        <w:tc>
+          <w:tcPr>
+            <w:tcW w:w="1440" w:type="dxa"/>
+          </w:tcPr>
+          <w:p>
+            <w:pPr>
+              <w:widowControl w:val="0"/>
+              <w:autoSpaceDE w:val="0"/>
+              <w:autoSpaceDN w:val="0"/>
+              <w:adjustRightInd w:val="0"/>
+              <w:rPr>
+                <w:rFonts w:ascii="Courier New" w:hAnsi="Courier New" w:cs="Courier New"/>
+                <w:sz w:val="20"/>
+                <w:szCs w:val="20"/>
+              </w:rPr>
+            </w:pPr>
+            <w:r>
+              <w:rPr>
+                <w:rFonts w:ascii="Courier New" w:hAnsi="Courier New" w:cs="Courier New"/>
+                <w:sz w:val="20"/>
+                <w:szCs w:val="20"/>
+                <w:lang w:val="en-US"/>
+              </w:rPr>
+              <w:t>{Invoice_Line__</w:t>
+            </w:r>
+            <w:proofErr w:type="gramStart"/>
+            <w:r>
+              <w:rPr>
+                <w:rFonts w:ascii="Courier New" w:hAnsi="Courier New" w:cs="Courier New"/>
+                <w:sz w:val="20"/>
+                <w:szCs w:val="20"/>
+                <w:lang w:val="en-US"/>
+              </w:rPr>
+              <w:t>c.Unit</w:t>
+            </w:r>
+            <w:proofErr w:type="gramEnd"/>
+            <w:r>
+              <w:rPr>
+                <w:rFonts w:ascii="Courier New" w:hAnsi="Courier New" w:cs="Courier New"/>
+                <w:sz w:val="20"/>
+                <w:szCs w:val="20"/>
+                <w:lang w:val="en-US"/>
+              </w:rPr>
+              <w:t>_Price__c_3}</w:t>
+            </w:r>
+          </w:p>
+        </w:tc>
+      </w:tr>
+      <w:tr>
+        <w:tc>
+          <w:tcPr>
+            <w:tcW w:w="1345" w:type="dxa"/>
+          </w:tcPr>
+          <w:p>
+            <w:pPr>
+              <w:widowControl w:val="0"/>
+              <w:autoSpaceDE w:val="0"/>
+              <w:autoSpaceDN w:val="0"/>
+              <w:adjustRightInd w:val="0"/>
+              <w:rPr>
+                <w:rFonts w:ascii="Courier New" w:hAnsi="Courier New" w:cs="Courier New"/>
+                <w:sz w:val="20"/>
+                <w:szCs w:val="20"/>
+              </w:rPr>
+            </w:pPr>
+            <w:r>
+              <w:rPr>
+                <w:rFonts w:ascii="Courier New" w:hAnsi="Courier New" w:cs="Courier New"/>
+                <w:sz w:val="20"/>
+                <w:szCs w:val="20"/>
+              </w:rPr>
+              <w:t>Credit Insurance Levy</w:t>
+            </w:r>
+          </w:p>
+        </w:tc>
+        <w:tc>
+          <w:tcPr>
+            <w:tcW w:w="1244" w:type="dxa"/>
+          </w:tcPr>
+          <w:p>
+            <w:pPr>
+              <w:widowControl w:val="0"/>
+              <w:autoSpaceDE w:val="0"/>
+              <w:autoSpaceDN w:val="0"/>
+              <w:adjustRightInd w:val="0"/>
+              <w:rPr>
+                <w:rFonts w:ascii="Courier New" w:hAnsi="Courier New" w:cs="Courier New"/>
+                <w:sz w:val="20"/>
+                <w:szCs w:val="20"/>
+              </w:rPr>
+            </w:pPr>
+            <w:r>
+              <w:rPr>
+                <w:rFonts w:ascii="Courier New" w:hAnsi="Courier New" w:cs="Courier New"/>
+                <w:sz w:val="20"/>
+                <w:szCs w:val="20"/>
+                <w:lang w:val="en-US"/>
+              </w:rPr>
+              <w:t>{Invoice_Line__</w:t>
+            </w:r>
+            <w:proofErr w:type="gramStart"/>
+            <w:r>
+              <w:rPr>
+                <w:rFonts w:ascii="Courier New" w:hAnsi="Courier New" w:cs="Courier New"/>
+                <w:sz w:val="20"/>
+                <w:szCs w:val="20"/>
+                <w:lang w:val="en-US"/>
+              </w:rPr>
+              <w:t>c.Pre</w:t>
+            </w:r>
+            <w:proofErr w:type="gramEnd"/>
+            <w:r>
+              <w:rPr>
+                <w:rFonts w:ascii="Courier New" w:hAnsi="Courier New" w:cs="Courier New"/>
+                <w:sz w:val="20"/>
+                <w:szCs w:val="20"/>
+                <w:lang w:val="en-US"/>
+              </w:rPr>
+              <w:t>_VAT_Total__c_1}</w:t>
             </w:r>
           </w:p>
         </w:tc>
@@ -2532,43 +3562,27 @@
                 <w:szCs w:val="20"/>
                 <w:lang w:val="en-US"/>
               </w:rPr>
-              <w:t>{Invoice_Line__c.</w:t>
-            </w:r>
-            <w:r>
-              <w:rPr>
-                <w:rFonts w:ascii="Courier New" w:hAnsi="Courier New" w:cs="Courier New"/>
-                <w:sz w:val="20"/>
-                <w:szCs w:val="20"/>
-                <w:lang w:val="en-US"/>
-              </w:rPr>
-              <w:t>Unit_Price__c</w:t>
-            </w:r>
-            <w:r>
-              <w:rPr>
-                <w:rFonts w:ascii="Courier New" w:hAnsi="Courier New" w:cs="Courier New"/>
-                <w:sz w:val="20"/>
-                <w:szCs w:val="20"/>
-                <w:lang w:val="en-US"/>
-              </w:rPr>
-              <w:t>_</w:t>
-            </w:r>
-            <w:r>
-              <w:rPr>
-                <w:rFonts w:ascii="Courier New" w:hAnsi="Courier New" w:cs="Courier New"/>
-                <w:sz w:val="20"/>
-                <w:szCs w:val="20"/>
-                <w:lang w:val="en-US"/>
-              </w:rPr>
-              <w:t>2</w:t>
-            </w:r>
-            <w:r>
-              <w:rPr>
-                <w:rFonts w:ascii="Courier New" w:hAnsi="Courier New" w:cs="Courier New"/>
-                <w:sz w:val="20"/>
-                <w:szCs w:val="20"/>
-                <w:lang w:val="en-US"/>
-              </w:rPr>
-              <w:t>}</w:t>
+              <w:t>{Invoice_Line__</w:t>
+            </w:r>
+            <w:proofErr w:type="gramStart"/>
+            <w:r>
+              <w:rPr>
+                <w:rFonts w:ascii="Courier New" w:hAnsi="Courier New" w:cs="Courier New"/>
+                <w:sz w:val="20"/>
+                <w:szCs w:val="20"/>
+                <w:lang w:val="en-US"/>
+              </w:rPr>
+              <w:t>c.Pre</w:t>
+            </w:r>
+            <w:proofErr w:type="gramEnd"/>
+            <w:r>
+              <w:rPr>
+                <w:rFonts w:ascii="Courier New" w:hAnsi="Courier New" w:cs="Courier New"/>
+                <w:sz w:val="20"/>
+                <w:szCs w:val="20"/>
+                <w:lang w:val="en-US"/>
+              </w:rPr>
+              <w:t>_VAT_Total__c_2}</w:t>
             </w:r>
           </w:p>
         </w:tc>
@@ -2595,43 +3609,27 @@
                 <w:szCs w:val="20"/>
                 <w:lang w:val="en-US"/>
               </w:rPr>
-              <w:t>{Invoice_Line__c.</w:t>
-            </w:r>
-            <w:r>
-              <w:rPr>
-                <w:rFonts w:ascii="Courier New" w:hAnsi="Courier New" w:cs="Courier New"/>
-                <w:sz w:val="20"/>
-                <w:szCs w:val="20"/>
-                <w:lang w:val="en-US"/>
-              </w:rPr>
-              <w:t>Unit_Price__c</w:t>
-            </w:r>
-            <w:r>
-              <w:rPr>
-                <w:rFonts w:ascii="Courier New" w:hAnsi="Courier New" w:cs="Courier New"/>
-                <w:sz w:val="20"/>
-                <w:szCs w:val="20"/>
-                <w:lang w:val="en-US"/>
-              </w:rPr>
-              <w:t>_</w:t>
-            </w:r>
-            <w:r>
-              <w:rPr>
-                <w:rFonts w:ascii="Courier New" w:hAnsi="Courier New" w:cs="Courier New"/>
-                <w:sz w:val="20"/>
-                <w:szCs w:val="20"/>
-                <w:lang w:val="en-US"/>
-              </w:rPr>
-              <w:t>3</w:t>
-            </w:r>
-            <w:r>
-              <w:rPr>
-                <w:rFonts w:ascii="Courier New" w:hAnsi="Courier New" w:cs="Courier New"/>
-                <w:sz w:val="20"/>
-                <w:szCs w:val="20"/>
-                <w:lang w:val="en-US"/>
-              </w:rPr>
-              <w:t>}</w:t>
+              <w:t>{Invoice_Line__</w:t>
+            </w:r>
+            <w:proofErr w:type="gramStart"/>
+            <w:r>
+              <w:rPr>
+                <w:rFonts w:ascii="Courier New" w:hAnsi="Courier New" w:cs="Courier New"/>
+                <w:sz w:val="20"/>
+                <w:szCs w:val="20"/>
+                <w:lang w:val="en-US"/>
+              </w:rPr>
+              <w:t>c.Pre</w:t>
+            </w:r>
+            <w:proofErr w:type="gramEnd"/>
+            <w:r>
+              <w:rPr>
+                <w:rFonts w:ascii="Courier New" w:hAnsi="Courier New" w:cs="Courier New"/>
+                <w:sz w:val="20"/>
+                <w:szCs w:val="20"/>
+                <w:lang w:val="en-US"/>
+              </w:rPr>
+              <w:t>_VAT_Total__c_3}</w:t>
             </w:r>
           </w:p>
         </w:tc>
@@ -2639,7 +3637,7 @@
       <w:tr>
         <w:tc>
           <w:tcPr>
-            <w:tcW w:w="1239" w:type="dxa"/>
+            <w:tcW w:w="1345" w:type="dxa"/>
           </w:tcPr>
           <w:p>
             <w:pPr>
@@ -2659,7 +3657,44 @@
                 <w:sz w:val="20"/>
                 <w:szCs w:val="20"/>
               </w:rPr>
-              <w:t>Credit Insurance Levy</w:t>
+              <w:t>Weighbridge</w:t>
+            </w:r>
+          </w:p>
+        </w:tc>
+        <w:tc>
+          <w:tcPr>
+            <w:tcW w:w="1244" w:type="dxa"/>
+          </w:tcPr>
+          <w:p>
+            <w:pPr>
+              <w:widowControl w:val="0"/>
+              <w:autoSpaceDE w:val="0"/>
+              <w:autoSpaceDN w:val="0"/>
+              <w:adjustRightInd w:val="0"/>
+              <w:rPr>
+                <w:rFonts w:ascii="Courier New" w:hAnsi="Courier New" w:cs="Courier New"/>
+                <w:sz w:val="20"/>
+                <w:szCs w:val="20"/>
+              </w:rPr>
+            </w:pPr>
+            <w:r>
+              <w:rPr>
+                <w:rFonts w:ascii="Courier New" w:hAnsi="Courier New" w:cs="Courier New"/>
+                <w:sz w:val="20"/>
+                <w:szCs w:val="20"/>
+                <w:lang w:val="en-US"/>
+              </w:rPr>
+              <w:t>{Invoice_Line__c.VAT_Amount__c_1</w:t>
+            </w:r>
+            <w:r>
+              <w:rPr>
+                <w:rFonts w:ascii="Courier New" w:hAnsi="Courier New" w:cs="Courier New"/>
+                <w:sz w:val="20"/>
+                <w:szCs w:val="20"/>
+                <w:lang w:val="en-US"/>
+              </w:rPr>
+              <w:lastRenderedPageBreak/>
+              <w:t>}</w:t>
             </w:r>
           </w:p>
         </w:tc>
@@ -2686,97 +3721,8 @@
                 <w:szCs w:val="20"/>
                 <w:lang w:val="en-US"/>
               </w:rPr>
-              <w:t>{Invoice_Line__c.</w:t>
-            </w:r>
-            <w:r>
-              <w:rPr>
-                <w:rFonts w:ascii="Courier New" w:hAnsi="Courier New" w:cs="Courier New"/>
-                <w:sz w:val="20"/>
-                <w:szCs w:val="20"/>
-                <w:lang w:val="en-US"/>
-              </w:rPr>
-              <w:t>Pre_VAT_Total__c</w:t>
-            </w:r>
-            <w:r>
-              <w:rPr>
-                <w:rFonts w:ascii="Courier New" w:hAnsi="Courier New" w:cs="Courier New"/>
-                <w:sz w:val="20"/>
-                <w:szCs w:val="20"/>
-                <w:lang w:val="en-US"/>
-              </w:rPr>
-              <w:t>_1</w:t>
-            </w:r>
-            <w:r>
-              <w:rPr>
-                <w:rFonts w:ascii="Courier New" w:hAnsi="Courier New" w:cs="Courier New"/>
-                <w:sz w:val="20"/>
-                <w:szCs w:val="20"/>
-                <w:lang w:val="en-US"/>
-              </w:rPr>
-              <w:t>}</w:t>
-            </w:r>
-          </w:p>
-        </w:tc>
-        <w:tc>
-          <w:tcPr>
-            <w:tcW w:w="1350" w:type="dxa"/>
-          </w:tcPr>
-          <w:p>
-            <w:pPr>
-              <w:widowControl w:val="0"/>
-              <w:autoSpaceDE w:val="0"/>
-              <w:autoSpaceDN w:val="0"/>
-              <w:adjustRightInd w:val="0"/>
-              <w:rPr>
-                <w:rFonts w:ascii="Courier New" w:hAnsi="Courier New" w:cs="Courier New"/>
-                <w:sz w:val="20"/>
-                <w:szCs w:val="20"/>
-              </w:rPr>
-            </w:pPr>
-            <w:r>
-              <w:rPr>
-                <w:rFonts w:ascii="Courier New" w:hAnsi="Courier New" w:cs="Courier New"/>
-                <w:sz w:val="20"/>
-                <w:szCs w:val="20"/>
-                <w:lang w:val="en-US"/>
-              </w:rPr>
-              <w:t>{Invoice_Line__c.</w:t>
-            </w:r>
-            <w:r>
-              <w:rPr>
-                <w:rFonts w:ascii="Courier New" w:hAnsi="Courier New" w:cs="Courier New"/>
-                <w:sz w:val="20"/>
-                <w:szCs w:val="20"/>
-                <w:lang w:val="en-US"/>
-              </w:rPr>
-              <w:t>Pre_VAT_Total__c</w:t>
-            </w:r>
-            <w:r>
-              <w:rPr>
-                <w:rFonts w:ascii="Courier New" w:hAnsi="Courier New" w:cs="Courier New"/>
-                <w:sz w:val="20"/>
-                <w:szCs w:val="20"/>
-                <w:lang w:val="en-US"/>
-              </w:rPr>
-              <w:t>_</w:t>
-            </w:r>
-            <w:r>
-              <w:rPr>
-                <w:rFonts w:ascii="Courier New" w:hAnsi="Courier New" w:cs="Courier New"/>
-                <w:sz w:val="20"/>
-                <w:szCs w:val="20"/>
-                <w:lang w:val="en-US"/>
-              </w:rPr>
-              <w:t>2</w:t>
-            </w:r>
-            <w:r>
-              <w:rPr>
-                <w:rFonts w:ascii="Courier New" w:hAnsi="Courier New" w:cs="Courier New"/>
-                <w:sz w:val="20"/>
-                <w:szCs w:val="20"/>
-                <w:lang w:val="en-US"/>
-              </w:rPr>
-              <w:t>}</w:t>
+              <w:lastRenderedPageBreak/>
+              <w:t>{Invoice_Line__c.VAT_Amount__c_2}</w:t>
             </w:r>
           </w:p>
         </w:tc>
@@ -2803,283 +3749,7 @@
                 <w:szCs w:val="20"/>
                 <w:lang w:val="en-US"/>
               </w:rPr>
-              <w:t>{Invoice_Line__c.</w:t>
-            </w:r>
-            <w:r>
-              <w:rPr>
-                <w:rFonts w:ascii="Courier New" w:hAnsi="Courier New" w:cs="Courier New"/>
-                <w:sz w:val="20"/>
-                <w:szCs w:val="20"/>
-                <w:lang w:val="en-US"/>
-              </w:rPr>
-              <w:t>Pre_VAT_Total__c</w:t>
-            </w:r>
-            <w:r>
-              <w:rPr>
-                <w:rFonts w:ascii="Courier New" w:hAnsi="Courier New" w:cs="Courier New"/>
-                <w:sz w:val="20"/>
-                <w:szCs w:val="20"/>
-                <w:lang w:val="en-US"/>
-              </w:rPr>
-              <w:t>_</w:t>
-            </w:r>
-            <w:r>
-              <w:rPr>
-                <w:rFonts w:ascii="Courier New" w:hAnsi="Courier New" w:cs="Courier New"/>
-                <w:sz w:val="20"/>
-                <w:szCs w:val="20"/>
-                <w:lang w:val="en-US"/>
-              </w:rPr>
-              <w:t>3</w:t>
-            </w:r>
-            <w:r>
-              <w:rPr>
-                <w:rFonts w:ascii="Courier New" w:hAnsi="Courier New" w:cs="Courier New"/>
-                <w:sz w:val="20"/>
-                <w:szCs w:val="20"/>
-                <w:lang w:val="en-US"/>
-              </w:rPr>
-              <w:t>}</w:t>
-            </w:r>
-          </w:p>
-        </w:tc>
-      </w:tr>
-      <w:tr>
-        <w:tc>
-          <w:tcPr>
-            <w:tcW w:w="1239" w:type="dxa"/>
-          </w:tcPr>
-          <w:p>
-            <w:pPr>
-              <w:widowControl w:val="0"/>
-              <w:autoSpaceDE w:val="0"/>
-              <w:autoSpaceDN w:val="0"/>
-              <w:adjustRightInd w:val="0"/>
-              <w:rPr>
-                <w:rFonts w:ascii="Courier New" w:hAnsi="Courier New" w:cs="Courier New"/>
-                <w:sz w:val="20"/>
-                <w:szCs w:val="20"/>
-              </w:rPr>
-            </w:pPr>
-            <w:r>
-              <w:rPr>
-                <w:rFonts w:ascii="Courier New" w:hAnsi="Courier New" w:cs="Courier New"/>
-                <w:sz w:val="20"/>
-                <w:szCs w:val="20"/>
-              </w:rPr>
-              <w:t>Weighbridge</w:t>
-            </w:r>
-          </w:p>
-        </w:tc>
-        <w:tc>
-          <w:tcPr>
-            <w:tcW w:w="1350" w:type="dxa"/>
-          </w:tcPr>
-          <w:p>
-            <w:pPr>
-              <w:widowControl w:val="0"/>
-              <w:autoSpaceDE w:val="0"/>
-              <w:autoSpaceDN w:val="0"/>
-              <w:adjustRightInd w:val="0"/>
-              <w:rPr>
-                <w:rFonts w:ascii="Courier New" w:hAnsi="Courier New" w:cs="Courier New"/>
-                <w:sz w:val="20"/>
-                <w:szCs w:val="20"/>
-              </w:rPr>
-            </w:pPr>
-            <w:r>
-              <w:rPr>
-                <w:rFonts w:ascii="Courier New" w:hAnsi="Courier New" w:cs="Courier New"/>
-                <w:sz w:val="20"/>
-                <w:szCs w:val="20"/>
-                <w:lang w:val="en-US"/>
-              </w:rPr>
-              <w:t>{Invoice_Line__c.</w:t>
-            </w:r>
-            <w:r>
-              <w:rPr>
-                <w:rFonts w:ascii="Courier New" w:hAnsi="Courier New" w:cs="Courier New"/>
-                <w:sz w:val="20"/>
-                <w:szCs w:val="20"/>
-                <w:lang w:val="en-US"/>
-              </w:rPr>
-              <w:t>V</w:t>
-            </w:r>
-            <w:r>
-              <w:rPr>
-                <w:rFonts w:ascii="Courier New" w:hAnsi="Courier New" w:cs="Courier New"/>
-                <w:sz w:val="20"/>
-                <w:szCs w:val="20"/>
-                <w:lang w:val="en-US"/>
-              </w:rPr>
-              <w:lastRenderedPageBreak/>
-              <w:t>AT_Amount__c</w:t>
-            </w:r>
-            <w:r>
-              <w:rPr>
-                <w:rFonts w:ascii="Courier New" w:hAnsi="Courier New" w:cs="Courier New"/>
-                <w:sz w:val="20"/>
-                <w:szCs w:val="20"/>
-                <w:lang w:val="en-US"/>
-              </w:rPr>
-              <w:t>_1</w:t>
-            </w:r>
-            <w:r>
-              <w:rPr>
-                <w:rFonts w:ascii="Courier New" w:hAnsi="Courier New" w:cs="Courier New"/>
-                <w:sz w:val="20"/>
-                <w:szCs w:val="20"/>
-                <w:lang w:val="en-US"/>
-              </w:rPr>
-              <w:t>}</w:t>
-            </w:r>
-          </w:p>
-        </w:tc>
-        <w:tc>
-          <w:tcPr>
-            <w:tcW w:w="1350" w:type="dxa"/>
-          </w:tcPr>
-          <w:p>
-            <w:pPr>
-              <w:widowControl w:val="0"/>
-              <w:autoSpaceDE w:val="0"/>
-              <w:autoSpaceDN w:val="0"/>
-              <w:adjustRightInd w:val="0"/>
-              <w:rPr>
-                <w:rFonts w:ascii="Courier New" w:hAnsi="Courier New" w:cs="Courier New"/>
-                <w:sz w:val="20"/>
-                <w:szCs w:val="20"/>
-              </w:rPr>
-            </w:pPr>
-            <w:r>
-              <w:rPr>
-                <w:rFonts w:ascii="Courier New" w:hAnsi="Courier New" w:cs="Courier New"/>
-                <w:sz w:val="20"/>
-                <w:szCs w:val="20"/>
-                <w:lang w:val="en-US"/>
-              </w:rPr>
-              <w:lastRenderedPageBreak/>
-              <w:t>{Invoice_Line__c.</w:t>
-            </w:r>
-            <w:r>
-              <w:rPr>
-                <w:rFonts w:ascii="Courier New" w:hAnsi="Courier New" w:cs="Courier New"/>
-                <w:sz w:val="20"/>
-                <w:szCs w:val="20"/>
-                <w:lang w:val="en-US"/>
-              </w:rPr>
-              <w:t>V</w:t>
-            </w:r>
-            <w:r>
-              <w:rPr>
-                <w:rFonts w:ascii="Courier New" w:hAnsi="Courier New" w:cs="Courier New"/>
-                <w:sz w:val="20"/>
-                <w:szCs w:val="20"/>
-                <w:lang w:val="en-US"/>
-              </w:rPr>
-              <w:lastRenderedPageBreak/>
-              <w:t>AT_Amount__c</w:t>
-            </w:r>
-            <w:r>
-              <w:rPr>
-                <w:rFonts w:ascii="Courier New" w:hAnsi="Courier New" w:cs="Courier New"/>
-                <w:sz w:val="20"/>
-                <w:szCs w:val="20"/>
-                <w:lang w:val="en-US"/>
-              </w:rPr>
-              <w:t>_</w:t>
-            </w:r>
-            <w:r>
-              <w:rPr>
-                <w:rFonts w:ascii="Courier New" w:hAnsi="Courier New" w:cs="Courier New"/>
-                <w:sz w:val="20"/>
-                <w:szCs w:val="20"/>
-                <w:lang w:val="en-US"/>
-              </w:rPr>
-              <w:t>2</w:t>
-            </w:r>
-            <w:r>
-              <w:rPr>
-                <w:rFonts w:ascii="Courier New" w:hAnsi="Courier New" w:cs="Courier New"/>
-                <w:sz w:val="20"/>
-                <w:szCs w:val="20"/>
-                <w:lang w:val="en-US"/>
-              </w:rPr>
-              <w:t>}</w:t>
-            </w:r>
-          </w:p>
-        </w:tc>
-        <w:tc>
-          <w:tcPr>
-            <w:tcW w:w="1440" w:type="dxa"/>
-          </w:tcPr>
-          <w:p>
-            <w:pPr>
-              <w:widowControl w:val="0"/>
-              <w:autoSpaceDE w:val="0"/>
-              <w:autoSpaceDN w:val="0"/>
-              <w:adjustRightInd w:val="0"/>
-              <w:rPr>
-                <w:rFonts w:ascii="Courier New" w:hAnsi="Courier New" w:cs="Courier New"/>
-                <w:sz w:val="20"/>
-                <w:szCs w:val="20"/>
-              </w:rPr>
-            </w:pPr>
-            <w:r>
-              <w:rPr>
-                <w:rFonts w:ascii="Courier New" w:hAnsi="Courier New" w:cs="Courier New"/>
-                <w:sz w:val="20"/>
-                <w:szCs w:val="20"/>
-                <w:lang w:val="en-US"/>
-              </w:rPr>
-              <w:lastRenderedPageBreak/>
-              <w:t>{Invoice_Line__c.</w:t>
-            </w:r>
-            <w:r>
-              <w:rPr>
-                <w:rFonts w:ascii="Courier New" w:hAnsi="Courier New" w:cs="Courier New"/>
-                <w:sz w:val="20"/>
-                <w:szCs w:val="20"/>
-                <w:lang w:val="en-US"/>
-              </w:rPr>
-              <w:t>VAT</w:t>
-            </w:r>
-            <w:r>
-              <w:rPr>
-                <w:rFonts w:ascii="Courier New" w:hAnsi="Courier New" w:cs="Courier New"/>
-                <w:sz w:val="20"/>
-                <w:szCs w:val="20"/>
-                <w:lang w:val="en-US"/>
-              </w:rPr>
-              <w:lastRenderedPageBreak/>
-              <w:t>_Amount__c</w:t>
-            </w:r>
-            <w:r>
-              <w:rPr>
-                <w:rFonts w:ascii="Courier New" w:hAnsi="Courier New" w:cs="Courier New"/>
-                <w:sz w:val="20"/>
-                <w:szCs w:val="20"/>
-                <w:lang w:val="en-US"/>
-              </w:rPr>
-              <w:t>_</w:t>
-            </w:r>
-            <w:r>
-              <w:rPr>
-                <w:rFonts w:ascii="Courier New" w:hAnsi="Courier New" w:cs="Courier New"/>
-                <w:sz w:val="20"/>
-                <w:szCs w:val="20"/>
-                <w:lang w:val="en-US"/>
-              </w:rPr>
-              <w:t>3</w:t>
-            </w:r>
-            <w:r>
-              <w:rPr>
-                <w:rFonts w:ascii="Courier New" w:hAnsi="Courier New" w:cs="Courier New"/>
-                <w:sz w:val="20"/>
-                <w:szCs w:val="20"/>
-                <w:lang w:val="en-US"/>
-              </w:rPr>
-              <w:t>}</w:t>
+              <w:t>{Invoice_Line__c.VAT_Amount__c_3}</w:t>
             </w:r>
           </w:p>
         </w:tc>
@@ -3114,7 +3784,25 @@
     <w:p>
       <w:pPr>
         <w:rPr>
+          <w:rFonts w:ascii="Courier New" w:hAnsi="Courier New" w:cs="Courier New"/>
+          <w:lang w:val="en-US"/>
+        </w:rPr>
+      </w:pPr>
+    </w:p>
+    <w:p>
+      <w:pPr>
+        <w:rPr>
+          <w:rFonts w:ascii="Courier New" w:hAnsi="Courier New" w:cs="Courier New"/>
+          <w:lang w:val="en-US"/>
+        </w:rPr>
+      </w:pPr>
+    </w:p>
+    <w:p>
+      <w:pPr>
+        <w:rPr>
+          <w:rFonts w:ascii="Courier New" w:hAnsi="Courier New" w:cs="Courier New"/>
           <w:vanish/>
+          <w:lang w:val="en-US"/>
         </w:rPr>
       </w:pPr>
     </w:p>
@@ -3168,6 +3856,7 @@
           <w:rFonts w:ascii="Courier New" w:hAnsi="Courier New" w:cs="Courier New"/>
           <w:sz w:val="20"/>
           <w:szCs w:val="20"/>
+          <w:lang w:val="ru-RU"/>
         </w:rPr>
       </w:pPr>
     </w:p>
@@ -3196,16 +3885,17 @@
           <w:insideH w:val="single" w:sz="4" w:space="0" w:color="auto"/>
           <w:insideV w:val="single" w:sz="4" w:space="0" w:color="auto"/>
         </w:tblBorders>
+        <w:tblLayout w:type="fixed"/>
         <w:tblLook w:val="01E0" w:firstRow="1" w:lastRow="1" w:firstColumn="1" w:lastColumn="1" w:noHBand="0" w:noVBand="0"/>
       </w:tblPr>
       <w:tblGrid>
-        <w:gridCol w:w="661"/>
-        <w:gridCol w:w="2791"/>
+        <w:gridCol w:w="1567"/>
+        <w:gridCol w:w="1885"/>
       </w:tblGrid>
       <w:tr>
         <w:tc>
           <w:tcPr>
-            <w:tcW w:w="1625" w:type="dxa"/>
+            <w:tcW w:w="1567" w:type="dxa"/>
           </w:tcPr>
           <w:p>
             <w:pPr>
@@ -3231,7 +3921,7 @@
         </w:tc>
         <w:tc>
           <w:tcPr>
-            <w:tcW w:w="1827" w:type="dxa"/>
+            <w:tcW w:w="1885" w:type="dxa"/>
           </w:tcPr>
           <w:p>
             <w:pPr>
@@ -3251,23 +3941,25 @@
                 <w:sz w:val="20"/>
                 <w:szCs w:val="20"/>
               </w:rPr>
-              <w:t>{Invoice__c.</w:t>
-            </w:r>
-            <w:r>
-              <w:rPr>
-                <w:rFonts w:ascii="Courier New" w:hAnsi="Courier New" w:cs="Courier New"/>
-                <w:sz w:val="20"/>
-                <w:szCs w:val="20"/>
-              </w:rPr>
-              <w:t>Total_Due_1__c</w:t>
-            </w:r>
-            <w:r>
-              <w:rPr>
-                <w:rFonts w:ascii="Courier New" w:hAnsi="Courier New" w:cs="Courier New"/>
-                <w:sz w:val="20"/>
-                <w:szCs w:val="20"/>
-              </w:rPr>
-              <w:t>}</w:t>
+              <w:t>{Invoice__</w:t>
+            </w:r>
+            <w:proofErr w:type="gramStart"/>
+            <w:r>
+              <w:rPr>
+                <w:rFonts w:ascii="Courier New" w:hAnsi="Courier New" w:cs="Courier New"/>
+                <w:sz w:val="20"/>
+                <w:szCs w:val="20"/>
+              </w:rPr>
+              <w:t>c.Total</w:t>
+            </w:r>
+            <w:proofErr w:type="gramEnd"/>
+            <w:r>
+              <w:rPr>
+                <w:rFonts w:ascii="Courier New" w:hAnsi="Courier New" w:cs="Courier New"/>
+                <w:sz w:val="20"/>
+                <w:szCs w:val="20"/>
+              </w:rPr>
+              <w:t>_Due_1__c}</w:t>
             </w:r>
           </w:p>
         </w:tc>
@@ -3275,7 +3967,7 @@
       <w:tr>
         <w:tc>
           <w:tcPr>
-            <w:tcW w:w="1625" w:type="dxa"/>
+            <w:tcW w:w="1567" w:type="dxa"/>
           </w:tcPr>
           <w:p>
             <w:pPr>
@@ -3301,7 +3993,7 @@
         </w:tc>
         <w:tc>
           <w:tcPr>
-            <w:tcW w:w="1827" w:type="dxa"/>
+            <w:tcW w:w="1885" w:type="dxa"/>
           </w:tcPr>
           <w:p>
             <w:pPr>
@@ -3321,16 +4013,18 @@
                 <w:sz w:val="20"/>
                 <w:szCs w:val="20"/>
               </w:rPr>
-              <w:t>{Invoice__c.</w:t>
-            </w:r>
-            <w:r>
-              <w:rPr>
-                <w:rFonts w:ascii="Courier New" w:hAnsi="Courier New" w:cs="Courier New"/>
-                <w:sz w:val="20"/>
-                <w:szCs w:val="20"/>
-              </w:rPr>
-              <w:t>VAT_Amt_Total__c</w:t>
-            </w:r>
+              <w:t>{</w:t>
+            </w:r>
+            <w:proofErr w:type="spellStart"/>
+            <w:r>
+              <w:rPr>
+                <w:rFonts w:ascii="Courier New" w:hAnsi="Courier New" w:cs="Courier New"/>
+                <w:sz w:val="20"/>
+                <w:szCs w:val="20"/>
+              </w:rPr>
+              <w:t>Invoice__c.VAT_Amt_Total__c</w:t>
+            </w:r>
+            <w:proofErr w:type="spellEnd"/>
             <w:r>
               <w:rPr>
                 <w:rFonts w:ascii="Courier New" w:hAnsi="Courier New" w:cs="Courier New"/>
@@ -3348,7 +4042,7 @@
         </w:trPr>
         <w:tc>
           <w:tcPr>
-            <w:tcW w:w="1625" w:type="dxa"/>
+            <w:tcW w:w="1567" w:type="dxa"/>
           </w:tcPr>
           <w:p>
             <w:pPr>
@@ -3374,7 +4068,7 @@
         </w:tc>
         <w:tc>
           <w:tcPr>
-            <w:tcW w:w="1827" w:type="dxa"/>
+            <w:tcW w:w="1885" w:type="dxa"/>
           </w:tcPr>
           <w:p>
             <w:pPr>
@@ -3394,16 +4088,36 @@
                 <w:sz w:val="20"/>
                 <w:szCs w:val="20"/>
               </w:rPr>
-              <w:t>{Invoice__c.</w:t>
-            </w:r>
-            <w:r>
-              <w:rPr>
-                <w:rFonts w:ascii="Courier New" w:hAnsi="Courier New" w:cs="Courier New"/>
-                <w:sz w:val="20"/>
-                <w:szCs w:val="20"/>
-              </w:rPr>
-              <w:t>Invoice_Total__c</w:t>
-            </w:r>
+              <w:t>{</w:t>
+            </w:r>
+            <w:proofErr w:type="spellStart"/>
+            <w:r>
+              <w:rPr>
+                <w:rFonts w:ascii="Courier New" w:hAnsi="Courier New" w:cs="Courier New"/>
+                <w:sz w:val="20"/>
+                <w:szCs w:val="20"/>
+              </w:rPr>
+              <w:t>Invoice__</w:t>
+            </w:r>
+            <w:proofErr w:type="gramStart"/>
+            <w:r>
+              <w:rPr>
+                <w:rFonts w:ascii="Courier New" w:hAnsi="Courier New" w:cs="Courier New"/>
+                <w:sz w:val="20"/>
+                <w:szCs w:val="20"/>
+              </w:rPr>
+              <w:t>c.Invoice</w:t>
+            </w:r>
+            <w:proofErr w:type="gramEnd"/>
+            <w:r>
+              <w:rPr>
+                <w:rFonts w:ascii="Courier New" w:hAnsi="Courier New" w:cs="Courier New"/>
+                <w:sz w:val="20"/>
+                <w:szCs w:val="20"/>
+              </w:rPr>
+              <w:t>_Total__c</w:t>
+            </w:r>
+            <w:proofErr w:type="spellEnd"/>
             <w:r>
               <w:rPr>
                 <w:rFonts w:ascii="Courier New" w:hAnsi="Courier New" w:cs="Courier New"/>
@@ -3894,6 +4608,7 @@
   <w:style w:type="character" w:default="1" w:styleId="DefaultParagraphFont">
     <w:name w:val="Default Paragraph Font"/>
     <w:uiPriority w:val="1"/>
+    <w:semiHidden/>
     <w:unhideWhenUsed/>
   </w:style>
   <w:style w:type="table" w:default="1" w:styleId="TableNormal">

--- a/src/templates/template_Purchase_Invoice_Cheque.docx
+++ b/src/templates/template_Purchase_Invoice_Cheque.docx
@@ -2023,7 +2023,7 @@
     <w:tbl>
       <w:tblPr>
         <w:tblpPr w:leftFromText="180" w:rightFromText="180" w:vertAnchor="text" w:horzAnchor="margin" w:tblpY="366"/>
-        <w:tblW w:w="11023" w:type="dxa"/>
+        <w:tblW w:w="10795" w:type="dxa"/>
         <w:tblBorders>
           <w:top w:val="single" w:sz="4" w:space="0" w:color="auto"/>
           <w:left w:val="single" w:sz="4" w:space="0" w:color="auto"/>
@@ -2036,20 +2036,19 @@
         <w:tblLook w:val="01E0" w:firstRow="1" w:lastRow="1" w:firstColumn="1" w:lastColumn="1" w:noHBand="0" w:noVBand="0"/>
       </w:tblPr>
       <w:tblGrid>
-        <w:gridCol w:w="1418"/>
-        <w:gridCol w:w="993"/>
-        <w:gridCol w:w="1241"/>
-        <w:gridCol w:w="1383"/>
-        <w:gridCol w:w="1980"/>
-        <w:gridCol w:w="270"/>
+        <w:gridCol w:w="1705"/>
+        <w:gridCol w:w="990"/>
         <w:gridCol w:w="1260"/>
-        <w:gridCol w:w="1260"/>
-        <w:gridCol w:w="1218"/>
+        <w:gridCol w:w="1170"/>
+        <w:gridCol w:w="1620"/>
+        <w:gridCol w:w="1170"/>
+        <w:gridCol w:w="1440"/>
+        <w:gridCol w:w="1440"/>
       </w:tblGrid>
       <w:tr>
         <w:tc>
           <w:tcPr>
-            <w:tcW w:w="1418" w:type="dxa"/>
+            <w:tcW w:w="1705" w:type="dxa"/>
           </w:tcPr>
           <w:p>
             <w:pPr>
@@ -2075,7 +2074,7 @@
         </w:tc>
         <w:tc>
           <w:tcPr>
-            <w:tcW w:w="993" w:type="dxa"/>
+            <w:tcW w:w="990" w:type="dxa"/>
           </w:tcPr>
           <w:p>
             <w:pPr>
@@ -2134,102 +2133,6 @@
         </w:tc>
         <w:tc>
           <w:tcPr>
-            <w:tcW w:w="1241" w:type="dxa"/>
-          </w:tcPr>
-          <w:p>
-            <w:pPr>
-              <w:widowControl w:val="0"/>
-              <w:autoSpaceDE w:val="0"/>
-              <w:autoSpaceDN w:val="0"/>
-              <w:adjustRightInd w:val="0"/>
-              <w:rPr>
-                <w:rFonts w:ascii="Courier New" w:hAnsi="Courier New" w:cs="Courier New"/>
-                <w:sz w:val="20"/>
-                <w:szCs w:val="20"/>
-              </w:rPr>
-            </w:pPr>
-            <w:r>
-              <w:rPr>
-                <w:rFonts w:ascii="Courier New" w:hAnsi="Courier New" w:cs="Courier New"/>
-                <w:sz w:val="20"/>
-                <w:szCs w:val="20"/>
-              </w:rPr>
-              <w:t>Quantity</w:t>
-            </w:r>
-          </w:p>
-        </w:tc>
-        <w:tc>
-          <w:tcPr>
-            <w:tcW w:w="1383" w:type="dxa"/>
-          </w:tcPr>
-          <w:p>
-            <w:pPr>
-              <w:widowControl w:val="0"/>
-              <w:autoSpaceDE w:val="0"/>
-              <w:autoSpaceDN w:val="0"/>
-              <w:adjustRightInd w:val="0"/>
-              <w:rPr>
-                <w:rFonts w:ascii="Courier New" w:hAnsi="Courier New" w:cs="Courier New"/>
-                <w:sz w:val="20"/>
-                <w:szCs w:val="20"/>
-              </w:rPr>
-            </w:pPr>
-            <w:r>
-              <w:rPr>
-                <w:rFonts w:ascii="Courier New" w:hAnsi="Courier New" w:cs="Courier New"/>
-                <w:sz w:val="20"/>
-                <w:szCs w:val="20"/>
-              </w:rPr>
-              <w:t>Haulier</w:t>
-            </w:r>
-          </w:p>
-        </w:tc>
-        <w:tc>
-          <w:tcPr>
-            <w:tcW w:w="1980" w:type="dxa"/>
-          </w:tcPr>
-          <w:p>
-            <w:pPr>
-              <w:widowControl w:val="0"/>
-              <w:autoSpaceDE w:val="0"/>
-              <w:autoSpaceDN w:val="0"/>
-              <w:adjustRightInd w:val="0"/>
-              <w:rPr>
-                <w:rFonts w:ascii="Courier New" w:hAnsi="Courier New" w:cs="Courier New"/>
-                <w:sz w:val="20"/>
-                <w:szCs w:val="20"/>
-              </w:rPr>
-            </w:pPr>
-            <w:r>
-              <w:rPr>
-                <w:rFonts w:ascii="Courier New" w:hAnsi="Courier New" w:cs="Courier New"/>
-                <w:sz w:val="20"/>
-                <w:szCs w:val="20"/>
-              </w:rPr>
-              <w:t>Description</w:t>
-            </w:r>
-          </w:p>
-        </w:tc>
-        <w:tc>
-          <w:tcPr>
-            <w:tcW w:w="270" w:type="dxa"/>
-          </w:tcPr>
-          <w:p>
-            <w:pPr>
-              <w:widowControl w:val="0"/>
-              <w:autoSpaceDE w:val="0"/>
-              <w:autoSpaceDN w:val="0"/>
-              <w:adjustRightInd w:val="0"/>
-              <w:rPr>
-                <w:rFonts w:ascii="Courier New" w:hAnsi="Courier New" w:cs="Courier New"/>
-                <w:sz w:val="20"/>
-                <w:szCs w:val="20"/>
-              </w:rPr>
-            </w:pPr>
-          </w:p>
-        </w:tc>
-        <w:tc>
-          <w:tcPr>
             <w:tcW w:w="1260" w:type="dxa"/>
           </w:tcPr>
           <w:p>
@@ -2250,13 +2153,13 @@
                 <w:sz w:val="20"/>
                 <w:szCs w:val="20"/>
               </w:rPr>
-              <w:t>Unit Price</w:t>
+              <w:t>Quantity</w:t>
             </w:r>
           </w:p>
         </w:tc>
         <w:tc>
           <w:tcPr>
-            <w:tcW w:w="1260" w:type="dxa"/>
+            <w:tcW w:w="1170" w:type="dxa"/>
           </w:tcPr>
           <w:p>
             <w:pPr>
@@ -2276,13 +2179,91 @@
                 <w:sz w:val="20"/>
                 <w:szCs w:val="20"/>
               </w:rPr>
-              <w:t>Amount</w:t>
+              <w:t>Haulier</w:t>
             </w:r>
           </w:p>
         </w:tc>
         <w:tc>
           <w:tcPr>
-            <w:tcW w:w="1218" w:type="dxa"/>
+            <w:tcW w:w="1620" w:type="dxa"/>
+          </w:tcPr>
+          <w:p>
+            <w:pPr>
+              <w:widowControl w:val="0"/>
+              <w:autoSpaceDE w:val="0"/>
+              <w:autoSpaceDN w:val="0"/>
+              <w:adjustRightInd w:val="0"/>
+              <w:rPr>
+                <w:rFonts w:ascii="Courier New" w:hAnsi="Courier New" w:cs="Courier New"/>
+                <w:sz w:val="20"/>
+                <w:szCs w:val="20"/>
+              </w:rPr>
+            </w:pPr>
+            <w:r>
+              <w:rPr>
+                <w:rFonts w:ascii="Courier New" w:hAnsi="Courier New" w:cs="Courier New"/>
+                <w:sz w:val="20"/>
+                <w:szCs w:val="20"/>
+              </w:rPr>
+              <w:t>Description</w:t>
+            </w:r>
+          </w:p>
+        </w:tc>
+        <w:tc>
+          <w:tcPr>
+            <w:tcW w:w="1170" w:type="dxa"/>
+          </w:tcPr>
+          <w:p>
+            <w:pPr>
+              <w:widowControl w:val="0"/>
+              <w:autoSpaceDE w:val="0"/>
+              <w:autoSpaceDN w:val="0"/>
+              <w:adjustRightInd w:val="0"/>
+              <w:rPr>
+                <w:rFonts w:ascii="Courier New" w:hAnsi="Courier New" w:cs="Courier New"/>
+                <w:sz w:val="20"/>
+                <w:szCs w:val="20"/>
+              </w:rPr>
+            </w:pPr>
+            <w:r>
+              <w:rPr>
+                <w:rFonts w:ascii="Courier New" w:hAnsi="Courier New" w:cs="Courier New"/>
+                <w:sz w:val="20"/>
+                <w:szCs w:val="20"/>
+              </w:rPr>
+              <w:t>Unit Price</w:t>
+            </w:r>
+          </w:p>
+        </w:tc>
+        <w:tc>
+          <w:tcPr>
+            <w:tcW w:w="1440" w:type="dxa"/>
+          </w:tcPr>
+          <w:p>
+            <w:pPr>
+              <w:widowControl w:val="0"/>
+              <w:autoSpaceDE w:val="0"/>
+              <w:autoSpaceDN w:val="0"/>
+              <w:adjustRightInd w:val="0"/>
+              <w:rPr>
+                <w:rFonts w:ascii="Courier New" w:hAnsi="Courier New" w:cs="Courier New"/>
+                <w:sz w:val="20"/>
+                <w:szCs w:val="20"/>
+              </w:rPr>
+            </w:pPr>
+            <w:r>
+              <w:rPr>
+                <w:rFonts w:ascii="Courier New" w:hAnsi="Courier New" w:cs="Courier New"/>
+                <w:sz w:val="20"/>
+                <w:szCs w:val="20"/>
+              </w:rPr>
+              <w:t>Amount</w:t>
+            </w:r>
+          </w:p>
+        </w:tc>
+        <w:tc>
+          <w:tcPr>
+            <w:tcW w:w="1440" w:type="dxa"/>
           </w:tcPr>
           <w:p>
             <w:pPr>
@@ -2313,7 +2294,7 @@
         </w:trPr>
         <w:tc>
           <w:tcPr>
-            <w:tcW w:w="1418" w:type="dxa"/>
+            <w:tcW w:w="1705" w:type="dxa"/>
           </w:tcPr>
           <w:p>
             <w:pPr>
@@ -2378,7 +2359,7 @@
         </w:tc>
         <w:tc>
           <w:tcPr>
-            <w:tcW w:w="993" w:type="dxa"/>
+            <w:tcW w:w="990" w:type="dxa"/>
           </w:tcPr>
           <w:p>
             <w:pPr>
@@ -2456,300 +2437,6 @@
         </w:tc>
         <w:tc>
           <w:tcPr>
-            <w:tcW w:w="1241" w:type="dxa"/>
-          </w:tcPr>
-          <w:p>
-            <w:pPr>
-              <w:widowControl w:val="0"/>
-              <w:autoSpaceDE w:val="0"/>
-              <w:autoSpaceDN w:val="0"/>
-              <w:adjustRightInd w:val="0"/>
-              <w:rPr>
-                <w:rFonts w:ascii="Courier New" w:hAnsi="Courier New" w:cs="Courier New"/>
-                <w:sz w:val="20"/>
-                <w:szCs w:val="20"/>
-                <w:lang w:val="en-US"/>
-              </w:rPr>
-            </w:pPr>
-            <w:r>
-              <w:rPr>
-                <w:rFonts w:ascii="Courier New" w:hAnsi="Courier New" w:cs="Courier New"/>
-                <w:sz w:val="20"/>
-                <w:szCs w:val="20"/>
-                <w:lang w:val="en-US"/>
-              </w:rPr>
-              <w:t>{</w:t>
-            </w:r>
-            <w:proofErr w:type="spellStart"/>
-            <w:r>
-              <w:rPr>
-                <w:rFonts w:ascii="Courier New" w:hAnsi="Courier New" w:cs="Courier New"/>
-                <w:sz w:val="20"/>
-                <w:szCs w:val="20"/>
-                <w:lang w:val="en-US"/>
-              </w:rPr>
-              <w:t>Invoice_Line__</w:t>
-            </w:r>
-            <w:proofErr w:type="gramStart"/>
-            <w:r>
-              <w:rPr>
-                <w:rFonts w:ascii="Courier New" w:hAnsi="Courier New" w:cs="Courier New"/>
-                <w:sz w:val="20"/>
-                <w:szCs w:val="20"/>
-                <w:lang w:val="en-US"/>
-              </w:rPr>
-              <w:t>c.Quantity</w:t>
-            </w:r>
-            <w:proofErr w:type="gramEnd"/>
-            <w:r>
-              <w:rPr>
-                <w:rFonts w:ascii="Courier New" w:hAnsi="Courier New" w:cs="Courier New"/>
-                <w:sz w:val="20"/>
-                <w:szCs w:val="20"/>
-                <w:lang w:val="en-US"/>
-              </w:rPr>
-              <w:t>__c</w:t>
-            </w:r>
-            <w:proofErr w:type="spellEnd"/>
-            <w:r>
-              <w:rPr>
-                <w:rFonts w:ascii="Courier New" w:hAnsi="Courier New" w:cs="Courier New"/>
-                <w:sz w:val="20"/>
-                <w:szCs w:val="20"/>
-                <w:lang w:val="en-US"/>
-              </w:rPr>
-              <w:t>}</w:t>
-            </w:r>
-          </w:p>
-        </w:tc>
-        <w:tc>
-          <w:tcPr>
-            <w:tcW w:w="1383" w:type="dxa"/>
-          </w:tcPr>
-          <w:p>
-            <w:pPr>
-              <w:widowControl w:val="0"/>
-              <w:autoSpaceDE w:val="0"/>
-              <w:autoSpaceDN w:val="0"/>
-              <w:adjustRightInd w:val="0"/>
-              <w:rPr>
-                <w:rFonts w:ascii="Courier New" w:hAnsi="Courier New" w:cs="Courier New"/>
-                <w:sz w:val="20"/>
-                <w:szCs w:val="20"/>
-                <w:lang w:val="en-US"/>
-              </w:rPr>
-            </w:pPr>
-            <w:r>
-              <w:rPr>
-                <w:rFonts w:ascii="Courier New" w:hAnsi="Courier New" w:cs="Courier New"/>
-                <w:sz w:val="20"/>
-                <w:szCs w:val="20"/>
-                <w:lang w:val="en-US"/>
-              </w:rPr>
-              <w:t>{Invoice_Line__</w:t>
-            </w:r>
-            <w:proofErr w:type="gramStart"/>
-            <w:r>
-              <w:rPr>
-                <w:rFonts w:ascii="Courier New" w:hAnsi="Courier New" w:cs="Courier New"/>
-                <w:sz w:val="20"/>
-                <w:szCs w:val="20"/>
-                <w:lang w:val="en-US"/>
-              </w:rPr>
-              <w:t>c.</w:t>
-            </w:r>
-            <w:proofErr w:type="spellStart"/>
-            <w:r>
-              <w:rPr>
-                <w:rFonts w:ascii="Courier New" w:hAnsi="Courier New" w:cs="Courier New"/>
-                <w:sz w:val="20"/>
-                <w:szCs w:val="20"/>
-                <w:lang w:val="en-US"/>
-              </w:rPr>
-              <w:t>Haulier</w:t>
-            </w:r>
-            <w:proofErr w:type="spellEnd"/>
-            <w:proofErr w:type="gramEnd"/>
-            <w:r>
-              <w:rPr>
-                <w:rFonts w:ascii="Courier New" w:hAnsi="Courier New" w:cs="Courier New"/>
-                <w:sz w:val="20"/>
-                <w:szCs w:val="20"/>
-                <w:lang w:val="en-US"/>
-              </w:rPr>
-              <w:t>__</w:t>
-            </w:r>
-            <w:proofErr w:type="spellStart"/>
-            <w:r>
-              <w:rPr>
-                <w:rFonts w:ascii="Courier New" w:hAnsi="Courier New" w:cs="Courier New"/>
-                <w:sz w:val="20"/>
-                <w:szCs w:val="20"/>
-                <w:lang w:val="en-US"/>
-              </w:rPr>
-              <w:t>c.Name</w:t>
-            </w:r>
-            <w:proofErr w:type="spellEnd"/>
-            <w:r>
-              <w:rPr>
-                <w:rFonts w:ascii="Courier New" w:hAnsi="Courier New" w:cs="Courier New"/>
-                <w:sz w:val="20"/>
-                <w:szCs w:val="20"/>
-                <w:lang w:val="en-US"/>
-              </w:rPr>
-              <w:t>}</w:t>
-            </w:r>
-          </w:p>
-          <w:p>
-            <w:pPr>
-              <w:widowControl w:val="0"/>
-              <w:autoSpaceDE w:val="0"/>
-              <w:autoSpaceDN w:val="0"/>
-              <w:adjustRightInd w:val="0"/>
-              <w:rPr>
-                <w:rFonts w:ascii="Courier New" w:hAnsi="Courier New" w:cs="Courier New"/>
-                <w:sz w:val="20"/>
-                <w:szCs w:val="20"/>
-              </w:rPr>
-            </w:pPr>
-            <w:r>
-              <w:rPr>
-                <w:rFonts w:ascii="Courier New" w:hAnsi="Courier New" w:cs="Courier New"/>
-                <w:sz w:val="20"/>
-                <w:szCs w:val="20"/>
-                <w:lang w:val="en-US"/>
-              </w:rPr>
-              <w:t>{</w:t>
-            </w:r>
-            <w:proofErr w:type="spellStart"/>
-            <w:r>
-              <w:rPr>
-                <w:rFonts w:ascii="Courier New" w:hAnsi="Courier New" w:cs="Courier New"/>
-                <w:sz w:val="20"/>
-                <w:szCs w:val="20"/>
-                <w:lang w:val="en-US"/>
-              </w:rPr>
-              <w:t>Invoice_Line__</w:t>
-            </w:r>
-            <w:proofErr w:type="gramStart"/>
-            <w:r>
-              <w:rPr>
-                <w:rFonts w:ascii="Courier New" w:hAnsi="Courier New" w:cs="Courier New"/>
-                <w:sz w:val="20"/>
-                <w:szCs w:val="20"/>
-                <w:lang w:val="en-US"/>
-              </w:rPr>
-              <w:t>c.Reg</w:t>
-            </w:r>
-            <w:proofErr w:type="gramEnd"/>
-            <w:r>
-              <w:rPr>
-                <w:rFonts w:ascii="Courier New" w:hAnsi="Courier New" w:cs="Courier New"/>
-                <w:sz w:val="20"/>
-                <w:szCs w:val="20"/>
-                <w:lang w:val="en-US"/>
-              </w:rPr>
-              <w:t>_No__c</w:t>
-            </w:r>
-            <w:proofErr w:type="spellEnd"/>
-            <w:r>
-              <w:rPr>
-                <w:rFonts w:ascii="Courier New" w:hAnsi="Courier New" w:cs="Courier New"/>
-                <w:sz w:val="20"/>
-                <w:szCs w:val="20"/>
-                <w:lang w:val="en-US"/>
-              </w:rPr>
-              <w:t>}</w:t>
-            </w:r>
-          </w:p>
-        </w:tc>
-        <w:tc>
-          <w:tcPr>
-            <w:tcW w:w="1980" w:type="dxa"/>
-          </w:tcPr>
-          <w:p>
-            <w:pPr>
-              <w:widowControl w:val="0"/>
-              <w:autoSpaceDE w:val="0"/>
-              <w:autoSpaceDN w:val="0"/>
-              <w:adjustRightInd w:val="0"/>
-              <w:rPr>
-                <w:rFonts w:ascii="Courier New" w:hAnsi="Courier New" w:cs="Courier New"/>
-                <w:sz w:val="20"/>
-                <w:szCs w:val="20"/>
-              </w:rPr>
-            </w:pPr>
-            <w:r>
-              <w:rPr>
-                <w:rFonts w:ascii="Courier New" w:hAnsi="Courier New" w:cs="Courier New"/>
-                <w:sz w:val="20"/>
-                <w:szCs w:val="20"/>
-                <w:lang w:val="en-US"/>
-              </w:rPr>
-              <w:t>{</w:t>
-            </w:r>
-            <w:proofErr w:type="spellStart"/>
-            <w:r>
-              <w:rPr>
-                <w:rFonts w:ascii="Courier New" w:hAnsi="Courier New" w:cs="Courier New"/>
-                <w:sz w:val="20"/>
-                <w:szCs w:val="20"/>
-                <w:lang w:val="en-US"/>
-              </w:rPr>
-              <w:t>Invoice_Line__</w:t>
-            </w:r>
-            <w:proofErr w:type="gramStart"/>
-            <w:r>
-              <w:rPr>
-                <w:rFonts w:ascii="Courier New" w:hAnsi="Courier New" w:cs="Courier New"/>
-                <w:sz w:val="20"/>
-                <w:szCs w:val="20"/>
-                <w:lang w:val="en-US"/>
-              </w:rPr>
-              <w:t>c.Line</w:t>
-            </w:r>
-            <w:proofErr w:type="gramEnd"/>
-            <w:r>
-              <w:rPr>
-                <w:rFonts w:ascii="Courier New" w:hAnsi="Courier New" w:cs="Courier New"/>
-                <w:sz w:val="20"/>
-                <w:szCs w:val="20"/>
-                <w:lang w:val="en-US"/>
-              </w:rPr>
-              <w:t>_Text__c</w:t>
-            </w:r>
-            <w:proofErr w:type="spellEnd"/>
-            <w:r>
-              <w:rPr>
-                <w:rFonts w:ascii="Courier New" w:hAnsi="Courier New" w:cs="Courier New"/>
-                <w:sz w:val="20"/>
-                <w:szCs w:val="20"/>
-                <w:lang w:val="en-US"/>
-              </w:rPr>
-              <w:t>}</w:t>
-            </w:r>
-          </w:p>
-        </w:tc>
-        <w:tc>
-          <w:tcPr>
-            <w:tcW w:w="270" w:type="dxa"/>
-          </w:tcPr>
-          <w:p>
-            <w:pPr>
-              <w:widowControl w:val="0"/>
-              <w:autoSpaceDE w:val="0"/>
-              <w:autoSpaceDN w:val="0"/>
-              <w:adjustRightInd w:val="0"/>
-              <w:rPr>
-                <w:rFonts w:ascii="Courier New" w:hAnsi="Courier New" w:cs="Courier New"/>
-                <w:sz w:val="20"/>
-                <w:szCs w:val="20"/>
-              </w:rPr>
-            </w:pPr>
-          </w:p>
-        </w:tc>
-        <w:tc>
-          <w:tcPr>
             <w:tcW w:w="1260" w:type="dxa"/>
           </w:tcPr>
           <w:p>
@@ -2762,6 +2449,7 @@
                 <w:rFonts w:ascii="Courier New" w:hAnsi="Courier New" w:cs="Courier New"/>
                 <w:sz w:val="20"/>
                 <w:szCs w:val="20"/>
+                <w:lang w:val="en-US"/>
               </w:rPr>
             </w:pPr>
             <w:r>
@@ -2791,7 +2479,7 @@
                 <w:szCs w:val="20"/>
                 <w:lang w:val="en-US"/>
               </w:rPr>
-              <w:t>c.Unit</w:t>
+              <w:t>c.Quantity</w:t>
             </w:r>
             <w:proofErr w:type="gramEnd"/>
             <w:r>
@@ -2801,7 +2489,7 @@
                 <w:szCs w:val="20"/>
                 <w:lang w:val="en-US"/>
               </w:rPr>
-              <w:t>_Price__c</w:t>
+              <w:t>__c</w:t>
             </w:r>
             <w:proofErr w:type="spellEnd"/>
             <w:r>
@@ -2817,7 +2505,7 @@
         </w:tc>
         <w:tc>
           <w:tcPr>
-            <w:tcW w:w="1260" w:type="dxa"/>
+            <w:tcW w:w="1170" w:type="dxa"/>
           </w:tcPr>
           <w:p>
             <w:pPr>
@@ -2829,6 +2517,7 @@
                 <w:rFonts w:ascii="Courier New" w:hAnsi="Courier New" w:cs="Courier New"/>
                 <w:sz w:val="20"/>
                 <w:szCs w:val="20"/>
+                <w:lang w:val="en-US"/>
               </w:rPr>
             </w:pPr>
             <w:r>
@@ -2838,6 +2527,79 @@
                 <w:szCs w:val="20"/>
                 <w:lang w:val="en-US"/>
               </w:rPr>
+              <w:t>{Invoice_Line__</w:t>
+            </w:r>
+            <w:proofErr w:type="gramStart"/>
+            <w:r>
+              <w:rPr>
+                <w:rFonts w:ascii="Courier New" w:hAnsi="Courier New" w:cs="Courier New"/>
+                <w:sz w:val="20"/>
+                <w:szCs w:val="20"/>
+                <w:lang w:val="en-US"/>
+              </w:rPr>
+              <w:t>c.</w:t>
+            </w:r>
+            <w:proofErr w:type="spellStart"/>
+            <w:r>
+              <w:rPr>
+                <w:rFonts w:ascii="Courier New" w:hAnsi="Courier New" w:cs="Courier New"/>
+                <w:sz w:val="20"/>
+                <w:szCs w:val="20"/>
+                <w:lang w:val="en-US"/>
+              </w:rPr>
+              <w:t>Haulier</w:t>
+            </w:r>
+            <w:proofErr w:type="spellEnd"/>
+            <w:proofErr w:type="gramEnd"/>
+            <w:r>
+              <w:rPr>
+                <w:rFonts w:ascii="Courier New" w:hAnsi="Courier New" w:cs="Courier New"/>
+                <w:sz w:val="20"/>
+                <w:szCs w:val="20"/>
+                <w:lang w:val="en-US"/>
+              </w:rPr>
+              <w:t>__</w:t>
+            </w:r>
+            <w:proofErr w:type="spellStart"/>
+            <w:r>
+              <w:rPr>
+                <w:rFonts w:ascii="Courier New" w:hAnsi="Courier New" w:cs="Courier New"/>
+                <w:sz w:val="20"/>
+                <w:szCs w:val="20"/>
+                <w:lang w:val="en-US"/>
+              </w:rPr>
+              <w:t>c.Name</w:t>
+            </w:r>
+            <w:proofErr w:type="spellEnd"/>
+            <w:r>
+              <w:rPr>
+                <w:rFonts w:ascii="Courier New" w:hAnsi="Courier New" w:cs="Courier New"/>
+                <w:sz w:val="20"/>
+                <w:szCs w:val="20"/>
+                <w:lang w:val="en-US"/>
+              </w:rPr>
+              <w:t>}</w:t>
+            </w:r>
+          </w:p>
+          <w:p>
+            <w:pPr>
+              <w:widowControl w:val="0"/>
+              <w:autoSpaceDE w:val="0"/>
+              <w:autoSpaceDN w:val="0"/>
+              <w:adjustRightInd w:val="0"/>
+              <w:rPr>
+                <w:rFonts w:ascii="Courier New" w:hAnsi="Courier New" w:cs="Courier New"/>
+                <w:sz w:val="20"/>
+                <w:szCs w:val="20"/>
+              </w:rPr>
+            </w:pPr>
+            <w:r>
+              <w:rPr>
+                <w:rFonts w:ascii="Courier New" w:hAnsi="Courier New" w:cs="Courier New"/>
+                <w:sz w:val="20"/>
+                <w:szCs w:val="20"/>
+                <w:lang w:val="en-US"/>
+              </w:rPr>
               <w:t>{</w:t>
             </w:r>
             <w:proofErr w:type="spellStart"/>
@@ -2858,7 +2620,7 @@
                 <w:szCs w:val="20"/>
                 <w:lang w:val="en-US"/>
               </w:rPr>
-              <w:t>c.Pre</w:t>
+              <w:t>c.Reg</w:t>
             </w:r>
             <w:proofErr w:type="gramEnd"/>
             <w:r>
@@ -2868,7 +2630,7 @@
                 <w:szCs w:val="20"/>
                 <w:lang w:val="en-US"/>
               </w:rPr>
-              <w:t>_VAT_Total__c</w:t>
+              <w:t>_No__c</w:t>
             </w:r>
             <w:proofErr w:type="spellEnd"/>
             <w:r>
@@ -2884,7 +2646,208 @@
         </w:tc>
         <w:tc>
           <w:tcPr>
-            <w:tcW w:w="1218" w:type="dxa"/>
+            <w:tcW w:w="1620" w:type="dxa"/>
+          </w:tcPr>
+          <w:p>
+            <w:pPr>
+              <w:widowControl w:val="0"/>
+              <w:autoSpaceDE w:val="0"/>
+              <w:autoSpaceDN w:val="0"/>
+              <w:adjustRightInd w:val="0"/>
+              <w:rPr>
+                <w:rFonts w:ascii="Courier New" w:hAnsi="Courier New" w:cs="Courier New"/>
+                <w:sz w:val="20"/>
+                <w:szCs w:val="20"/>
+              </w:rPr>
+            </w:pPr>
+            <w:r>
+              <w:rPr>
+                <w:rFonts w:ascii="Courier New" w:hAnsi="Courier New" w:cs="Courier New"/>
+                <w:sz w:val="20"/>
+                <w:szCs w:val="20"/>
+                <w:lang w:val="en-US"/>
+              </w:rPr>
+              <w:t>{</w:t>
+            </w:r>
+            <w:proofErr w:type="spellStart"/>
+            <w:r>
+              <w:rPr>
+                <w:rFonts w:ascii="Courier New" w:hAnsi="Courier New" w:cs="Courier New"/>
+                <w:sz w:val="20"/>
+                <w:szCs w:val="20"/>
+                <w:lang w:val="en-US"/>
+              </w:rPr>
+              <w:t>Invoice_Line__</w:t>
+            </w:r>
+            <w:proofErr w:type="gramStart"/>
+            <w:r>
+              <w:rPr>
+                <w:rFonts w:ascii="Courier New" w:hAnsi="Courier New" w:cs="Courier New"/>
+                <w:sz w:val="20"/>
+                <w:szCs w:val="20"/>
+                <w:lang w:val="en-US"/>
+              </w:rPr>
+              <w:t>c.Line</w:t>
+            </w:r>
+            <w:proofErr w:type="gramEnd"/>
+            <w:r>
+              <w:rPr>
+                <w:rFonts w:ascii="Courier New" w:hAnsi="Courier New" w:cs="Courier New"/>
+                <w:sz w:val="20"/>
+                <w:szCs w:val="20"/>
+                <w:lang w:val="en-US"/>
+              </w:rPr>
+              <w:t>_Text__c</w:t>
+            </w:r>
+            <w:proofErr w:type="spellEnd"/>
+            <w:r>
+              <w:rPr>
+                <w:rFonts w:ascii="Courier New" w:hAnsi="Courier New" w:cs="Courier New"/>
+                <w:sz w:val="20"/>
+                <w:szCs w:val="20"/>
+                <w:lang w:val="en-US"/>
+              </w:rPr>
+              <w:t>}</w:t>
+            </w:r>
+          </w:p>
+        </w:tc>
+        <w:tc>
+          <w:tcPr>
+            <w:tcW w:w="1170" w:type="dxa"/>
+          </w:tcPr>
+          <w:p>
+            <w:pPr>
+              <w:widowControl w:val="0"/>
+              <w:autoSpaceDE w:val="0"/>
+              <w:autoSpaceDN w:val="0"/>
+              <w:adjustRightInd w:val="0"/>
+              <w:rPr>
+                <w:rFonts w:ascii="Courier New" w:hAnsi="Courier New" w:cs="Courier New"/>
+                <w:sz w:val="20"/>
+                <w:szCs w:val="20"/>
+              </w:rPr>
+            </w:pPr>
+            <w:r>
+              <w:rPr>
+                <w:rFonts w:ascii="Courier New" w:hAnsi="Courier New" w:cs="Courier New"/>
+                <w:sz w:val="20"/>
+                <w:szCs w:val="20"/>
+                <w:lang w:val="en-US"/>
+              </w:rPr>
+              <w:t>{</w:t>
+            </w:r>
+            <w:proofErr w:type="spellStart"/>
+            <w:r>
+              <w:rPr>
+                <w:rFonts w:ascii="Courier New" w:hAnsi="Courier New" w:cs="Courier New"/>
+                <w:sz w:val="20"/>
+                <w:szCs w:val="20"/>
+                <w:lang w:val="en-US"/>
+              </w:rPr>
+              <w:t>Invoice_Line__</w:t>
+            </w:r>
+            <w:proofErr w:type="gramStart"/>
+            <w:r>
+              <w:rPr>
+                <w:rFonts w:ascii="Courier New" w:hAnsi="Courier New" w:cs="Courier New"/>
+                <w:sz w:val="20"/>
+                <w:szCs w:val="20"/>
+                <w:lang w:val="en-US"/>
+              </w:rPr>
+              <w:t>c.Unit</w:t>
+            </w:r>
+            <w:proofErr w:type="gramEnd"/>
+            <w:r>
+              <w:rPr>
+                <w:rFonts w:ascii="Courier New" w:hAnsi="Courier New" w:cs="Courier New"/>
+                <w:sz w:val="20"/>
+                <w:szCs w:val="20"/>
+                <w:lang w:val="en-US"/>
+              </w:rPr>
+              <w:t>_Price__c</w:t>
+            </w:r>
+            <w:proofErr w:type="spellEnd"/>
+            <w:r>
+              <w:rPr>
+                <w:rFonts w:ascii="Courier New" w:hAnsi="Courier New" w:cs="Courier New"/>
+                <w:sz w:val="20"/>
+                <w:szCs w:val="20"/>
+                <w:lang w:val="en-US"/>
+              </w:rPr>
+              <w:t>}</w:t>
+            </w:r>
+          </w:p>
+        </w:tc>
+        <w:tc>
+          <w:tcPr>
+            <w:tcW w:w="1440" w:type="dxa"/>
+          </w:tcPr>
+          <w:p>
+            <w:pPr>
+              <w:widowControl w:val="0"/>
+              <w:autoSpaceDE w:val="0"/>
+              <w:autoSpaceDN w:val="0"/>
+              <w:adjustRightInd w:val="0"/>
+              <w:rPr>
+                <w:rFonts w:ascii="Courier New" w:hAnsi="Courier New" w:cs="Courier New"/>
+                <w:sz w:val="20"/>
+                <w:szCs w:val="20"/>
+              </w:rPr>
+            </w:pPr>
+            <w:r>
+              <w:rPr>
+                <w:rFonts w:ascii="Courier New" w:hAnsi="Courier New" w:cs="Courier New"/>
+                <w:sz w:val="20"/>
+                <w:szCs w:val="20"/>
+                <w:lang w:val="en-US"/>
+              </w:rPr>
+              <w:t>{</w:t>
+            </w:r>
+            <w:proofErr w:type="spellStart"/>
+            <w:r>
+              <w:rPr>
+                <w:rFonts w:ascii="Courier New" w:hAnsi="Courier New" w:cs="Courier New"/>
+                <w:sz w:val="20"/>
+                <w:szCs w:val="20"/>
+                <w:lang w:val="en-US"/>
+              </w:rPr>
+              <w:t>Invoice_Line__</w:t>
+            </w:r>
+            <w:proofErr w:type="gramStart"/>
+            <w:r>
+              <w:rPr>
+                <w:rFonts w:ascii="Courier New" w:hAnsi="Courier New" w:cs="Courier New"/>
+                <w:sz w:val="20"/>
+                <w:szCs w:val="20"/>
+                <w:lang w:val="en-US"/>
+              </w:rPr>
+              <w:t>c.Pre</w:t>
+            </w:r>
+            <w:proofErr w:type="gramEnd"/>
+            <w:r>
+              <w:rPr>
+                <w:rFonts w:ascii="Courier New" w:hAnsi="Courier New" w:cs="Courier New"/>
+                <w:sz w:val="20"/>
+                <w:szCs w:val="20"/>
+                <w:lang w:val="en-US"/>
+              </w:rPr>
+              <w:t>_VAT_Total__c</w:t>
+            </w:r>
+            <w:proofErr w:type="spellEnd"/>
+            <w:r>
+              <w:rPr>
+                <w:rFonts w:ascii="Courier New" w:hAnsi="Courier New" w:cs="Courier New"/>
+                <w:sz w:val="20"/>
+                <w:szCs w:val="20"/>
+                <w:lang w:val="en-US"/>
+              </w:rPr>
+              <w:t>}</w:t>
+            </w:r>
+          </w:p>
+        </w:tc>
+        <w:tc>
+          <w:tcPr>
+            <w:tcW w:w="1440" w:type="dxa"/>
           </w:tcPr>
           <w:p>
             <w:pPr>
@@ -2982,7 +2945,7 @@
         </w:trPr>
         <w:tc>
           <w:tcPr>
-            <w:tcW w:w="1418" w:type="dxa"/>
+            <w:tcW w:w="1705" w:type="dxa"/>
           </w:tcPr>
           <w:p>
             <w:pPr>
@@ -3000,7 +2963,7 @@
         </w:tc>
         <w:tc>
           <w:tcPr>
-            <w:tcW w:w="993" w:type="dxa"/>
+            <w:tcW w:w="990" w:type="dxa"/>
           </w:tcPr>
           <w:p>
             <w:pPr>
@@ -3029,127 +2992,6 @@
         </w:tc>
         <w:tc>
           <w:tcPr>
-            <w:tcW w:w="1241" w:type="dxa"/>
-          </w:tcPr>
-          <w:p>
-            <w:pPr>
-              <w:widowControl w:val="0"/>
-              <w:autoSpaceDE w:val="0"/>
-              <w:autoSpaceDN w:val="0"/>
-              <w:adjustRightInd w:val="0"/>
-              <w:rPr>
-                <w:rFonts w:ascii="Courier New" w:hAnsi="Courier New" w:cs="Courier New"/>
-                <w:sz w:val="20"/>
-                <w:szCs w:val="20"/>
-              </w:rPr>
-            </w:pPr>
-            <w:r>
-              <w:rPr>
-                <w:rFonts w:ascii="Courier New" w:hAnsi="Courier New" w:cs="Courier New"/>
-                <w:sz w:val="20"/>
-                <w:szCs w:val="20"/>
-                <w:lang w:val="en-US"/>
-              </w:rPr>
-              <w:t>{</w:t>
-            </w:r>
-            <w:proofErr w:type="spellStart"/>
-            <w:r>
-              <w:rPr>
-                <w:rFonts w:ascii="Courier New" w:hAnsi="Courier New" w:cs="Courier New"/>
-                <w:sz w:val="20"/>
-                <w:szCs w:val="20"/>
-                <w:lang w:val="en-US"/>
-              </w:rPr>
-              <w:t>Invoice__</w:t>
-            </w:r>
-            <w:proofErr w:type="gramStart"/>
-            <w:r>
-              <w:rPr>
-                <w:rFonts w:ascii="Courier New" w:hAnsi="Courier New" w:cs="Courier New"/>
-                <w:sz w:val="20"/>
-                <w:szCs w:val="20"/>
-                <w:lang w:val="en-US"/>
-              </w:rPr>
-              <w:t>c.Tonnage</w:t>
-            </w:r>
-            <w:proofErr w:type="gramEnd"/>
-            <w:r>
-              <w:rPr>
-                <w:rFonts w:ascii="Courier New" w:hAnsi="Courier New" w:cs="Courier New"/>
-                <w:sz w:val="20"/>
-                <w:szCs w:val="20"/>
-                <w:lang w:val="en-US"/>
-              </w:rPr>
-              <w:t>__c</w:t>
-            </w:r>
-            <w:proofErr w:type="spellEnd"/>
-            <w:r>
-              <w:rPr>
-                <w:rFonts w:ascii="Courier New" w:hAnsi="Courier New" w:cs="Courier New"/>
-                <w:sz w:val="20"/>
-                <w:szCs w:val="20"/>
-                <w:lang w:val="en-US"/>
-              </w:rPr>
-              <w:t>}</w:t>
-            </w:r>
-          </w:p>
-        </w:tc>
-        <w:tc>
-          <w:tcPr>
-            <w:tcW w:w="1383" w:type="dxa"/>
-          </w:tcPr>
-          <w:p>
-            <w:pPr>
-              <w:widowControl w:val="0"/>
-              <w:autoSpaceDE w:val="0"/>
-              <w:autoSpaceDN w:val="0"/>
-              <w:adjustRightInd w:val="0"/>
-              <w:rPr>
-                <w:rFonts w:ascii="Courier New" w:hAnsi="Courier New" w:cs="Courier New"/>
-                <w:sz w:val="20"/>
-                <w:szCs w:val="20"/>
-              </w:rPr>
-            </w:pPr>
-          </w:p>
-        </w:tc>
-        <w:tc>
-          <w:tcPr>
-            <w:tcW w:w="1980" w:type="dxa"/>
-          </w:tcPr>
-          <w:p>
-            <w:pPr>
-              <w:widowControl w:val="0"/>
-              <w:autoSpaceDE w:val="0"/>
-              <w:autoSpaceDN w:val="0"/>
-              <w:adjustRightInd w:val="0"/>
-              <w:rPr>
-                <w:rFonts w:ascii="Courier New" w:hAnsi="Courier New" w:cs="Courier New"/>
-                <w:sz w:val="20"/>
-                <w:szCs w:val="20"/>
-              </w:rPr>
-            </w:pPr>
-          </w:p>
-        </w:tc>
-        <w:tc>
-          <w:tcPr>
-            <w:tcW w:w="270" w:type="dxa"/>
-          </w:tcPr>
-          <w:p>
-            <w:pPr>
-              <w:widowControl w:val="0"/>
-              <w:autoSpaceDE w:val="0"/>
-              <w:autoSpaceDN w:val="0"/>
-              <w:adjustRightInd w:val="0"/>
-              <w:rPr>
-                <w:rFonts w:ascii="Courier New" w:hAnsi="Courier New" w:cs="Courier New"/>
-                <w:sz w:val="20"/>
-                <w:szCs w:val="20"/>
-              </w:rPr>
-            </w:pPr>
-          </w:p>
-        </w:tc>
-        <w:tc>
-          <w:tcPr>
             <w:tcW w:w="1260" w:type="dxa"/>
           </w:tcPr>
           <w:p>
@@ -3164,11 +3006,60 @@
                 <w:szCs w:val="20"/>
               </w:rPr>
             </w:pPr>
+            <w:r>
+              <w:rPr>
+                <w:rFonts w:ascii="Courier New" w:hAnsi="Courier New" w:cs="Courier New"/>
+                <w:sz w:val="20"/>
+                <w:szCs w:val="20"/>
+                <w:lang w:val="en-US"/>
+              </w:rPr>
+              <w:t>{</w:t>
+            </w:r>
+            <w:proofErr w:type="spellStart"/>
+            <w:r>
+              <w:rPr>
+                <w:rFonts w:ascii="Courier New" w:hAnsi="Courier New" w:cs="Courier New"/>
+                <w:sz w:val="20"/>
+                <w:szCs w:val="20"/>
+                <w:lang w:val="en-US"/>
+              </w:rPr>
+              <w:t>Invoice__</w:t>
+            </w:r>
+            <w:proofErr w:type="gramStart"/>
+            <w:r>
+              <w:rPr>
+                <w:rFonts w:ascii="Courier New" w:hAnsi="Courier New" w:cs="Courier New"/>
+                <w:sz w:val="20"/>
+                <w:szCs w:val="20"/>
+                <w:lang w:val="en-US"/>
+              </w:rPr>
+              <w:t>c.Tonnage</w:t>
+            </w:r>
+            <w:proofErr w:type="gramEnd"/>
+            <w:r>
+              <w:rPr>
+                <w:rFonts w:ascii="Courier New" w:hAnsi="Courier New" w:cs="Courier New"/>
+                <w:sz w:val="20"/>
+                <w:szCs w:val="20"/>
+                <w:lang w:val="en-US"/>
+              </w:rPr>
+              <w:t>__c</w:t>
+            </w:r>
+            <w:proofErr w:type="spellEnd"/>
+            <w:r>
+              <w:rPr>
+                <w:rFonts w:ascii="Courier New" w:hAnsi="Courier New" w:cs="Courier New"/>
+                <w:sz w:val="20"/>
+                <w:szCs w:val="20"/>
+                <w:lang w:val="en-US"/>
+              </w:rPr>
+              <w:t>}</w:t>
+            </w:r>
           </w:p>
         </w:tc>
         <w:tc>
           <w:tcPr>
-            <w:tcW w:w="1260" w:type="dxa"/>
+            <w:tcW w:w="1170" w:type="dxa"/>
           </w:tcPr>
           <w:p>
             <w:pPr>
@@ -3182,55 +3073,109 @@
                 <w:szCs w:val="20"/>
               </w:rPr>
             </w:pPr>
-            <w:r>
-              <w:rPr>
-                <w:rFonts w:ascii="Courier New" w:hAnsi="Courier New" w:cs="Courier New"/>
-                <w:sz w:val="20"/>
-                <w:szCs w:val="20"/>
-              </w:rPr>
-              <w:t>{</w:t>
-            </w:r>
-            <w:proofErr w:type="spellStart"/>
-            <w:r>
-              <w:rPr>
-                <w:rFonts w:ascii="Courier New" w:hAnsi="Courier New" w:cs="Courier New"/>
-                <w:sz w:val="20"/>
-                <w:szCs w:val="20"/>
-              </w:rPr>
-              <w:t>Invoice__</w:t>
-            </w:r>
-            <w:proofErr w:type="gramStart"/>
-            <w:r>
-              <w:rPr>
-                <w:rFonts w:ascii="Courier New" w:hAnsi="Courier New" w:cs="Courier New"/>
-                <w:sz w:val="20"/>
-                <w:szCs w:val="20"/>
-              </w:rPr>
-              <w:t>c.Pre</w:t>
-            </w:r>
-            <w:proofErr w:type="gramEnd"/>
-            <w:r>
-              <w:rPr>
-                <w:rFonts w:ascii="Courier New" w:hAnsi="Courier New" w:cs="Courier New"/>
-                <w:sz w:val="20"/>
-                <w:szCs w:val="20"/>
-              </w:rPr>
-              <w:t>_VAT_Total_Purchase__c</w:t>
-            </w:r>
-            <w:proofErr w:type="spellEnd"/>
-            <w:r>
-              <w:rPr>
-                <w:rFonts w:ascii="Courier New" w:hAnsi="Courier New" w:cs="Courier New"/>
-                <w:sz w:val="20"/>
-                <w:szCs w:val="20"/>
-              </w:rPr>
-              <w:t>}</w:t>
-            </w:r>
           </w:p>
         </w:tc>
         <w:tc>
           <w:tcPr>
-            <w:tcW w:w="1218" w:type="dxa"/>
+            <w:tcW w:w="1620" w:type="dxa"/>
+          </w:tcPr>
+          <w:p>
+            <w:pPr>
+              <w:widowControl w:val="0"/>
+              <w:autoSpaceDE w:val="0"/>
+              <w:autoSpaceDN w:val="0"/>
+              <w:adjustRightInd w:val="0"/>
+              <w:rPr>
+                <w:rFonts w:ascii="Courier New" w:hAnsi="Courier New" w:cs="Courier New"/>
+                <w:sz w:val="20"/>
+                <w:szCs w:val="20"/>
+              </w:rPr>
+            </w:pPr>
+          </w:p>
+        </w:tc>
+        <w:tc>
+          <w:tcPr>
+            <w:tcW w:w="1170" w:type="dxa"/>
+          </w:tcPr>
+          <w:p>
+            <w:pPr>
+              <w:widowControl w:val="0"/>
+              <w:autoSpaceDE w:val="0"/>
+              <w:autoSpaceDN w:val="0"/>
+              <w:adjustRightInd w:val="0"/>
+              <w:rPr>
+                <w:rFonts w:ascii="Courier New" w:hAnsi="Courier New" w:cs="Courier New"/>
+                <w:sz w:val="20"/>
+                <w:szCs w:val="20"/>
+              </w:rPr>
+            </w:pPr>
+          </w:p>
+        </w:tc>
+        <w:tc>
+          <w:tcPr>
+            <w:tcW w:w="1440" w:type="dxa"/>
+          </w:tcPr>
+          <w:p>
+            <w:pPr>
+              <w:widowControl w:val="0"/>
+              <w:autoSpaceDE w:val="0"/>
+              <w:autoSpaceDN w:val="0"/>
+              <w:adjustRightInd w:val="0"/>
+              <w:rPr>
+                <w:rFonts w:ascii="Courier New" w:hAnsi="Courier New" w:cs="Courier New"/>
+                <w:sz w:val="20"/>
+                <w:szCs w:val="20"/>
+              </w:rPr>
+            </w:pPr>
+            <w:r>
+              <w:rPr>
+                <w:rFonts w:ascii="Courier New" w:hAnsi="Courier New" w:cs="Courier New"/>
+                <w:sz w:val="20"/>
+                <w:szCs w:val="20"/>
+              </w:rPr>
+              <w:t>{</w:t>
+            </w:r>
+            <w:proofErr w:type="spellStart"/>
+            <w:r>
+              <w:rPr>
+                <w:rFonts w:ascii="Courier New" w:hAnsi="Courier New" w:cs="Courier New"/>
+                <w:sz w:val="20"/>
+                <w:szCs w:val="20"/>
+              </w:rPr>
+              <w:t>Invoice__</w:t>
+            </w:r>
+            <w:proofErr w:type="gramStart"/>
+            <w:r>
+              <w:rPr>
+                <w:rFonts w:ascii="Courier New" w:hAnsi="Courier New" w:cs="Courier New"/>
+                <w:sz w:val="20"/>
+                <w:szCs w:val="20"/>
+              </w:rPr>
+              <w:t>c.Pre</w:t>
+            </w:r>
+            <w:proofErr w:type="gramEnd"/>
+            <w:r>
+              <w:rPr>
+                <w:rFonts w:ascii="Courier New" w:hAnsi="Courier New" w:cs="Courier New"/>
+                <w:sz w:val="20"/>
+                <w:szCs w:val="20"/>
+              </w:rPr>
+              <w:t>_VAT_Total_Purchase__c</w:t>
+            </w:r>
+            <w:proofErr w:type="spellEnd"/>
+            <w:r>
+              <w:rPr>
+                <w:rFonts w:ascii="Courier New" w:hAnsi="Courier New" w:cs="Courier New"/>
+                <w:sz w:val="20"/>
+                <w:szCs w:val="20"/>
+              </w:rPr>
+              <w:t>}</w:t>
+            </w:r>
+          </w:p>
+        </w:tc>
+        <w:tc>
+          <w:tcPr>
+            <w:tcW w:w="1440" w:type="dxa"/>
           </w:tcPr>
           <w:p>
             <w:pPr>
@@ -3278,7 +3223,7 @@
     <w:tbl>
       <w:tblPr>
         <w:tblpPr w:leftFromText="180" w:rightFromText="180" w:vertAnchor="text" w:horzAnchor="margin" w:tblpXSpec="right" w:tblpY="357"/>
-        <w:tblW w:w="5379" w:type="dxa"/>
+        <w:tblW w:w="6194" w:type="dxa"/>
         <w:tblBorders>
           <w:top w:val="single" w:sz="4" w:space="0" w:color="auto"/>
           <w:left w:val="single" w:sz="4" w:space="0" w:color="auto"/>
@@ -3291,12 +3236,38 @@
         <w:tblLook w:val="01E0" w:firstRow="1" w:lastRow="1" w:firstColumn="1" w:lastColumn="1" w:noHBand="0" w:noVBand="0"/>
       </w:tblPr>
       <w:tblGrid>
+        <w:gridCol w:w="2160"/>
         <w:gridCol w:w="1345"/>
-        <w:gridCol w:w="1244"/>
-        <w:gridCol w:w="1350"/>
         <w:gridCol w:w="1440"/>
+        <w:gridCol w:w="1249"/>
       </w:tblGrid>
       <w:tr>
+        <w:tc>
+          <w:tcPr>
+            <w:tcW w:w="2160" w:type="dxa"/>
+          </w:tcPr>
+          <w:p>
+            <w:pPr>
+              <w:widowControl w:val="0"/>
+              <w:autoSpaceDE w:val="0"/>
+              <w:autoSpaceDN w:val="0"/>
+              <w:adjustRightInd w:val="0"/>
+              <w:rPr>
+                <w:rFonts w:ascii="Courier New" w:hAnsi="Courier New" w:cs="Courier New"/>
+                <w:sz w:val="20"/>
+                <w:szCs w:val="20"/>
+              </w:rPr>
+            </w:pPr>
+            <w:r>
+              <w:rPr>
+                <w:rFonts w:ascii="Courier New" w:hAnsi="Courier New" w:cs="Courier New"/>
+                <w:sz w:val="20"/>
+                <w:szCs w:val="20"/>
+              </w:rPr>
+              <w:t>H. G. C. A. Levy</w:t>
+            </w:r>
+          </w:p>
+        </w:tc>
         <w:tc>
           <w:tcPr>
             <w:tcW w:w="1345" w:type="dxa"/>
@@ -3318,32 +3289,6 @@
                 <w:rFonts w:ascii="Courier New" w:hAnsi="Courier New" w:cs="Courier New"/>
                 <w:sz w:val="20"/>
                 <w:szCs w:val="20"/>
-              </w:rPr>
-              <w:t>H. G. C. A. Levy</w:t>
-            </w:r>
-          </w:p>
-        </w:tc>
-        <w:tc>
-          <w:tcPr>
-            <w:tcW w:w="1244" w:type="dxa"/>
-          </w:tcPr>
-          <w:p>
-            <w:pPr>
-              <w:widowControl w:val="0"/>
-              <w:autoSpaceDE w:val="0"/>
-              <w:autoSpaceDN w:val="0"/>
-              <w:adjustRightInd w:val="0"/>
-              <w:rPr>
-                <w:rFonts w:ascii="Courier New" w:hAnsi="Courier New" w:cs="Courier New"/>
-                <w:sz w:val="20"/>
-                <w:szCs w:val="20"/>
-              </w:rPr>
-            </w:pPr>
-            <w:r>
-              <w:rPr>
-                <w:rFonts w:ascii="Courier New" w:hAnsi="Courier New" w:cs="Courier New"/>
-                <w:sz w:val="20"/>
-                <w:szCs w:val="20"/>
                 <w:lang w:val="en-US"/>
               </w:rPr>
               <w:t>{Invoice_Line__</w:t>
@@ -3367,53 +3312,6 @@
                 <w:lang w:val="en-US"/>
               </w:rPr>
               <w:t>_Price__c_1}</w:t>
-            </w:r>
-          </w:p>
-        </w:tc>
-        <w:tc>
-          <w:tcPr>
-            <w:tcW w:w="1350" w:type="dxa"/>
-          </w:tcPr>
-          <w:p>
-            <w:pPr>
-              <w:widowControl w:val="0"/>
-              <w:autoSpaceDE w:val="0"/>
-              <w:autoSpaceDN w:val="0"/>
-              <w:adjustRightInd w:val="0"/>
-              <w:rPr>
-                <w:rFonts w:ascii="Courier New" w:hAnsi="Courier New" w:cs="Courier New"/>
-                <w:sz w:val="20"/>
-                <w:szCs w:val="20"/>
-              </w:rPr>
-            </w:pPr>
-            <w:r>
-              <w:rPr>
-                <w:rFonts w:ascii="Courier New" w:hAnsi="Courier New" w:cs="Courier New"/>
-                <w:sz w:val="20"/>
-                <w:szCs w:val="20"/>
-                <w:lang w:val="en-US"/>
-              </w:rPr>
-              <w:t>{Invoice_Line__</w:t>
-            </w:r>
-            <w:proofErr w:type="gramStart"/>
-            <w:r>
-              <w:rPr>
-                <w:rFonts w:ascii="Courier New" w:hAnsi="Courier New" w:cs="Courier New"/>
-                <w:sz w:val="20"/>
-                <w:szCs w:val="20"/>
-                <w:lang w:val="en-US"/>
-              </w:rPr>
-              <w:t>c.Unit</w:t>
-            </w:r>
-            <w:proofErr w:type="gramEnd"/>
-            <w:r>
-              <w:rPr>
-                <w:rFonts w:ascii="Courier New" w:hAnsi="Courier New" w:cs="Courier New"/>
-                <w:sz w:val="20"/>
-                <w:szCs w:val="20"/>
-                <w:lang w:val="en-US"/>
-              </w:rPr>
-              <w:t>_Price__c_2}</w:t>
             </w:r>
           </w:p>
         </w:tc>
@@ -3460,12 +3358,85 @@
                 <w:szCs w:val="20"/>
                 <w:lang w:val="en-US"/>
               </w:rPr>
+              <w:t>_Price__c_2}</w:t>
+            </w:r>
+          </w:p>
+        </w:tc>
+        <w:tc>
+          <w:tcPr>
+            <w:tcW w:w="1249" w:type="dxa"/>
+          </w:tcPr>
+          <w:p>
+            <w:pPr>
+              <w:widowControl w:val="0"/>
+              <w:autoSpaceDE w:val="0"/>
+              <w:autoSpaceDN w:val="0"/>
+              <w:adjustRightInd w:val="0"/>
+              <w:rPr>
+                <w:rFonts w:ascii="Courier New" w:hAnsi="Courier New" w:cs="Courier New"/>
+                <w:sz w:val="20"/>
+                <w:szCs w:val="20"/>
+              </w:rPr>
+            </w:pPr>
+            <w:r>
+              <w:rPr>
+                <w:rFonts w:ascii="Courier New" w:hAnsi="Courier New" w:cs="Courier New"/>
+                <w:sz w:val="20"/>
+                <w:szCs w:val="20"/>
+                <w:lang w:val="en-US"/>
+              </w:rPr>
+              <w:t>{Invoice_Line__</w:t>
+            </w:r>
+            <w:proofErr w:type="gramStart"/>
+            <w:r>
+              <w:rPr>
+                <w:rFonts w:ascii="Courier New" w:hAnsi="Courier New" w:cs="Courier New"/>
+                <w:sz w:val="20"/>
+                <w:szCs w:val="20"/>
+                <w:lang w:val="en-US"/>
+              </w:rPr>
+              <w:t>c.Unit</w:t>
+            </w:r>
+            <w:proofErr w:type="gramEnd"/>
+            <w:r>
+              <w:rPr>
+                <w:rFonts w:ascii="Courier New" w:hAnsi="Courier New" w:cs="Courier New"/>
+                <w:sz w:val="20"/>
+                <w:szCs w:val="20"/>
+                <w:lang w:val="en-US"/>
+              </w:rPr>
               <w:t>_Price__c_3}</w:t>
             </w:r>
           </w:p>
         </w:tc>
       </w:tr>
       <w:tr>
+        <w:tc>
+          <w:tcPr>
+            <w:tcW w:w="2160" w:type="dxa"/>
+          </w:tcPr>
+          <w:p>
+            <w:pPr>
+              <w:widowControl w:val="0"/>
+              <w:autoSpaceDE w:val="0"/>
+              <w:autoSpaceDN w:val="0"/>
+              <w:adjustRightInd w:val="0"/>
+              <w:rPr>
+                <w:rFonts w:ascii="Courier New" w:hAnsi="Courier New" w:cs="Courier New"/>
+                <w:sz w:val="20"/>
+                <w:szCs w:val="20"/>
+              </w:rPr>
+            </w:pPr>
+            <w:r>
+              <w:rPr>
+                <w:rFonts w:ascii="Courier New" w:hAnsi="Courier New" w:cs="Courier New"/>
+                <w:sz w:val="20"/>
+                <w:szCs w:val="20"/>
+              </w:rPr>
+              <w:t>Credit Insurance Levy</w:t>
+            </w:r>
+          </w:p>
+        </w:tc>
         <w:tc>
           <w:tcPr>
             <w:tcW w:w="1345" w:type="dxa"/>
@@ -3487,32 +3458,6 @@
                 <w:rFonts w:ascii="Courier New" w:hAnsi="Courier New" w:cs="Courier New"/>
                 <w:sz w:val="20"/>
                 <w:szCs w:val="20"/>
-              </w:rPr>
-              <w:t>Credit Insurance Levy</w:t>
-            </w:r>
-          </w:p>
-        </w:tc>
-        <w:tc>
-          <w:tcPr>
-            <w:tcW w:w="1244" w:type="dxa"/>
-          </w:tcPr>
-          <w:p>
-            <w:pPr>
-              <w:widowControl w:val="0"/>
-              <w:autoSpaceDE w:val="0"/>
-              <w:autoSpaceDN w:val="0"/>
-              <w:adjustRightInd w:val="0"/>
-              <w:rPr>
-                <w:rFonts w:ascii="Courier New" w:hAnsi="Courier New" w:cs="Courier New"/>
-                <w:sz w:val="20"/>
-                <w:szCs w:val="20"/>
-              </w:rPr>
-            </w:pPr>
-            <w:r>
-              <w:rPr>
-                <w:rFonts w:ascii="Courier New" w:hAnsi="Courier New" w:cs="Courier New"/>
-                <w:sz w:val="20"/>
-                <w:szCs w:val="20"/>
                 <w:lang w:val="en-US"/>
               </w:rPr>
               <w:t>{Invoice_Line__</w:t>
@@ -3536,53 +3481,6 @@
                 <w:lang w:val="en-US"/>
               </w:rPr>
               <w:t>_VAT_Total__c_1}</w:t>
-            </w:r>
-          </w:p>
-        </w:tc>
-        <w:tc>
-          <w:tcPr>
-            <w:tcW w:w="1350" w:type="dxa"/>
-          </w:tcPr>
-          <w:p>
-            <w:pPr>
-              <w:widowControl w:val="0"/>
-              <w:autoSpaceDE w:val="0"/>
-              <w:autoSpaceDN w:val="0"/>
-              <w:adjustRightInd w:val="0"/>
-              <w:rPr>
-                <w:rFonts w:ascii="Courier New" w:hAnsi="Courier New" w:cs="Courier New"/>
-                <w:sz w:val="20"/>
-                <w:szCs w:val="20"/>
-              </w:rPr>
-            </w:pPr>
-            <w:r>
-              <w:rPr>
-                <w:rFonts w:ascii="Courier New" w:hAnsi="Courier New" w:cs="Courier New"/>
-                <w:sz w:val="20"/>
-                <w:szCs w:val="20"/>
-                <w:lang w:val="en-US"/>
-              </w:rPr>
-              <w:t>{Invoice_Line__</w:t>
-            </w:r>
-            <w:proofErr w:type="gramStart"/>
-            <w:r>
-              <w:rPr>
-                <w:rFonts w:ascii="Courier New" w:hAnsi="Courier New" w:cs="Courier New"/>
-                <w:sz w:val="20"/>
-                <w:szCs w:val="20"/>
-                <w:lang w:val="en-US"/>
-              </w:rPr>
-              <w:t>c.Pre</w:t>
-            </w:r>
-            <w:proofErr w:type="gramEnd"/>
-            <w:r>
-              <w:rPr>
-                <w:rFonts w:ascii="Courier New" w:hAnsi="Courier New" w:cs="Courier New"/>
-                <w:sz w:val="20"/>
-                <w:szCs w:val="20"/>
-                <w:lang w:val="en-US"/>
-              </w:rPr>
-              <w:t>_VAT_Total__c_2}</w:t>
             </w:r>
           </w:p>
         </w:tc>
@@ -3629,12 +3527,85 @@
                 <w:szCs w:val="20"/>
                 <w:lang w:val="en-US"/>
               </w:rPr>
+              <w:t>_VAT_Total__c_2}</w:t>
+            </w:r>
+          </w:p>
+        </w:tc>
+        <w:tc>
+          <w:tcPr>
+            <w:tcW w:w="1249" w:type="dxa"/>
+          </w:tcPr>
+          <w:p>
+            <w:pPr>
+              <w:widowControl w:val="0"/>
+              <w:autoSpaceDE w:val="0"/>
+              <w:autoSpaceDN w:val="0"/>
+              <w:adjustRightInd w:val="0"/>
+              <w:rPr>
+                <w:rFonts w:ascii="Courier New" w:hAnsi="Courier New" w:cs="Courier New"/>
+                <w:sz w:val="20"/>
+                <w:szCs w:val="20"/>
+              </w:rPr>
+            </w:pPr>
+            <w:r>
+              <w:rPr>
+                <w:rFonts w:ascii="Courier New" w:hAnsi="Courier New" w:cs="Courier New"/>
+                <w:sz w:val="20"/>
+                <w:szCs w:val="20"/>
+                <w:lang w:val="en-US"/>
+              </w:rPr>
+              <w:t>{Invoice_Line__</w:t>
+            </w:r>
+            <w:proofErr w:type="gramStart"/>
+            <w:r>
+              <w:rPr>
+                <w:rFonts w:ascii="Courier New" w:hAnsi="Courier New" w:cs="Courier New"/>
+                <w:sz w:val="20"/>
+                <w:szCs w:val="20"/>
+                <w:lang w:val="en-US"/>
+              </w:rPr>
+              <w:t>c.Pre</w:t>
+            </w:r>
+            <w:proofErr w:type="gramEnd"/>
+            <w:r>
+              <w:rPr>
+                <w:rFonts w:ascii="Courier New" w:hAnsi="Courier New" w:cs="Courier New"/>
+                <w:sz w:val="20"/>
+                <w:szCs w:val="20"/>
+                <w:lang w:val="en-US"/>
+              </w:rPr>
               <w:t>_VAT_Total__c_3}</w:t>
             </w:r>
           </w:p>
         </w:tc>
       </w:tr>
       <w:tr>
+        <w:tc>
+          <w:tcPr>
+            <w:tcW w:w="2160" w:type="dxa"/>
+          </w:tcPr>
+          <w:p>
+            <w:pPr>
+              <w:widowControl w:val="0"/>
+              <w:autoSpaceDE w:val="0"/>
+              <w:autoSpaceDN w:val="0"/>
+              <w:adjustRightInd w:val="0"/>
+              <w:rPr>
+                <w:rFonts w:ascii="Courier New" w:hAnsi="Courier New" w:cs="Courier New"/>
+                <w:sz w:val="20"/>
+                <w:szCs w:val="20"/>
+              </w:rPr>
+            </w:pPr>
+            <w:r>
+              <w:rPr>
+                <w:rFonts w:ascii="Courier New" w:hAnsi="Courier New" w:cs="Courier New"/>
+                <w:sz w:val="20"/>
+                <w:szCs w:val="20"/>
+              </w:rPr>
+              <w:t>Weighbridge</w:t>
+            </w:r>
+          </w:p>
+        </w:tc>
         <w:tc>
           <w:tcPr>
             <w:tcW w:w="1345" w:type="dxa"/>
@@ -3656,35 +3627,9 @@
                 <w:rFonts w:ascii="Courier New" w:hAnsi="Courier New" w:cs="Courier New"/>
                 <w:sz w:val="20"/>
                 <w:szCs w:val="20"/>
-              </w:rPr>
-              <w:t>Weighbridge</w:t>
-            </w:r>
-          </w:p>
-        </w:tc>
-        <w:tc>
-          <w:tcPr>
-            <w:tcW w:w="1244" w:type="dxa"/>
-          </w:tcPr>
-          <w:p>
-            <w:pPr>
-              <w:widowControl w:val="0"/>
-              <w:autoSpaceDE w:val="0"/>
-              <w:autoSpaceDN w:val="0"/>
-              <w:adjustRightInd w:val="0"/>
-              <w:rPr>
-                <w:rFonts w:ascii="Courier New" w:hAnsi="Courier New" w:cs="Courier New"/>
-                <w:sz w:val="20"/>
-                <w:szCs w:val="20"/>
-              </w:rPr>
-            </w:pPr>
-            <w:r>
-              <w:rPr>
-                <w:rFonts w:ascii="Courier New" w:hAnsi="Courier New" w:cs="Courier New"/>
-                <w:sz w:val="20"/>
-                <w:szCs w:val="20"/>
-                <w:lang w:val="en-US"/>
-              </w:rPr>
-              <w:t>{Invoice_Line__c.VAT_Amount__c_1</w:t>
+                <w:lang w:val="en-US"/>
+              </w:rPr>
+              <w:t>{Invoice_Line__c.VAT_Amount</w:t>
             </w:r>
             <w:r>
               <w:rPr>
@@ -3694,35 +3639,7 @@
                 <w:lang w:val="en-US"/>
               </w:rPr>
               <w:lastRenderedPageBreak/>
-              <w:t>}</w:t>
-            </w:r>
-          </w:p>
-        </w:tc>
-        <w:tc>
-          <w:tcPr>
-            <w:tcW w:w="1350" w:type="dxa"/>
-          </w:tcPr>
-          <w:p>
-            <w:pPr>
-              <w:widowControl w:val="0"/>
-              <w:autoSpaceDE w:val="0"/>
-              <w:autoSpaceDN w:val="0"/>
-              <w:adjustRightInd w:val="0"/>
-              <w:rPr>
-                <w:rFonts w:ascii="Courier New" w:hAnsi="Courier New" w:cs="Courier New"/>
-                <w:sz w:val="20"/>
-                <w:szCs w:val="20"/>
-              </w:rPr>
-            </w:pPr>
-            <w:r>
-              <w:rPr>
-                <w:rFonts w:ascii="Courier New" w:hAnsi="Courier New" w:cs="Courier New"/>
-                <w:sz w:val="20"/>
-                <w:szCs w:val="20"/>
-                <w:lang w:val="en-US"/>
-              </w:rPr>
-              <w:lastRenderedPageBreak/>
-              <w:t>{Invoice_Line__c.VAT_Amount__c_2}</w:t>
+              <w:t>__c_1}</w:t>
             </w:r>
           </w:p>
         </w:tc>
@@ -3749,7 +3666,56 @@
                 <w:szCs w:val="20"/>
                 <w:lang w:val="en-US"/>
               </w:rPr>
-              <w:t>{Invoice_Line__c.VAT_Amount__c_3}</w:t>
+              <w:lastRenderedPageBreak/>
+              <w:t>{Invoice_Line__c.VAT_Amount__c</w:t>
+            </w:r>
+            <w:r>
+              <w:rPr>
+                <w:rFonts w:ascii="Courier New" w:hAnsi="Courier New" w:cs="Courier New"/>
+                <w:sz w:val="20"/>
+                <w:szCs w:val="20"/>
+                <w:lang w:val="en-US"/>
+              </w:rPr>
+              <w:lastRenderedPageBreak/>
+              <w:t>_2}</w:t>
+            </w:r>
+          </w:p>
+        </w:tc>
+        <w:tc>
+          <w:tcPr>
+            <w:tcW w:w="1249" w:type="dxa"/>
+          </w:tcPr>
+          <w:p>
+            <w:pPr>
+              <w:widowControl w:val="0"/>
+              <w:autoSpaceDE w:val="0"/>
+              <w:autoSpaceDN w:val="0"/>
+              <w:adjustRightInd w:val="0"/>
+              <w:rPr>
+                <w:rFonts w:ascii="Courier New" w:hAnsi="Courier New" w:cs="Courier New"/>
+                <w:sz w:val="20"/>
+                <w:szCs w:val="20"/>
+              </w:rPr>
+            </w:pPr>
+            <w:r>
+              <w:rPr>
+                <w:rFonts w:ascii="Courier New" w:hAnsi="Courier New" w:cs="Courier New"/>
+                <w:sz w:val="20"/>
+                <w:szCs w:val="20"/>
+                <w:lang w:val="en-US"/>
+              </w:rPr>
+              <w:lastRenderedPageBreak/>
+              <w:t>{Invoice_Line__c.VAT_Amo</w:t>
+            </w:r>
+            <w:r>
+              <w:rPr>
+                <w:rFonts w:ascii="Courier New" w:hAnsi="Courier New" w:cs="Courier New"/>
+                <w:sz w:val="20"/>
+                <w:szCs w:val="20"/>
+                <w:lang w:val="en-US"/>
+              </w:rPr>
+              <w:lastRenderedPageBreak/>
+              <w:t>unt__c_3}</w:t>
             </w:r>
           </w:p>
         </w:tc>
@@ -3801,6 +3767,14 @@
       <w:pPr>
         <w:rPr>
           <w:rFonts w:ascii="Courier New" w:hAnsi="Courier New" w:cs="Courier New"/>
+          <w:lang w:val="en-US"/>
+        </w:rPr>
+      </w:pPr>
+    </w:p>
+    <w:p>
+      <w:pPr>
+        <w:rPr>
+          <w:rFonts w:ascii="Courier New" w:hAnsi="Courier New" w:cs="Courier New"/>
           <w:vanish/>
           <w:lang w:val="en-US"/>
         </w:rPr>
@@ -3816,6 +3790,190 @@
           <w:rFonts w:ascii="Courier New" w:hAnsi="Courier New" w:cs="Courier New"/>
           <w:sz w:val="20"/>
           <w:szCs w:val="20"/>
+        </w:rPr>
+      </w:pPr>
+    </w:p>
+    <w:p>
+      <w:pPr>
+        <w:widowControl w:val="0"/>
+        <w:pBdr>
+          <w:bottom w:val="single" w:sz="12" w:space="1" w:color="auto"/>
+        </w:pBdr>
+        <w:autoSpaceDE w:val="0"/>
+        <w:autoSpaceDN w:val="0"/>
+        <w:adjustRightInd w:val="0"/>
+        <w:rPr>
+          <w:rFonts w:ascii="Courier New" w:hAnsi="Courier New" w:cs="Courier New"/>
+          <w:sz w:val="20"/>
+          <w:szCs w:val="20"/>
+        </w:rPr>
+      </w:pPr>
+    </w:p>
+    <w:p>
+      <w:pPr>
+        <w:widowControl w:val="0"/>
+        <w:pBdr>
+          <w:bottom w:val="single" w:sz="12" w:space="1" w:color="auto"/>
+        </w:pBdr>
+        <w:autoSpaceDE w:val="0"/>
+        <w:autoSpaceDN w:val="0"/>
+        <w:adjustRightInd w:val="0"/>
+        <w:rPr>
+          <w:rFonts w:ascii="Courier New" w:hAnsi="Courier New" w:cs="Courier New"/>
+          <w:sz w:val="20"/>
+          <w:szCs w:val="20"/>
+        </w:rPr>
+      </w:pPr>
+    </w:p>
+    <w:p>
+      <w:pPr>
+        <w:widowControl w:val="0"/>
+        <w:pBdr>
+          <w:bottom w:val="single" w:sz="12" w:space="1" w:color="auto"/>
+        </w:pBdr>
+        <w:autoSpaceDE w:val="0"/>
+        <w:autoSpaceDN w:val="0"/>
+        <w:adjustRightInd w:val="0"/>
+        <w:rPr>
+          <w:rFonts w:ascii="Courier New" w:hAnsi="Courier New" w:cs="Courier New"/>
+          <w:sz w:val="20"/>
+          <w:szCs w:val="20"/>
+        </w:rPr>
+      </w:pPr>
+    </w:p>
+    <w:p>
+      <w:pPr>
+        <w:widowControl w:val="0"/>
+        <w:pBdr>
+          <w:bottom w:val="single" w:sz="12" w:space="1" w:color="auto"/>
+        </w:pBdr>
+        <w:autoSpaceDE w:val="0"/>
+        <w:autoSpaceDN w:val="0"/>
+        <w:adjustRightInd w:val="0"/>
+        <w:rPr>
+          <w:rFonts w:ascii="Courier New" w:hAnsi="Courier New" w:cs="Courier New"/>
+          <w:sz w:val="20"/>
+          <w:szCs w:val="20"/>
+          <w:lang w:val="en-US"/>
+        </w:rPr>
+      </w:pPr>
+    </w:p>
+    <w:p>
+      <w:pPr>
+        <w:widowControl w:val="0"/>
+        <w:pBdr>
+          <w:bottom w:val="single" w:sz="12" w:space="1" w:color="auto"/>
+        </w:pBdr>
+        <w:autoSpaceDE w:val="0"/>
+        <w:autoSpaceDN w:val="0"/>
+        <w:adjustRightInd w:val="0"/>
+        <w:rPr>
+          <w:rFonts w:ascii="Courier New" w:hAnsi="Courier New" w:cs="Courier New"/>
+          <w:sz w:val="20"/>
+          <w:szCs w:val="20"/>
+          <w:lang w:val="en-US"/>
+        </w:rPr>
+      </w:pPr>
+    </w:p>
+    <w:p>
+      <w:pPr>
+        <w:widowControl w:val="0"/>
+        <w:pBdr>
+          <w:bottom w:val="single" w:sz="12" w:space="1" w:color="auto"/>
+        </w:pBdr>
+        <w:autoSpaceDE w:val="0"/>
+        <w:autoSpaceDN w:val="0"/>
+        <w:adjustRightInd w:val="0"/>
+        <w:rPr>
+          <w:rFonts w:ascii="Courier New" w:hAnsi="Courier New" w:cs="Courier New"/>
+          <w:sz w:val="20"/>
+          <w:szCs w:val="20"/>
+          <w:lang w:val="en-US"/>
+        </w:rPr>
+      </w:pPr>
+    </w:p>
+    <w:p>
+      <w:pPr>
+        <w:widowControl w:val="0"/>
+        <w:pBdr>
+          <w:bottom w:val="single" w:sz="12" w:space="1" w:color="auto"/>
+        </w:pBdr>
+        <w:autoSpaceDE w:val="0"/>
+        <w:autoSpaceDN w:val="0"/>
+        <w:adjustRightInd w:val="0"/>
+        <w:rPr>
+          <w:rFonts w:ascii="Courier New" w:hAnsi="Courier New" w:cs="Courier New"/>
+          <w:sz w:val="20"/>
+          <w:szCs w:val="20"/>
+          <w:lang w:val="en-US"/>
+        </w:rPr>
+      </w:pPr>
+    </w:p>
+    <w:p>
+      <w:pPr>
+        <w:widowControl w:val="0"/>
+        <w:pBdr>
+          <w:bottom w:val="single" w:sz="12" w:space="1" w:color="auto"/>
+        </w:pBdr>
+        <w:autoSpaceDE w:val="0"/>
+        <w:autoSpaceDN w:val="0"/>
+        <w:adjustRightInd w:val="0"/>
+        <w:rPr>
+          <w:rFonts w:ascii="Courier New" w:hAnsi="Courier New" w:cs="Courier New"/>
+          <w:sz w:val="20"/>
+          <w:szCs w:val="20"/>
+          <w:lang w:val="en-US"/>
+        </w:rPr>
+      </w:pPr>
+    </w:p>
+    <w:p>
+      <w:pPr>
+        <w:widowControl w:val="0"/>
+        <w:pBdr>
+          <w:bottom w:val="single" w:sz="12" w:space="1" w:color="auto"/>
+        </w:pBdr>
+        <w:autoSpaceDE w:val="0"/>
+        <w:autoSpaceDN w:val="0"/>
+        <w:adjustRightInd w:val="0"/>
+        <w:rPr>
+          <w:rFonts w:ascii="Courier New" w:hAnsi="Courier New" w:cs="Courier New"/>
+          <w:sz w:val="20"/>
+          <w:szCs w:val="20"/>
+          <w:lang w:val="en-US"/>
+        </w:rPr>
+      </w:pPr>
+    </w:p>
+    <w:p>
+      <w:pPr>
+        <w:widowControl w:val="0"/>
+        <w:pBdr>
+          <w:bottom w:val="single" w:sz="12" w:space="1" w:color="auto"/>
+        </w:pBdr>
+        <w:autoSpaceDE w:val="0"/>
+        <w:autoSpaceDN w:val="0"/>
+        <w:adjustRightInd w:val="0"/>
+        <w:rPr>
+          <w:rFonts w:ascii="Courier New" w:hAnsi="Courier New" w:cs="Courier New"/>
+          <w:sz w:val="20"/>
+          <w:szCs w:val="20"/>
+          <w:lang w:val="en-US"/>
+        </w:rPr>
+      </w:pPr>
+    </w:p>
+    <w:p>
+      <w:pPr>
+        <w:widowControl w:val="0"/>
+        <w:pBdr>
+          <w:bottom w:val="single" w:sz="12" w:space="1" w:color="auto"/>
+        </w:pBdr>
+        <w:autoSpaceDE w:val="0"/>
+        <w:autoSpaceDN w:val="0"/>
+        <w:adjustRightInd w:val="0"/>
+        <w:rPr>
+          <w:rFonts w:ascii="Courier New" w:hAnsi="Courier New" w:cs="Courier New"/>
+          <w:sz w:val="20"/>
+          <w:szCs w:val="20"/>
+          <w:lang w:val="en-US"/>
         </w:rPr>
       </w:pPr>
     </w:p>
@@ -3876,7 +4034,7 @@
     <w:tbl>
       <w:tblPr>
         <w:tblW w:w="0" w:type="auto"/>
-        <w:tblInd w:w="7338" w:type="dxa"/>
+        <w:tblInd w:w="6835" w:type="dxa"/>
         <w:tblBorders>
           <w:top w:val="single" w:sz="4" w:space="0" w:color="auto"/>
           <w:left w:val="single" w:sz="4" w:space="0" w:color="auto"/>
@@ -3889,13 +4047,13 @@
         <w:tblLook w:val="01E0" w:firstRow="1" w:lastRow="1" w:firstColumn="1" w:lastColumn="1" w:noHBand="0" w:noVBand="0"/>
       </w:tblPr>
       <w:tblGrid>
-        <w:gridCol w:w="1567"/>
-        <w:gridCol w:w="1885"/>
+        <w:gridCol w:w="1530"/>
+        <w:gridCol w:w="2425"/>
       </w:tblGrid>
       <w:tr>
         <w:tc>
           <w:tcPr>
-            <w:tcW w:w="1567" w:type="dxa"/>
+            <w:tcW w:w="1530" w:type="dxa"/>
           </w:tcPr>
           <w:p>
             <w:pPr>
@@ -3921,7 +4079,7 @@
         </w:tc>
         <w:tc>
           <w:tcPr>
-            <w:tcW w:w="1885" w:type="dxa"/>
+            <w:tcW w:w="2425" w:type="dxa"/>
           </w:tcPr>
           <w:p>
             <w:pPr>
@@ -3967,7 +4125,7 @@
       <w:tr>
         <w:tc>
           <w:tcPr>
-            <w:tcW w:w="1567" w:type="dxa"/>
+            <w:tcW w:w="1530" w:type="dxa"/>
           </w:tcPr>
           <w:p>
             <w:pPr>
@@ -3993,7 +4151,7 @@
         </w:tc>
         <w:tc>
           <w:tcPr>
-            <w:tcW w:w="1885" w:type="dxa"/>
+            <w:tcW w:w="2425" w:type="dxa"/>
           </w:tcPr>
           <w:p>
             <w:pPr>
@@ -4042,7 +4200,7 @@
         </w:trPr>
         <w:tc>
           <w:tcPr>
-            <w:tcW w:w="1567" w:type="dxa"/>
+            <w:tcW w:w="1530" w:type="dxa"/>
           </w:tcPr>
           <w:p>
             <w:pPr>
@@ -4068,7 +4226,7 @@
         </w:tc>
         <w:tc>
           <w:tcPr>
-            <w:tcW w:w="1885" w:type="dxa"/>
+            <w:tcW w:w="2425" w:type="dxa"/>
           </w:tcPr>
           <w:p>
             <w:pPr>

--- a/src/templates/template_Purchase_Invoice_Cheque.docx
+++ b/src/templates/template_Purchase_Invoice_Cheque.docx
@@ -81,15 +81,7 @@
                               </w:rPr>
                             </w:pPr>
                             <w:r>
-                              <w:t>{#header_</w:t>
-                            </w:r>
-                            <w:proofErr w:type="gramStart"/>
-                            <w:r>
-                              <w:t>show}{</w:t>
-                            </w:r>
-                            <w:proofErr w:type="gramEnd"/>
-                            <w:r>
-                              <w:t>#header_logo_only}</w:t>
+                              <w:t>{#header_show}{#header_logo_only}</w:t>
                             </w:r>
                             <w:r>
                               <w:t>{</w:t>
@@ -597,15 +589,7 @@
                         </w:rPr>
                       </w:pPr>
                       <w:r>
-                        <w:t>{#header_</w:t>
-                      </w:r>
-                      <w:proofErr w:type="gramStart"/>
-                      <w:r>
-                        <w:t>show}{</w:t>
-                      </w:r>
-                      <w:proofErr w:type="gramEnd"/>
-                      <w:r>
-                        <w:t>#header_logo_only}</w:t>
+                        <w:t>{#header_show}{#header_logo_only}</w:t>
                       </w:r>
                       <w:r>
                         <w:t>{</w:t>
@@ -1139,15 +1123,7 @@
                         <w:txbxContent>
                           <w:p>
                             <w:r>
-                              <w:t>{#header_</w:t>
-                            </w:r>
-                            <w:proofErr w:type="gramStart"/>
-                            <w:r>
-                              <w:t>show}{</w:t>
-                            </w:r>
-                            <w:proofErr w:type="gramEnd"/>
-                            <w:r>
-                              <w:t>#header_logo_only}</w:t>
+                              <w:t>{#header_show}{#header_logo_only}</w:t>
                             </w:r>
                             <w:r>
                               <w:t>{%header_logo}</w:t>
@@ -1209,15 +1185,7 @@
                   <w:txbxContent>
                     <w:p>
                       <w:r>
-                        <w:t>{#header_</w:t>
-                      </w:r>
-                      <w:proofErr w:type="gramStart"/>
-                      <w:r>
-                        <w:t>show}{</w:t>
-                      </w:r>
-                      <w:proofErr w:type="gramEnd"/>
-                      <w:r>
-                        <w:t>#header_logo_only}</w:t>
+                        <w:t>{#header_show}{#header_logo_only}</w:t>
                       </w:r>
                       <w:r>
                         <w:t>{%header_logo}</w:t>
@@ -1305,27 +1273,7 @@
                 <w:szCs w:val="20"/>
                 <w:lang w:val="en-US"/>
               </w:rPr>
-              <w:t>{Contract_Lookup__</w:t>
-            </w:r>
-            <w:proofErr w:type="gramStart"/>
-            <w:r>
-              <w:rPr>
-                <w:rFonts w:ascii="Courier New" w:hAnsi="Courier New" w:cs="Courier New"/>
-                <w:sz w:val="20"/>
-                <w:szCs w:val="20"/>
-                <w:lang w:val="en-US"/>
-              </w:rPr>
-              <w:t>c.Account</w:t>
-            </w:r>
-            <w:proofErr w:type="gramEnd"/>
-            <w:r>
-              <w:rPr>
-                <w:rFonts w:ascii="Courier New" w:hAnsi="Courier New" w:cs="Courier New"/>
-                <w:sz w:val="20"/>
-                <w:szCs w:val="20"/>
-                <w:lang w:val="en-US"/>
-              </w:rPr>
-              <w:t>__</w:t>
+              <w:t>{Contract_Lookup__c.Account__</w:t>
             </w:r>
             <w:proofErr w:type="spellStart"/>
             <w:r>
@@ -1384,27 +1332,7 @@
                 <w:szCs w:val="20"/>
                 <w:lang w:val="en-US"/>
               </w:rPr>
-              <w:t>Invoice__</w:t>
-            </w:r>
-            <w:proofErr w:type="gramStart"/>
-            <w:r>
-              <w:rPr>
-                <w:rFonts w:ascii="Courier New" w:hAnsi="Courier New" w:cs="Courier New"/>
-                <w:sz w:val="20"/>
-                <w:szCs w:val="20"/>
-                <w:lang w:val="en-US"/>
-              </w:rPr>
-              <w:t>c.Grower</w:t>
-            </w:r>
-            <w:proofErr w:type="gramEnd"/>
-            <w:r>
-              <w:rPr>
-                <w:rFonts w:ascii="Courier New" w:hAnsi="Courier New" w:cs="Courier New"/>
-                <w:sz w:val="20"/>
-                <w:szCs w:val="20"/>
-                <w:lang w:val="en-US"/>
-              </w:rPr>
-              <w:t>_Address__c</w:t>
+              <w:t>Invoice__c.Grower_Address__c</w:t>
             </w:r>
             <w:proofErr w:type="spellEnd"/>
             <w:r>
@@ -1453,27 +1381,7 @@
                 <w:szCs w:val="20"/>
                 <w:lang w:val="en-US"/>
               </w:rPr>
-              <w:t>Invoice__</w:t>
-            </w:r>
-            <w:proofErr w:type="gramStart"/>
-            <w:r>
-              <w:rPr>
-                <w:rFonts w:ascii="Courier New" w:hAnsi="Courier New" w:cs="Courier New"/>
-                <w:sz w:val="20"/>
-                <w:szCs w:val="20"/>
-                <w:lang w:val="en-US"/>
-              </w:rPr>
-              <w:t>c.Grower</w:t>
-            </w:r>
-            <w:proofErr w:type="gramEnd"/>
-            <w:r>
-              <w:rPr>
-                <w:rFonts w:ascii="Courier New" w:hAnsi="Courier New" w:cs="Courier New"/>
-                <w:sz w:val="20"/>
-                <w:szCs w:val="20"/>
-                <w:lang w:val="en-US"/>
-              </w:rPr>
-              <w:t>_Post_Code__c</w:t>
+              <w:t>Invoice__c.Grower_Post_Code__c</w:t>
             </w:r>
             <w:proofErr w:type="spellEnd"/>
             <w:r>
@@ -1522,27 +1430,7 @@
                 <w:szCs w:val="20"/>
                 <w:lang w:val="en-US"/>
               </w:rPr>
-              <w:t>Invoice__</w:t>
-            </w:r>
-            <w:proofErr w:type="gramStart"/>
-            <w:r>
-              <w:rPr>
-                <w:rFonts w:ascii="Courier New" w:hAnsi="Courier New" w:cs="Courier New"/>
-                <w:sz w:val="20"/>
-                <w:szCs w:val="20"/>
-                <w:lang w:val="en-US"/>
-              </w:rPr>
-              <w:t>c.Supplier</w:t>
-            </w:r>
-            <w:proofErr w:type="gramEnd"/>
-            <w:r>
-              <w:rPr>
-                <w:rFonts w:ascii="Courier New" w:hAnsi="Courier New" w:cs="Courier New"/>
-                <w:sz w:val="20"/>
-                <w:szCs w:val="20"/>
-                <w:lang w:val="en-US"/>
-              </w:rPr>
-              <w:t>_VAT_Number__c</w:t>
+              <w:t>Invoice__c.Supplier_VAT_Number__c</w:t>
             </w:r>
             <w:proofErr w:type="spellEnd"/>
             <w:r>
@@ -1633,7 +1521,6 @@
                     <w:t>{Invoice__</w:t>
                   </w:r>
                   <w:proofErr w:type="spellStart"/>
-                  <w:proofErr w:type="gramStart"/>
                   <w:r>
                     <w:rPr>
                       <w:rFonts w:ascii="Courier New" w:hAnsi="Courier New" w:cs="Courier New"/>
@@ -1642,7 +1529,6 @@
                     <w:t>c.Name</w:t>
                   </w:r>
                   <w:proofErr w:type="spellEnd"/>
-                  <w:proofErr w:type="gramEnd"/>
                   <w:r>
                     <w:rPr>
                       <w:rFonts w:ascii="Courier New" w:hAnsi="Courier New" w:cs="Courier New"/>
@@ -1721,7 +1607,6 @@
                     <w:t>Contract_Lookup__</w:t>
                   </w:r>
                   <w:proofErr w:type="spellStart"/>
-                  <w:proofErr w:type="gramStart"/>
                   <w:r>
                     <w:rPr>
                       <w:rFonts w:ascii="Courier New" w:hAnsi="Courier New" w:cs="Courier New"/>
@@ -1732,7 +1617,6 @@
                     <w:t>c.Name</w:t>
                   </w:r>
                   <w:proofErr w:type="spellEnd"/>
-                  <w:proofErr w:type="gramEnd"/>
                   <w:r>
                     <w:rPr>
                       <w:rFonts w:ascii="Courier New" w:hAnsi="Courier New" w:cs="Courier New"/>
@@ -1808,25 +1692,7 @@
                       <w:sz w:val="22"/>
                       <w:szCs w:val="22"/>
                     </w:rPr>
-                    <w:t>Invoice__</w:t>
-                  </w:r>
-                  <w:proofErr w:type="gramStart"/>
-                  <w:r>
-                    <w:rPr>
-                      <w:rFonts w:ascii="Courier New" w:hAnsi="Courier New" w:cs="Courier New"/>
-                      <w:sz w:val="22"/>
-                      <w:szCs w:val="22"/>
-                    </w:rPr>
-                    <w:t>c.Tax</w:t>
-                  </w:r>
-                  <w:proofErr w:type="gramEnd"/>
-                  <w:r>
-                    <w:rPr>
-                      <w:rFonts w:ascii="Courier New" w:hAnsi="Courier New" w:cs="Courier New"/>
-                      <w:sz w:val="22"/>
-                      <w:szCs w:val="22"/>
-                    </w:rPr>
-                    <w:t>_Point__c</w:t>
+                    <w:t>Invoice__c.Tax_Point__c</w:t>
                   </w:r>
                   <w:proofErr w:type="spellEnd"/>
                   <w:r>
@@ -1901,25 +1767,7 @@
                       <w:sz w:val="22"/>
                       <w:szCs w:val="22"/>
                     </w:rPr>
-                    <w:t>Invoice__</w:t>
-                  </w:r>
-                  <w:proofErr w:type="gramStart"/>
-                  <w:r>
-                    <w:rPr>
-                      <w:rFonts w:ascii="Courier New" w:hAnsi="Courier New" w:cs="Courier New"/>
-                      <w:sz w:val="22"/>
-                      <w:szCs w:val="22"/>
-                    </w:rPr>
-                    <w:t>c.Account</w:t>
-                  </w:r>
-                  <w:proofErr w:type="gramEnd"/>
-                  <w:r>
-                    <w:rPr>
-                      <w:rFonts w:ascii="Courier New" w:hAnsi="Courier New" w:cs="Courier New"/>
-                      <w:sz w:val="22"/>
-                      <w:szCs w:val="22"/>
-                    </w:rPr>
-                    <w:t>_Number__c</w:t>
+                    <w:t>Invoice__c.Account_Number__c</w:t>
                   </w:r>
                   <w:proofErr w:type="spellEnd"/>
                   <w:r>
@@ -2041,8 +1889,8 @@
         <w:gridCol w:w="1260"/>
         <w:gridCol w:w="1170"/>
         <w:gridCol w:w="1620"/>
-        <w:gridCol w:w="1170"/>
-        <w:gridCol w:w="1440"/>
+        <w:gridCol w:w="1350"/>
+        <w:gridCol w:w="1260"/>
         <w:gridCol w:w="1440"/>
       </w:tblGrid>
       <w:tr>
@@ -2211,7 +2059,7 @@
         </w:tc>
         <w:tc>
           <w:tcPr>
-            <w:tcW w:w="1170" w:type="dxa"/>
+            <w:tcW w:w="1350" w:type="dxa"/>
           </w:tcPr>
           <w:p>
             <w:pPr>
@@ -2237,7 +2085,7 @@
         </w:tc>
         <w:tc>
           <w:tcPr>
-            <w:tcW w:w="1440" w:type="dxa"/>
+            <w:tcW w:w="1260" w:type="dxa"/>
           </w:tcPr>
           <w:p>
             <w:pPr>
@@ -2314,28 +2162,18 @@
                 <w:sz w:val="22"/>
                 <w:szCs w:val="22"/>
               </w:rPr>
-              <w:t>{#invoice_line_</w:t>
-            </w:r>
-            <w:proofErr w:type="gramStart"/>
+              <w:t>{#invoice_line_rows}</w:t>
+            </w:r>
             <w:r>
               <w:rPr>
                 <w:rFonts w:ascii="Courier New" w:hAnsi="Courier New" w:cs="Courier New"/>
                 <w:sz w:val="22"/>
                 <w:szCs w:val="22"/>
-              </w:rPr>
-              <w:t>rows}</w:t>
-            </w:r>
-            <w:r>
-              <w:rPr>
-                <w:rFonts w:ascii="Courier New" w:hAnsi="Courier New" w:cs="Courier New"/>
-                <w:sz w:val="22"/>
-                <w:szCs w:val="22"/>
                 <w:lang w:val="en-US"/>
               </w:rPr>
               <w:t>{</w:t>
             </w:r>
             <w:proofErr w:type="spellStart"/>
-            <w:proofErr w:type="gramEnd"/>
             <w:r>
               <w:rPr>
                 <w:rFonts w:ascii="Courier New" w:hAnsi="Courier New" w:cs="Courier New"/>
@@ -2393,6 +2231,15 @@
               </w:rPr>
               <w:t>{</w:t>
             </w:r>
+            <w:r>
+              <w:rPr>
+                <w:rFonts w:ascii="Courier New" w:hAnsi="Courier New" w:cs="Courier New"/>
+                <w:sz w:val="20"/>
+                <w:szCs w:val="20"/>
+                <w:lang w:val="en-US"/>
+              </w:rPr>
+              <w:t>Invoice_Line__c.</w:t>
+            </w:r>
             <w:proofErr w:type="spellStart"/>
             <w:r>
               <w:rPr>
@@ -2401,29 +2248,18 @@
                 <w:szCs w:val="20"/>
                 <w:lang w:val="en-US"/>
               </w:rPr>
-              <w:t>Invoice_Line__</w:t>
-            </w:r>
-            <w:proofErr w:type="gramStart"/>
-            <w:r>
-              <w:rPr>
-                <w:rFonts w:ascii="Courier New" w:hAnsi="Courier New" w:cs="Courier New"/>
-                <w:sz w:val="20"/>
-                <w:szCs w:val="20"/>
-                <w:lang w:val="en-US"/>
-              </w:rPr>
-              <w:t>c.Movement</w:t>
-            </w:r>
-            <w:proofErr w:type="gramEnd"/>
-            <w:r>
-              <w:rPr>
-                <w:rFonts w:ascii="Courier New" w:hAnsi="Courier New" w:cs="Courier New"/>
-                <w:sz w:val="20"/>
-                <w:szCs w:val="20"/>
-                <w:lang w:val="en-US"/>
-              </w:rPr>
-              <w:t>__c.W_T_No__c</w:t>
+              <w:t>WTNo</w:t>
             </w:r>
             <w:proofErr w:type="spellEnd"/>
+            <w:r>
+              <w:rPr>
+                <w:rFonts w:ascii="Courier New" w:hAnsi="Courier New" w:cs="Courier New"/>
+                <w:sz w:val="20"/>
+                <w:szCs w:val="20"/>
+                <w:lang w:val="en-US"/>
+              </w:rPr>
+              <w:t>__c</w:t>
+            </w:r>
             <w:r>
               <w:rPr>
                 <w:rFonts w:ascii="Courier New" w:hAnsi="Courier New" w:cs="Courier New"/>
@@ -2469,27 +2305,7 @@
                 <w:szCs w:val="20"/>
                 <w:lang w:val="en-US"/>
               </w:rPr>
-              <w:t>Invoice_Line__</w:t>
-            </w:r>
-            <w:proofErr w:type="gramStart"/>
-            <w:r>
-              <w:rPr>
-                <w:rFonts w:ascii="Courier New" w:hAnsi="Courier New" w:cs="Courier New"/>
-                <w:sz w:val="20"/>
-                <w:szCs w:val="20"/>
-                <w:lang w:val="en-US"/>
-              </w:rPr>
-              <w:t>c.Quantity</w:t>
-            </w:r>
-            <w:proofErr w:type="gramEnd"/>
-            <w:r>
-              <w:rPr>
-                <w:rFonts w:ascii="Courier New" w:hAnsi="Courier New" w:cs="Courier New"/>
-                <w:sz w:val="20"/>
-                <w:szCs w:val="20"/>
-                <w:lang w:val="en-US"/>
-              </w:rPr>
-              <w:t>__c</w:t>
+              <w:t>Invoice_Line__c.Quantity__c</w:t>
             </w:r>
             <w:proofErr w:type="spellEnd"/>
             <w:r>
@@ -2527,17 +2343,7 @@
                 <w:szCs w:val="20"/>
                 <w:lang w:val="en-US"/>
               </w:rPr>
-              <w:t>{Invoice_Line__</w:t>
-            </w:r>
-            <w:proofErr w:type="gramStart"/>
-            <w:r>
-              <w:rPr>
-                <w:rFonts w:ascii="Courier New" w:hAnsi="Courier New" w:cs="Courier New"/>
-                <w:sz w:val="20"/>
-                <w:szCs w:val="20"/>
-                <w:lang w:val="en-US"/>
-              </w:rPr>
-              <w:t>c.</w:t>
+              <w:t>{Invoice_Line__c.</w:t>
             </w:r>
             <w:proofErr w:type="spellStart"/>
             <w:r>
@@ -2550,7 +2356,6 @@
               <w:t>Haulier</w:t>
             </w:r>
             <w:proofErr w:type="spellEnd"/>
-            <w:proofErr w:type="gramEnd"/>
             <w:r>
               <w:rPr>
                 <w:rFonts w:ascii="Courier New" w:hAnsi="Courier New" w:cs="Courier New"/>
@@ -2610,27 +2415,7 @@
                 <w:szCs w:val="20"/>
                 <w:lang w:val="en-US"/>
               </w:rPr>
-              <w:t>Invoice_Line__</w:t>
-            </w:r>
-            <w:proofErr w:type="gramStart"/>
-            <w:r>
-              <w:rPr>
-                <w:rFonts w:ascii="Courier New" w:hAnsi="Courier New" w:cs="Courier New"/>
-                <w:sz w:val="20"/>
-                <w:szCs w:val="20"/>
-                <w:lang w:val="en-US"/>
-              </w:rPr>
-              <w:t>c.Reg</w:t>
-            </w:r>
-            <w:proofErr w:type="gramEnd"/>
-            <w:r>
-              <w:rPr>
-                <w:rFonts w:ascii="Courier New" w:hAnsi="Courier New" w:cs="Courier New"/>
-                <w:sz w:val="20"/>
-                <w:szCs w:val="20"/>
-                <w:lang w:val="en-US"/>
-              </w:rPr>
-              <w:t>_No__c</w:t>
+              <w:t>Invoice_Line__c.Reg_No__c</w:t>
             </w:r>
             <w:proofErr w:type="spellEnd"/>
             <w:r>
@@ -2677,27 +2462,7 @@
                 <w:szCs w:val="20"/>
                 <w:lang w:val="en-US"/>
               </w:rPr>
-              <w:t>Invoice_Line__</w:t>
-            </w:r>
-            <w:proofErr w:type="gramStart"/>
-            <w:r>
-              <w:rPr>
-                <w:rFonts w:ascii="Courier New" w:hAnsi="Courier New" w:cs="Courier New"/>
-                <w:sz w:val="20"/>
-                <w:szCs w:val="20"/>
-                <w:lang w:val="en-US"/>
-              </w:rPr>
-              <w:t>c.Line</w:t>
-            </w:r>
-            <w:proofErr w:type="gramEnd"/>
-            <w:r>
-              <w:rPr>
-                <w:rFonts w:ascii="Courier New" w:hAnsi="Courier New" w:cs="Courier New"/>
-                <w:sz w:val="20"/>
-                <w:szCs w:val="20"/>
-                <w:lang w:val="en-US"/>
-              </w:rPr>
-              <w:t>_Text__c</w:t>
+              <w:t>Invoice_Line__c.Line_Text__c</w:t>
             </w:r>
             <w:proofErr w:type="spellEnd"/>
             <w:r>
@@ -2713,7 +2478,7 @@
         </w:tc>
         <w:tc>
           <w:tcPr>
-            <w:tcW w:w="1170" w:type="dxa"/>
+            <w:tcW w:w="1350" w:type="dxa"/>
           </w:tcPr>
           <w:p>
             <w:pPr>
@@ -2744,27 +2509,54 @@
                 <w:szCs w:val="20"/>
                 <w:lang w:val="en-US"/>
               </w:rPr>
-              <w:t>Invoice_Line__</w:t>
-            </w:r>
-            <w:proofErr w:type="gramStart"/>
-            <w:r>
-              <w:rPr>
-                <w:rFonts w:ascii="Courier New" w:hAnsi="Courier New" w:cs="Courier New"/>
-                <w:sz w:val="20"/>
-                <w:szCs w:val="20"/>
-                <w:lang w:val="en-US"/>
-              </w:rPr>
-              <w:t>c.Unit</w:t>
-            </w:r>
-            <w:proofErr w:type="gramEnd"/>
-            <w:r>
-              <w:rPr>
-                <w:rFonts w:ascii="Courier New" w:hAnsi="Courier New" w:cs="Courier New"/>
-                <w:sz w:val="20"/>
-                <w:szCs w:val="20"/>
-                <w:lang w:val="en-US"/>
-              </w:rPr>
-              <w:t>_Price__c</w:t>
+              <w:t>Invoice_Line__c.Unit_Price__c</w:t>
+            </w:r>
+            <w:proofErr w:type="spellEnd"/>
+            <w:r>
+              <w:rPr>
+                <w:rFonts w:ascii="Courier New" w:hAnsi="Courier New" w:cs="Courier New"/>
+                <w:sz w:val="20"/>
+                <w:szCs w:val="20"/>
+                <w:lang w:val="en-US"/>
+              </w:rPr>
+              <w:t>}</w:t>
+            </w:r>
+          </w:p>
+        </w:tc>
+        <w:tc>
+          <w:tcPr>
+            <w:tcW w:w="1260" w:type="dxa"/>
+          </w:tcPr>
+          <w:p>
+            <w:pPr>
+              <w:widowControl w:val="0"/>
+              <w:autoSpaceDE w:val="0"/>
+              <w:autoSpaceDN w:val="0"/>
+              <w:adjustRightInd w:val="0"/>
+              <w:rPr>
+                <w:rFonts w:ascii="Courier New" w:hAnsi="Courier New" w:cs="Courier New"/>
+                <w:sz w:val="20"/>
+                <w:szCs w:val="20"/>
+              </w:rPr>
+            </w:pPr>
+            <w:r>
+              <w:rPr>
+                <w:rFonts w:ascii="Courier New" w:hAnsi="Courier New" w:cs="Courier New"/>
+                <w:sz w:val="20"/>
+                <w:szCs w:val="20"/>
+                <w:lang w:val="en-US"/>
+              </w:rPr>
+              <w:t>{</w:t>
+            </w:r>
+            <w:proofErr w:type="spellStart"/>
+            <w:r>
+              <w:rPr>
+                <w:rFonts w:ascii="Courier New" w:hAnsi="Courier New" w:cs="Courier New"/>
+                <w:sz w:val="20"/>
+                <w:szCs w:val="20"/>
+                <w:lang w:val="en-US"/>
+              </w:rPr>
+              <w:t>Invoice_Line__c.Pre_VAT_Total__c</w:t>
             </w:r>
             <w:proofErr w:type="spellEnd"/>
             <w:r>
@@ -2792,6 +2584,7 @@
                 <w:rFonts w:ascii="Courier New" w:hAnsi="Courier New" w:cs="Courier New"/>
                 <w:sz w:val="20"/>
                 <w:szCs w:val="20"/>
+                <w:lang w:val="en-US"/>
               </w:rPr>
             </w:pPr>
             <w:r>
@@ -2811,27 +2604,7 @@
                 <w:szCs w:val="20"/>
                 <w:lang w:val="en-US"/>
               </w:rPr>
-              <w:t>Invoice_Line__</w:t>
-            </w:r>
-            <w:proofErr w:type="gramStart"/>
-            <w:r>
-              <w:rPr>
-                <w:rFonts w:ascii="Courier New" w:hAnsi="Courier New" w:cs="Courier New"/>
-                <w:sz w:val="20"/>
-                <w:szCs w:val="20"/>
-                <w:lang w:val="en-US"/>
-              </w:rPr>
-              <w:t>c.Pre</w:t>
-            </w:r>
-            <w:proofErr w:type="gramEnd"/>
-            <w:r>
-              <w:rPr>
-                <w:rFonts w:ascii="Courier New" w:hAnsi="Courier New" w:cs="Courier New"/>
-                <w:sz w:val="20"/>
-                <w:szCs w:val="20"/>
-                <w:lang w:val="en-US"/>
-              </w:rPr>
-              <w:t>_VAT_Total__c</w:t>
+              <w:t>Invoice_Line__c.VAT_Amount__c</w:t>
             </w:r>
             <w:proofErr w:type="spellEnd"/>
             <w:r>
@@ -2843,80 +2616,13 @@
               </w:rPr>
               <w:t>}</w:t>
             </w:r>
-          </w:p>
-        </w:tc>
-        <w:tc>
-          <w:tcPr>
-            <w:tcW w:w="1440" w:type="dxa"/>
-          </w:tcPr>
-          <w:p>
-            <w:pPr>
-              <w:widowControl w:val="0"/>
-              <w:autoSpaceDE w:val="0"/>
-              <w:autoSpaceDN w:val="0"/>
-              <w:adjustRightInd w:val="0"/>
-              <w:rPr>
-                <w:rFonts w:ascii="Courier New" w:hAnsi="Courier New" w:cs="Courier New"/>
-                <w:sz w:val="20"/>
-                <w:szCs w:val="20"/>
-                <w:lang w:val="en-US"/>
-              </w:rPr>
-            </w:pPr>
-            <w:r>
-              <w:rPr>
-                <w:rFonts w:ascii="Courier New" w:hAnsi="Courier New" w:cs="Courier New"/>
-                <w:sz w:val="20"/>
-                <w:szCs w:val="20"/>
-                <w:lang w:val="en-US"/>
-              </w:rPr>
-              <w:t>{</w:t>
-            </w:r>
-            <w:proofErr w:type="spellStart"/>
-            <w:r>
-              <w:rPr>
-                <w:rFonts w:ascii="Courier New" w:hAnsi="Courier New" w:cs="Courier New"/>
-                <w:sz w:val="20"/>
-                <w:szCs w:val="20"/>
-                <w:lang w:val="en-US"/>
-              </w:rPr>
-              <w:t>Invoice_Line__c.VAT_Amount__</w:t>
-            </w:r>
-            <w:proofErr w:type="gramStart"/>
-            <w:r>
-              <w:rPr>
-                <w:rFonts w:ascii="Courier New" w:hAnsi="Courier New" w:cs="Courier New"/>
-                <w:sz w:val="20"/>
-                <w:szCs w:val="20"/>
-                <w:lang w:val="en-US"/>
-              </w:rPr>
-              <w:t>c</w:t>
-            </w:r>
-            <w:proofErr w:type="spellEnd"/>
-            <w:r>
-              <w:rPr>
-                <w:rFonts w:ascii="Courier New" w:hAnsi="Courier New" w:cs="Courier New"/>
-                <w:sz w:val="20"/>
-                <w:szCs w:val="20"/>
-                <w:lang w:val="en-US"/>
-              </w:rPr>
-              <w:t>}</w:t>
-            </w:r>
-            <w:r>
-              <w:rPr>
-                <w:rFonts w:ascii="Courier New" w:hAnsi="Courier New" w:cs="Courier New"/>
-                <w:sz w:val="20"/>
-                <w:szCs w:val="20"/>
-              </w:rPr>
-              <w:t>{</w:t>
-            </w:r>
-            <w:proofErr w:type="gramEnd"/>
-            <w:r>
-              <w:rPr>
-                <w:rFonts w:ascii="Courier New" w:hAnsi="Courier New" w:cs="Courier New"/>
-                <w:sz w:val="20"/>
-                <w:szCs w:val="20"/>
-              </w:rPr>
-              <w:t>/</w:t>
+            <w:r>
+              <w:rPr>
+                <w:rFonts w:ascii="Courier New" w:hAnsi="Courier New" w:cs="Courier New"/>
+                <w:sz w:val="20"/>
+                <w:szCs w:val="20"/>
+              </w:rPr>
+              <w:t>{/</w:t>
             </w:r>
             <w:proofErr w:type="spellStart"/>
             <w:r>
@@ -3023,27 +2729,7 @@
                 <w:szCs w:val="20"/>
                 <w:lang w:val="en-US"/>
               </w:rPr>
-              <w:t>Invoice__</w:t>
-            </w:r>
-            <w:proofErr w:type="gramStart"/>
-            <w:r>
-              <w:rPr>
-                <w:rFonts w:ascii="Courier New" w:hAnsi="Courier New" w:cs="Courier New"/>
-                <w:sz w:val="20"/>
-                <w:szCs w:val="20"/>
-                <w:lang w:val="en-US"/>
-              </w:rPr>
-              <w:t>c.Tonnage</w:t>
-            </w:r>
-            <w:proofErr w:type="gramEnd"/>
-            <w:r>
-              <w:rPr>
-                <w:rFonts w:ascii="Courier New" w:hAnsi="Courier New" w:cs="Courier New"/>
-                <w:sz w:val="20"/>
-                <w:szCs w:val="20"/>
-                <w:lang w:val="en-US"/>
-              </w:rPr>
-              <w:t>__c</w:t>
+              <w:t>Invoice__c.Tonnage__c</w:t>
             </w:r>
             <w:proofErr w:type="spellEnd"/>
             <w:r>
@@ -3095,7 +2781,7 @@
         </w:tc>
         <w:tc>
           <w:tcPr>
-            <w:tcW w:w="1170" w:type="dxa"/>
+            <w:tcW w:w="1350" w:type="dxa"/>
           </w:tcPr>
           <w:p>
             <w:pPr>
@@ -3113,7 +2799,7 @@
         </w:tc>
         <w:tc>
           <w:tcPr>
-            <w:tcW w:w="1440" w:type="dxa"/>
+            <w:tcW w:w="1260" w:type="dxa"/>
           </w:tcPr>
           <w:p>
             <w:pPr>
@@ -3142,25 +2828,7 @@
                 <w:sz w:val="20"/>
                 <w:szCs w:val="20"/>
               </w:rPr>
-              <w:t>Invoice__</w:t>
-            </w:r>
-            <w:proofErr w:type="gramStart"/>
-            <w:r>
-              <w:rPr>
-                <w:rFonts w:ascii="Courier New" w:hAnsi="Courier New" w:cs="Courier New"/>
-                <w:sz w:val="20"/>
-                <w:szCs w:val="20"/>
-              </w:rPr>
-              <w:t>c.Pre</w:t>
-            </w:r>
-            <w:proofErr w:type="gramEnd"/>
-            <w:r>
-              <w:rPr>
-                <w:rFonts w:ascii="Courier New" w:hAnsi="Courier New" w:cs="Courier New"/>
-                <w:sz w:val="20"/>
-                <w:szCs w:val="20"/>
-              </w:rPr>
-              <w:t>_VAT_Total_Purchase__c</w:t>
+              <w:t>Invoice__c.Pre_VAT_Total_Purchase__c</w:t>
             </w:r>
             <w:proofErr w:type="spellEnd"/>
             <w:r>
@@ -3223,7 +2891,7 @@
     <w:tbl>
       <w:tblPr>
         <w:tblpPr w:leftFromText="180" w:rightFromText="180" w:vertAnchor="text" w:horzAnchor="margin" w:tblpXSpec="right" w:tblpY="357"/>
-        <w:tblW w:w="6194" w:type="dxa"/>
+        <w:tblW w:w="6205" w:type="dxa"/>
         <w:tblBorders>
           <w:top w:val="single" w:sz="4" w:space="0" w:color="auto"/>
           <w:left w:val="single" w:sz="4" w:space="0" w:color="auto"/>
@@ -3238,8 +2906,8 @@
       <w:tblGrid>
         <w:gridCol w:w="2160"/>
         <w:gridCol w:w="1345"/>
+        <w:gridCol w:w="1260"/>
         <w:gridCol w:w="1440"/>
-        <w:gridCol w:w="1249"/>
       </w:tblGrid>
       <w:tr>
         <w:tc>
@@ -3282,36 +2950,82 @@
                 <w:rFonts w:ascii="Courier New" w:hAnsi="Courier New" w:cs="Courier New"/>
                 <w:sz w:val="20"/>
                 <w:szCs w:val="20"/>
-              </w:rPr>
-            </w:pPr>
-            <w:r>
-              <w:rPr>
-                <w:rFonts w:ascii="Courier New" w:hAnsi="Courier New" w:cs="Courier New"/>
-                <w:sz w:val="20"/>
-                <w:szCs w:val="20"/>
-                <w:lang w:val="en-US"/>
-              </w:rPr>
-              <w:t>{Invoice_Line__</w:t>
-            </w:r>
-            <w:proofErr w:type="gramStart"/>
-            <w:r>
-              <w:rPr>
-                <w:rFonts w:ascii="Courier New" w:hAnsi="Courier New" w:cs="Courier New"/>
-                <w:sz w:val="20"/>
-                <w:szCs w:val="20"/>
-                <w:lang w:val="en-US"/>
-              </w:rPr>
-              <w:t>c.Unit</w:t>
-            </w:r>
-            <w:proofErr w:type="gramEnd"/>
-            <w:r>
-              <w:rPr>
-                <w:rFonts w:ascii="Courier New" w:hAnsi="Courier New" w:cs="Courier New"/>
-                <w:sz w:val="20"/>
-                <w:szCs w:val="20"/>
-                <w:lang w:val="en-US"/>
-              </w:rPr>
-              <w:t>_Price__c_1}</w:t>
+                <w:lang w:val="en-US"/>
+              </w:rPr>
+            </w:pPr>
+            <w:r>
+              <w:rPr>
+                <w:rFonts w:ascii="Courier New" w:hAnsi="Courier New" w:cs="Courier New"/>
+                <w:sz w:val="20"/>
+                <w:szCs w:val="20"/>
+              </w:rPr>
+              <w:t>{</w:t>
+            </w:r>
+            <w:proofErr w:type="spellStart"/>
+            <w:r>
+              <w:rPr>
+                <w:rFonts w:ascii="Courier New" w:hAnsi="Courier New" w:cs="Courier New"/>
+                <w:sz w:val="20"/>
+                <w:szCs w:val="20"/>
+              </w:rPr>
+              <w:t>invoice_line_type_h_g_c_a_levy_unit_price_sum</w:t>
+            </w:r>
+            <w:proofErr w:type="spellEnd"/>
+            <w:r>
+              <w:rPr>
+                <w:rFonts w:ascii="Courier New" w:hAnsi="Courier New" w:cs="Courier New"/>
+                <w:sz w:val="20"/>
+                <w:szCs w:val="20"/>
+                <w:lang w:val="en-US"/>
+              </w:rPr>
+              <w:t>}</w:t>
+            </w:r>
+          </w:p>
+        </w:tc>
+        <w:tc>
+          <w:tcPr>
+            <w:tcW w:w="1260" w:type="dxa"/>
+          </w:tcPr>
+          <w:p>
+            <w:pPr>
+              <w:widowControl w:val="0"/>
+              <w:autoSpaceDE w:val="0"/>
+              <w:autoSpaceDN w:val="0"/>
+              <w:adjustRightInd w:val="0"/>
+              <w:rPr>
+                <w:rFonts w:ascii="Courier New" w:hAnsi="Courier New" w:cs="Courier New"/>
+                <w:sz w:val="20"/>
+                <w:szCs w:val="20"/>
+                <w:lang w:val="en-US"/>
+              </w:rPr>
+            </w:pPr>
+            <w:r>
+              <w:rPr>
+                <w:rFonts w:ascii="Courier New" w:hAnsi="Courier New" w:cs="Courier New"/>
+                <w:sz w:val="20"/>
+                <w:szCs w:val="20"/>
+                <w:lang w:val="en-US"/>
+              </w:rPr>
+              <w:t>{</w:t>
+            </w:r>
+            <w:proofErr w:type="spellStart"/>
+            <w:r>
+              <w:rPr>
+                <w:rFonts w:ascii="Courier New" w:hAnsi="Courier New" w:cs="Courier New"/>
+                <w:sz w:val="20"/>
+                <w:szCs w:val="20"/>
+              </w:rPr>
+              <w:t>invoice_line_type_h_g_c_a_levy_amount_sum</w:t>
+            </w:r>
+            <w:proofErr w:type="spellEnd"/>
+            <w:r>
+              <w:rPr>
+                <w:rFonts w:ascii="Courier New" w:hAnsi="Courier New" w:cs="Courier New"/>
+                <w:sz w:val="20"/>
+                <w:szCs w:val="20"/>
+                <w:lang w:val="en-US"/>
+              </w:rPr>
+              <w:t>}</w:t>
             </w:r>
           </w:p>
         </w:tc>
@@ -3329,83 +3043,34 @@
                 <w:rFonts w:ascii="Courier New" w:hAnsi="Courier New" w:cs="Courier New"/>
                 <w:sz w:val="20"/>
                 <w:szCs w:val="20"/>
-              </w:rPr>
-            </w:pPr>
-            <w:r>
-              <w:rPr>
-                <w:rFonts w:ascii="Courier New" w:hAnsi="Courier New" w:cs="Courier New"/>
-                <w:sz w:val="20"/>
-                <w:szCs w:val="20"/>
-                <w:lang w:val="en-US"/>
-              </w:rPr>
-              <w:t>{Invoice_Line__</w:t>
-            </w:r>
-            <w:proofErr w:type="gramStart"/>
-            <w:r>
-              <w:rPr>
-                <w:rFonts w:ascii="Courier New" w:hAnsi="Courier New" w:cs="Courier New"/>
-                <w:sz w:val="20"/>
-                <w:szCs w:val="20"/>
-                <w:lang w:val="en-US"/>
-              </w:rPr>
-              <w:t>c.Unit</w:t>
-            </w:r>
-            <w:proofErr w:type="gramEnd"/>
-            <w:r>
-              <w:rPr>
-                <w:rFonts w:ascii="Courier New" w:hAnsi="Courier New" w:cs="Courier New"/>
-                <w:sz w:val="20"/>
-                <w:szCs w:val="20"/>
-                <w:lang w:val="en-US"/>
-              </w:rPr>
-              <w:t>_Price__c_2}</w:t>
-            </w:r>
-          </w:p>
-        </w:tc>
-        <w:tc>
-          <w:tcPr>
-            <w:tcW w:w="1249" w:type="dxa"/>
-          </w:tcPr>
-          <w:p>
-            <w:pPr>
-              <w:widowControl w:val="0"/>
-              <w:autoSpaceDE w:val="0"/>
-              <w:autoSpaceDN w:val="0"/>
-              <w:adjustRightInd w:val="0"/>
-              <w:rPr>
-                <w:rFonts w:ascii="Courier New" w:hAnsi="Courier New" w:cs="Courier New"/>
-                <w:sz w:val="20"/>
-                <w:szCs w:val="20"/>
-              </w:rPr>
-            </w:pPr>
-            <w:r>
-              <w:rPr>
-                <w:rFonts w:ascii="Courier New" w:hAnsi="Courier New" w:cs="Courier New"/>
-                <w:sz w:val="20"/>
-                <w:szCs w:val="20"/>
-                <w:lang w:val="en-US"/>
-              </w:rPr>
-              <w:t>{Invoice_Line__</w:t>
-            </w:r>
-            <w:proofErr w:type="gramStart"/>
-            <w:r>
-              <w:rPr>
-                <w:rFonts w:ascii="Courier New" w:hAnsi="Courier New" w:cs="Courier New"/>
-                <w:sz w:val="20"/>
-                <w:szCs w:val="20"/>
-                <w:lang w:val="en-US"/>
-              </w:rPr>
-              <w:t>c.Unit</w:t>
-            </w:r>
-            <w:proofErr w:type="gramEnd"/>
-            <w:r>
-              <w:rPr>
-                <w:rFonts w:ascii="Courier New" w:hAnsi="Courier New" w:cs="Courier New"/>
-                <w:sz w:val="20"/>
-                <w:szCs w:val="20"/>
-                <w:lang w:val="en-US"/>
-              </w:rPr>
-              <w:t>_Price__c_3}</w:t>
+                <w:lang w:val="en-US"/>
+              </w:rPr>
+            </w:pPr>
+            <w:r>
+              <w:rPr>
+                <w:rFonts w:ascii="Courier New" w:hAnsi="Courier New" w:cs="Courier New"/>
+                <w:sz w:val="20"/>
+                <w:szCs w:val="20"/>
+              </w:rPr>
+              <w:t>{</w:t>
+            </w:r>
+            <w:proofErr w:type="spellStart"/>
+            <w:r>
+              <w:rPr>
+                <w:rFonts w:ascii="Courier New" w:hAnsi="Courier New" w:cs="Courier New"/>
+                <w:sz w:val="20"/>
+                <w:szCs w:val="20"/>
+              </w:rPr>
+              <w:t>invoice_line_type_h_g_c_a_levy_vat_sum</w:t>
+            </w:r>
+            <w:proofErr w:type="spellEnd"/>
+            <w:r>
+              <w:rPr>
+                <w:rFonts w:ascii="Courier New" w:hAnsi="Courier New" w:cs="Courier New"/>
+                <w:sz w:val="20"/>
+                <w:szCs w:val="20"/>
+              </w:rPr>
+              <w:t>}</w:t>
             </w:r>
           </w:p>
         </w:tc>
@@ -3458,29 +3123,90 @@
                 <w:rFonts w:ascii="Courier New" w:hAnsi="Courier New" w:cs="Courier New"/>
                 <w:sz w:val="20"/>
                 <w:szCs w:val="20"/>
-                <w:lang w:val="en-US"/>
-              </w:rPr>
-              <w:t>{Invoice_Line__</w:t>
-            </w:r>
-            <w:proofErr w:type="gramStart"/>
-            <w:r>
-              <w:rPr>
-                <w:rFonts w:ascii="Courier New" w:hAnsi="Courier New" w:cs="Courier New"/>
-                <w:sz w:val="20"/>
-                <w:szCs w:val="20"/>
-                <w:lang w:val="en-US"/>
-              </w:rPr>
-              <w:t>c.Pre</w:t>
-            </w:r>
-            <w:proofErr w:type="gramEnd"/>
-            <w:r>
-              <w:rPr>
-                <w:rFonts w:ascii="Courier New" w:hAnsi="Courier New" w:cs="Courier New"/>
-                <w:sz w:val="20"/>
-                <w:szCs w:val="20"/>
-                <w:lang w:val="en-US"/>
-              </w:rPr>
-              <w:t>_VAT_Total__c_1}</w:t>
+              </w:rPr>
+              <w:t>{</w:t>
+            </w:r>
+            <w:proofErr w:type="spellStart"/>
+            <w:r>
+              <w:rPr>
+                <w:rFonts w:ascii="Courier New" w:hAnsi="Courier New" w:cs="Courier New"/>
+                <w:sz w:val="20"/>
+                <w:szCs w:val="20"/>
+              </w:rPr>
+              <w:t>invoice_line_type_credit_insurance_levy_unit_price_su</w:t>
+            </w:r>
+            <w:r>
+              <w:rPr>
+                <w:rFonts w:ascii="Courier New" w:hAnsi="Courier New" w:cs="Courier New"/>
+                <w:sz w:val="20"/>
+                <w:szCs w:val="20"/>
+              </w:rPr>
+              <w:lastRenderedPageBreak/>
+              <w:t>m</w:t>
+            </w:r>
+            <w:proofErr w:type="spellEnd"/>
+            <w:r>
+              <w:rPr>
+                <w:rFonts w:ascii="Courier New" w:hAnsi="Courier New" w:cs="Courier New"/>
+                <w:sz w:val="20"/>
+                <w:szCs w:val="20"/>
+              </w:rPr>
+              <w:t>}</w:t>
+            </w:r>
+          </w:p>
+        </w:tc>
+        <w:tc>
+          <w:tcPr>
+            <w:tcW w:w="1260" w:type="dxa"/>
+          </w:tcPr>
+          <w:p>
+            <w:pPr>
+              <w:widowControl w:val="0"/>
+              <w:autoSpaceDE w:val="0"/>
+              <w:autoSpaceDN w:val="0"/>
+              <w:adjustRightInd w:val="0"/>
+              <w:rPr>
+                <w:rFonts w:ascii="Courier New" w:hAnsi="Courier New" w:cs="Courier New"/>
+                <w:sz w:val="20"/>
+                <w:szCs w:val="20"/>
+                <w:lang w:val="en-US"/>
+              </w:rPr>
+            </w:pPr>
+            <w:r>
+              <w:rPr>
+                <w:rFonts w:ascii="Courier New" w:hAnsi="Courier New" w:cs="Courier New"/>
+                <w:sz w:val="20"/>
+                <w:szCs w:val="20"/>
+              </w:rPr>
+              <w:lastRenderedPageBreak/>
+              <w:t>{</w:t>
+            </w:r>
+            <w:proofErr w:type="spellStart"/>
+            <w:r>
+              <w:rPr>
+                <w:rFonts w:ascii="Courier New" w:hAnsi="Courier New" w:cs="Courier New"/>
+                <w:sz w:val="20"/>
+                <w:szCs w:val="20"/>
+              </w:rPr>
+              <w:t>invoice_line_type_credit_insurance_levy_amount_</w:t>
+            </w:r>
+            <w:r>
+              <w:rPr>
+                <w:rFonts w:ascii="Courier New" w:hAnsi="Courier New" w:cs="Courier New"/>
+                <w:sz w:val="20"/>
+                <w:szCs w:val="20"/>
+              </w:rPr>
+              <w:lastRenderedPageBreak/>
+              <w:t>sum</w:t>
+            </w:r>
+            <w:proofErr w:type="spellEnd"/>
+            <w:r>
+              <w:rPr>
+                <w:rFonts w:ascii="Courier New" w:hAnsi="Courier New" w:cs="Courier New"/>
+                <w:sz w:val="20"/>
+                <w:szCs w:val="20"/>
+              </w:rPr>
+              <w:t>}</w:t>
             </w:r>
           </w:p>
         </w:tc>
@@ -3498,83 +3224,35 @@
                 <w:rFonts w:ascii="Courier New" w:hAnsi="Courier New" w:cs="Courier New"/>
                 <w:sz w:val="20"/>
                 <w:szCs w:val="20"/>
-              </w:rPr>
-            </w:pPr>
-            <w:r>
-              <w:rPr>
-                <w:rFonts w:ascii="Courier New" w:hAnsi="Courier New" w:cs="Courier New"/>
-                <w:sz w:val="20"/>
-                <w:szCs w:val="20"/>
-                <w:lang w:val="en-US"/>
-              </w:rPr>
-              <w:t>{Invoice_Line__</w:t>
-            </w:r>
-            <w:proofErr w:type="gramStart"/>
-            <w:r>
-              <w:rPr>
-                <w:rFonts w:ascii="Courier New" w:hAnsi="Courier New" w:cs="Courier New"/>
-                <w:sz w:val="20"/>
-                <w:szCs w:val="20"/>
-                <w:lang w:val="en-US"/>
-              </w:rPr>
-              <w:t>c.Pre</w:t>
-            </w:r>
-            <w:proofErr w:type="gramEnd"/>
-            <w:r>
-              <w:rPr>
-                <w:rFonts w:ascii="Courier New" w:hAnsi="Courier New" w:cs="Courier New"/>
-                <w:sz w:val="20"/>
-                <w:szCs w:val="20"/>
-                <w:lang w:val="en-US"/>
-              </w:rPr>
-              <w:t>_VAT_Total__c_2}</w:t>
-            </w:r>
-          </w:p>
-        </w:tc>
-        <w:tc>
-          <w:tcPr>
-            <w:tcW w:w="1249" w:type="dxa"/>
-          </w:tcPr>
-          <w:p>
-            <w:pPr>
-              <w:widowControl w:val="0"/>
-              <w:autoSpaceDE w:val="0"/>
-              <w:autoSpaceDN w:val="0"/>
-              <w:adjustRightInd w:val="0"/>
-              <w:rPr>
-                <w:rFonts w:ascii="Courier New" w:hAnsi="Courier New" w:cs="Courier New"/>
-                <w:sz w:val="20"/>
-                <w:szCs w:val="20"/>
-              </w:rPr>
-            </w:pPr>
-            <w:r>
-              <w:rPr>
-                <w:rFonts w:ascii="Courier New" w:hAnsi="Courier New" w:cs="Courier New"/>
-                <w:sz w:val="20"/>
-                <w:szCs w:val="20"/>
-                <w:lang w:val="en-US"/>
-              </w:rPr>
-              <w:t>{Invoice_Line__</w:t>
-            </w:r>
-            <w:proofErr w:type="gramStart"/>
-            <w:r>
-              <w:rPr>
-                <w:rFonts w:ascii="Courier New" w:hAnsi="Courier New" w:cs="Courier New"/>
-                <w:sz w:val="20"/>
-                <w:szCs w:val="20"/>
-                <w:lang w:val="en-US"/>
-              </w:rPr>
-              <w:t>c.Pre</w:t>
-            </w:r>
-            <w:proofErr w:type="gramEnd"/>
-            <w:r>
-              <w:rPr>
-                <w:rFonts w:ascii="Courier New" w:hAnsi="Courier New" w:cs="Courier New"/>
-                <w:sz w:val="20"/>
-                <w:szCs w:val="20"/>
-                <w:lang w:val="en-US"/>
-              </w:rPr>
-              <w:t>_VAT_Total__c_3}</w:t>
+                <w:lang w:val="en-US"/>
+              </w:rPr>
+            </w:pPr>
+            <w:r>
+              <w:rPr>
+                <w:rFonts w:ascii="Courier New" w:hAnsi="Courier New" w:cs="Courier New"/>
+                <w:sz w:val="20"/>
+                <w:szCs w:val="20"/>
+              </w:rPr>
+              <w:lastRenderedPageBreak/>
+              <w:t>{</w:t>
+            </w:r>
+            <w:proofErr w:type="spellStart"/>
+            <w:r>
+              <w:rPr>
+                <w:rFonts w:ascii="Courier New" w:hAnsi="Courier New" w:cs="Courier New"/>
+                <w:sz w:val="20"/>
+                <w:szCs w:val="20"/>
+              </w:rPr>
+              <w:t>invoice_line_type_credit_insurance_levy_vat_sum</w:t>
+            </w:r>
+            <w:proofErr w:type="spellEnd"/>
+            <w:r>
+              <w:rPr>
+                <w:rFonts w:ascii="Courier New" w:hAnsi="Courier New" w:cs="Courier New"/>
+                <w:sz w:val="20"/>
+                <w:szCs w:val="20"/>
+              </w:rPr>
+              <w:t>}</w:t>
             </w:r>
           </w:p>
         </w:tc>
@@ -3627,19 +3305,70 @@
                 <w:rFonts w:ascii="Courier New" w:hAnsi="Courier New" w:cs="Courier New"/>
                 <w:sz w:val="20"/>
                 <w:szCs w:val="20"/>
-                <w:lang w:val="en-US"/>
-              </w:rPr>
-              <w:t>{Invoice_Line__c.VAT_Amount</w:t>
-            </w:r>
-            <w:r>
-              <w:rPr>
-                <w:rFonts w:ascii="Courier New" w:hAnsi="Courier New" w:cs="Courier New"/>
-                <w:sz w:val="20"/>
-                <w:szCs w:val="20"/>
-                <w:lang w:val="en-US"/>
-              </w:rPr>
-              <w:lastRenderedPageBreak/>
-              <w:t>__c_1}</w:t>
+              </w:rPr>
+              <w:t>{</w:t>
+            </w:r>
+            <w:proofErr w:type="spellStart"/>
+            <w:r>
+              <w:rPr>
+                <w:rFonts w:ascii="Courier New" w:hAnsi="Courier New" w:cs="Courier New"/>
+                <w:sz w:val="20"/>
+                <w:szCs w:val="20"/>
+              </w:rPr>
+              <w:t>invoice_line_type_weighbridge_unit_price_sum</w:t>
+            </w:r>
+            <w:proofErr w:type="spellEnd"/>
+            <w:r>
+              <w:rPr>
+                <w:rFonts w:ascii="Courier New" w:hAnsi="Courier New" w:cs="Courier New"/>
+                <w:sz w:val="20"/>
+                <w:szCs w:val="20"/>
+              </w:rPr>
+              <w:t>}</w:t>
+            </w:r>
+          </w:p>
+        </w:tc>
+        <w:tc>
+          <w:tcPr>
+            <w:tcW w:w="1260" w:type="dxa"/>
+          </w:tcPr>
+          <w:p>
+            <w:pPr>
+              <w:widowControl w:val="0"/>
+              <w:autoSpaceDE w:val="0"/>
+              <w:autoSpaceDN w:val="0"/>
+              <w:adjustRightInd w:val="0"/>
+              <w:rPr>
+                <w:rFonts w:ascii="Courier New" w:hAnsi="Courier New" w:cs="Courier New"/>
+                <w:sz w:val="20"/>
+                <w:szCs w:val="20"/>
+              </w:rPr>
+            </w:pPr>
+            <w:r>
+              <w:rPr>
+                <w:rFonts w:ascii="Courier New" w:hAnsi="Courier New" w:cs="Courier New"/>
+                <w:sz w:val="20"/>
+                <w:szCs w:val="20"/>
+              </w:rPr>
+              <w:t>{</w:t>
+            </w:r>
+            <w:proofErr w:type="spellStart"/>
+            <w:r>
+              <w:rPr>
+                <w:rFonts w:ascii="Courier New" w:hAnsi="Courier New" w:cs="Courier New"/>
+                <w:sz w:val="20"/>
+                <w:szCs w:val="20"/>
+              </w:rPr>
+              <w:t>invoice_line_type_weighbridge_amount_sum</w:t>
+            </w:r>
+            <w:proofErr w:type="spellEnd"/>
+            <w:r>
+              <w:rPr>
+                <w:rFonts w:ascii="Courier New" w:hAnsi="Courier New" w:cs="Courier New"/>
+                <w:sz w:val="20"/>
+                <w:szCs w:val="20"/>
+              </w:rPr>
+              <w:t>}</w:t>
             </w:r>
           </w:p>
         </w:tc>
@@ -3664,58 +3393,26 @@
                 <w:rFonts w:ascii="Courier New" w:hAnsi="Courier New" w:cs="Courier New"/>
                 <w:sz w:val="20"/>
                 <w:szCs w:val="20"/>
-                <w:lang w:val="en-US"/>
-              </w:rPr>
-              <w:lastRenderedPageBreak/>
-              <w:t>{Invoice_Line__c.VAT_Amount__c</w:t>
-            </w:r>
-            <w:r>
-              <w:rPr>
-                <w:rFonts w:ascii="Courier New" w:hAnsi="Courier New" w:cs="Courier New"/>
-                <w:sz w:val="20"/>
-                <w:szCs w:val="20"/>
-                <w:lang w:val="en-US"/>
-              </w:rPr>
-              <w:lastRenderedPageBreak/>
-              <w:t>_2}</w:t>
-            </w:r>
-          </w:p>
-        </w:tc>
-        <w:tc>
-          <w:tcPr>
-            <w:tcW w:w="1249" w:type="dxa"/>
-          </w:tcPr>
-          <w:p>
-            <w:pPr>
-              <w:widowControl w:val="0"/>
-              <w:autoSpaceDE w:val="0"/>
-              <w:autoSpaceDN w:val="0"/>
-              <w:adjustRightInd w:val="0"/>
-              <w:rPr>
-                <w:rFonts w:ascii="Courier New" w:hAnsi="Courier New" w:cs="Courier New"/>
-                <w:sz w:val="20"/>
-                <w:szCs w:val="20"/>
-              </w:rPr>
-            </w:pPr>
-            <w:r>
-              <w:rPr>
-                <w:rFonts w:ascii="Courier New" w:hAnsi="Courier New" w:cs="Courier New"/>
-                <w:sz w:val="20"/>
-                <w:szCs w:val="20"/>
-                <w:lang w:val="en-US"/>
-              </w:rPr>
-              <w:lastRenderedPageBreak/>
-              <w:t>{Invoice_Line__c.VAT_Amo</w:t>
-            </w:r>
-            <w:r>
-              <w:rPr>
-                <w:rFonts w:ascii="Courier New" w:hAnsi="Courier New" w:cs="Courier New"/>
-                <w:sz w:val="20"/>
-                <w:szCs w:val="20"/>
-                <w:lang w:val="en-US"/>
-              </w:rPr>
-              <w:lastRenderedPageBreak/>
-              <w:t>unt__c_3}</w:t>
+              </w:rPr>
+              <w:t>{</w:t>
+            </w:r>
+            <w:proofErr w:type="spellStart"/>
+            <w:r>
+              <w:rPr>
+                <w:rFonts w:ascii="Courier New" w:hAnsi="Courier New" w:cs="Courier New"/>
+                <w:sz w:val="20"/>
+                <w:szCs w:val="20"/>
+              </w:rPr>
+              <w:t>invoice_line_type_weighbridge_vat_sum</w:t>
+            </w:r>
+            <w:proofErr w:type="spellEnd"/>
+            <w:r>
+              <w:rPr>
+                <w:rFonts w:ascii="Courier New" w:hAnsi="Courier New" w:cs="Courier New"/>
+                <w:sz w:val="20"/>
+                <w:szCs w:val="20"/>
+              </w:rPr>
+              <w:t>}</w:t>
             </w:r>
           </w:p>
         </w:tc>
@@ -4099,25 +3796,7 @@
                 <w:sz w:val="20"/>
                 <w:szCs w:val="20"/>
               </w:rPr>
-              <w:t>{Invoice__</w:t>
-            </w:r>
-            <w:proofErr w:type="gramStart"/>
-            <w:r>
-              <w:rPr>
-                <w:rFonts w:ascii="Courier New" w:hAnsi="Courier New" w:cs="Courier New"/>
-                <w:sz w:val="20"/>
-                <w:szCs w:val="20"/>
-              </w:rPr>
-              <w:t>c.Total</w:t>
-            </w:r>
-            <w:proofErr w:type="gramEnd"/>
-            <w:r>
-              <w:rPr>
-                <w:rFonts w:ascii="Courier New" w:hAnsi="Courier New" w:cs="Courier New"/>
-                <w:sz w:val="20"/>
-                <w:szCs w:val="20"/>
-              </w:rPr>
-              <w:t>_Due_1__c}</w:t>
+              <w:t>{Invoice__c.Total_Due_1__c}</w:t>
             </w:r>
           </w:p>
         </w:tc>
@@ -4255,25 +3934,7 @@
                 <w:sz w:val="20"/>
                 <w:szCs w:val="20"/>
               </w:rPr>
-              <w:t>Invoice__</w:t>
-            </w:r>
-            <w:proofErr w:type="gramStart"/>
-            <w:r>
-              <w:rPr>
-                <w:rFonts w:ascii="Courier New" w:hAnsi="Courier New" w:cs="Courier New"/>
-                <w:sz w:val="20"/>
-                <w:szCs w:val="20"/>
-              </w:rPr>
-              <w:t>c.Invoice</w:t>
-            </w:r>
-            <w:proofErr w:type="gramEnd"/>
-            <w:r>
-              <w:rPr>
-                <w:rFonts w:ascii="Courier New" w:hAnsi="Courier New" w:cs="Courier New"/>
-                <w:sz w:val="20"/>
-                <w:szCs w:val="20"/>
-              </w:rPr>
-              <w:t>_Total__c</w:t>
+              <w:t>Invoice__c.Invoice_Total__c</w:t>
             </w:r>
             <w:proofErr w:type="spellEnd"/>
             <w:r>
@@ -4460,6 +4121,163 @@
     </w:sectPr>
   </w:body>
 </w:document>
+</file>
+
+<file path=word/numbering.xml><?xml version="1.0" encoding="utf-8"?>
+<w:numbering xmlns:wpc="http://schemas.microsoft.com/office/word/2010/wordprocessingCanvas" xmlns:cx="http://schemas.microsoft.com/office/drawing/2014/chartex" xmlns:cx1="http://schemas.microsoft.com/office/drawing/2015/9/8/chartex" xmlns:cx2="http://schemas.microsoft.com/office/drawing/2015/10/21/chartex" xmlns:cx3="http://schemas.microsoft.com/office/drawing/2016/5/9/chartex" xmlns:cx4="http://schemas.microsoft.com/office/drawing/2016/5/10/chartex" xmlns:cx5="http://schemas.microsoft.com/office/drawing/2016/5/11/chartex" xmlns:cx6="http://schemas.microsoft.com/office/drawing/2016/5/12/chartex" xmlns:cx7="http://schemas.microsoft.com/office/drawing/2016/5/13/chartex" xmlns:cx8="http://schemas.microsoft.com/office/drawing/2016/5/14/chartex" xmlns:mc="http://schemas.openxmlformats.org/markup-compatibility/2006" xmlns:aink="http://schemas.microsoft.com/office/drawing/2016/ink" xmlns:am3d="http://schemas.microsoft.com/office/drawing/2017/model3d" xmlns:o="urn:schemas-microsoft-com:office:office" xmlns:oel="http://schemas.microsoft.com/office/2019/extlst" xmlns:r="http://schemas.openxmlformats.org/officeDocument/2006/relationships" xmlns:m="http://schemas.openxmlformats.org/officeDocument/2006/math" xmlns:v="urn:schemas-microsoft-com:vml" xmlns:wp14="http://schemas.microsoft.com/office/word/2010/wordprocessingDrawing" xmlns:wp="http://schemas.openxmlformats.org/drawingml/2006/wordprocessingDrawing" xmlns:w10="urn:schemas-microsoft-com:office:word" xmlns:w="http://schemas.openxmlformats.org/wordprocessingml/2006/main" xmlns:w14="http://schemas.microsoft.com/office/word/2010/wordml" xmlns:w15="http://schemas.microsoft.com/office/word/2012/wordml" xmlns:w16cex="http://schemas.microsoft.com/office/word/2018/wordml/cex" xmlns:w16cid="http://schemas.microsoft.com/office/word/2016/wordml/cid" xmlns:w16="http://schemas.microsoft.com/office/word/2018/wordml" xmlns:w16sdtdh="http://schemas.microsoft.com/office/word/2020/wordml/sdtdatahash" xmlns:w16se="http://schemas.microsoft.com/office/word/2015/wordml/symex" xmlns:wpg="http://schemas.microsoft.com/office/word/2010/wordprocessingGroup" xmlns:wpi="http://schemas.microsoft.com/office/word/2010/wordprocessingInk" xmlns:wne="http://schemas.microsoft.com/office/word/2006/wordml" xmlns:wps="http://schemas.microsoft.com/office/word/2010/wordprocessingShape" mc:Ignorable="w14 w15 w16se w16cid w16 w16cex w16sdtdh wp14">
+  <w:abstractNum w:abstractNumId="0" w15:restartNumberingAfterBreak="0">
+    <w:nsid w:val="3C3C079F"/>
+    <w:multiLevelType w:val="multilevel"/>
+    <w:tmpl w:val="2B2477D4"/>
+    <w:lvl w:ilvl="0">
+      <w:start w:val="1"/>
+      <w:numFmt w:val="bullet"/>
+      <w:lvlText w:val=""/>
+      <w:lvlJc w:val="left"/>
+      <w:pPr>
+        <w:tabs>
+          <w:tab w:val="num" w:pos="720"/>
+        </w:tabs>
+        <w:ind w:left="720" w:hanging="360"/>
+      </w:pPr>
+      <w:rPr>
+        <w:rFonts w:ascii="Symbol" w:hAnsi="Symbol" w:hint="default"/>
+        <w:sz w:val="20"/>
+      </w:rPr>
+    </w:lvl>
+    <w:lvl w:ilvl="1" w:tentative="1">
+      <w:start w:val="1"/>
+      <w:numFmt w:val="bullet"/>
+      <w:lvlText w:val=""/>
+      <w:lvlJc w:val="left"/>
+      <w:pPr>
+        <w:tabs>
+          <w:tab w:val="num" w:pos="1440"/>
+        </w:tabs>
+        <w:ind w:left="1440" w:hanging="360"/>
+      </w:pPr>
+      <w:rPr>
+        <w:rFonts w:ascii="Symbol" w:hAnsi="Symbol" w:hint="default"/>
+        <w:sz w:val="20"/>
+      </w:rPr>
+    </w:lvl>
+    <w:lvl w:ilvl="2" w:tentative="1">
+      <w:start w:val="1"/>
+      <w:numFmt w:val="bullet"/>
+      <w:lvlText w:val=""/>
+      <w:lvlJc w:val="left"/>
+      <w:pPr>
+        <w:tabs>
+          <w:tab w:val="num" w:pos="2160"/>
+        </w:tabs>
+        <w:ind w:left="2160" w:hanging="360"/>
+      </w:pPr>
+      <w:rPr>
+        <w:rFonts w:ascii="Symbol" w:hAnsi="Symbol" w:hint="default"/>
+        <w:sz w:val="20"/>
+      </w:rPr>
+    </w:lvl>
+    <w:lvl w:ilvl="3" w:tentative="1">
+      <w:start w:val="1"/>
+      <w:numFmt w:val="bullet"/>
+      <w:lvlText w:val=""/>
+      <w:lvlJc w:val="left"/>
+      <w:pPr>
+        <w:tabs>
+          <w:tab w:val="num" w:pos="2880"/>
+        </w:tabs>
+        <w:ind w:left="2880" w:hanging="360"/>
+      </w:pPr>
+      <w:rPr>
+        <w:rFonts w:ascii="Symbol" w:hAnsi="Symbol" w:hint="default"/>
+        <w:sz w:val="20"/>
+      </w:rPr>
+    </w:lvl>
+    <w:lvl w:ilvl="4" w:tentative="1">
+      <w:start w:val="1"/>
+      <w:numFmt w:val="bullet"/>
+      <w:lvlText w:val=""/>
+      <w:lvlJc w:val="left"/>
+      <w:pPr>
+        <w:tabs>
+          <w:tab w:val="num" w:pos="3600"/>
+        </w:tabs>
+        <w:ind w:left="3600" w:hanging="360"/>
+      </w:pPr>
+      <w:rPr>
+        <w:rFonts w:ascii="Symbol" w:hAnsi="Symbol" w:hint="default"/>
+        <w:sz w:val="20"/>
+      </w:rPr>
+    </w:lvl>
+    <w:lvl w:ilvl="5" w:tentative="1">
+      <w:start w:val="1"/>
+      <w:numFmt w:val="bullet"/>
+      <w:lvlText w:val=""/>
+      <w:lvlJc w:val="left"/>
+      <w:pPr>
+        <w:tabs>
+          <w:tab w:val="num" w:pos="4320"/>
+        </w:tabs>
+        <w:ind w:left="4320" w:hanging="360"/>
+      </w:pPr>
+      <w:rPr>
+        <w:rFonts w:ascii="Symbol" w:hAnsi="Symbol" w:hint="default"/>
+        <w:sz w:val="20"/>
+      </w:rPr>
+    </w:lvl>
+    <w:lvl w:ilvl="6" w:tentative="1">
+      <w:start w:val="1"/>
+      <w:numFmt w:val="bullet"/>
+      <w:lvlText w:val=""/>
+      <w:lvlJc w:val="left"/>
+      <w:pPr>
+        <w:tabs>
+          <w:tab w:val="num" w:pos="5040"/>
+        </w:tabs>
+        <w:ind w:left="5040" w:hanging="360"/>
+      </w:pPr>
+      <w:rPr>
+        <w:rFonts w:ascii="Symbol" w:hAnsi="Symbol" w:hint="default"/>
+        <w:sz w:val="20"/>
+      </w:rPr>
+    </w:lvl>
+    <w:lvl w:ilvl="7" w:tentative="1">
+      <w:start w:val="1"/>
+      <w:numFmt w:val="bullet"/>
+      <w:lvlText w:val=""/>
+      <w:lvlJc w:val="left"/>
+      <w:pPr>
+        <w:tabs>
+          <w:tab w:val="num" w:pos="5760"/>
+        </w:tabs>
+        <w:ind w:left="5760" w:hanging="360"/>
+      </w:pPr>
+      <w:rPr>
+        <w:rFonts w:ascii="Symbol" w:hAnsi="Symbol" w:hint="default"/>
+        <w:sz w:val="20"/>
+      </w:rPr>
+    </w:lvl>
+    <w:lvl w:ilvl="8" w:tentative="1">
+      <w:start w:val="1"/>
+      <w:numFmt w:val="bullet"/>
+      <w:lvlText w:val=""/>
+      <w:lvlJc w:val="left"/>
+      <w:pPr>
+        <w:tabs>
+          <w:tab w:val="num" w:pos="6480"/>
+        </w:tabs>
+        <w:ind w:left="6480" w:hanging="360"/>
+      </w:pPr>
+      <w:rPr>
+        <w:rFonts w:ascii="Symbol" w:hAnsi="Symbol" w:hint="default"/>
+        <w:sz w:val="20"/>
+      </w:rPr>
+    </w:lvl>
+  </w:abstractNum>
+  <w:num w:numId="1" w16cid:durableId="1212226930">
+    <w:abstractNumId w:val="0"/>
+  </w:num>
+</w:numbering>
 </file>
 
 <file path=word/styles.xml><?xml version="1.0" encoding="utf-8"?>
@@ -4766,7 +4584,6 @@
   <w:style w:type="character" w:default="1" w:styleId="DefaultParagraphFont">
     <w:name w:val="Default Paragraph Font"/>
     <w:uiPriority w:val="1"/>
-    <w:semiHidden/>
     <w:unhideWhenUsed/>
   </w:style>
   <w:style w:type="table" w:default="1" w:styleId="TableNormal">

--- a/src/templates/template_Purchase_Invoice_Cheque.docx
+++ b/src/templates/template_Purchase_Invoice_Cheque.docx
@@ -81,7 +81,15 @@
                               </w:rPr>
                             </w:pPr>
                             <w:r>
-                              <w:t>{#header_show}{#header_logo_only}</w:t>
+                              <w:t>{#header_</w:t>
+                            </w:r>
+                            <w:proofErr w:type="gramStart"/>
+                            <w:r>
+                              <w:t>show}{</w:t>
+                            </w:r>
+                            <w:proofErr w:type="gramEnd"/>
+                            <w:r>
+                              <w:t>#header_logo_only}</w:t>
                             </w:r>
                             <w:r>
                               <w:t>{</w:t>
@@ -1123,7 +1131,15 @@
                         <w:txbxContent>
                           <w:p>
                             <w:r>
-                              <w:t>{#header_show}{#header_logo_only}</w:t>
+                              <w:t>{#header_</w:t>
+                            </w:r>
+                            <w:proofErr w:type="gramStart"/>
+                            <w:r>
+                              <w:t>show}{</w:t>
+                            </w:r>
+                            <w:proofErr w:type="gramEnd"/>
+                            <w:r>
+                              <w:t>#header_logo_only}</w:t>
                             </w:r>
                             <w:r>
                               <w:t>{%header_logo}</w:t>
@@ -1273,7 +1289,27 @@
                 <w:szCs w:val="20"/>
                 <w:lang w:val="en-US"/>
               </w:rPr>
-              <w:t>{Contract_Lookup__c.Account__</w:t>
+              <w:t>{Contract_Lookup__</w:t>
+            </w:r>
+            <w:proofErr w:type="gramStart"/>
+            <w:r>
+              <w:rPr>
+                <w:rFonts w:ascii="Courier New" w:hAnsi="Courier New" w:cs="Courier New"/>
+                <w:sz w:val="20"/>
+                <w:szCs w:val="20"/>
+                <w:lang w:val="en-US"/>
+              </w:rPr>
+              <w:t>c.Account</w:t>
+            </w:r>
+            <w:proofErr w:type="gramEnd"/>
+            <w:r>
+              <w:rPr>
+                <w:rFonts w:ascii="Courier New" w:hAnsi="Courier New" w:cs="Courier New"/>
+                <w:sz w:val="20"/>
+                <w:szCs w:val="20"/>
+                <w:lang w:val="en-US"/>
+              </w:rPr>
+              <w:t>__</w:t>
             </w:r>
             <w:proofErr w:type="spellStart"/>
             <w:r>
@@ -1332,7 +1368,27 @@
                 <w:szCs w:val="20"/>
                 <w:lang w:val="en-US"/>
               </w:rPr>
-              <w:t>Invoice__c.Grower_Address__c</w:t>
+              <w:t>Invoice__</w:t>
+            </w:r>
+            <w:proofErr w:type="gramStart"/>
+            <w:r>
+              <w:rPr>
+                <w:rFonts w:ascii="Courier New" w:hAnsi="Courier New" w:cs="Courier New"/>
+                <w:sz w:val="20"/>
+                <w:szCs w:val="20"/>
+                <w:lang w:val="en-US"/>
+              </w:rPr>
+              <w:t>c.Grower</w:t>
+            </w:r>
+            <w:proofErr w:type="gramEnd"/>
+            <w:r>
+              <w:rPr>
+                <w:rFonts w:ascii="Courier New" w:hAnsi="Courier New" w:cs="Courier New"/>
+                <w:sz w:val="20"/>
+                <w:szCs w:val="20"/>
+                <w:lang w:val="en-US"/>
+              </w:rPr>
+              <w:t>_Address__c</w:t>
             </w:r>
             <w:proofErr w:type="spellEnd"/>
             <w:r>
@@ -1381,7 +1437,27 @@
                 <w:szCs w:val="20"/>
                 <w:lang w:val="en-US"/>
               </w:rPr>
-              <w:t>Invoice__c.Grower_Post_Code__c</w:t>
+              <w:t>Invoice__</w:t>
+            </w:r>
+            <w:proofErr w:type="gramStart"/>
+            <w:r>
+              <w:rPr>
+                <w:rFonts w:ascii="Courier New" w:hAnsi="Courier New" w:cs="Courier New"/>
+                <w:sz w:val="20"/>
+                <w:szCs w:val="20"/>
+                <w:lang w:val="en-US"/>
+              </w:rPr>
+              <w:t>c.Grower</w:t>
+            </w:r>
+            <w:proofErr w:type="gramEnd"/>
+            <w:r>
+              <w:rPr>
+                <w:rFonts w:ascii="Courier New" w:hAnsi="Courier New" w:cs="Courier New"/>
+                <w:sz w:val="20"/>
+                <w:szCs w:val="20"/>
+                <w:lang w:val="en-US"/>
+              </w:rPr>
+              <w:t>_Post_Code__c</w:t>
             </w:r>
             <w:proofErr w:type="spellEnd"/>
             <w:r>
@@ -1430,7 +1506,27 @@
                 <w:szCs w:val="20"/>
                 <w:lang w:val="en-US"/>
               </w:rPr>
-              <w:t>Invoice__c.Supplier_VAT_Number__c</w:t>
+              <w:t>Invoice__</w:t>
+            </w:r>
+            <w:proofErr w:type="gramStart"/>
+            <w:r>
+              <w:rPr>
+                <w:rFonts w:ascii="Courier New" w:hAnsi="Courier New" w:cs="Courier New"/>
+                <w:sz w:val="20"/>
+                <w:szCs w:val="20"/>
+                <w:lang w:val="en-US"/>
+              </w:rPr>
+              <w:t>c.Supplier</w:t>
+            </w:r>
+            <w:proofErr w:type="gramEnd"/>
+            <w:r>
+              <w:rPr>
+                <w:rFonts w:ascii="Courier New" w:hAnsi="Courier New" w:cs="Courier New"/>
+                <w:sz w:val="20"/>
+                <w:szCs w:val="20"/>
+                <w:lang w:val="en-US"/>
+              </w:rPr>
+              <w:t>_VAT_Number__c</w:t>
             </w:r>
             <w:proofErr w:type="spellEnd"/>
             <w:r>
@@ -1521,6 +1617,7 @@
                     <w:t>{Invoice__</w:t>
                   </w:r>
                   <w:proofErr w:type="spellStart"/>
+                  <w:proofErr w:type="gramStart"/>
                   <w:r>
                     <w:rPr>
                       <w:rFonts w:ascii="Courier New" w:hAnsi="Courier New" w:cs="Courier New"/>
@@ -1529,6 +1626,7 @@
                     <w:t>c.Name</w:t>
                   </w:r>
                   <w:proofErr w:type="spellEnd"/>
+                  <w:proofErr w:type="gramEnd"/>
                   <w:r>
                     <w:rPr>
                       <w:rFonts w:ascii="Courier New" w:hAnsi="Courier New" w:cs="Courier New"/>
@@ -1607,6 +1705,7 @@
                     <w:t>Contract_Lookup__</w:t>
                   </w:r>
                   <w:proofErr w:type="spellStart"/>
+                  <w:proofErr w:type="gramStart"/>
                   <w:r>
                     <w:rPr>
                       <w:rFonts w:ascii="Courier New" w:hAnsi="Courier New" w:cs="Courier New"/>
@@ -1617,6 +1716,7 @@
                     <w:t>c.Name</w:t>
                   </w:r>
                   <w:proofErr w:type="spellEnd"/>
+                  <w:proofErr w:type="gramEnd"/>
                   <w:r>
                     <w:rPr>
                       <w:rFonts w:ascii="Courier New" w:hAnsi="Courier New" w:cs="Courier New"/>
@@ -1692,7 +1792,25 @@
                       <w:sz w:val="22"/>
                       <w:szCs w:val="22"/>
                     </w:rPr>
-                    <w:t>Invoice__c.Tax_Point__c</w:t>
+                    <w:t>Invoice__</w:t>
+                  </w:r>
+                  <w:proofErr w:type="gramStart"/>
+                  <w:r>
+                    <w:rPr>
+                      <w:rFonts w:ascii="Courier New" w:hAnsi="Courier New" w:cs="Courier New"/>
+                      <w:sz w:val="22"/>
+                      <w:szCs w:val="22"/>
+                    </w:rPr>
+                    <w:t>c.Tax</w:t>
+                  </w:r>
+                  <w:proofErr w:type="gramEnd"/>
+                  <w:r>
+                    <w:rPr>
+                      <w:rFonts w:ascii="Courier New" w:hAnsi="Courier New" w:cs="Courier New"/>
+                      <w:sz w:val="22"/>
+                      <w:szCs w:val="22"/>
+                    </w:rPr>
+                    <w:t>_Point__c</w:t>
                   </w:r>
                   <w:proofErr w:type="spellEnd"/>
                   <w:r>
@@ -1767,7 +1885,25 @@
                       <w:sz w:val="22"/>
                       <w:szCs w:val="22"/>
                     </w:rPr>
-                    <w:t>Invoice__c.Account_Number__c</w:t>
+                    <w:t>Invoice__</w:t>
+                  </w:r>
+                  <w:proofErr w:type="gramStart"/>
+                  <w:r>
+                    <w:rPr>
+                      <w:rFonts w:ascii="Courier New" w:hAnsi="Courier New" w:cs="Courier New"/>
+                      <w:sz w:val="22"/>
+                      <w:szCs w:val="22"/>
+                    </w:rPr>
+                    <w:t>c.Account</w:t>
+                  </w:r>
+                  <w:proofErr w:type="gramEnd"/>
+                  <w:r>
+                    <w:rPr>
+                      <w:rFonts w:ascii="Courier New" w:hAnsi="Courier New" w:cs="Courier New"/>
+                      <w:sz w:val="22"/>
+                      <w:szCs w:val="22"/>
+                    </w:rPr>
+                    <w:t>_Number__c</w:t>
                   </w:r>
                   <w:proofErr w:type="spellEnd"/>
                   <w:r>
@@ -2162,18 +2298,28 @@
                 <w:sz w:val="22"/>
                 <w:szCs w:val="22"/>
               </w:rPr>
-              <w:t>{#invoice_line_rows}</w:t>
-            </w:r>
+              <w:t>{#invoice_line_</w:t>
+            </w:r>
+            <w:proofErr w:type="gramStart"/>
             <w:r>
               <w:rPr>
                 <w:rFonts w:ascii="Courier New" w:hAnsi="Courier New" w:cs="Courier New"/>
                 <w:sz w:val="22"/>
                 <w:szCs w:val="22"/>
+              </w:rPr>
+              <w:t>rows}</w:t>
+            </w:r>
+            <w:r>
+              <w:rPr>
+                <w:rFonts w:ascii="Courier New" w:hAnsi="Courier New" w:cs="Courier New"/>
+                <w:sz w:val="22"/>
+                <w:szCs w:val="22"/>
                 <w:lang w:val="en-US"/>
               </w:rPr>
               <w:t>{</w:t>
             </w:r>
             <w:proofErr w:type="spellStart"/>
+            <w:proofErr w:type="gramEnd"/>
             <w:r>
               <w:rPr>
                 <w:rFonts w:ascii="Courier New" w:hAnsi="Courier New" w:cs="Courier New"/>
@@ -2238,7 +2384,17 @@
                 <w:szCs w:val="20"/>
                 <w:lang w:val="en-US"/>
               </w:rPr>
-              <w:t>Invoice_Line__c.</w:t>
+              <w:t>Invoice_Line__</w:t>
+            </w:r>
+            <w:proofErr w:type="gramStart"/>
+            <w:r>
+              <w:rPr>
+                <w:rFonts w:ascii="Courier New" w:hAnsi="Courier New" w:cs="Courier New"/>
+                <w:sz w:val="20"/>
+                <w:szCs w:val="20"/>
+                <w:lang w:val="en-US"/>
+              </w:rPr>
+              <w:t>c.</w:t>
             </w:r>
             <w:proofErr w:type="spellStart"/>
             <w:r>
@@ -2251,6 +2407,7 @@
               <w:t>WTNo</w:t>
             </w:r>
             <w:proofErr w:type="spellEnd"/>
+            <w:proofErr w:type="gramEnd"/>
             <w:r>
               <w:rPr>
                 <w:rFonts w:ascii="Courier New" w:hAnsi="Courier New" w:cs="Courier New"/>
@@ -2305,7 +2462,27 @@
                 <w:szCs w:val="20"/>
                 <w:lang w:val="en-US"/>
               </w:rPr>
-              <w:t>Invoice_Line__c.Quantity__c</w:t>
+              <w:t>Invoice_Line__</w:t>
+            </w:r>
+            <w:proofErr w:type="gramStart"/>
+            <w:r>
+              <w:rPr>
+                <w:rFonts w:ascii="Courier New" w:hAnsi="Courier New" w:cs="Courier New"/>
+                <w:sz w:val="20"/>
+                <w:szCs w:val="20"/>
+                <w:lang w:val="en-US"/>
+              </w:rPr>
+              <w:t>c.Quantity</w:t>
+            </w:r>
+            <w:proofErr w:type="gramEnd"/>
+            <w:r>
+              <w:rPr>
+                <w:rFonts w:ascii="Courier New" w:hAnsi="Courier New" w:cs="Courier New"/>
+                <w:sz w:val="20"/>
+                <w:szCs w:val="20"/>
+                <w:lang w:val="en-US"/>
+              </w:rPr>
+              <w:t>__c</w:t>
             </w:r>
             <w:proofErr w:type="spellEnd"/>
             <w:r>
@@ -2343,7 +2520,17 @@
                 <w:szCs w:val="20"/>
                 <w:lang w:val="en-US"/>
               </w:rPr>
-              <w:t>{Invoice_Line__c.</w:t>
+              <w:t>{Invoice_Line__</w:t>
+            </w:r>
+            <w:proofErr w:type="gramStart"/>
+            <w:r>
+              <w:rPr>
+                <w:rFonts w:ascii="Courier New" w:hAnsi="Courier New" w:cs="Courier New"/>
+                <w:sz w:val="20"/>
+                <w:szCs w:val="20"/>
+                <w:lang w:val="en-US"/>
+              </w:rPr>
+              <w:t>c.</w:t>
             </w:r>
             <w:proofErr w:type="spellStart"/>
             <w:r>
@@ -2356,6 +2543,7 @@
               <w:t>Haulier</w:t>
             </w:r>
             <w:proofErr w:type="spellEnd"/>
+            <w:proofErr w:type="gramEnd"/>
             <w:r>
               <w:rPr>
                 <w:rFonts w:ascii="Courier New" w:hAnsi="Courier New" w:cs="Courier New"/>
@@ -2415,7 +2603,27 @@
                 <w:szCs w:val="20"/>
                 <w:lang w:val="en-US"/>
               </w:rPr>
-              <w:t>Invoice_Line__c.Reg_No__c</w:t>
+              <w:t>Invoice_Line__</w:t>
+            </w:r>
+            <w:proofErr w:type="gramStart"/>
+            <w:r>
+              <w:rPr>
+                <w:rFonts w:ascii="Courier New" w:hAnsi="Courier New" w:cs="Courier New"/>
+                <w:sz w:val="20"/>
+                <w:szCs w:val="20"/>
+                <w:lang w:val="en-US"/>
+              </w:rPr>
+              <w:t>c.Reg</w:t>
+            </w:r>
+            <w:proofErr w:type="gramEnd"/>
+            <w:r>
+              <w:rPr>
+                <w:rFonts w:ascii="Courier New" w:hAnsi="Courier New" w:cs="Courier New"/>
+                <w:sz w:val="20"/>
+                <w:szCs w:val="20"/>
+                <w:lang w:val="en-US"/>
+              </w:rPr>
+              <w:t>_No__c</w:t>
             </w:r>
             <w:proofErr w:type="spellEnd"/>
             <w:r>
@@ -2462,7 +2670,27 @@
                 <w:szCs w:val="20"/>
                 <w:lang w:val="en-US"/>
               </w:rPr>
-              <w:t>Invoice_Line__c.Line_Text__c</w:t>
+              <w:t>Invoice_Line__</w:t>
+            </w:r>
+            <w:proofErr w:type="gramStart"/>
+            <w:r>
+              <w:rPr>
+                <w:rFonts w:ascii="Courier New" w:hAnsi="Courier New" w:cs="Courier New"/>
+                <w:sz w:val="20"/>
+                <w:szCs w:val="20"/>
+                <w:lang w:val="en-US"/>
+              </w:rPr>
+              <w:t>c.Line</w:t>
+            </w:r>
+            <w:proofErr w:type="gramEnd"/>
+            <w:r>
+              <w:rPr>
+                <w:rFonts w:ascii="Courier New" w:hAnsi="Courier New" w:cs="Courier New"/>
+                <w:sz w:val="20"/>
+                <w:szCs w:val="20"/>
+                <w:lang w:val="en-US"/>
+              </w:rPr>
+              <w:t>_Text__c</w:t>
             </w:r>
             <w:proofErr w:type="spellEnd"/>
             <w:r>
@@ -2509,7 +2737,27 @@
                 <w:szCs w:val="20"/>
                 <w:lang w:val="en-US"/>
               </w:rPr>
-              <w:t>Invoice_Line__c.Unit_Price__c</w:t>
+              <w:t>Invoice_Line__</w:t>
+            </w:r>
+            <w:proofErr w:type="gramStart"/>
+            <w:r>
+              <w:rPr>
+                <w:rFonts w:ascii="Courier New" w:hAnsi="Courier New" w:cs="Courier New"/>
+                <w:sz w:val="20"/>
+                <w:szCs w:val="20"/>
+                <w:lang w:val="en-US"/>
+              </w:rPr>
+              <w:t>c.Unit</w:t>
+            </w:r>
+            <w:proofErr w:type="gramEnd"/>
+            <w:r>
+              <w:rPr>
+                <w:rFonts w:ascii="Courier New" w:hAnsi="Courier New" w:cs="Courier New"/>
+                <w:sz w:val="20"/>
+                <w:szCs w:val="20"/>
+                <w:lang w:val="en-US"/>
+              </w:rPr>
+              <w:t>_Price__c</w:t>
             </w:r>
             <w:proofErr w:type="spellEnd"/>
             <w:r>
@@ -2556,7 +2804,27 @@
                 <w:szCs w:val="20"/>
                 <w:lang w:val="en-US"/>
               </w:rPr>
-              <w:t>Invoice_Line__c.Pre_VAT_Total__c</w:t>
+              <w:t>Invoice_Line__</w:t>
+            </w:r>
+            <w:proofErr w:type="gramStart"/>
+            <w:r>
+              <w:rPr>
+                <w:rFonts w:ascii="Courier New" w:hAnsi="Courier New" w:cs="Courier New"/>
+                <w:sz w:val="20"/>
+                <w:szCs w:val="20"/>
+                <w:lang w:val="en-US"/>
+              </w:rPr>
+              <w:t>c.Pre</w:t>
+            </w:r>
+            <w:proofErr w:type="gramEnd"/>
+            <w:r>
+              <w:rPr>
+                <w:rFonts w:ascii="Courier New" w:hAnsi="Courier New" w:cs="Courier New"/>
+                <w:sz w:val="20"/>
+                <w:szCs w:val="20"/>
+                <w:lang w:val="en-US"/>
+              </w:rPr>
+              <w:t>_VAT_Total__c</w:t>
             </w:r>
             <w:proofErr w:type="spellEnd"/>
             <w:r>
@@ -2604,7 +2872,17 @@
                 <w:szCs w:val="20"/>
                 <w:lang w:val="en-US"/>
               </w:rPr>
-              <w:t>Invoice_Line__c.VAT_Amount__c</w:t>
+              <w:t>Invoice_Line__c.VAT_Amount__</w:t>
+            </w:r>
+            <w:proofErr w:type="gramStart"/>
+            <w:r>
+              <w:rPr>
+                <w:rFonts w:ascii="Courier New" w:hAnsi="Courier New" w:cs="Courier New"/>
+                <w:sz w:val="20"/>
+                <w:szCs w:val="20"/>
+                <w:lang w:val="en-US"/>
+              </w:rPr>
+              <w:t>c</w:t>
             </w:r>
             <w:proofErr w:type="spellEnd"/>
             <w:r>
@@ -2622,7 +2900,16 @@
                 <w:sz w:val="20"/>
                 <w:szCs w:val="20"/>
               </w:rPr>
-              <w:t>{/</w:t>
+              <w:t>{</w:t>
+            </w:r>
+            <w:proofErr w:type="gramEnd"/>
+            <w:r>
+              <w:rPr>
+                <w:rFonts w:ascii="Courier New" w:hAnsi="Courier New" w:cs="Courier New"/>
+                <w:sz w:val="20"/>
+                <w:szCs w:val="20"/>
+              </w:rPr>
+              <w:t>/</w:t>
             </w:r>
             <w:proofErr w:type="spellStart"/>
             <w:r>
@@ -2729,7 +3016,27 @@
                 <w:szCs w:val="20"/>
                 <w:lang w:val="en-US"/>
               </w:rPr>
-              <w:t>Invoice__c.Tonnage__c</w:t>
+              <w:t>Invoice__</w:t>
+            </w:r>
+            <w:proofErr w:type="gramStart"/>
+            <w:r>
+              <w:rPr>
+                <w:rFonts w:ascii="Courier New" w:hAnsi="Courier New" w:cs="Courier New"/>
+                <w:sz w:val="20"/>
+                <w:szCs w:val="20"/>
+                <w:lang w:val="en-US"/>
+              </w:rPr>
+              <w:t>c.Tonnage</w:t>
+            </w:r>
+            <w:proofErr w:type="gramEnd"/>
+            <w:r>
+              <w:rPr>
+                <w:rFonts w:ascii="Courier New" w:hAnsi="Courier New" w:cs="Courier New"/>
+                <w:sz w:val="20"/>
+                <w:szCs w:val="20"/>
+                <w:lang w:val="en-US"/>
+              </w:rPr>
+              <w:t>__c</w:t>
             </w:r>
             <w:proofErr w:type="spellEnd"/>
             <w:r>
@@ -2828,7 +3135,213 @@
                 <w:sz w:val="20"/>
                 <w:szCs w:val="20"/>
               </w:rPr>
-              <w:t>Invoice__c.Pre_VAT_Total_Purchase__c</w:t>
+              <w:t>quality_adjustment_pre_vat_total</w:t>
+            </w:r>
+            <w:proofErr w:type="spellEnd"/>
+            <w:r>
+              <w:rPr>
+                <w:rFonts w:ascii="Courier New" w:hAnsi="Courier New" w:cs="Courier New"/>
+                <w:sz w:val="20"/>
+                <w:szCs w:val="20"/>
+                <w:lang w:val="en-US"/>
+              </w:rPr>
+              <w:t>}</w:t>
+            </w:r>
+          </w:p>
+        </w:tc>
+        <w:tc>
+          <w:tcPr>
+            <w:tcW w:w="1440" w:type="dxa"/>
+          </w:tcPr>
+          <w:p>
+            <w:pPr>
+              <w:widowControl w:val="0"/>
+              <w:autoSpaceDE w:val="0"/>
+              <w:autoSpaceDN w:val="0"/>
+              <w:adjustRightInd w:val="0"/>
+              <w:rPr>
+                <w:rFonts w:ascii="Courier New" w:hAnsi="Courier New" w:cs="Courier New"/>
+                <w:sz w:val="20"/>
+                <w:szCs w:val="20"/>
+              </w:rPr>
+            </w:pPr>
+          </w:p>
+        </w:tc>
+      </w:tr>
+      <w:tr>
+        <w:trPr>
+          <w:trHeight w:val="70"/>
+        </w:trPr>
+        <w:tc>
+          <w:tcPr>
+            <w:tcW w:w="1705" w:type="dxa"/>
+          </w:tcPr>
+          <w:p>
+            <w:pPr>
+              <w:widowControl w:val="0"/>
+              <w:autoSpaceDE w:val="0"/>
+              <w:autoSpaceDN w:val="0"/>
+              <w:adjustRightInd w:val="0"/>
+              <w:rPr>
+                <w:rFonts w:ascii="Courier New" w:hAnsi="Courier New" w:cs="Courier New"/>
+                <w:sz w:val="20"/>
+                <w:szCs w:val="20"/>
+              </w:rPr>
+            </w:pPr>
+          </w:p>
+        </w:tc>
+        <w:tc>
+          <w:tcPr>
+            <w:tcW w:w="990" w:type="dxa"/>
+          </w:tcPr>
+          <w:p>
+            <w:pPr>
+              <w:widowControl w:val="0"/>
+              <w:tabs>
+                <w:tab w:val="left" w:pos="1008"/>
+                <w:tab w:val="left" w:pos="2160"/>
+                <w:tab w:val="left" w:pos="3600"/>
+                <w:tab w:val="left" w:pos="4320"/>
+                <w:tab w:val="left" w:pos="5040"/>
+                <w:tab w:val="left" w:pos="6912"/>
+                <w:tab w:val="left" w:pos="7920"/>
+                <w:tab w:val="left" w:pos="8928"/>
+                <w:tab w:val="left" w:pos="10224"/>
+              </w:tabs>
+              <w:autoSpaceDE w:val="0"/>
+              <w:autoSpaceDN w:val="0"/>
+              <w:adjustRightInd w:val="0"/>
+              <w:rPr>
+                <w:rFonts w:ascii="Courier New" w:hAnsi="Courier New" w:cs="Courier New"/>
+                <w:sz w:val="20"/>
+                <w:szCs w:val="20"/>
+              </w:rPr>
+            </w:pPr>
+          </w:p>
+        </w:tc>
+        <w:tc>
+          <w:tcPr>
+            <w:tcW w:w="1260" w:type="dxa"/>
+          </w:tcPr>
+          <w:p>
+            <w:pPr>
+              <w:widowControl w:val="0"/>
+              <w:autoSpaceDE w:val="0"/>
+              <w:autoSpaceDN w:val="0"/>
+              <w:adjustRightInd w:val="0"/>
+              <w:rPr>
+                <w:rFonts w:ascii="Courier New" w:hAnsi="Courier New" w:cs="Courier New"/>
+                <w:sz w:val="20"/>
+                <w:szCs w:val="20"/>
+                <w:lang w:val="en-US"/>
+              </w:rPr>
+            </w:pPr>
+          </w:p>
+        </w:tc>
+        <w:tc>
+          <w:tcPr>
+            <w:tcW w:w="1170" w:type="dxa"/>
+          </w:tcPr>
+          <w:p>
+            <w:pPr>
+              <w:widowControl w:val="0"/>
+              <w:autoSpaceDE w:val="0"/>
+              <w:autoSpaceDN w:val="0"/>
+              <w:adjustRightInd w:val="0"/>
+              <w:rPr>
+                <w:rFonts w:ascii="Courier New" w:hAnsi="Courier New" w:cs="Courier New"/>
+                <w:sz w:val="20"/>
+                <w:szCs w:val="20"/>
+              </w:rPr>
+            </w:pPr>
+          </w:p>
+        </w:tc>
+        <w:tc>
+          <w:tcPr>
+            <w:tcW w:w="1620" w:type="dxa"/>
+          </w:tcPr>
+          <w:p>
+            <w:pPr>
+              <w:widowControl w:val="0"/>
+              <w:autoSpaceDE w:val="0"/>
+              <w:autoSpaceDN w:val="0"/>
+              <w:adjustRightInd w:val="0"/>
+              <w:rPr>
+                <w:rFonts w:ascii="Courier New" w:hAnsi="Courier New" w:cs="Courier New"/>
+                <w:sz w:val="20"/>
+                <w:szCs w:val="20"/>
+              </w:rPr>
+            </w:pPr>
+          </w:p>
+        </w:tc>
+        <w:tc>
+          <w:tcPr>
+            <w:tcW w:w="1350" w:type="dxa"/>
+          </w:tcPr>
+          <w:p>
+            <w:pPr>
+              <w:widowControl w:val="0"/>
+              <w:autoSpaceDE w:val="0"/>
+              <w:autoSpaceDN w:val="0"/>
+              <w:adjustRightInd w:val="0"/>
+              <w:rPr>
+                <w:rFonts w:ascii="Courier New" w:hAnsi="Courier New" w:cs="Courier New"/>
+                <w:sz w:val="20"/>
+                <w:szCs w:val="20"/>
+              </w:rPr>
+            </w:pPr>
+          </w:p>
+        </w:tc>
+        <w:tc>
+          <w:tcPr>
+            <w:tcW w:w="1260" w:type="dxa"/>
+          </w:tcPr>
+          <w:p>
+            <w:pPr>
+              <w:widowControl w:val="0"/>
+              <w:autoSpaceDE w:val="0"/>
+              <w:autoSpaceDN w:val="0"/>
+              <w:adjustRightInd w:val="0"/>
+              <w:rPr>
+                <w:rFonts w:ascii="Courier New" w:hAnsi="Courier New" w:cs="Courier New"/>
+                <w:sz w:val="20"/>
+                <w:szCs w:val="20"/>
+              </w:rPr>
+            </w:pPr>
+            <w:r>
+              <w:rPr>
+                <w:rFonts w:ascii="Courier New" w:hAnsi="Courier New" w:cs="Courier New"/>
+                <w:sz w:val="20"/>
+                <w:szCs w:val="20"/>
+              </w:rPr>
+              <w:t>{</w:t>
+            </w:r>
+            <w:proofErr w:type="spellStart"/>
+            <w:r>
+              <w:rPr>
+                <w:rFonts w:ascii="Courier New" w:hAnsi="Courier New" w:cs="Courier New"/>
+                <w:sz w:val="20"/>
+                <w:szCs w:val="20"/>
+              </w:rPr>
+              <w:t>Invoice__</w:t>
+            </w:r>
+            <w:proofErr w:type="gramStart"/>
+            <w:r>
+              <w:rPr>
+                <w:rFonts w:ascii="Courier New" w:hAnsi="Courier New" w:cs="Courier New"/>
+                <w:sz w:val="20"/>
+                <w:szCs w:val="20"/>
+              </w:rPr>
+              <w:t>c.Pre</w:t>
+            </w:r>
+            <w:proofErr w:type="gramEnd"/>
+            <w:r>
+              <w:rPr>
+                <w:rFonts w:ascii="Courier New" w:hAnsi="Courier New" w:cs="Courier New"/>
+                <w:sz w:val="20"/>
+                <w:szCs w:val="20"/>
+              </w:rPr>
+              <w:t>_VAT_Total_Purchase__c</w:t>
             </w:r>
             <w:proofErr w:type="spellEnd"/>
             <w:r>
@@ -3098,7 +3611,16 @@
                 <w:sz w:val="20"/>
                 <w:szCs w:val="20"/>
               </w:rPr>
-              <w:t>Credit Insurance Levy</w:t>
+              <w:t xml:space="preserve">Credit Insurance </w:t>
+            </w:r>
+            <w:r>
+              <w:rPr>
+                <w:rFonts w:ascii="Courier New" w:hAnsi="Courier New" w:cs="Courier New"/>
+                <w:sz w:val="20"/>
+                <w:szCs w:val="20"/>
+              </w:rPr>
+              <w:lastRenderedPageBreak/>
+              <w:t>Levy</w:t>
             </w:r>
           </w:p>
         </w:tc>
@@ -3124,6 +3646,7 @@
                 <w:sz w:val="20"/>
                 <w:szCs w:val="20"/>
               </w:rPr>
+              <w:lastRenderedPageBreak/>
               <w:t>{</w:t>
             </w:r>
             <w:proofErr w:type="spellStart"/>
@@ -3133,7 +3656,7 @@
                 <w:sz w:val="20"/>
                 <w:szCs w:val="20"/>
               </w:rPr>
-              <w:t>invoice_line_type_credit_insurance_levy_unit_price_su</w:t>
+              <w:t>invoice_</w:t>
             </w:r>
             <w:r>
               <w:rPr>
@@ -3142,7 +3665,7 @@
                 <w:szCs w:val="20"/>
               </w:rPr>
               <w:lastRenderedPageBreak/>
-              <w:t>m</w:t>
+              <w:t>line_type_credit_insurance_levy_unit_price_sum</w:t>
             </w:r>
             <w:proofErr w:type="spellEnd"/>
             <w:r>
@@ -3188,7 +3711,7 @@
                 <w:sz w:val="20"/>
                 <w:szCs w:val="20"/>
               </w:rPr>
-              <w:t>invoice_line_type_credit_insurance_levy_amount_</w:t>
+              <w:t>invoice</w:t>
             </w:r>
             <w:r>
               <w:rPr>
@@ -3197,7 +3720,7 @@
                 <w:szCs w:val="20"/>
               </w:rPr>
               <w:lastRenderedPageBreak/>
-              <w:t>sum</w:t>
+              <w:t>_line_type_credit_insurance_levy_amount_sum</w:t>
             </w:r>
             <w:proofErr w:type="spellEnd"/>
             <w:r>
@@ -3243,7 +3766,16 @@
                 <w:sz w:val="20"/>
                 <w:szCs w:val="20"/>
               </w:rPr>
-              <w:t>invoice_line_type_credit_insurance_levy_vat_sum</w:t>
+              <w:t>invoice_l</w:t>
+            </w:r>
+            <w:r>
+              <w:rPr>
+                <w:rFonts w:ascii="Courier New" w:hAnsi="Courier New" w:cs="Courier New"/>
+                <w:sz w:val="20"/>
+                <w:szCs w:val="20"/>
+              </w:rPr>
+              <w:lastRenderedPageBreak/>
+              <w:t>ine_type_credit_insurance_levy_vat_sum</w:t>
             </w:r>
             <w:proofErr w:type="spellEnd"/>
             <w:r>
@@ -3796,7 +4328,25 @@
                 <w:sz w:val="20"/>
                 <w:szCs w:val="20"/>
               </w:rPr>
-              <w:t>{Invoice__c.Total_Due_1__c}</w:t>
+              <w:t>{Invoice__</w:t>
+            </w:r>
+            <w:proofErr w:type="gramStart"/>
+            <w:r>
+              <w:rPr>
+                <w:rFonts w:ascii="Courier New" w:hAnsi="Courier New" w:cs="Courier New"/>
+                <w:sz w:val="20"/>
+                <w:szCs w:val="20"/>
+              </w:rPr>
+              <w:t>c.Total</w:t>
+            </w:r>
+            <w:proofErr w:type="gramEnd"/>
+            <w:r>
+              <w:rPr>
+                <w:rFonts w:ascii="Courier New" w:hAnsi="Courier New" w:cs="Courier New"/>
+                <w:sz w:val="20"/>
+                <w:szCs w:val="20"/>
+              </w:rPr>
+              <w:t>_Due_1__c}</w:t>
             </w:r>
           </w:p>
         </w:tc>
@@ -3934,7 +4484,25 @@
                 <w:sz w:val="20"/>
                 <w:szCs w:val="20"/>
               </w:rPr>
-              <w:t>Invoice__c.Invoice_Total__c</w:t>
+              <w:t>Invoice__</w:t>
+            </w:r>
+            <w:proofErr w:type="gramStart"/>
+            <w:r>
+              <w:rPr>
+                <w:rFonts w:ascii="Courier New" w:hAnsi="Courier New" w:cs="Courier New"/>
+                <w:sz w:val="20"/>
+                <w:szCs w:val="20"/>
+              </w:rPr>
+              <w:t>c.Invoice</w:t>
+            </w:r>
+            <w:proofErr w:type="gramEnd"/>
+            <w:r>
+              <w:rPr>
+                <w:rFonts w:ascii="Courier New" w:hAnsi="Courier New" w:cs="Courier New"/>
+                <w:sz w:val="20"/>
+                <w:szCs w:val="20"/>
+              </w:rPr>
+              <w:t>_Total__c</w:t>
             </w:r>
             <w:proofErr w:type="spellEnd"/>
             <w:r>
@@ -4584,6 +5152,7 @@
   <w:style w:type="character" w:default="1" w:styleId="DefaultParagraphFont">
     <w:name w:val="Default Paragraph Font"/>
     <w:uiPriority w:val="1"/>
+    <w:semiHidden/>
     <w:unhideWhenUsed/>
   </w:style>
   <w:style w:type="table" w:default="1" w:styleId="TableNormal">

--- a/src/templates/template_Purchase_Invoice_Cheque.docx
+++ b/src/templates/template_Purchase_Invoice_Cheque.docx
@@ -81,15 +81,7 @@
                               </w:rPr>
                             </w:pPr>
                             <w:r>
-                              <w:t>{#header_</w:t>
-                            </w:r>
-                            <w:proofErr w:type="gramStart"/>
-                            <w:r>
-                              <w:t>show}{</w:t>
-                            </w:r>
-                            <w:proofErr w:type="gramEnd"/>
-                            <w:r>
-                              <w:t>#header_logo_only}</w:t>
+                              <w:t>{#header_show}{#header_logo_only}</w:t>
                             </w:r>
                             <w:r>
                               <w:t>{</w:t>
@@ -100,14 +92,12 @@
                               </w:rPr>
                               <w:t>/</w:t>
                             </w:r>
-                            <w:proofErr w:type="spellStart"/>
                             <w:r>
                               <w:rPr>
                                 <w:lang w:val="en-US"/>
                               </w:rPr>
                               <w:t>header_logo_only</w:t>
                             </w:r>
-                            <w:proofErr w:type="spellEnd"/>
                             <w:r>
                               <w:t>}</w:t>
                             </w:r>
@@ -141,23 +131,7 @@
                                 <w:sz w:val="14"/>
                                 <w:szCs w:val="14"/>
                               </w:rPr>
-                              <w:t>{</w:t>
-                            </w:r>
-                            <w:proofErr w:type="spellStart"/>
-                            <w:r>
-                              <w:rPr>
-                                <w:sz w:val="14"/>
-                                <w:szCs w:val="14"/>
-                              </w:rPr>
-                              <w:t>company_info_organization_name</w:t>
-                            </w:r>
-                            <w:proofErr w:type="spellEnd"/>
-                            <w:r>
-                              <w:rPr>
-                                <w:sz w:val="14"/>
-                                <w:szCs w:val="14"/>
-                              </w:rPr>
-                              <w:t>}</w:t>
+                              <w:t>{company_info_organization_name}</w:t>
                             </w:r>
                             <w:r>
                               <w:rPr>
@@ -181,25 +155,7 @@
                                 <w:szCs w:val="14"/>
                                 <w:lang w:val="en-US"/>
                               </w:rPr>
-                              <w:t>{</w:t>
-                            </w:r>
-                            <w:proofErr w:type="spellStart"/>
-                            <w:r>
-                              <w:rPr>
-                                <w:sz w:val="14"/>
-                                <w:szCs w:val="14"/>
-                                <w:lang w:val="en-US"/>
-                              </w:rPr>
-                              <w:t>company_info_address</w:t>
-                            </w:r>
-                            <w:proofErr w:type="spellEnd"/>
-                            <w:r>
-                              <w:rPr>
-                                <w:sz w:val="14"/>
-                                <w:szCs w:val="14"/>
-                                <w:lang w:val="en-US"/>
-                              </w:rPr>
-                              <w:t>}</w:t>
+                              <w:t>{company_info_address}</w:t>
                             </w:r>
                           </w:p>
                           <w:p>
@@ -217,25 +173,7 @@
                                 <w:szCs w:val="14"/>
                                 <w:lang w:val="en-US"/>
                               </w:rPr>
-                              <w:t>{</w:t>
-                            </w:r>
-                            <w:proofErr w:type="spellStart"/>
-                            <w:r>
-                              <w:rPr>
-                                <w:sz w:val="14"/>
-                                <w:szCs w:val="14"/>
-                                <w:lang w:val="en-US"/>
-                              </w:rPr>
-                              <w:t>company_info_postcode</w:t>
-                            </w:r>
-                            <w:proofErr w:type="spellEnd"/>
-                            <w:r>
-                              <w:rPr>
-                                <w:sz w:val="14"/>
-                                <w:szCs w:val="14"/>
-                                <w:lang w:val="en-US"/>
-                              </w:rPr>
-                              <w:t>}</w:t>
+                              <w:t>{company_info_postcode}</w:t>
                             </w:r>
                           </w:p>
                           <w:p>
@@ -281,25 +219,7 @@
                                 <w:szCs w:val="14"/>
                                 <w:lang w:val="en-US"/>
                               </w:rPr>
-                              <w:t>{</w:t>
-                            </w:r>
-                            <w:proofErr w:type="spellStart"/>
-                            <w:r>
-                              <w:rPr>
-                                <w:sz w:val="14"/>
-                                <w:szCs w:val="14"/>
-                                <w:lang w:val="en-US"/>
-                              </w:rPr>
-                              <w:t>company_info_telephone</w:t>
-                            </w:r>
-                            <w:proofErr w:type="spellEnd"/>
-                            <w:r>
-                              <w:rPr>
-                                <w:sz w:val="14"/>
-                                <w:szCs w:val="14"/>
-                                <w:lang w:val="en-US"/>
-                              </w:rPr>
-                              <w:t>}</w:t>
+                              <w:t>{company_info_telephone}</w:t>
                             </w:r>
                           </w:p>
                           <w:p>
@@ -333,25 +253,7 @@
                                 <w:szCs w:val="14"/>
                                 <w:lang w:val="en-US"/>
                               </w:rPr>
-                              <w:t>{</w:t>
-                            </w:r>
-                            <w:proofErr w:type="spellStart"/>
-                            <w:r>
-                              <w:rPr>
-                                <w:sz w:val="14"/>
-                                <w:szCs w:val="14"/>
-                                <w:lang w:val="en-US"/>
-                              </w:rPr>
-                              <w:t>company_info_fax</w:t>
-                            </w:r>
-                            <w:proofErr w:type="spellEnd"/>
-                            <w:r>
-                              <w:rPr>
-                                <w:sz w:val="14"/>
-                                <w:szCs w:val="14"/>
-                                <w:lang w:val="en-US"/>
-                              </w:rPr>
-                              <w:t>}</w:t>
+                              <w:t>{company_info_fax}</w:t>
                             </w:r>
                           </w:p>
                           <w:p>
@@ -397,25 +299,7 @@
                                 <w:szCs w:val="14"/>
                                 <w:lang w:val="en-US"/>
                               </w:rPr>
-                              <w:t>{</w:t>
-                            </w:r>
-                            <w:proofErr w:type="spellStart"/>
-                            <w:r>
-                              <w:rPr>
-                                <w:sz w:val="14"/>
-                                <w:szCs w:val="14"/>
-                                <w:lang w:val="en-US"/>
-                              </w:rPr>
-                              <w:t>company_info_email</w:t>
-                            </w:r>
-                            <w:proofErr w:type="spellEnd"/>
-                            <w:r>
-                              <w:rPr>
-                                <w:sz w:val="14"/>
-                                <w:szCs w:val="14"/>
-                                <w:lang w:val="en-US"/>
-                              </w:rPr>
-                              <w:t>}</w:t>
+                              <w:t>{company_info_email}</w:t>
                             </w:r>
                           </w:p>
                           <w:p>
@@ -441,25 +325,7 @@
                                 <w:szCs w:val="14"/>
                                 <w:lang w:val="en-US"/>
                               </w:rPr>
-                              <w:t>{</w:t>
-                            </w:r>
-                            <w:proofErr w:type="spellStart"/>
-                            <w:r>
-                              <w:rPr>
-                                <w:sz w:val="14"/>
-                                <w:szCs w:val="14"/>
-                                <w:lang w:val="en-US"/>
-                              </w:rPr>
-                              <w:t>company_info_web</w:t>
-                            </w:r>
-                            <w:proofErr w:type="spellEnd"/>
-                            <w:r>
-                              <w:rPr>
-                                <w:sz w:val="14"/>
-                                <w:szCs w:val="14"/>
-                                <w:lang w:val="en-US"/>
-                              </w:rPr>
-                              <w:t>}</w:t>
+                              <w:t>{company_info_web}</w:t>
                             </w:r>
                             <w:r>
                               <w:rPr>
@@ -495,25 +361,7 @@
                                 <w:szCs w:val="14"/>
                                 <w:lang w:val="en-US"/>
                               </w:rPr>
-                              <w:t>{/</w:t>
-                            </w:r>
-                            <w:proofErr w:type="spellStart"/>
-                            <w:r>
-                              <w:rPr>
-                                <w:sz w:val="14"/>
-                                <w:szCs w:val="14"/>
-                                <w:lang w:val="en-US"/>
-                              </w:rPr>
-                              <w:t>header_show_full</w:t>
-                            </w:r>
-                            <w:proofErr w:type="spellEnd"/>
-                            <w:r>
-                              <w:rPr>
-                                <w:sz w:val="14"/>
-                                <w:szCs w:val="14"/>
-                                <w:lang w:val="en-US"/>
-                              </w:rPr>
-                              <w:t>}</w:t>
+                              <w:t>{/header_show_full}</w:t>
                             </w:r>
                           </w:p>
                           <w:p>
@@ -531,25 +379,7 @@
                                 <w:szCs w:val="14"/>
                                 <w:lang w:val="en-US"/>
                               </w:rPr>
-                              <w:t>{/</w:t>
-                            </w:r>
-                            <w:proofErr w:type="spellStart"/>
-                            <w:r>
-                              <w:rPr>
-                                <w:sz w:val="14"/>
-                                <w:szCs w:val="14"/>
-                                <w:lang w:val="en-US"/>
-                              </w:rPr>
-                              <w:t>header_show</w:t>
-                            </w:r>
-                            <w:proofErr w:type="spellEnd"/>
-                            <w:r>
-                              <w:rPr>
-                                <w:sz w:val="14"/>
-                                <w:szCs w:val="14"/>
-                                <w:lang w:val="en-US"/>
-                              </w:rPr>
-                              <w:t>}</w:t>
+                              <w:t>{/header_show}</w:t>
                             </w:r>
                           </w:p>
                           <w:p>
@@ -1131,15 +961,7 @@
                         <w:txbxContent>
                           <w:p>
                             <w:r>
-                              <w:t>{#header_</w:t>
-                            </w:r>
-                            <w:proofErr w:type="gramStart"/>
-                            <w:r>
-                              <w:t>show}{</w:t>
-                            </w:r>
-                            <w:proofErr w:type="gramEnd"/>
-                            <w:r>
-                              <w:t>#header_logo_only}</w:t>
+                              <w:t>{#header_show}{#header_logo_only}</w:t>
                             </w:r>
                             <w:r>
                               <w:t>{%header_logo}</w:t>
@@ -1153,14 +975,12 @@
                               </w:rPr>
                               <w:t>/</w:t>
                             </w:r>
-                            <w:proofErr w:type="spellStart"/>
                             <w:r>
                               <w:rPr>
                                 <w:lang w:val="en-US"/>
                               </w:rPr>
                               <w:t>header_logo_only</w:t>
                             </w:r>
-                            <w:proofErr w:type="spellEnd"/>
                             <w:r>
                               <w:t>}</w:t>
                             </w:r>
@@ -1289,29 +1109,28 @@
                 <w:szCs w:val="20"/>
                 <w:lang w:val="en-US"/>
               </w:rPr>
-              <w:t>{Contract_Lookup__</w:t>
-            </w:r>
-            <w:proofErr w:type="gramStart"/>
-            <w:r>
+              <w:t>{Contract_Lookup__c.Account__c.Name}</w:t>
+            </w:r>
+          </w:p>
+          <w:p>
+            <w:pPr>
               <w:rPr>
                 <w:rFonts w:ascii="Courier New" w:hAnsi="Courier New" w:cs="Courier New"/>
                 <w:sz w:val="20"/>
                 <w:szCs w:val="20"/>
                 <w:lang w:val="en-US"/>
               </w:rPr>
-              <w:t>c.Account</w:t>
-            </w:r>
-            <w:proofErr w:type="gramEnd"/>
-            <w:r>
+            </w:pPr>
+          </w:p>
+          <w:p>
+            <w:pPr>
               <w:rPr>
                 <w:rFonts w:ascii="Courier New" w:hAnsi="Courier New" w:cs="Courier New"/>
                 <w:sz w:val="20"/>
                 <w:szCs w:val="20"/>
                 <w:lang w:val="en-US"/>
               </w:rPr>
-              <w:t>__</w:t>
-            </w:r>
-            <w:proofErr w:type="spellStart"/>
+            </w:pPr>
             <w:r>
               <w:rPr>
                 <w:rFonts w:ascii="Courier New" w:hAnsi="Courier New" w:cs="Courier New"/>
@@ -1319,18 +1138,18 @@
                 <w:szCs w:val="20"/>
                 <w:lang w:val="en-US"/>
               </w:rPr>
-              <w:t>c.Name</w:t>
-            </w:r>
-            <w:proofErr w:type="spellEnd"/>
-            <w:r>
+              <w:t>{Invoice__c.Grower_Address__c}</w:t>
+            </w:r>
+          </w:p>
+          <w:p>
+            <w:pPr>
               <w:rPr>
                 <w:rFonts w:ascii="Courier New" w:hAnsi="Courier New" w:cs="Courier New"/>
                 <w:sz w:val="20"/>
                 <w:szCs w:val="20"/>
                 <w:lang w:val="en-US"/>
               </w:rPr>
-              <w:t>}</w:t>
-            </w:r>
+            </w:pPr>
           </w:p>
           <w:p>
             <w:pPr>
@@ -1341,36 +1160,35 @@
                 <w:lang w:val="en-US"/>
               </w:rPr>
             </w:pPr>
-          </w:p>
-          <w:p>
-            <w:pPr>
+            <w:r>
               <w:rPr>
                 <w:rFonts w:ascii="Courier New" w:hAnsi="Courier New" w:cs="Courier New"/>
                 <w:sz w:val="20"/>
                 <w:szCs w:val="20"/>
                 <w:lang w:val="en-US"/>
               </w:rPr>
-            </w:pPr>
-            <w:r>
+              <w:t>{Invoice__c.Grower_Post_Code__c}</w:t>
+            </w:r>
+          </w:p>
+          <w:p>
+            <w:pPr>
               <w:rPr>
                 <w:rFonts w:ascii="Courier New" w:hAnsi="Courier New" w:cs="Courier New"/>
                 <w:sz w:val="20"/>
                 <w:szCs w:val="20"/>
                 <w:lang w:val="en-US"/>
               </w:rPr>
-              <w:t>{</w:t>
-            </w:r>
-            <w:proofErr w:type="spellStart"/>
-            <w:r>
+            </w:pPr>
+          </w:p>
+          <w:p>
+            <w:pPr>
               <w:rPr>
                 <w:rFonts w:ascii="Courier New" w:hAnsi="Courier New" w:cs="Courier New"/>
                 <w:sz w:val="20"/>
                 <w:szCs w:val="20"/>
                 <w:lang w:val="en-US"/>
               </w:rPr>
-              <w:t>Invoice__</w:t>
-            </w:r>
-            <w:proofErr w:type="gramStart"/>
+            </w:pPr>
             <w:r>
               <w:rPr>
                 <w:rFonts w:ascii="Courier New" w:hAnsi="Courier New" w:cs="Courier New"/>
@@ -1378,165 +1196,7 @@
                 <w:szCs w:val="20"/>
                 <w:lang w:val="en-US"/>
               </w:rPr>
-              <w:t>c.Grower</w:t>
-            </w:r>
-            <w:proofErr w:type="gramEnd"/>
-            <w:r>
-              <w:rPr>
-                <w:rFonts w:ascii="Courier New" w:hAnsi="Courier New" w:cs="Courier New"/>
-                <w:sz w:val="20"/>
-                <w:szCs w:val="20"/>
-                <w:lang w:val="en-US"/>
-              </w:rPr>
-              <w:t>_Address__c</w:t>
-            </w:r>
-            <w:proofErr w:type="spellEnd"/>
-            <w:r>
-              <w:rPr>
-                <w:rFonts w:ascii="Courier New" w:hAnsi="Courier New" w:cs="Courier New"/>
-                <w:sz w:val="20"/>
-                <w:szCs w:val="20"/>
-                <w:lang w:val="en-US"/>
-              </w:rPr>
-              <w:t>}</w:t>
-            </w:r>
-          </w:p>
-          <w:p>
-            <w:pPr>
-              <w:rPr>
-                <w:rFonts w:ascii="Courier New" w:hAnsi="Courier New" w:cs="Courier New"/>
-                <w:sz w:val="20"/>
-                <w:szCs w:val="20"/>
-                <w:lang w:val="en-US"/>
-              </w:rPr>
-            </w:pPr>
-          </w:p>
-          <w:p>
-            <w:pPr>
-              <w:rPr>
-                <w:rFonts w:ascii="Courier New" w:hAnsi="Courier New" w:cs="Courier New"/>
-                <w:sz w:val="20"/>
-                <w:szCs w:val="20"/>
-                <w:lang w:val="en-US"/>
-              </w:rPr>
-            </w:pPr>
-            <w:r>
-              <w:rPr>
-                <w:rFonts w:ascii="Courier New" w:hAnsi="Courier New" w:cs="Courier New"/>
-                <w:sz w:val="20"/>
-                <w:szCs w:val="20"/>
-                <w:lang w:val="en-US"/>
-              </w:rPr>
-              <w:t>{</w:t>
-            </w:r>
-            <w:proofErr w:type="spellStart"/>
-            <w:r>
-              <w:rPr>
-                <w:rFonts w:ascii="Courier New" w:hAnsi="Courier New" w:cs="Courier New"/>
-                <w:sz w:val="20"/>
-                <w:szCs w:val="20"/>
-                <w:lang w:val="en-US"/>
-              </w:rPr>
-              <w:t>Invoice__</w:t>
-            </w:r>
-            <w:proofErr w:type="gramStart"/>
-            <w:r>
-              <w:rPr>
-                <w:rFonts w:ascii="Courier New" w:hAnsi="Courier New" w:cs="Courier New"/>
-                <w:sz w:val="20"/>
-                <w:szCs w:val="20"/>
-                <w:lang w:val="en-US"/>
-              </w:rPr>
-              <w:t>c.Grower</w:t>
-            </w:r>
-            <w:proofErr w:type="gramEnd"/>
-            <w:r>
-              <w:rPr>
-                <w:rFonts w:ascii="Courier New" w:hAnsi="Courier New" w:cs="Courier New"/>
-                <w:sz w:val="20"/>
-                <w:szCs w:val="20"/>
-                <w:lang w:val="en-US"/>
-              </w:rPr>
-              <w:t>_Post_Code__c</w:t>
-            </w:r>
-            <w:proofErr w:type="spellEnd"/>
-            <w:r>
-              <w:rPr>
-                <w:rFonts w:ascii="Courier New" w:hAnsi="Courier New" w:cs="Courier New"/>
-                <w:sz w:val="20"/>
-                <w:szCs w:val="20"/>
-                <w:lang w:val="en-US"/>
-              </w:rPr>
-              <w:t>}</w:t>
-            </w:r>
-          </w:p>
-          <w:p>
-            <w:pPr>
-              <w:rPr>
-                <w:rFonts w:ascii="Courier New" w:hAnsi="Courier New" w:cs="Courier New"/>
-                <w:sz w:val="20"/>
-                <w:szCs w:val="20"/>
-                <w:lang w:val="en-US"/>
-              </w:rPr>
-            </w:pPr>
-          </w:p>
-          <w:p>
-            <w:pPr>
-              <w:rPr>
-                <w:rFonts w:ascii="Courier New" w:hAnsi="Courier New" w:cs="Courier New"/>
-                <w:sz w:val="20"/>
-                <w:szCs w:val="20"/>
-                <w:lang w:val="en-US"/>
-              </w:rPr>
-            </w:pPr>
-            <w:r>
-              <w:rPr>
-                <w:rFonts w:ascii="Courier New" w:hAnsi="Courier New" w:cs="Courier New"/>
-                <w:sz w:val="20"/>
-                <w:szCs w:val="20"/>
-                <w:lang w:val="en-US"/>
-              </w:rPr>
-              <w:t>{</w:t>
-            </w:r>
-            <w:proofErr w:type="spellStart"/>
-            <w:r>
-              <w:rPr>
-                <w:rFonts w:ascii="Courier New" w:hAnsi="Courier New" w:cs="Courier New"/>
-                <w:sz w:val="20"/>
-                <w:szCs w:val="20"/>
-                <w:lang w:val="en-US"/>
-              </w:rPr>
-              <w:t>Invoice__</w:t>
-            </w:r>
-            <w:proofErr w:type="gramStart"/>
-            <w:r>
-              <w:rPr>
-                <w:rFonts w:ascii="Courier New" w:hAnsi="Courier New" w:cs="Courier New"/>
-                <w:sz w:val="20"/>
-                <w:szCs w:val="20"/>
-                <w:lang w:val="en-US"/>
-              </w:rPr>
-              <w:t>c.Supplier</w:t>
-            </w:r>
-            <w:proofErr w:type="gramEnd"/>
-            <w:r>
-              <w:rPr>
-                <w:rFonts w:ascii="Courier New" w:hAnsi="Courier New" w:cs="Courier New"/>
-                <w:sz w:val="20"/>
-                <w:szCs w:val="20"/>
-                <w:lang w:val="en-US"/>
-              </w:rPr>
-              <w:t>_VAT_Number__c</w:t>
-            </w:r>
-            <w:proofErr w:type="spellEnd"/>
-            <w:r>
-              <w:rPr>
-                <w:rFonts w:ascii="Courier New" w:hAnsi="Courier New" w:cs="Courier New"/>
-                <w:sz w:val="20"/>
-                <w:szCs w:val="20"/>
-                <w:lang w:val="en-US"/>
-              </w:rPr>
-              <w:t>}</w:t>
+              <w:t>{Invoice__c.Supplier_VAT_Number__c}</w:t>
             </w:r>
           </w:p>
         </w:tc>
@@ -1614,25 +1274,7 @@
                       <w:rFonts w:ascii="Courier New" w:hAnsi="Courier New" w:cs="Courier New"/>
                       <w:bCs/>
                     </w:rPr>
-                    <w:t>{Invoice__</w:t>
-                  </w:r>
-                  <w:proofErr w:type="spellStart"/>
-                  <w:proofErr w:type="gramStart"/>
-                  <w:r>
-                    <w:rPr>
-                      <w:rFonts w:ascii="Courier New" w:hAnsi="Courier New" w:cs="Courier New"/>
-                      <w:bCs/>
-                    </w:rPr>
-                    <w:t>c.Name</w:t>
-                  </w:r>
-                  <w:proofErr w:type="spellEnd"/>
-                  <w:proofErr w:type="gramEnd"/>
-                  <w:r>
-                    <w:rPr>
-                      <w:rFonts w:ascii="Courier New" w:hAnsi="Courier New" w:cs="Courier New"/>
-                      <w:bCs/>
-                    </w:rPr>
-                    <w:t>}</w:t>
+                    <w:t>{Invoice__c.Name}</w:t>
                   </w:r>
                 </w:p>
               </w:tc>
@@ -1702,21 +1344,8 @@
                       <w:szCs w:val="22"/>
                       <w:lang w:val="en-US"/>
                     </w:rPr>
-                    <w:t>Contract_Lookup__</w:t>
+                    <w:t>Contract_Lookup__c.Name</w:t>
                   </w:r>
-                  <w:proofErr w:type="spellStart"/>
-                  <w:proofErr w:type="gramStart"/>
-                  <w:r>
-                    <w:rPr>
-                      <w:rFonts w:ascii="Courier New" w:hAnsi="Courier New" w:cs="Courier New"/>
-                      <w:sz w:val="22"/>
-                      <w:szCs w:val="22"/>
-                      <w:lang w:val="en-US"/>
-                    </w:rPr>
-                    <w:t>c.Name</w:t>
-                  </w:r>
-                  <w:proofErr w:type="spellEnd"/>
-                  <w:proofErr w:type="gramEnd"/>
                   <w:r>
                     <w:rPr>
                       <w:rFonts w:ascii="Courier New" w:hAnsi="Courier New" w:cs="Courier New"/>
@@ -1783,43 +1412,7 @@
                       <w:sz w:val="22"/>
                       <w:szCs w:val="22"/>
                     </w:rPr>
-                    <w:t>{</w:t>
-                  </w:r>
-                  <w:proofErr w:type="spellStart"/>
-                  <w:r>
-                    <w:rPr>
-                      <w:rFonts w:ascii="Courier New" w:hAnsi="Courier New" w:cs="Courier New"/>
-                      <w:sz w:val="22"/>
-                      <w:szCs w:val="22"/>
-                    </w:rPr>
-                    <w:t>Invoice__</w:t>
-                  </w:r>
-                  <w:proofErr w:type="gramStart"/>
-                  <w:r>
-                    <w:rPr>
-                      <w:rFonts w:ascii="Courier New" w:hAnsi="Courier New" w:cs="Courier New"/>
-                      <w:sz w:val="22"/>
-                      <w:szCs w:val="22"/>
-                    </w:rPr>
-                    <w:t>c.Tax</w:t>
-                  </w:r>
-                  <w:proofErr w:type="gramEnd"/>
-                  <w:r>
-                    <w:rPr>
-                      <w:rFonts w:ascii="Courier New" w:hAnsi="Courier New" w:cs="Courier New"/>
-                      <w:sz w:val="22"/>
-                      <w:szCs w:val="22"/>
-                    </w:rPr>
-                    <w:t>_Point__c</w:t>
-                  </w:r>
-                  <w:proofErr w:type="spellEnd"/>
-                  <w:r>
-                    <w:rPr>
-                      <w:rFonts w:ascii="Courier New" w:hAnsi="Courier New" w:cs="Courier New"/>
-                      <w:sz w:val="22"/>
-                      <w:szCs w:val="22"/>
-                    </w:rPr>
-                    <w:t>}</w:t>
+                    <w:t>{Invoice__c.Tax_Point__c}</w:t>
                   </w:r>
                 </w:p>
               </w:tc>
@@ -1876,43 +1469,7 @@
                       <w:sz w:val="22"/>
                       <w:szCs w:val="22"/>
                     </w:rPr>
-                    <w:t>{</w:t>
-                  </w:r>
-                  <w:proofErr w:type="spellStart"/>
-                  <w:r>
-                    <w:rPr>
-                      <w:rFonts w:ascii="Courier New" w:hAnsi="Courier New" w:cs="Courier New"/>
-                      <w:sz w:val="22"/>
-                      <w:szCs w:val="22"/>
-                    </w:rPr>
-                    <w:t>Invoice__</w:t>
-                  </w:r>
-                  <w:proofErr w:type="gramStart"/>
-                  <w:r>
-                    <w:rPr>
-                      <w:rFonts w:ascii="Courier New" w:hAnsi="Courier New" w:cs="Courier New"/>
-                      <w:sz w:val="22"/>
-                      <w:szCs w:val="22"/>
-                    </w:rPr>
-                    <w:t>c.Account</w:t>
-                  </w:r>
-                  <w:proofErr w:type="gramEnd"/>
-                  <w:r>
-                    <w:rPr>
-                      <w:rFonts w:ascii="Courier New" w:hAnsi="Courier New" w:cs="Courier New"/>
-                      <w:sz w:val="22"/>
-                      <w:szCs w:val="22"/>
-                    </w:rPr>
-                    <w:t>_Number__c</w:t>
-                  </w:r>
-                  <w:proofErr w:type="spellEnd"/>
-                  <w:r>
-                    <w:rPr>
-                      <w:rFonts w:ascii="Courier New" w:hAnsi="Courier New" w:cs="Courier New"/>
-                      <w:sz w:val="22"/>
-                      <w:szCs w:val="22"/>
-                    </w:rPr>
-                    <w:t>}</w:t>
+                    <w:t>{Invoice__c.Account_Number__c}</w:t>
                   </w:r>
                 </w:p>
               </w:tc>
@@ -2298,16 +1855,7 @@
                 <w:sz w:val="22"/>
                 <w:szCs w:val="22"/>
               </w:rPr>
-              <w:t>{#invoice_line_</w:t>
-            </w:r>
-            <w:proofErr w:type="gramStart"/>
-            <w:r>
-              <w:rPr>
-                <w:rFonts w:ascii="Courier New" w:hAnsi="Courier New" w:cs="Courier New"/>
-                <w:sz w:val="22"/>
-                <w:szCs w:val="22"/>
-              </w:rPr>
-              <w:t>rows}</w:t>
+              <w:t>{#invoice_line_rows}</w:t>
             </w:r>
             <w:r>
               <w:rPr>
@@ -2316,28 +1864,7 @@
                 <w:szCs w:val="22"/>
                 <w:lang w:val="en-US"/>
               </w:rPr>
-              <w:t>{</w:t>
-            </w:r>
-            <w:proofErr w:type="spellStart"/>
-            <w:proofErr w:type="gramEnd"/>
-            <w:r>
-              <w:rPr>
-                <w:rFonts w:ascii="Courier New" w:hAnsi="Courier New" w:cs="Courier New"/>
-                <w:sz w:val="22"/>
-                <w:szCs w:val="22"/>
-                <w:lang w:val="en-US"/>
-              </w:rPr>
-              <w:t>Invoice_Line__c.Delivery_Date__c</w:t>
-            </w:r>
-            <w:proofErr w:type="spellEnd"/>
-            <w:r>
-              <w:rPr>
-                <w:rFonts w:ascii="Courier New" w:hAnsi="Courier New" w:cs="Courier New"/>
-                <w:sz w:val="22"/>
-                <w:szCs w:val="22"/>
-                <w:lang w:val="en-US"/>
-              </w:rPr>
-              <w:t>}</w:t>
+              <w:t>{Invoice_Line__c.Delivery_Date__c}</w:t>
             </w:r>
           </w:p>
         </w:tc>
@@ -2384,9 +1911,8 @@
                 <w:szCs w:val="20"/>
                 <w:lang w:val="en-US"/>
               </w:rPr>
-              <w:t>Invoice_Line__</w:t>
-            </w:r>
-            <w:proofErr w:type="gramStart"/>
+              <w:t>Invoice_Line__c.WTNo__c</w:t>
+            </w:r>
             <w:r>
               <w:rPr>
                 <w:rFonts w:ascii="Courier New" w:hAnsi="Courier New" w:cs="Courier New"/>
@@ -2394,20 +1920,27 @@
                 <w:szCs w:val="20"/>
                 <w:lang w:val="en-US"/>
               </w:rPr>
-              <w:t>c.</w:t>
-            </w:r>
-            <w:proofErr w:type="spellStart"/>
-            <w:r>
+              <w:t>}</w:t>
+            </w:r>
+          </w:p>
+        </w:tc>
+        <w:tc>
+          <w:tcPr>
+            <w:tcW w:w="1260" w:type="dxa"/>
+          </w:tcPr>
+          <w:p>
+            <w:pPr>
+              <w:widowControl w:val="0"/>
+              <w:autoSpaceDE w:val="0"/>
+              <w:autoSpaceDN w:val="0"/>
+              <w:adjustRightInd w:val="0"/>
               <w:rPr>
                 <w:rFonts w:ascii="Courier New" w:hAnsi="Courier New" w:cs="Courier New"/>
                 <w:sz w:val="20"/>
                 <w:szCs w:val="20"/>
                 <w:lang w:val="en-US"/>
               </w:rPr>
-              <w:t>WTNo</w:t>
-            </w:r>
-            <w:proofErr w:type="spellEnd"/>
-            <w:proofErr w:type="gramEnd"/>
+            </w:pPr>
             <w:r>
               <w:rPr>
                 <w:rFonts w:ascii="Courier New" w:hAnsi="Courier New" w:cs="Courier New"/>
@@ -2415,16 +1948,111 @@
                 <w:szCs w:val="20"/>
                 <w:lang w:val="en-US"/>
               </w:rPr>
-              <w:t>__c</w:t>
-            </w:r>
-            <w:r>
+              <w:t>{Invoice_Line__c.Quantity__c}</w:t>
+            </w:r>
+          </w:p>
+        </w:tc>
+        <w:tc>
+          <w:tcPr>
+            <w:tcW w:w="1170" w:type="dxa"/>
+          </w:tcPr>
+          <w:p>
+            <w:pPr>
+              <w:widowControl w:val="0"/>
+              <w:autoSpaceDE w:val="0"/>
+              <w:autoSpaceDN w:val="0"/>
+              <w:adjustRightInd w:val="0"/>
               <w:rPr>
                 <w:rFonts w:ascii="Courier New" w:hAnsi="Courier New" w:cs="Courier New"/>
                 <w:sz w:val="20"/>
                 <w:szCs w:val="20"/>
                 <w:lang w:val="en-US"/>
               </w:rPr>
-              <w:t>}</w:t>
+            </w:pPr>
+            <w:r>
+              <w:rPr>
+                <w:rFonts w:ascii="Courier New" w:hAnsi="Courier New" w:cs="Courier New"/>
+                <w:sz w:val="20"/>
+                <w:szCs w:val="20"/>
+                <w:lang w:val="en-US"/>
+              </w:rPr>
+              <w:t>{Invoice_Line__c.Haulier__c.Name}</w:t>
+            </w:r>
+          </w:p>
+          <w:p>
+            <w:pPr>
+              <w:widowControl w:val="0"/>
+              <w:autoSpaceDE w:val="0"/>
+              <w:autoSpaceDN w:val="0"/>
+              <w:adjustRightInd w:val="0"/>
+              <w:rPr>
+                <w:rFonts w:ascii="Courier New" w:hAnsi="Courier New" w:cs="Courier New"/>
+                <w:sz w:val="20"/>
+                <w:szCs w:val="20"/>
+              </w:rPr>
+            </w:pPr>
+            <w:r>
+              <w:rPr>
+                <w:rFonts w:ascii="Courier New" w:hAnsi="Courier New" w:cs="Courier New"/>
+                <w:sz w:val="20"/>
+                <w:szCs w:val="20"/>
+                <w:lang w:val="en-US"/>
+              </w:rPr>
+              <w:t>{Invoice_Line__c.Reg_No__c}</w:t>
+            </w:r>
+          </w:p>
+        </w:tc>
+        <w:tc>
+          <w:tcPr>
+            <w:tcW w:w="1620" w:type="dxa"/>
+          </w:tcPr>
+          <w:p>
+            <w:pPr>
+              <w:widowControl w:val="0"/>
+              <w:autoSpaceDE w:val="0"/>
+              <w:autoSpaceDN w:val="0"/>
+              <w:adjustRightInd w:val="0"/>
+              <w:rPr>
+                <w:rFonts w:ascii="Courier New" w:hAnsi="Courier New" w:cs="Courier New"/>
+                <w:sz w:val="20"/>
+                <w:szCs w:val="20"/>
+              </w:rPr>
+            </w:pPr>
+            <w:r>
+              <w:rPr>
+                <w:rFonts w:ascii="Courier New" w:hAnsi="Courier New" w:cs="Courier New"/>
+                <w:sz w:val="20"/>
+                <w:szCs w:val="20"/>
+                <w:lang w:val="en-US"/>
+              </w:rPr>
+              <w:t>{Invoice_Line__c.Line_Text__c}</w:t>
+            </w:r>
+          </w:p>
+        </w:tc>
+        <w:tc>
+          <w:tcPr>
+            <w:tcW w:w="1350" w:type="dxa"/>
+          </w:tcPr>
+          <w:p>
+            <w:pPr>
+              <w:widowControl w:val="0"/>
+              <w:autoSpaceDE w:val="0"/>
+              <w:autoSpaceDN w:val="0"/>
+              <w:adjustRightInd w:val="0"/>
+              <w:rPr>
+                <w:rFonts w:ascii="Courier New" w:hAnsi="Courier New" w:cs="Courier New"/>
+                <w:sz w:val="20"/>
+                <w:szCs w:val="20"/>
+              </w:rPr>
+            </w:pPr>
+            <w:r>
+              <w:rPr>
+                <w:rFonts w:ascii="Courier New" w:hAnsi="Courier New" w:cs="Courier New"/>
+                <w:sz w:val="20"/>
+                <w:szCs w:val="20"/>
+                <w:lang w:val="en-US"/>
+              </w:rPr>
+              <w:t>{Invoice_Line__c.Unit_Price__c}</w:t>
             </w:r>
           </w:p>
         </w:tc>
@@ -2442,19 +2070,36 @@
                 <w:rFonts w:ascii="Courier New" w:hAnsi="Courier New" w:cs="Courier New"/>
                 <w:sz w:val="20"/>
                 <w:szCs w:val="20"/>
+              </w:rPr>
+            </w:pPr>
+            <w:r>
+              <w:rPr>
+                <w:rFonts w:ascii="Courier New" w:hAnsi="Courier New" w:cs="Courier New"/>
+                <w:sz w:val="20"/>
+                <w:szCs w:val="20"/>
                 <w:lang w:val="en-US"/>
               </w:rPr>
-            </w:pPr>
-            <w:r>
+              <w:t>{Invoice_Line__c.Pre_VAT_Total__c}</w:t>
+            </w:r>
+          </w:p>
+        </w:tc>
+        <w:tc>
+          <w:tcPr>
+            <w:tcW w:w="1440" w:type="dxa"/>
+          </w:tcPr>
+          <w:p>
+            <w:pPr>
+              <w:widowControl w:val="0"/>
+              <w:autoSpaceDE w:val="0"/>
+              <w:autoSpaceDN w:val="0"/>
+              <w:adjustRightInd w:val="0"/>
               <w:rPr>
                 <w:rFonts w:ascii="Courier New" w:hAnsi="Courier New" w:cs="Courier New"/>
                 <w:sz w:val="20"/>
                 <w:szCs w:val="20"/>
                 <w:lang w:val="en-US"/>
               </w:rPr>
-              <w:t>{</w:t>
-            </w:r>
-            <w:proofErr w:type="spellStart"/>
+            </w:pPr>
             <w:r>
               <w:rPr>
                 <w:rFonts w:ascii="Courier New" w:hAnsi="Courier New" w:cs="Courier New"/>
@@ -2462,472 +2107,15 @@
                 <w:szCs w:val="20"/>
                 <w:lang w:val="en-US"/>
               </w:rPr>
-              <w:t>Invoice_Line__</w:t>
-            </w:r>
-            <w:proofErr w:type="gramStart"/>
-            <w:r>
-              <w:rPr>
-                <w:rFonts w:ascii="Courier New" w:hAnsi="Courier New" w:cs="Courier New"/>
-                <w:sz w:val="20"/>
-                <w:szCs w:val="20"/>
-                <w:lang w:val="en-US"/>
-              </w:rPr>
-              <w:t>c.Quantity</w:t>
-            </w:r>
-            <w:proofErr w:type="gramEnd"/>
-            <w:r>
-              <w:rPr>
-                <w:rFonts w:ascii="Courier New" w:hAnsi="Courier New" w:cs="Courier New"/>
-                <w:sz w:val="20"/>
-                <w:szCs w:val="20"/>
-                <w:lang w:val="en-US"/>
-              </w:rPr>
-              <w:t>__c</w:t>
-            </w:r>
-            <w:proofErr w:type="spellEnd"/>
-            <w:r>
-              <w:rPr>
-                <w:rFonts w:ascii="Courier New" w:hAnsi="Courier New" w:cs="Courier New"/>
-                <w:sz w:val="20"/>
-                <w:szCs w:val="20"/>
-                <w:lang w:val="en-US"/>
-              </w:rPr>
-              <w:t>}</w:t>
-            </w:r>
-          </w:p>
-        </w:tc>
-        <w:tc>
-          <w:tcPr>
-            <w:tcW w:w="1170" w:type="dxa"/>
-          </w:tcPr>
-          <w:p>
-            <w:pPr>
-              <w:widowControl w:val="0"/>
-              <w:autoSpaceDE w:val="0"/>
-              <w:autoSpaceDN w:val="0"/>
-              <w:adjustRightInd w:val="0"/>
-              <w:rPr>
-                <w:rFonts w:ascii="Courier New" w:hAnsi="Courier New" w:cs="Courier New"/>
-                <w:sz w:val="20"/>
-                <w:szCs w:val="20"/>
-                <w:lang w:val="en-US"/>
-              </w:rPr>
-            </w:pPr>
-            <w:r>
-              <w:rPr>
-                <w:rFonts w:ascii="Courier New" w:hAnsi="Courier New" w:cs="Courier New"/>
-                <w:sz w:val="20"/>
-                <w:szCs w:val="20"/>
-                <w:lang w:val="en-US"/>
-              </w:rPr>
-              <w:t>{Invoice_Line__</w:t>
-            </w:r>
-            <w:proofErr w:type="gramStart"/>
-            <w:r>
-              <w:rPr>
-                <w:rFonts w:ascii="Courier New" w:hAnsi="Courier New" w:cs="Courier New"/>
-                <w:sz w:val="20"/>
-                <w:szCs w:val="20"/>
-                <w:lang w:val="en-US"/>
-              </w:rPr>
-              <w:t>c.</w:t>
-            </w:r>
-            <w:proofErr w:type="spellStart"/>
-            <w:r>
-              <w:rPr>
-                <w:rFonts w:ascii="Courier New" w:hAnsi="Courier New" w:cs="Courier New"/>
-                <w:sz w:val="20"/>
-                <w:szCs w:val="20"/>
-                <w:lang w:val="en-US"/>
-              </w:rPr>
-              <w:t>Haulier</w:t>
-            </w:r>
-            <w:proofErr w:type="spellEnd"/>
-            <w:proofErr w:type="gramEnd"/>
-            <w:r>
-              <w:rPr>
-                <w:rFonts w:ascii="Courier New" w:hAnsi="Courier New" w:cs="Courier New"/>
-                <w:sz w:val="20"/>
-                <w:szCs w:val="20"/>
-                <w:lang w:val="en-US"/>
-              </w:rPr>
-              <w:t>__</w:t>
-            </w:r>
-            <w:proofErr w:type="spellStart"/>
-            <w:r>
-              <w:rPr>
-                <w:rFonts w:ascii="Courier New" w:hAnsi="Courier New" w:cs="Courier New"/>
-                <w:sz w:val="20"/>
-                <w:szCs w:val="20"/>
-                <w:lang w:val="en-US"/>
-              </w:rPr>
-              <w:t>c.Name</w:t>
-            </w:r>
-            <w:proofErr w:type="spellEnd"/>
-            <w:r>
-              <w:rPr>
-                <w:rFonts w:ascii="Courier New" w:hAnsi="Courier New" w:cs="Courier New"/>
-                <w:sz w:val="20"/>
-                <w:szCs w:val="20"/>
-                <w:lang w:val="en-US"/>
-              </w:rPr>
-              <w:t>}</w:t>
-            </w:r>
-          </w:p>
-          <w:p>
-            <w:pPr>
-              <w:widowControl w:val="0"/>
-              <w:autoSpaceDE w:val="0"/>
-              <w:autoSpaceDN w:val="0"/>
-              <w:adjustRightInd w:val="0"/>
-              <w:rPr>
-                <w:rFonts w:ascii="Courier New" w:hAnsi="Courier New" w:cs="Courier New"/>
-                <w:sz w:val="20"/>
-                <w:szCs w:val="20"/>
-              </w:rPr>
-            </w:pPr>
-            <w:r>
-              <w:rPr>
-                <w:rFonts w:ascii="Courier New" w:hAnsi="Courier New" w:cs="Courier New"/>
-                <w:sz w:val="20"/>
-                <w:szCs w:val="20"/>
-                <w:lang w:val="en-US"/>
-              </w:rPr>
-              <w:t>{</w:t>
-            </w:r>
-            <w:proofErr w:type="spellStart"/>
-            <w:r>
-              <w:rPr>
-                <w:rFonts w:ascii="Courier New" w:hAnsi="Courier New" w:cs="Courier New"/>
-                <w:sz w:val="20"/>
-                <w:szCs w:val="20"/>
-                <w:lang w:val="en-US"/>
-              </w:rPr>
-              <w:t>Invoice_Line__</w:t>
-            </w:r>
-            <w:proofErr w:type="gramStart"/>
-            <w:r>
-              <w:rPr>
-                <w:rFonts w:ascii="Courier New" w:hAnsi="Courier New" w:cs="Courier New"/>
-                <w:sz w:val="20"/>
-                <w:szCs w:val="20"/>
-                <w:lang w:val="en-US"/>
-              </w:rPr>
-              <w:t>c.Reg</w:t>
-            </w:r>
-            <w:proofErr w:type="gramEnd"/>
-            <w:r>
-              <w:rPr>
-                <w:rFonts w:ascii="Courier New" w:hAnsi="Courier New" w:cs="Courier New"/>
-                <w:sz w:val="20"/>
-                <w:szCs w:val="20"/>
-                <w:lang w:val="en-US"/>
-              </w:rPr>
-              <w:t>_No__c</w:t>
-            </w:r>
-            <w:proofErr w:type="spellEnd"/>
-            <w:r>
-              <w:rPr>
-                <w:rFonts w:ascii="Courier New" w:hAnsi="Courier New" w:cs="Courier New"/>
-                <w:sz w:val="20"/>
-                <w:szCs w:val="20"/>
-                <w:lang w:val="en-US"/>
-              </w:rPr>
-              <w:t>}</w:t>
-            </w:r>
-          </w:p>
-        </w:tc>
-        <w:tc>
-          <w:tcPr>
-            <w:tcW w:w="1620" w:type="dxa"/>
-          </w:tcPr>
-          <w:p>
-            <w:pPr>
-              <w:widowControl w:val="0"/>
-              <w:autoSpaceDE w:val="0"/>
-              <w:autoSpaceDN w:val="0"/>
-              <w:adjustRightInd w:val="0"/>
-              <w:rPr>
-                <w:rFonts w:ascii="Courier New" w:hAnsi="Courier New" w:cs="Courier New"/>
-                <w:sz w:val="20"/>
-                <w:szCs w:val="20"/>
-              </w:rPr>
-            </w:pPr>
-            <w:r>
-              <w:rPr>
-                <w:rFonts w:ascii="Courier New" w:hAnsi="Courier New" w:cs="Courier New"/>
-                <w:sz w:val="20"/>
-                <w:szCs w:val="20"/>
-                <w:lang w:val="en-US"/>
-              </w:rPr>
-              <w:t>{</w:t>
-            </w:r>
-            <w:proofErr w:type="spellStart"/>
-            <w:r>
-              <w:rPr>
-                <w:rFonts w:ascii="Courier New" w:hAnsi="Courier New" w:cs="Courier New"/>
-                <w:sz w:val="20"/>
-                <w:szCs w:val="20"/>
-                <w:lang w:val="en-US"/>
-              </w:rPr>
-              <w:t>Invoice_Line__</w:t>
-            </w:r>
-            <w:proofErr w:type="gramStart"/>
-            <w:r>
-              <w:rPr>
-                <w:rFonts w:ascii="Courier New" w:hAnsi="Courier New" w:cs="Courier New"/>
-                <w:sz w:val="20"/>
-                <w:szCs w:val="20"/>
-                <w:lang w:val="en-US"/>
-              </w:rPr>
-              <w:t>c.Line</w:t>
-            </w:r>
-            <w:proofErr w:type="gramEnd"/>
-            <w:r>
-              <w:rPr>
-                <w:rFonts w:ascii="Courier New" w:hAnsi="Courier New" w:cs="Courier New"/>
-                <w:sz w:val="20"/>
-                <w:szCs w:val="20"/>
-                <w:lang w:val="en-US"/>
-              </w:rPr>
-              <w:t>_Text__c</w:t>
-            </w:r>
-            <w:proofErr w:type="spellEnd"/>
-            <w:r>
-              <w:rPr>
-                <w:rFonts w:ascii="Courier New" w:hAnsi="Courier New" w:cs="Courier New"/>
-                <w:sz w:val="20"/>
-                <w:szCs w:val="20"/>
-                <w:lang w:val="en-US"/>
-              </w:rPr>
-              <w:t>}</w:t>
-            </w:r>
-          </w:p>
-        </w:tc>
-        <w:tc>
-          <w:tcPr>
-            <w:tcW w:w="1350" w:type="dxa"/>
-          </w:tcPr>
-          <w:p>
-            <w:pPr>
-              <w:widowControl w:val="0"/>
-              <w:autoSpaceDE w:val="0"/>
-              <w:autoSpaceDN w:val="0"/>
-              <w:adjustRightInd w:val="0"/>
-              <w:rPr>
-                <w:rFonts w:ascii="Courier New" w:hAnsi="Courier New" w:cs="Courier New"/>
-                <w:sz w:val="20"/>
-                <w:szCs w:val="20"/>
-              </w:rPr>
-            </w:pPr>
-            <w:r>
-              <w:rPr>
-                <w:rFonts w:ascii="Courier New" w:hAnsi="Courier New" w:cs="Courier New"/>
-                <w:sz w:val="20"/>
-                <w:szCs w:val="20"/>
-                <w:lang w:val="en-US"/>
-              </w:rPr>
-              <w:t>{</w:t>
-            </w:r>
-            <w:proofErr w:type="spellStart"/>
-            <w:r>
-              <w:rPr>
-                <w:rFonts w:ascii="Courier New" w:hAnsi="Courier New" w:cs="Courier New"/>
-                <w:sz w:val="20"/>
-                <w:szCs w:val="20"/>
-                <w:lang w:val="en-US"/>
-              </w:rPr>
-              <w:t>Invoice_Line__</w:t>
-            </w:r>
-            <w:proofErr w:type="gramStart"/>
-            <w:r>
-              <w:rPr>
-                <w:rFonts w:ascii="Courier New" w:hAnsi="Courier New" w:cs="Courier New"/>
-                <w:sz w:val="20"/>
-                <w:szCs w:val="20"/>
-                <w:lang w:val="en-US"/>
-              </w:rPr>
-              <w:t>c.Unit</w:t>
-            </w:r>
-            <w:proofErr w:type="gramEnd"/>
-            <w:r>
-              <w:rPr>
-                <w:rFonts w:ascii="Courier New" w:hAnsi="Courier New" w:cs="Courier New"/>
-                <w:sz w:val="20"/>
-                <w:szCs w:val="20"/>
-                <w:lang w:val="en-US"/>
-              </w:rPr>
-              <w:t>_Price__c</w:t>
-            </w:r>
-            <w:proofErr w:type="spellEnd"/>
-            <w:r>
-              <w:rPr>
-                <w:rFonts w:ascii="Courier New" w:hAnsi="Courier New" w:cs="Courier New"/>
-                <w:sz w:val="20"/>
-                <w:szCs w:val="20"/>
-                <w:lang w:val="en-US"/>
-              </w:rPr>
-              <w:t>}</w:t>
-            </w:r>
-          </w:p>
-        </w:tc>
-        <w:tc>
-          <w:tcPr>
-            <w:tcW w:w="1260" w:type="dxa"/>
-          </w:tcPr>
-          <w:p>
-            <w:pPr>
-              <w:widowControl w:val="0"/>
-              <w:autoSpaceDE w:val="0"/>
-              <w:autoSpaceDN w:val="0"/>
-              <w:adjustRightInd w:val="0"/>
-              <w:rPr>
-                <w:rFonts w:ascii="Courier New" w:hAnsi="Courier New" w:cs="Courier New"/>
-                <w:sz w:val="20"/>
-                <w:szCs w:val="20"/>
-              </w:rPr>
-            </w:pPr>
-            <w:r>
-              <w:rPr>
-                <w:rFonts w:ascii="Courier New" w:hAnsi="Courier New" w:cs="Courier New"/>
-                <w:sz w:val="20"/>
-                <w:szCs w:val="20"/>
-                <w:lang w:val="en-US"/>
-              </w:rPr>
-              <w:t>{</w:t>
-            </w:r>
-            <w:proofErr w:type="spellStart"/>
-            <w:r>
-              <w:rPr>
-                <w:rFonts w:ascii="Courier New" w:hAnsi="Courier New" w:cs="Courier New"/>
-                <w:sz w:val="20"/>
-                <w:szCs w:val="20"/>
-                <w:lang w:val="en-US"/>
-              </w:rPr>
-              <w:t>Invoice_Line__</w:t>
-            </w:r>
-            <w:proofErr w:type="gramStart"/>
-            <w:r>
-              <w:rPr>
-                <w:rFonts w:ascii="Courier New" w:hAnsi="Courier New" w:cs="Courier New"/>
-                <w:sz w:val="20"/>
-                <w:szCs w:val="20"/>
-                <w:lang w:val="en-US"/>
-              </w:rPr>
-              <w:t>c.Pre</w:t>
-            </w:r>
-            <w:proofErr w:type="gramEnd"/>
-            <w:r>
-              <w:rPr>
-                <w:rFonts w:ascii="Courier New" w:hAnsi="Courier New" w:cs="Courier New"/>
-                <w:sz w:val="20"/>
-                <w:szCs w:val="20"/>
-                <w:lang w:val="en-US"/>
-              </w:rPr>
-              <w:t>_VAT_Total__c</w:t>
-            </w:r>
-            <w:proofErr w:type="spellEnd"/>
-            <w:r>
-              <w:rPr>
-                <w:rFonts w:ascii="Courier New" w:hAnsi="Courier New" w:cs="Courier New"/>
-                <w:sz w:val="20"/>
-                <w:szCs w:val="20"/>
-                <w:lang w:val="en-US"/>
-              </w:rPr>
-              <w:t>}</w:t>
-            </w:r>
-          </w:p>
-        </w:tc>
-        <w:tc>
-          <w:tcPr>
-            <w:tcW w:w="1440" w:type="dxa"/>
-          </w:tcPr>
-          <w:p>
-            <w:pPr>
-              <w:widowControl w:val="0"/>
-              <w:autoSpaceDE w:val="0"/>
-              <w:autoSpaceDN w:val="0"/>
-              <w:adjustRightInd w:val="0"/>
-              <w:rPr>
-                <w:rFonts w:ascii="Courier New" w:hAnsi="Courier New" w:cs="Courier New"/>
-                <w:sz w:val="20"/>
-                <w:szCs w:val="20"/>
-                <w:lang w:val="en-US"/>
-              </w:rPr>
-            </w:pPr>
-            <w:r>
-              <w:rPr>
-                <w:rFonts w:ascii="Courier New" w:hAnsi="Courier New" w:cs="Courier New"/>
-                <w:sz w:val="20"/>
-                <w:szCs w:val="20"/>
-                <w:lang w:val="en-US"/>
-              </w:rPr>
-              <w:t>{</w:t>
-            </w:r>
-            <w:proofErr w:type="spellStart"/>
-            <w:r>
-              <w:rPr>
-                <w:rFonts w:ascii="Courier New" w:hAnsi="Courier New" w:cs="Courier New"/>
-                <w:sz w:val="20"/>
-                <w:szCs w:val="20"/>
-                <w:lang w:val="en-US"/>
-              </w:rPr>
-              <w:t>Invoice_Line__c.VAT_Amount__</w:t>
-            </w:r>
-            <w:proofErr w:type="gramStart"/>
-            <w:r>
-              <w:rPr>
-                <w:rFonts w:ascii="Courier New" w:hAnsi="Courier New" w:cs="Courier New"/>
-                <w:sz w:val="20"/>
-                <w:szCs w:val="20"/>
-                <w:lang w:val="en-US"/>
-              </w:rPr>
-              <w:t>c</w:t>
-            </w:r>
-            <w:proofErr w:type="spellEnd"/>
-            <w:r>
-              <w:rPr>
-                <w:rFonts w:ascii="Courier New" w:hAnsi="Courier New" w:cs="Courier New"/>
-                <w:sz w:val="20"/>
-                <w:szCs w:val="20"/>
-                <w:lang w:val="en-US"/>
-              </w:rPr>
-              <w:t>}</w:t>
-            </w:r>
-            <w:r>
-              <w:rPr>
-                <w:rFonts w:ascii="Courier New" w:hAnsi="Courier New" w:cs="Courier New"/>
-                <w:sz w:val="20"/>
-                <w:szCs w:val="20"/>
-              </w:rPr>
-              <w:t>{</w:t>
-            </w:r>
-            <w:proofErr w:type="gramEnd"/>
-            <w:r>
-              <w:rPr>
-                <w:rFonts w:ascii="Courier New" w:hAnsi="Courier New" w:cs="Courier New"/>
-                <w:sz w:val="20"/>
-                <w:szCs w:val="20"/>
-              </w:rPr>
-              <w:t>/</w:t>
-            </w:r>
-            <w:proofErr w:type="spellStart"/>
-            <w:r>
-              <w:rPr>
-                <w:rFonts w:ascii="Courier New" w:hAnsi="Courier New" w:cs="Courier New"/>
-                <w:sz w:val="20"/>
-                <w:szCs w:val="20"/>
-              </w:rPr>
-              <w:t>invoice_line_rows</w:t>
-            </w:r>
-            <w:proofErr w:type="spellEnd"/>
-            <w:r>
-              <w:rPr>
-                <w:rFonts w:ascii="Courier New" w:hAnsi="Courier New" w:cs="Courier New"/>
-                <w:sz w:val="20"/>
-                <w:szCs w:val="20"/>
-              </w:rPr>
-              <w:t>}</w:t>
+              <w:t>{Invoice_Line__c.VAT_Amount__c}</w:t>
+            </w:r>
+            <w:r>
+              <w:rPr>
+                <w:rFonts w:ascii="Courier New" w:hAnsi="Courier New" w:cs="Courier New"/>
+                <w:sz w:val="20"/>
+                <w:szCs w:val="20"/>
+              </w:rPr>
+              <w:t>{/invoice_line_rows}</w:t>
             </w:r>
           </w:p>
         </w:tc>
@@ -3006,47 +2194,7 @@
                 <w:szCs w:val="20"/>
                 <w:lang w:val="en-US"/>
               </w:rPr>
-              <w:t>{</w:t>
-            </w:r>
-            <w:proofErr w:type="spellStart"/>
-            <w:r>
-              <w:rPr>
-                <w:rFonts w:ascii="Courier New" w:hAnsi="Courier New" w:cs="Courier New"/>
-                <w:sz w:val="20"/>
-                <w:szCs w:val="20"/>
-                <w:lang w:val="en-US"/>
-              </w:rPr>
-              <w:t>Invoice__</w:t>
-            </w:r>
-            <w:proofErr w:type="gramStart"/>
-            <w:r>
-              <w:rPr>
-                <w:rFonts w:ascii="Courier New" w:hAnsi="Courier New" w:cs="Courier New"/>
-                <w:sz w:val="20"/>
-                <w:szCs w:val="20"/>
-                <w:lang w:val="en-US"/>
-              </w:rPr>
-              <w:t>c.Tonnage</w:t>
-            </w:r>
-            <w:proofErr w:type="gramEnd"/>
-            <w:r>
-              <w:rPr>
-                <w:rFonts w:ascii="Courier New" w:hAnsi="Courier New" w:cs="Courier New"/>
-                <w:sz w:val="20"/>
-                <w:szCs w:val="20"/>
-                <w:lang w:val="en-US"/>
-              </w:rPr>
-              <w:t>__c</w:t>
-            </w:r>
-            <w:proofErr w:type="spellEnd"/>
-            <w:r>
-              <w:rPr>
-                <w:rFonts w:ascii="Courier New" w:hAnsi="Courier New" w:cs="Courier New"/>
-                <w:sz w:val="20"/>
-                <w:szCs w:val="20"/>
-                <w:lang w:val="en-US"/>
-              </w:rPr>
-              <w:t>}</w:t>
+              <w:t>{Invoice__c.Tonnage__c}</w:t>
             </w:r>
           </w:p>
         </w:tc>
@@ -3120,33 +2268,6 @@
                 <w:szCs w:val="20"/>
               </w:rPr>
             </w:pPr>
-            <w:r>
-              <w:rPr>
-                <w:rFonts w:ascii="Courier New" w:hAnsi="Courier New" w:cs="Courier New"/>
-                <w:sz w:val="20"/>
-                <w:szCs w:val="20"/>
-              </w:rPr>
-              <w:t>{</w:t>
-            </w:r>
-            <w:proofErr w:type="spellStart"/>
-            <w:r>
-              <w:rPr>
-                <w:rFonts w:ascii="Courier New" w:hAnsi="Courier New" w:cs="Courier New"/>
-                <w:sz w:val="20"/>
-                <w:szCs w:val="20"/>
-              </w:rPr>
-              <w:t>quality_adjustment_pre_vat_total</w:t>
-            </w:r>
-            <w:proofErr w:type="spellEnd"/>
-            <w:r>
-              <w:rPr>
-                <w:rFonts w:ascii="Courier New" w:hAnsi="Courier New" w:cs="Courier New"/>
-                <w:sz w:val="20"/>
-                <w:szCs w:val="20"/>
-                <w:lang w:val="en-US"/>
-              </w:rPr>
-              <w:t>}</w:t>
-            </w:r>
           </w:p>
         </w:tc>
         <w:tc>
@@ -3270,8 +2391,18 @@
                 <w:rFonts w:ascii="Courier New" w:hAnsi="Courier New" w:cs="Courier New"/>
                 <w:sz w:val="20"/>
                 <w:szCs w:val="20"/>
-              </w:rPr>
-            </w:pPr>
+                <w:lang w:val="en-US"/>
+              </w:rPr>
+            </w:pPr>
+            <w:r>
+              <w:rPr>
+                <w:rFonts w:ascii="Courier New" w:hAnsi="Courier New" w:cs="Courier New"/>
+                <w:sz w:val="20"/>
+                <w:szCs w:val="20"/>
+                <w:lang w:val="en-US"/>
+              </w:rPr>
+              <w:t>{#quality_adjustment_rows}{quality_adjustment_description}</w:t>
+            </w:r>
           </w:p>
         </w:tc>
         <w:tc>
@@ -3290,6 +2421,14 @@
                 <w:szCs w:val="20"/>
               </w:rPr>
             </w:pPr>
+            <w:r>
+              <w:rPr>
+                <w:rFonts w:ascii="Courier New" w:hAnsi="Courier New" w:cs="Courier New"/>
+                <w:sz w:val="20"/>
+                <w:szCs w:val="20"/>
+              </w:rPr>
+              <w:t>{quality_adjustment_unit_price}</w:t>
+            </w:r>
           </w:p>
         </w:tc>
         <w:tc>
@@ -3306,6 +2445,7 @@
                 <w:rFonts w:ascii="Courier New" w:hAnsi="Courier New" w:cs="Courier New"/>
                 <w:sz w:val="20"/>
                 <w:szCs w:val="20"/>
+                <w:lang w:val="ru-RU"/>
               </w:rPr>
             </w:pPr>
             <w:r>
@@ -3316,41 +2456,226 @@
               </w:rPr>
               <w:t>{</w:t>
             </w:r>
-            <w:proofErr w:type="spellStart"/>
-            <w:r>
-              <w:rPr>
-                <w:rFonts w:ascii="Courier New" w:hAnsi="Courier New" w:cs="Courier New"/>
-                <w:sz w:val="20"/>
-                <w:szCs w:val="20"/>
-              </w:rPr>
-              <w:t>Invoice__</w:t>
-            </w:r>
-            <w:proofErr w:type="gramStart"/>
-            <w:r>
-              <w:rPr>
-                <w:rFonts w:ascii="Courier New" w:hAnsi="Courier New" w:cs="Courier New"/>
-                <w:sz w:val="20"/>
-                <w:szCs w:val="20"/>
-              </w:rPr>
-              <w:t>c.Pre</w:t>
-            </w:r>
-            <w:proofErr w:type="gramEnd"/>
-            <w:r>
-              <w:rPr>
-                <w:rFonts w:ascii="Courier New" w:hAnsi="Courier New" w:cs="Courier New"/>
-                <w:sz w:val="20"/>
-                <w:szCs w:val="20"/>
-              </w:rPr>
-              <w:t>_VAT_Total_Purchase__c</w:t>
-            </w:r>
-            <w:proofErr w:type="spellEnd"/>
-            <w:r>
-              <w:rPr>
-                <w:rFonts w:ascii="Courier New" w:hAnsi="Courier New" w:cs="Courier New"/>
-                <w:sz w:val="20"/>
-                <w:szCs w:val="20"/>
+            <w:r>
+              <w:rPr>
+                <w:rFonts w:ascii="Courier New" w:hAnsi="Courier New" w:cs="Courier New"/>
+                <w:sz w:val="20"/>
+                <w:szCs w:val="20"/>
+              </w:rPr>
+              <w:t>quality_adjustment_pre_vat_total</w:t>
+            </w:r>
+            <w:r>
+              <w:rPr>
+                <w:rFonts w:ascii="Courier New" w:hAnsi="Courier New" w:cs="Courier New"/>
+                <w:sz w:val="20"/>
+                <w:szCs w:val="20"/>
+                <w:lang w:val="en-US"/>
               </w:rPr>
               <w:t>}</w:t>
+            </w:r>
+          </w:p>
+        </w:tc>
+        <w:tc>
+          <w:tcPr>
+            <w:tcW w:w="1440" w:type="dxa"/>
+          </w:tcPr>
+          <w:p>
+            <w:pPr>
+              <w:widowControl w:val="0"/>
+              <w:autoSpaceDE w:val="0"/>
+              <w:autoSpaceDN w:val="0"/>
+              <w:adjustRightInd w:val="0"/>
+              <w:rPr>
+                <w:rFonts w:ascii="Courier New" w:hAnsi="Courier New" w:cs="Courier New"/>
+                <w:sz w:val="20"/>
+                <w:szCs w:val="20"/>
+              </w:rPr>
+            </w:pPr>
+            <w:r>
+              <w:rPr>
+                <w:rFonts w:ascii="Courier New" w:hAnsi="Courier New" w:cs="Courier New"/>
+                <w:sz w:val="20"/>
+                <w:szCs w:val="20"/>
+              </w:rPr>
+              <w:t>{quality_adjustment_vat_amount}</w:t>
+            </w:r>
+            <w:r>
+              <w:rPr>
+                <w:rFonts w:ascii="Courier New" w:hAnsi="Courier New" w:cs="Courier New"/>
+                <w:sz w:val="20"/>
+                <w:szCs w:val="20"/>
+                <w:lang w:val="en-US"/>
+              </w:rPr>
+              <w:t>{</w:t>
+            </w:r>
+            <w:r>
+              <w:rPr>
+                <w:rFonts w:ascii="Courier New" w:hAnsi="Courier New" w:cs="Courier New"/>
+                <w:sz w:val="20"/>
+                <w:szCs w:val="20"/>
+                <w:lang w:val="en-US"/>
+              </w:rPr>
+              <w:t>/</w:t>
+            </w:r>
+            <w:r>
+              <w:rPr>
+                <w:rFonts w:ascii="Courier New" w:hAnsi="Courier New" w:cs="Courier New"/>
+                <w:sz w:val="20"/>
+                <w:szCs w:val="20"/>
+                <w:lang w:val="en-US"/>
+              </w:rPr>
+              <w:t>quality_adjustment_rows}</w:t>
+            </w:r>
+          </w:p>
+        </w:tc>
+      </w:tr>
+      <w:tr>
+        <w:trPr>
+          <w:trHeight w:val="70"/>
+        </w:trPr>
+        <w:tc>
+          <w:tcPr>
+            <w:tcW w:w="1705" w:type="dxa"/>
+          </w:tcPr>
+          <w:p>
+            <w:pPr>
+              <w:widowControl w:val="0"/>
+              <w:autoSpaceDE w:val="0"/>
+              <w:autoSpaceDN w:val="0"/>
+              <w:adjustRightInd w:val="0"/>
+              <w:rPr>
+                <w:rFonts w:ascii="Courier New" w:hAnsi="Courier New" w:cs="Courier New"/>
+                <w:sz w:val="20"/>
+                <w:szCs w:val="20"/>
+              </w:rPr>
+            </w:pPr>
+          </w:p>
+        </w:tc>
+        <w:tc>
+          <w:tcPr>
+            <w:tcW w:w="990" w:type="dxa"/>
+          </w:tcPr>
+          <w:p>
+            <w:pPr>
+              <w:widowControl w:val="0"/>
+              <w:tabs>
+                <w:tab w:val="left" w:pos="1008"/>
+                <w:tab w:val="left" w:pos="2160"/>
+                <w:tab w:val="left" w:pos="3600"/>
+                <w:tab w:val="left" w:pos="4320"/>
+                <w:tab w:val="left" w:pos="5040"/>
+                <w:tab w:val="left" w:pos="6912"/>
+                <w:tab w:val="left" w:pos="7920"/>
+                <w:tab w:val="left" w:pos="8928"/>
+                <w:tab w:val="left" w:pos="10224"/>
+              </w:tabs>
+              <w:autoSpaceDE w:val="0"/>
+              <w:autoSpaceDN w:val="0"/>
+              <w:adjustRightInd w:val="0"/>
+              <w:rPr>
+                <w:rFonts w:ascii="Courier New" w:hAnsi="Courier New" w:cs="Courier New"/>
+                <w:sz w:val="20"/>
+                <w:szCs w:val="20"/>
+              </w:rPr>
+            </w:pPr>
+          </w:p>
+        </w:tc>
+        <w:tc>
+          <w:tcPr>
+            <w:tcW w:w="1260" w:type="dxa"/>
+          </w:tcPr>
+          <w:p>
+            <w:pPr>
+              <w:widowControl w:val="0"/>
+              <w:autoSpaceDE w:val="0"/>
+              <w:autoSpaceDN w:val="0"/>
+              <w:adjustRightInd w:val="0"/>
+              <w:rPr>
+                <w:rFonts w:ascii="Courier New" w:hAnsi="Courier New" w:cs="Courier New"/>
+                <w:sz w:val="20"/>
+                <w:szCs w:val="20"/>
+                <w:lang w:val="en-US"/>
+              </w:rPr>
+            </w:pPr>
+          </w:p>
+        </w:tc>
+        <w:tc>
+          <w:tcPr>
+            <w:tcW w:w="1170" w:type="dxa"/>
+          </w:tcPr>
+          <w:p>
+            <w:pPr>
+              <w:widowControl w:val="0"/>
+              <w:autoSpaceDE w:val="0"/>
+              <w:autoSpaceDN w:val="0"/>
+              <w:adjustRightInd w:val="0"/>
+              <w:rPr>
+                <w:rFonts w:ascii="Courier New" w:hAnsi="Courier New" w:cs="Courier New"/>
+                <w:sz w:val="20"/>
+                <w:szCs w:val="20"/>
+              </w:rPr>
+            </w:pPr>
+          </w:p>
+        </w:tc>
+        <w:tc>
+          <w:tcPr>
+            <w:tcW w:w="1620" w:type="dxa"/>
+          </w:tcPr>
+          <w:p>
+            <w:pPr>
+              <w:widowControl w:val="0"/>
+              <w:autoSpaceDE w:val="0"/>
+              <w:autoSpaceDN w:val="0"/>
+              <w:adjustRightInd w:val="0"/>
+              <w:rPr>
+                <w:rFonts w:ascii="Courier New" w:hAnsi="Courier New" w:cs="Courier New"/>
+                <w:sz w:val="20"/>
+                <w:szCs w:val="20"/>
+              </w:rPr>
+            </w:pPr>
+          </w:p>
+        </w:tc>
+        <w:tc>
+          <w:tcPr>
+            <w:tcW w:w="1350" w:type="dxa"/>
+          </w:tcPr>
+          <w:p>
+            <w:pPr>
+              <w:widowControl w:val="0"/>
+              <w:autoSpaceDE w:val="0"/>
+              <w:autoSpaceDN w:val="0"/>
+              <w:adjustRightInd w:val="0"/>
+              <w:rPr>
+                <w:rFonts w:ascii="Courier New" w:hAnsi="Courier New" w:cs="Courier New"/>
+                <w:sz w:val="20"/>
+                <w:szCs w:val="20"/>
+              </w:rPr>
+            </w:pPr>
+          </w:p>
+        </w:tc>
+        <w:tc>
+          <w:tcPr>
+            <w:tcW w:w="1260" w:type="dxa"/>
+          </w:tcPr>
+          <w:p>
+            <w:pPr>
+              <w:widowControl w:val="0"/>
+              <w:autoSpaceDE w:val="0"/>
+              <w:autoSpaceDN w:val="0"/>
+              <w:adjustRightInd w:val="0"/>
+              <w:rPr>
+                <w:rFonts w:ascii="Courier New" w:hAnsi="Courier New" w:cs="Courier New"/>
+                <w:sz w:val="20"/>
+                <w:szCs w:val="20"/>
+              </w:rPr>
+            </w:pPr>
+            <w:r>
+              <w:rPr>
+                <w:rFonts w:ascii="Courier New" w:hAnsi="Courier New" w:cs="Courier New"/>
+                <w:sz w:val="20"/>
+                <w:szCs w:val="20"/>
+              </w:rPr>
+              <w:t>{Invoice__c.Pre_VAT_Total_Purchase__c}</w:t>
             </w:r>
           </w:p>
         </w:tc>
@@ -3474,16 +2799,23 @@
               </w:rPr>
               <w:t>{</w:t>
             </w:r>
-            <w:proofErr w:type="spellStart"/>
-            <w:r>
-              <w:rPr>
-                <w:rFonts w:ascii="Courier New" w:hAnsi="Courier New" w:cs="Courier New"/>
-                <w:sz w:val="20"/>
-                <w:szCs w:val="20"/>
-              </w:rPr>
-              <w:t>invoice_line_type_h_g_c_a_levy_unit_price_sum</w:t>
-            </w:r>
-            <w:proofErr w:type="spellEnd"/>
+            <w:r>
+              <w:rPr>
+                <w:rFonts w:ascii="Courier New" w:hAnsi="Courier New" w:cs="Courier New"/>
+                <w:sz w:val="20"/>
+                <w:szCs w:val="20"/>
+              </w:rPr>
+              <w:t>invoice_line_type_h_g_c_a_</w:t>
+            </w:r>
+            <w:r>
+              <w:rPr>
+                <w:rFonts w:ascii="Courier New" w:hAnsi="Courier New" w:cs="Courier New"/>
+                <w:sz w:val="20"/>
+                <w:szCs w:val="20"/>
+              </w:rPr>
+              <w:lastRenderedPageBreak/>
+              <w:t>levy_unit_price_sum</w:t>
+            </w:r>
             <w:r>
               <w:rPr>
                 <w:rFonts w:ascii="Courier New" w:hAnsi="Courier New" w:cs="Courier New"/>
@@ -3519,18 +2851,26 @@
                 <w:szCs w:val="20"/>
                 <w:lang w:val="en-US"/>
               </w:rPr>
+              <w:lastRenderedPageBreak/>
               <w:t>{</w:t>
             </w:r>
-            <w:proofErr w:type="spellStart"/>
-            <w:r>
-              <w:rPr>
-                <w:rFonts w:ascii="Courier New" w:hAnsi="Courier New" w:cs="Courier New"/>
-                <w:sz w:val="20"/>
-                <w:szCs w:val="20"/>
-              </w:rPr>
-              <w:t>invoice_line_type_h_g_c_a_levy_amount_sum</w:t>
-            </w:r>
-            <w:proofErr w:type="spellEnd"/>
+            <w:r>
+              <w:rPr>
+                <w:rFonts w:ascii="Courier New" w:hAnsi="Courier New" w:cs="Courier New"/>
+                <w:sz w:val="20"/>
+                <w:szCs w:val="20"/>
+              </w:rPr>
+              <w:t>invoice_line_type_h_g_c</w:t>
+            </w:r>
+            <w:r>
+              <w:rPr>
+                <w:rFonts w:ascii="Courier New" w:hAnsi="Courier New" w:cs="Courier New"/>
+                <w:sz w:val="20"/>
+                <w:szCs w:val="20"/>
+              </w:rPr>
+              <w:lastRenderedPageBreak/>
+              <w:t>_a_levy_amount_sum</w:t>
+            </w:r>
             <w:r>
               <w:rPr>
                 <w:rFonts w:ascii="Courier New" w:hAnsi="Courier New" w:cs="Courier New"/>
@@ -3565,18 +2905,26 @@
                 <w:sz w:val="20"/>
                 <w:szCs w:val="20"/>
               </w:rPr>
+              <w:lastRenderedPageBreak/>
               <w:t>{</w:t>
             </w:r>
-            <w:proofErr w:type="spellStart"/>
-            <w:r>
-              <w:rPr>
-                <w:rFonts w:ascii="Courier New" w:hAnsi="Courier New" w:cs="Courier New"/>
-                <w:sz w:val="20"/>
-                <w:szCs w:val="20"/>
-              </w:rPr>
-              <w:t>invoice_line_type_h_g_c_a_levy_vat_sum</w:t>
-            </w:r>
-            <w:proofErr w:type="spellEnd"/>
+            <w:r>
+              <w:rPr>
+                <w:rFonts w:ascii="Courier New" w:hAnsi="Courier New" w:cs="Courier New"/>
+                <w:sz w:val="20"/>
+                <w:szCs w:val="20"/>
+              </w:rPr>
+              <w:t>invoice_line_type_h_g_c_a_lev</w:t>
+            </w:r>
+            <w:r>
+              <w:rPr>
+                <w:rFonts w:ascii="Courier New" w:hAnsi="Courier New" w:cs="Courier New"/>
+                <w:sz w:val="20"/>
+                <w:szCs w:val="20"/>
+              </w:rPr>
+              <w:lastRenderedPageBreak/>
+              <w:t>y_vat_sum</w:t>
+            </w:r>
             <w:r>
               <w:rPr>
                 <w:rFonts w:ascii="Courier New" w:hAnsi="Courier New" w:cs="Courier New"/>
@@ -3611,16 +2959,7 @@
                 <w:sz w:val="20"/>
                 <w:szCs w:val="20"/>
               </w:rPr>
-              <w:t xml:space="preserve">Credit Insurance </w:t>
-            </w:r>
-            <w:r>
-              <w:rPr>
-                <w:rFonts w:ascii="Courier New" w:hAnsi="Courier New" w:cs="Courier New"/>
-                <w:sz w:val="20"/>
-                <w:szCs w:val="20"/>
-              </w:rPr>
-              <w:lastRenderedPageBreak/>
-              <w:t>Levy</w:t>
+              <w:t>Credit Insurance Levy</w:t>
             </w:r>
           </w:p>
         </w:tc>
@@ -3646,28 +2985,16 @@
                 <w:sz w:val="20"/>
                 <w:szCs w:val="20"/>
               </w:rPr>
-              <w:lastRenderedPageBreak/>
               <w:t>{</w:t>
             </w:r>
-            <w:proofErr w:type="spellStart"/>
-            <w:r>
-              <w:rPr>
-                <w:rFonts w:ascii="Courier New" w:hAnsi="Courier New" w:cs="Courier New"/>
-                <w:sz w:val="20"/>
-                <w:szCs w:val="20"/>
-              </w:rPr>
-              <w:t>invoice_</w:t>
-            </w:r>
-            <w:r>
-              <w:rPr>
-                <w:rFonts w:ascii="Courier New" w:hAnsi="Courier New" w:cs="Courier New"/>
-                <w:sz w:val="20"/>
-                <w:szCs w:val="20"/>
-              </w:rPr>
-              <w:lastRenderedPageBreak/>
-              <w:t>line_type_credit_insurance_levy_unit_price_sum</w:t>
-            </w:r>
-            <w:proofErr w:type="spellEnd"/>
+            <w:r>
+              <w:rPr>
+                <w:rFonts w:ascii="Courier New" w:hAnsi="Courier New" w:cs="Courier New"/>
+                <w:sz w:val="20"/>
+                <w:szCs w:val="20"/>
+              </w:rPr>
+              <w:t>invoice_line_type_credit_insurance_levy_unit_price_sum</w:t>
+            </w:r>
             <w:r>
               <w:rPr>
                 <w:rFonts w:ascii="Courier New" w:hAnsi="Courier New" w:cs="Courier New"/>
@@ -3701,28 +3028,16 @@
                 <w:sz w:val="20"/>
                 <w:szCs w:val="20"/>
               </w:rPr>
-              <w:lastRenderedPageBreak/>
               <w:t>{</w:t>
             </w:r>
-            <w:proofErr w:type="spellStart"/>
-            <w:r>
-              <w:rPr>
-                <w:rFonts w:ascii="Courier New" w:hAnsi="Courier New" w:cs="Courier New"/>
-                <w:sz w:val="20"/>
-                <w:szCs w:val="20"/>
-              </w:rPr>
-              <w:t>invoice</w:t>
-            </w:r>
-            <w:r>
-              <w:rPr>
-                <w:rFonts w:ascii="Courier New" w:hAnsi="Courier New" w:cs="Courier New"/>
-                <w:sz w:val="20"/>
-                <w:szCs w:val="20"/>
-              </w:rPr>
-              <w:lastRenderedPageBreak/>
-              <w:t>_line_type_credit_insurance_levy_amount_sum</w:t>
-            </w:r>
-            <w:proofErr w:type="spellEnd"/>
+            <w:r>
+              <w:rPr>
+                <w:rFonts w:ascii="Courier New" w:hAnsi="Courier New" w:cs="Courier New"/>
+                <w:sz w:val="20"/>
+                <w:szCs w:val="20"/>
+              </w:rPr>
+              <w:t>invoice_line_type_credit_insurance_levy_amount_sum</w:t>
+            </w:r>
             <w:r>
               <w:rPr>
                 <w:rFonts w:ascii="Courier New" w:hAnsi="Courier New" w:cs="Courier New"/>
@@ -3756,28 +3071,16 @@
                 <w:sz w:val="20"/>
                 <w:szCs w:val="20"/>
               </w:rPr>
-              <w:lastRenderedPageBreak/>
               <w:t>{</w:t>
             </w:r>
-            <w:proofErr w:type="spellStart"/>
-            <w:r>
-              <w:rPr>
-                <w:rFonts w:ascii="Courier New" w:hAnsi="Courier New" w:cs="Courier New"/>
-                <w:sz w:val="20"/>
-                <w:szCs w:val="20"/>
-              </w:rPr>
-              <w:t>invoice_l</w:t>
-            </w:r>
-            <w:r>
-              <w:rPr>
-                <w:rFonts w:ascii="Courier New" w:hAnsi="Courier New" w:cs="Courier New"/>
-                <w:sz w:val="20"/>
-                <w:szCs w:val="20"/>
-              </w:rPr>
-              <w:lastRenderedPageBreak/>
-              <w:t>ine_type_credit_insurance_levy_vat_sum</w:t>
-            </w:r>
-            <w:proofErr w:type="spellEnd"/>
+            <w:r>
+              <w:rPr>
+                <w:rFonts w:ascii="Courier New" w:hAnsi="Courier New" w:cs="Courier New"/>
+                <w:sz w:val="20"/>
+                <w:szCs w:val="20"/>
+              </w:rPr>
+              <w:t>invoice_line_type_credit_insurance_levy_vat_sum</w:t>
+            </w:r>
             <w:r>
               <w:rPr>
                 <w:rFonts w:ascii="Courier New" w:hAnsi="Courier New" w:cs="Courier New"/>
@@ -3840,7 +3143,6 @@
               </w:rPr>
               <w:t>{</w:t>
             </w:r>
-            <w:proofErr w:type="spellStart"/>
             <w:r>
               <w:rPr>
                 <w:rFonts w:ascii="Courier New" w:hAnsi="Courier New" w:cs="Courier New"/>
@@ -3849,7 +3151,6 @@
               </w:rPr>
               <w:t>invoice_line_type_weighbridge_unit_price_sum</w:t>
             </w:r>
-            <w:proofErr w:type="spellEnd"/>
             <w:r>
               <w:rPr>
                 <w:rFonts w:ascii="Courier New" w:hAnsi="Courier New" w:cs="Courier New"/>
@@ -3884,7 +3185,6 @@
               </w:rPr>
               <w:t>{</w:t>
             </w:r>
-            <w:proofErr w:type="spellStart"/>
             <w:r>
               <w:rPr>
                 <w:rFonts w:ascii="Courier New" w:hAnsi="Courier New" w:cs="Courier New"/>
@@ -3893,7 +3193,6 @@
               </w:rPr>
               <w:t>invoice_line_type_weighbridge_amount_sum</w:t>
             </w:r>
-            <w:proofErr w:type="spellEnd"/>
             <w:r>
               <w:rPr>
                 <w:rFonts w:ascii="Courier New" w:hAnsi="Courier New" w:cs="Courier New"/>
@@ -3928,7 +3227,6 @@
               </w:rPr>
               <w:t>{</w:t>
             </w:r>
-            <w:proofErr w:type="spellStart"/>
             <w:r>
               <w:rPr>
                 <w:rFonts w:ascii="Courier New" w:hAnsi="Courier New" w:cs="Courier New"/>
@@ -3937,7 +3235,6 @@
               </w:rPr>
               <w:t>invoice_line_type_weighbridge_vat_sum</w:t>
             </w:r>
-            <w:proofErr w:type="spellEnd"/>
             <w:r>
               <w:rPr>
                 <w:rFonts w:ascii="Courier New" w:hAnsi="Courier New" w:cs="Courier New"/>
@@ -4328,25 +3625,7 @@
                 <w:sz w:val="20"/>
                 <w:szCs w:val="20"/>
               </w:rPr>
-              <w:t>{Invoice__</w:t>
-            </w:r>
-            <w:proofErr w:type="gramStart"/>
-            <w:r>
-              <w:rPr>
-                <w:rFonts w:ascii="Courier New" w:hAnsi="Courier New" w:cs="Courier New"/>
-                <w:sz w:val="20"/>
-                <w:szCs w:val="20"/>
-              </w:rPr>
-              <w:t>c.Total</w:t>
-            </w:r>
-            <w:proofErr w:type="gramEnd"/>
-            <w:r>
-              <w:rPr>
-                <w:rFonts w:ascii="Courier New" w:hAnsi="Courier New" w:cs="Courier New"/>
-                <w:sz w:val="20"/>
-                <w:szCs w:val="20"/>
-              </w:rPr>
-              <w:t>_Due_1__c}</w:t>
+              <w:t>{Invoice__c.Total_Due_1__c}</w:t>
             </w:r>
           </w:p>
         </w:tc>
@@ -4400,25 +3679,7 @@
                 <w:sz w:val="20"/>
                 <w:szCs w:val="20"/>
               </w:rPr>
-              <w:t>{</w:t>
-            </w:r>
-            <w:proofErr w:type="spellStart"/>
-            <w:r>
-              <w:rPr>
-                <w:rFonts w:ascii="Courier New" w:hAnsi="Courier New" w:cs="Courier New"/>
-                <w:sz w:val="20"/>
-                <w:szCs w:val="20"/>
-              </w:rPr>
-              <w:t>Invoice__c.VAT_Amt_Total__c</w:t>
-            </w:r>
-            <w:proofErr w:type="spellEnd"/>
-            <w:r>
-              <w:rPr>
-                <w:rFonts w:ascii="Courier New" w:hAnsi="Courier New" w:cs="Courier New"/>
-                <w:sz w:val="20"/>
-                <w:szCs w:val="20"/>
-              </w:rPr>
-              <w:t>}</w:t>
+              <w:t>{Invoice__c.VAT_Amt_Total__c}</w:t>
             </w:r>
           </w:p>
         </w:tc>
@@ -4475,43 +3736,7 @@
                 <w:sz w:val="20"/>
                 <w:szCs w:val="20"/>
               </w:rPr>
-              <w:t>{</w:t>
-            </w:r>
-            <w:proofErr w:type="spellStart"/>
-            <w:r>
-              <w:rPr>
-                <w:rFonts w:ascii="Courier New" w:hAnsi="Courier New" w:cs="Courier New"/>
-                <w:sz w:val="20"/>
-                <w:szCs w:val="20"/>
-              </w:rPr>
-              <w:t>Invoice__</w:t>
-            </w:r>
-            <w:proofErr w:type="gramStart"/>
-            <w:r>
-              <w:rPr>
-                <w:rFonts w:ascii="Courier New" w:hAnsi="Courier New" w:cs="Courier New"/>
-                <w:sz w:val="20"/>
-                <w:szCs w:val="20"/>
-              </w:rPr>
-              <w:t>c.Invoice</w:t>
-            </w:r>
-            <w:proofErr w:type="gramEnd"/>
-            <w:r>
-              <w:rPr>
-                <w:rFonts w:ascii="Courier New" w:hAnsi="Courier New" w:cs="Courier New"/>
-                <w:sz w:val="20"/>
-                <w:szCs w:val="20"/>
-              </w:rPr>
-              <w:t>_Total__c</w:t>
-            </w:r>
-            <w:proofErr w:type="spellEnd"/>
-            <w:r>
-              <w:rPr>
-                <w:rFonts w:ascii="Courier New" w:hAnsi="Courier New" w:cs="Courier New"/>
-                <w:sz w:val="20"/>
-                <w:szCs w:val="20"/>
-              </w:rPr>
-              <w:t>}</w:t>
+              <w:t>{Invoice__c.Invoice_Total__c}</w:t>
             </w:r>
           </w:p>
         </w:tc>

--- a/src/templates/template_Purchase_Invoice_Cheque.docx
+++ b/src/templates/template_Purchase_Invoice_Cheque.docx
@@ -81,7 +81,15 @@
                               </w:rPr>
                             </w:pPr>
                             <w:r>
-                              <w:t>{#header_show}{#header_logo_only}</w:t>
+                              <w:t>{#header_</w:t>
+                            </w:r>
+                            <w:proofErr w:type="gramStart"/>
+                            <w:r>
+                              <w:t>show}{</w:t>
+                            </w:r>
+                            <w:proofErr w:type="gramEnd"/>
+                            <w:r>
+                              <w:t>#header_logo_only}</w:t>
                             </w:r>
                             <w:r>
                               <w:t>{</w:t>
@@ -92,12 +100,14 @@
                               </w:rPr>
                               <w:t>/</w:t>
                             </w:r>
+                            <w:proofErr w:type="spellStart"/>
                             <w:r>
                               <w:rPr>
                                 <w:lang w:val="en-US"/>
                               </w:rPr>
                               <w:t>header_logo_only</w:t>
                             </w:r>
+                            <w:proofErr w:type="spellEnd"/>
                             <w:r>
                               <w:t>}</w:t>
                             </w:r>
@@ -131,7 +141,23 @@
                                 <w:sz w:val="14"/>
                                 <w:szCs w:val="14"/>
                               </w:rPr>
-                              <w:t>{company_info_organization_name}</w:t>
+                              <w:t>{</w:t>
+                            </w:r>
+                            <w:proofErr w:type="spellStart"/>
+                            <w:r>
+                              <w:rPr>
+                                <w:sz w:val="14"/>
+                                <w:szCs w:val="14"/>
+                              </w:rPr>
+                              <w:t>company_info_organization_name</w:t>
+                            </w:r>
+                            <w:proofErr w:type="spellEnd"/>
+                            <w:r>
+                              <w:rPr>
+                                <w:sz w:val="14"/>
+                                <w:szCs w:val="14"/>
+                              </w:rPr>
+                              <w:t>}</w:t>
                             </w:r>
                             <w:r>
                               <w:rPr>
@@ -155,7 +181,25 @@
                                 <w:szCs w:val="14"/>
                                 <w:lang w:val="en-US"/>
                               </w:rPr>
-                              <w:t>{company_info_address}</w:t>
+                              <w:t>{</w:t>
+                            </w:r>
+                            <w:proofErr w:type="spellStart"/>
+                            <w:r>
+                              <w:rPr>
+                                <w:sz w:val="14"/>
+                                <w:szCs w:val="14"/>
+                                <w:lang w:val="en-US"/>
+                              </w:rPr>
+                              <w:t>company_info_address</w:t>
+                            </w:r>
+                            <w:proofErr w:type="spellEnd"/>
+                            <w:r>
+                              <w:rPr>
+                                <w:sz w:val="14"/>
+                                <w:szCs w:val="14"/>
+                                <w:lang w:val="en-US"/>
+                              </w:rPr>
+                              <w:t>}</w:t>
                             </w:r>
                           </w:p>
                           <w:p>
@@ -173,7 +217,25 @@
                                 <w:szCs w:val="14"/>
                                 <w:lang w:val="en-US"/>
                               </w:rPr>
-                              <w:t>{company_info_postcode}</w:t>
+                              <w:t>{</w:t>
+                            </w:r>
+                            <w:proofErr w:type="spellStart"/>
+                            <w:r>
+                              <w:rPr>
+                                <w:sz w:val="14"/>
+                                <w:szCs w:val="14"/>
+                                <w:lang w:val="en-US"/>
+                              </w:rPr>
+                              <w:t>company_info_postcode</w:t>
+                            </w:r>
+                            <w:proofErr w:type="spellEnd"/>
+                            <w:r>
+                              <w:rPr>
+                                <w:sz w:val="14"/>
+                                <w:szCs w:val="14"/>
+                                <w:lang w:val="en-US"/>
+                              </w:rPr>
+                              <w:t>}</w:t>
                             </w:r>
                           </w:p>
                           <w:p>
@@ -219,7 +281,25 @@
                                 <w:szCs w:val="14"/>
                                 <w:lang w:val="en-US"/>
                               </w:rPr>
-                              <w:t>{company_info_telephone}</w:t>
+                              <w:t>{</w:t>
+                            </w:r>
+                            <w:proofErr w:type="spellStart"/>
+                            <w:r>
+                              <w:rPr>
+                                <w:sz w:val="14"/>
+                                <w:szCs w:val="14"/>
+                                <w:lang w:val="en-US"/>
+                              </w:rPr>
+                              <w:t>company_info_telephone</w:t>
+                            </w:r>
+                            <w:proofErr w:type="spellEnd"/>
+                            <w:r>
+                              <w:rPr>
+                                <w:sz w:val="14"/>
+                                <w:szCs w:val="14"/>
+                                <w:lang w:val="en-US"/>
+                              </w:rPr>
+                              <w:t>}</w:t>
                             </w:r>
                           </w:p>
                           <w:p>
@@ -253,7 +333,25 @@
                                 <w:szCs w:val="14"/>
                                 <w:lang w:val="en-US"/>
                               </w:rPr>
-                              <w:t>{company_info_fax}</w:t>
+                              <w:t>{</w:t>
+                            </w:r>
+                            <w:proofErr w:type="spellStart"/>
+                            <w:r>
+                              <w:rPr>
+                                <w:sz w:val="14"/>
+                                <w:szCs w:val="14"/>
+                                <w:lang w:val="en-US"/>
+                              </w:rPr>
+                              <w:t>company_info_fax</w:t>
+                            </w:r>
+                            <w:proofErr w:type="spellEnd"/>
+                            <w:r>
+                              <w:rPr>
+                                <w:sz w:val="14"/>
+                                <w:szCs w:val="14"/>
+                                <w:lang w:val="en-US"/>
+                              </w:rPr>
+                              <w:t>}</w:t>
                             </w:r>
                           </w:p>
                           <w:p>
@@ -299,7 +397,25 @@
                                 <w:szCs w:val="14"/>
                                 <w:lang w:val="en-US"/>
                               </w:rPr>
-                              <w:t>{company_info_email}</w:t>
+                              <w:t>{</w:t>
+                            </w:r>
+                            <w:proofErr w:type="spellStart"/>
+                            <w:r>
+                              <w:rPr>
+                                <w:sz w:val="14"/>
+                                <w:szCs w:val="14"/>
+                                <w:lang w:val="en-US"/>
+                              </w:rPr>
+                              <w:t>company_info_email</w:t>
+                            </w:r>
+                            <w:proofErr w:type="spellEnd"/>
+                            <w:r>
+                              <w:rPr>
+                                <w:sz w:val="14"/>
+                                <w:szCs w:val="14"/>
+                                <w:lang w:val="en-US"/>
+                              </w:rPr>
+                              <w:t>}</w:t>
                             </w:r>
                           </w:p>
                           <w:p>
@@ -325,7 +441,25 @@
                                 <w:szCs w:val="14"/>
                                 <w:lang w:val="en-US"/>
                               </w:rPr>
-                              <w:t>{company_info_web}</w:t>
+                              <w:t>{</w:t>
+                            </w:r>
+                            <w:proofErr w:type="spellStart"/>
+                            <w:r>
+                              <w:rPr>
+                                <w:sz w:val="14"/>
+                                <w:szCs w:val="14"/>
+                                <w:lang w:val="en-US"/>
+                              </w:rPr>
+                              <w:t>company_info_web</w:t>
+                            </w:r>
+                            <w:proofErr w:type="spellEnd"/>
+                            <w:r>
+                              <w:rPr>
+                                <w:sz w:val="14"/>
+                                <w:szCs w:val="14"/>
+                                <w:lang w:val="en-US"/>
+                              </w:rPr>
+                              <w:t>}</w:t>
                             </w:r>
                             <w:r>
                               <w:rPr>
@@ -361,7 +495,25 @@
                                 <w:szCs w:val="14"/>
                                 <w:lang w:val="en-US"/>
                               </w:rPr>
-                              <w:t>{/header_show_full}</w:t>
+                              <w:t>{/</w:t>
+                            </w:r>
+                            <w:proofErr w:type="spellStart"/>
+                            <w:r>
+                              <w:rPr>
+                                <w:sz w:val="14"/>
+                                <w:szCs w:val="14"/>
+                                <w:lang w:val="en-US"/>
+                              </w:rPr>
+                              <w:t>header_show_full</w:t>
+                            </w:r>
+                            <w:proofErr w:type="spellEnd"/>
+                            <w:r>
+                              <w:rPr>
+                                <w:sz w:val="14"/>
+                                <w:szCs w:val="14"/>
+                                <w:lang w:val="en-US"/>
+                              </w:rPr>
+                              <w:t>}</w:t>
                             </w:r>
                           </w:p>
                           <w:p>
@@ -379,7 +531,25 @@
                                 <w:szCs w:val="14"/>
                                 <w:lang w:val="en-US"/>
                               </w:rPr>
-                              <w:t>{/header_show}</w:t>
+                              <w:t>{/</w:t>
+                            </w:r>
+                            <w:proofErr w:type="spellStart"/>
+                            <w:r>
+                              <w:rPr>
+                                <w:sz w:val="14"/>
+                                <w:szCs w:val="14"/>
+                                <w:lang w:val="en-US"/>
+                              </w:rPr>
+                              <w:t>header_show</w:t>
+                            </w:r>
+                            <w:proofErr w:type="spellEnd"/>
+                            <w:r>
+                              <w:rPr>
+                                <w:sz w:val="14"/>
+                                <w:szCs w:val="14"/>
+                                <w:lang w:val="en-US"/>
+                              </w:rPr>
+                              <w:t>}</w:t>
                             </w:r>
                           </w:p>
                           <w:p>
@@ -961,7 +1131,15 @@
                         <w:txbxContent>
                           <w:p>
                             <w:r>
-                              <w:t>{#header_show}{#header_logo_only}</w:t>
+                              <w:t>{#header_</w:t>
+                            </w:r>
+                            <w:proofErr w:type="gramStart"/>
+                            <w:r>
+                              <w:t>show}{</w:t>
+                            </w:r>
+                            <w:proofErr w:type="gramEnd"/>
+                            <w:r>
+                              <w:t>#header_logo_only}</w:t>
                             </w:r>
                             <w:r>
                               <w:t>{%header_logo}</w:t>
@@ -975,12 +1153,14 @@
                               </w:rPr>
                               <w:t>/</w:t>
                             </w:r>
+                            <w:proofErr w:type="spellStart"/>
                             <w:r>
                               <w:rPr>
                                 <w:lang w:val="en-US"/>
                               </w:rPr>
                               <w:t>header_logo_only</w:t>
                             </w:r>
+                            <w:proofErr w:type="spellEnd"/>
                             <w:r>
                               <w:t>}</w:t>
                             </w:r>
@@ -1068,478 +1248,768 @@
     <w:p/>
     <w:tbl>
       <w:tblPr>
-        <w:tblW w:w="10805" w:type="dxa"/>
-        <w:tblInd w:w="-5" w:type="dxa"/>
-        <w:tblBorders>
-          <w:top w:val="single" w:sz="4" w:space="0" w:color="auto"/>
-          <w:left w:val="single" w:sz="4" w:space="0" w:color="auto"/>
-          <w:bottom w:val="single" w:sz="4" w:space="0" w:color="auto"/>
-          <w:right w:val="single" w:sz="4" w:space="0" w:color="auto"/>
-          <w:insideH w:val="single" w:sz="4" w:space="0" w:color="auto"/>
-          <w:insideV w:val="single" w:sz="4" w:space="0" w:color="auto"/>
-        </w:tblBorders>
+        <w:tblStyle w:val="TableGrid"/>
+        <w:tblW w:w="0" w:type="auto"/>
         <w:tblLayout w:type="fixed"/>
-        <w:tblLook w:val="01E0" w:firstRow="1" w:lastRow="1" w:firstColumn="1" w:lastColumn="1" w:noHBand="0" w:noVBand="0"/>
+        <w:tblLook w:val="04A0" w:firstRow="1" w:lastRow="0" w:firstColumn="1" w:lastColumn="0" w:noHBand="0" w:noVBand="1"/>
       </w:tblPr>
       <w:tblGrid>
-        <w:gridCol w:w="5297"/>
-        <w:gridCol w:w="5508"/>
+        <w:gridCol w:w="5125"/>
+        <w:gridCol w:w="1980"/>
+        <w:gridCol w:w="3685"/>
       </w:tblGrid>
       <w:tr>
-        <w:trPr>
-          <w:trHeight w:hRule="exact" w:val="3421"/>
-        </w:trPr>
-        <w:tc>
-          <w:tcPr>
-            <w:tcW w:w="5297" w:type="dxa"/>
-          </w:tcPr>
-          <w:p>
-            <w:pPr>
-              <w:rPr>
-                <w:rFonts w:ascii="Courier New" w:hAnsi="Courier New" w:cs="Courier New"/>
-                <w:sz w:val="20"/>
-                <w:szCs w:val="20"/>
-                <w:lang w:val="en-US"/>
-              </w:rPr>
-            </w:pPr>
-            <w:r>
-              <w:rPr>
-                <w:rFonts w:ascii="Courier New" w:hAnsi="Courier New" w:cs="Courier New"/>
-                <w:sz w:val="20"/>
-                <w:szCs w:val="20"/>
-                <w:lang w:val="en-US"/>
-              </w:rPr>
-              <w:t>{Contract_Lookup__c.Account__c.Name}</w:t>
-            </w:r>
-          </w:p>
-          <w:p>
-            <w:pPr>
-              <w:rPr>
-                <w:rFonts w:ascii="Courier New" w:hAnsi="Courier New" w:cs="Courier New"/>
-                <w:sz w:val="20"/>
-                <w:szCs w:val="20"/>
-                <w:lang w:val="en-US"/>
-              </w:rPr>
-            </w:pPr>
-          </w:p>
-          <w:p>
-            <w:pPr>
-              <w:rPr>
-                <w:rFonts w:ascii="Courier New" w:hAnsi="Courier New" w:cs="Courier New"/>
-                <w:sz w:val="20"/>
-                <w:szCs w:val="20"/>
-                <w:lang w:val="en-US"/>
-              </w:rPr>
-            </w:pPr>
-            <w:r>
-              <w:rPr>
-                <w:rFonts w:ascii="Courier New" w:hAnsi="Courier New" w:cs="Courier New"/>
-                <w:sz w:val="20"/>
-                <w:szCs w:val="20"/>
-                <w:lang w:val="en-US"/>
-              </w:rPr>
-              <w:t>{Invoice__c.Grower_Address__c}</w:t>
-            </w:r>
-          </w:p>
-          <w:p>
-            <w:pPr>
-              <w:rPr>
-                <w:rFonts w:ascii="Courier New" w:hAnsi="Courier New" w:cs="Courier New"/>
-                <w:sz w:val="20"/>
-                <w:szCs w:val="20"/>
-                <w:lang w:val="en-US"/>
-              </w:rPr>
-            </w:pPr>
-          </w:p>
-          <w:p>
-            <w:pPr>
-              <w:rPr>
-                <w:rFonts w:ascii="Courier New" w:hAnsi="Courier New" w:cs="Courier New"/>
-                <w:sz w:val="20"/>
-                <w:szCs w:val="20"/>
-                <w:lang w:val="en-US"/>
-              </w:rPr>
-            </w:pPr>
-            <w:r>
-              <w:rPr>
-                <w:rFonts w:ascii="Courier New" w:hAnsi="Courier New" w:cs="Courier New"/>
-                <w:sz w:val="20"/>
-                <w:szCs w:val="20"/>
-                <w:lang w:val="en-US"/>
-              </w:rPr>
-              <w:t>{Invoice__c.Grower_Post_Code__c}</w:t>
-            </w:r>
-          </w:p>
-          <w:p>
-            <w:pPr>
-              <w:rPr>
-                <w:rFonts w:ascii="Courier New" w:hAnsi="Courier New" w:cs="Courier New"/>
-                <w:sz w:val="20"/>
-                <w:szCs w:val="20"/>
-                <w:lang w:val="en-US"/>
-              </w:rPr>
-            </w:pPr>
-          </w:p>
-          <w:p>
-            <w:pPr>
-              <w:rPr>
-                <w:rFonts w:ascii="Courier New" w:hAnsi="Courier New" w:cs="Courier New"/>
-                <w:sz w:val="20"/>
-                <w:szCs w:val="20"/>
-                <w:lang w:val="en-US"/>
-              </w:rPr>
-            </w:pPr>
-            <w:r>
-              <w:rPr>
-                <w:rFonts w:ascii="Courier New" w:hAnsi="Courier New" w:cs="Courier New"/>
-                <w:sz w:val="20"/>
-                <w:szCs w:val="20"/>
-                <w:lang w:val="en-US"/>
-              </w:rPr>
-              <w:t>{Invoice__c.Supplier_VAT_Number__c}</w:t>
-            </w:r>
-          </w:p>
-        </w:tc>
-        <w:tc>
-          <w:tcPr>
-            <w:tcW w:w="5508" w:type="dxa"/>
-          </w:tcPr>
-          <w:tbl>
-            <w:tblPr>
-              <w:tblpPr w:leftFromText="180" w:rightFromText="180" w:vertAnchor="page" w:horzAnchor="page" w:tblpXSpec="right" w:tblpY="1"/>
-              <w:tblOverlap w:val="never"/>
-              <w:tblW w:w="5545" w:type="dxa"/>
-              <w:tblBorders>
-                <w:insideH w:val="single" w:sz="4" w:space="0" w:color="auto"/>
-                <w:insideV w:val="single" w:sz="4" w:space="0" w:color="auto"/>
-              </w:tblBorders>
-              <w:tblLayout w:type="fixed"/>
-              <w:tblLook w:val="01E0" w:firstRow="1" w:lastRow="1" w:firstColumn="1" w:lastColumn="1" w:noHBand="0" w:noVBand="0"/>
-            </w:tblPr>
-            <w:tblGrid>
-              <w:gridCol w:w="2340"/>
-              <w:gridCol w:w="3205"/>
-            </w:tblGrid>
-            <w:tr>
-              <w:trPr>
-                <w:cantSplit/>
-                <w:trHeight w:val="1152"/>
-              </w:trPr>
-              <w:tc>
-                <w:tcPr>
-                  <w:tcW w:w="2340" w:type="dxa"/>
-                </w:tcPr>
-                <w:p>
-                  <w:pPr>
-                    <w:widowControl w:val="0"/>
-                    <w:autoSpaceDE w:val="0"/>
-                    <w:autoSpaceDN w:val="0"/>
-                    <w:adjustRightInd w:val="0"/>
-                    <w:rPr>
-                      <w:rFonts w:ascii="Courier New" w:hAnsi="Courier New" w:cs="Courier New"/>
-                      <w:sz w:val="22"/>
-                      <w:szCs w:val="22"/>
-                    </w:rPr>
-                  </w:pPr>
-                  <w:r>
-                    <w:rPr>
-                      <w:rFonts w:ascii="Courier New" w:hAnsi="Courier New" w:cs="Courier New"/>
-                      <w:sz w:val="22"/>
-                      <w:szCs w:val="22"/>
-                    </w:rPr>
-                    <w:t xml:space="preserve">Self-Billing Purchase Invoice No: </w:t>
-                  </w:r>
-                </w:p>
-              </w:tc>
-              <w:tc>
-                <w:tcPr>
-                  <w:tcW w:w="3205" w:type="dxa"/>
-                </w:tcPr>
-                <w:p>
-                  <w:pPr>
-                    <w:widowControl w:val="0"/>
-                    <w:tabs>
-                      <w:tab w:val="center" w:pos="2048"/>
-                    </w:tabs>
-                    <w:autoSpaceDE w:val="0"/>
-                    <w:autoSpaceDN w:val="0"/>
-                    <w:adjustRightInd w:val="0"/>
-                    <w:rPr>
-                      <w:rFonts w:ascii="Courier New" w:hAnsi="Courier New" w:cs="Courier New"/>
-                      <w:bCs/>
-                    </w:rPr>
-                  </w:pPr>
-                  <w:r>
-                    <w:rPr>
-                      <w:rFonts w:ascii="Courier New" w:hAnsi="Courier New" w:cs="Courier New"/>
-                      <w:bCs/>
-                    </w:rPr>
-                    <w:t>{Invoice__c.Name}</w:t>
-                  </w:r>
-                </w:p>
-              </w:tc>
-            </w:tr>
-            <w:tr>
-              <w:trPr>
-                <w:trHeight w:val="556"/>
-              </w:trPr>
-              <w:tc>
-                <w:tcPr>
-                  <w:tcW w:w="2340" w:type="dxa"/>
-                </w:tcPr>
-                <w:p>
-                  <w:pPr>
-                    <w:widowControl w:val="0"/>
-                    <w:autoSpaceDE w:val="0"/>
-                    <w:autoSpaceDN w:val="0"/>
-                    <w:adjustRightInd w:val="0"/>
-                    <w:rPr>
-                      <w:rFonts w:ascii="Courier New" w:hAnsi="Courier New" w:cs="Courier New"/>
-                      <w:sz w:val="22"/>
-                      <w:szCs w:val="22"/>
-                    </w:rPr>
-                  </w:pPr>
-                  <w:r>
-                    <w:rPr>
-                      <w:rFonts w:ascii="Courier New" w:hAnsi="Courier New" w:cs="Courier New"/>
-                      <w:sz w:val="22"/>
-                      <w:szCs w:val="22"/>
-                    </w:rPr>
-                    <w:t>Contract No:</w:t>
-                  </w:r>
-                </w:p>
-              </w:tc>
-              <w:tc>
-                <w:tcPr>
-                  <w:tcW w:w="3205" w:type="dxa"/>
-                </w:tcPr>
-                <w:p>
-                  <w:pPr>
-                    <w:widowControl w:val="0"/>
-                    <w:tabs>
-                      <w:tab w:val="center" w:pos="2048"/>
-                    </w:tabs>
-                    <w:autoSpaceDE w:val="0"/>
-                    <w:autoSpaceDN w:val="0"/>
-                    <w:adjustRightInd w:val="0"/>
-                    <w:rPr>
-                      <w:rFonts w:ascii="Courier New" w:hAnsi="Courier New" w:cs="Courier New"/>
-                      <w:sz w:val="22"/>
-                      <w:szCs w:val="22"/>
-                      <w:lang w:val="en-US"/>
-                    </w:rPr>
-                  </w:pPr>
-                  <w:r>
-                    <w:rPr>
-                      <w:rFonts w:ascii="Courier New" w:hAnsi="Courier New" w:cs="Courier New"/>
-                      <w:sz w:val="22"/>
-                      <w:szCs w:val="22"/>
-                    </w:rPr>
-                    <w:t>{</w:t>
-                  </w:r>
-                  <w:r>
-                    <w:rPr>
-                      <w:rFonts w:ascii="Courier New" w:hAnsi="Courier New" w:cs="Courier New"/>
-                      <w:sz w:val="22"/>
-                      <w:szCs w:val="22"/>
-                      <w:lang w:val="en-US"/>
-                    </w:rPr>
-                    <w:t>Contract_Lookup__c.Name</w:t>
-                  </w:r>
-                  <w:r>
-                    <w:rPr>
-                      <w:rFonts w:ascii="Courier New" w:hAnsi="Courier New" w:cs="Courier New"/>
-                      <w:sz w:val="22"/>
-                      <w:szCs w:val="22"/>
-                    </w:rPr>
-                    <w:t>}</w:t>
-                  </w:r>
-                </w:p>
-              </w:tc>
-            </w:tr>
-            <w:tr>
-              <w:trPr>
-                <w:trHeight w:val="556"/>
-              </w:trPr>
-              <w:tc>
-                <w:tcPr>
-                  <w:tcW w:w="2340" w:type="dxa"/>
-                </w:tcPr>
-                <w:p>
-                  <w:pPr>
-                    <w:widowControl w:val="0"/>
-                    <w:autoSpaceDE w:val="0"/>
-                    <w:autoSpaceDN w:val="0"/>
-                    <w:adjustRightInd w:val="0"/>
-                    <w:rPr>
-                      <w:rFonts w:ascii="Courier New" w:hAnsi="Courier New" w:cs="Courier New"/>
-                      <w:sz w:val="22"/>
-                      <w:szCs w:val="22"/>
-                    </w:rPr>
-                  </w:pPr>
-                  <w:r>
-                    <w:rPr>
-                      <w:rFonts w:ascii="Courier New" w:hAnsi="Courier New" w:cs="Courier New"/>
-                      <w:sz w:val="22"/>
-                      <w:szCs w:val="22"/>
-                    </w:rPr>
-                    <w:t>Date:</w:t>
-                  </w:r>
-                </w:p>
-              </w:tc>
-              <w:tc>
-                <w:tcPr>
-                  <w:tcW w:w="3205" w:type="dxa"/>
-                </w:tcPr>
-                <w:p>
-                  <w:pPr>
-                    <w:widowControl w:val="0"/>
-                    <w:tabs>
-                      <w:tab w:val="center" w:pos="2048"/>
-                    </w:tabs>
-                    <w:autoSpaceDE w:val="0"/>
-                    <w:autoSpaceDN w:val="0"/>
-                    <w:adjustRightInd w:val="0"/>
-                    <w:rPr>
-                      <w:rFonts w:ascii="Courier New" w:hAnsi="Courier New" w:cs="Courier New"/>
-                      <w:sz w:val="22"/>
-                      <w:szCs w:val="22"/>
-                    </w:rPr>
-                  </w:pPr>
-                  <w:r>
-                    <w:rPr>
-                      <w:rFonts w:ascii="Courier New" w:hAnsi="Courier New" w:cs="Courier New"/>
-                      <w:sz w:val="22"/>
-                      <w:szCs w:val="22"/>
-                    </w:rPr>
-                    <w:t>{Invoice__c.Tax_Point__c}</w:t>
-                  </w:r>
-                </w:p>
-              </w:tc>
-            </w:tr>
-            <w:tr>
-              <w:trPr>
-                <w:trHeight w:val="773"/>
-              </w:trPr>
-              <w:tc>
-                <w:tcPr>
-                  <w:tcW w:w="2340" w:type="dxa"/>
-                </w:tcPr>
-                <w:p>
-                  <w:pPr>
-                    <w:widowControl w:val="0"/>
-                    <w:autoSpaceDE w:val="0"/>
-                    <w:autoSpaceDN w:val="0"/>
-                    <w:adjustRightInd w:val="0"/>
-                    <w:rPr>
-                      <w:rFonts w:ascii="Courier New" w:hAnsi="Courier New" w:cs="Courier New"/>
-                      <w:sz w:val="22"/>
-                      <w:szCs w:val="22"/>
-                    </w:rPr>
-                  </w:pPr>
-                  <w:r>
-                    <w:rPr>
-                      <w:rFonts w:ascii="Courier New" w:hAnsi="Courier New" w:cs="Courier New"/>
-                      <w:sz w:val="22"/>
-                      <w:szCs w:val="22"/>
-                    </w:rPr>
-                    <w:t>Account No:</w:t>
-                  </w:r>
-                </w:p>
-              </w:tc>
-              <w:tc>
-                <w:tcPr>
-                  <w:tcW w:w="3205" w:type="dxa"/>
-                </w:tcPr>
-                <w:p>
-                  <w:pPr>
-                    <w:widowControl w:val="0"/>
-                    <w:autoSpaceDE w:val="0"/>
-                    <w:autoSpaceDN w:val="0"/>
-                    <w:adjustRightInd w:val="0"/>
-                    <w:rPr>
-                      <w:rFonts w:ascii="Courier New" w:hAnsi="Courier New" w:cs="Courier New"/>
-                      <w:sz w:val="22"/>
-                      <w:szCs w:val="22"/>
-                    </w:rPr>
-                  </w:pPr>
-                  <w:r>
-                    <w:rPr>
-                      <w:rFonts w:ascii="Courier New" w:hAnsi="Courier New" w:cs="Courier New"/>
-                      <w:sz w:val="22"/>
-                      <w:szCs w:val="22"/>
-                    </w:rPr>
-                    <w:t>{Invoice__c.Account_Number__c}</w:t>
-                  </w:r>
-                </w:p>
-              </w:tc>
-            </w:tr>
-            <w:tr>
-              <w:trPr>
-                <w:trHeight w:val="332"/>
-              </w:trPr>
-              <w:tc>
-                <w:tcPr>
-                  <w:tcW w:w="2340" w:type="dxa"/>
-                </w:tcPr>
-                <w:p>
-                  <w:pPr>
-                    <w:widowControl w:val="0"/>
-                    <w:autoSpaceDE w:val="0"/>
-                    <w:autoSpaceDN w:val="0"/>
-                    <w:adjustRightInd w:val="0"/>
-                    <w:rPr>
-                      <w:rFonts w:ascii="Courier New" w:hAnsi="Courier New" w:cs="Courier New"/>
-                      <w:sz w:val="22"/>
-                      <w:szCs w:val="22"/>
-                    </w:rPr>
-                  </w:pPr>
-                  <w:r>
-                    <w:rPr>
-                      <w:rFonts w:ascii="Courier New" w:hAnsi="Courier New" w:cs="Courier New"/>
-                      <w:sz w:val="22"/>
-                      <w:szCs w:val="22"/>
-                    </w:rPr>
-                    <w:t>V.A.T. No:</w:t>
-                  </w:r>
-                </w:p>
-              </w:tc>
-              <w:tc>
-                <w:tcPr>
-                  <w:tcW w:w="3205" w:type="dxa"/>
-                </w:tcPr>
-                <w:p>
-                  <w:pPr>
-                    <w:widowControl w:val="0"/>
-                    <w:autoSpaceDE w:val="0"/>
-                    <w:autoSpaceDN w:val="0"/>
-                    <w:adjustRightInd w:val="0"/>
-                    <w:rPr>
-                      <w:rFonts w:ascii="Courier New" w:hAnsi="Courier New" w:cs="Courier New"/>
-                      <w:sz w:val="22"/>
-                      <w:szCs w:val="22"/>
-                    </w:rPr>
-                  </w:pPr>
-                  <w:r>
-                    <w:rPr>
-                      <w:rFonts w:ascii="Courier New" w:hAnsi="Courier New" w:cs="Courier New"/>
-                      <w:sz w:val="22"/>
-                      <w:szCs w:val="22"/>
-                    </w:rPr>
-                    <w:t>618 1972 25</w:t>
-                  </w:r>
-                </w:p>
-              </w:tc>
-            </w:tr>
-          </w:tbl>
-          <w:p>
-            <w:pPr>
-              <w:rPr>
-                <w:rFonts w:ascii="Courier New" w:hAnsi="Courier New" w:cs="Courier New"/>
-                <w:sz w:val="20"/>
-                <w:szCs w:val="20"/>
-              </w:rPr>
-            </w:pPr>
+        <w:tc>
+          <w:tcPr>
+            <w:tcW w:w="5125" w:type="dxa"/>
+            <w:vMerge w:val="restart"/>
+          </w:tcPr>
+          <w:p>
+            <w:pPr>
+              <w:rPr>
+                <w:rFonts w:ascii="Courier New" w:hAnsi="Courier New" w:cs="Courier New"/>
+                <w:sz w:val="20"/>
+                <w:szCs w:val="20"/>
+                <w:lang w:val="en-US"/>
+              </w:rPr>
+            </w:pPr>
+            <w:r>
+              <w:rPr>
+                <w:rFonts w:ascii="Courier New" w:hAnsi="Courier New" w:cs="Courier New"/>
+                <w:sz w:val="20"/>
+                <w:szCs w:val="20"/>
+                <w:lang w:val="en-US"/>
+              </w:rPr>
+              <w:t>{Contract_Lookup__</w:t>
+            </w:r>
+            <w:proofErr w:type="gramStart"/>
+            <w:r>
+              <w:rPr>
+                <w:rFonts w:ascii="Courier New" w:hAnsi="Courier New" w:cs="Courier New"/>
+                <w:sz w:val="20"/>
+                <w:szCs w:val="20"/>
+                <w:lang w:val="en-US"/>
+              </w:rPr>
+              <w:t>c.Account</w:t>
+            </w:r>
+            <w:proofErr w:type="gramEnd"/>
+            <w:r>
+              <w:rPr>
+                <w:rFonts w:ascii="Courier New" w:hAnsi="Courier New" w:cs="Courier New"/>
+                <w:sz w:val="20"/>
+                <w:szCs w:val="20"/>
+                <w:lang w:val="en-US"/>
+              </w:rPr>
+              <w:t>__</w:t>
+            </w:r>
+            <w:proofErr w:type="spellStart"/>
+            <w:r>
+              <w:rPr>
+                <w:rFonts w:ascii="Courier New" w:hAnsi="Courier New" w:cs="Courier New"/>
+                <w:sz w:val="20"/>
+                <w:szCs w:val="20"/>
+                <w:lang w:val="en-US"/>
+              </w:rPr>
+              <w:t>c.Name</w:t>
+            </w:r>
+            <w:proofErr w:type="spellEnd"/>
+            <w:r>
+              <w:rPr>
+                <w:rFonts w:ascii="Courier New" w:hAnsi="Courier New" w:cs="Courier New"/>
+                <w:sz w:val="20"/>
+                <w:szCs w:val="20"/>
+                <w:lang w:val="en-US"/>
+              </w:rPr>
+              <w:t>}</w:t>
+            </w:r>
+          </w:p>
+          <w:p>
+            <w:pPr>
+              <w:rPr>
+                <w:rFonts w:ascii="Courier New" w:hAnsi="Courier New" w:cs="Courier New"/>
+                <w:sz w:val="20"/>
+                <w:szCs w:val="20"/>
+                <w:lang w:val="en-US"/>
+              </w:rPr>
+            </w:pPr>
+          </w:p>
+          <w:p>
+            <w:pPr>
+              <w:rPr>
+                <w:rFonts w:ascii="Courier New" w:hAnsi="Courier New" w:cs="Courier New"/>
+                <w:sz w:val="20"/>
+                <w:szCs w:val="20"/>
+                <w:lang w:val="en-US"/>
+              </w:rPr>
+            </w:pPr>
+            <w:r>
+              <w:rPr>
+                <w:rFonts w:ascii="Courier New" w:hAnsi="Courier New" w:cs="Courier New"/>
+                <w:sz w:val="20"/>
+                <w:szCs w:val="20"/>
+                <w:lang w:val="en-US"/>
+              </w:rPr>
+              <w:t>{</w:t>
+            </w:r>
+            <w:proofErr w:type="spellStart"/>
+            <w:r>
+              <w:rPr>
+                <w:rFonts w:ascii="Courier New" w:hAnsi="Courier New" w:cs="Courier New"/>
+                <w:sz w:val="20"/>
+                <w:szCs w:val="20"/>
+                <w:lang w:val="en-US"/>
+              </w:rPr>
+              <w:t>Invoice__</w:t>
+            </w:r>
+            <w:proofErr w:type="gramStart"/>
+            <w:r>
+              <w:rPr>
+                <w:rFonts w:ascii="Courier New" w:hAnsi="Courier New" w:cs="Courier New"/>
+                <w:sz w:val="20"/>
+                <w:szCs w:val="20"/>
+                <w:lang w:val="en-US"/>
+              </w:rPr>
+              <w:t>c.Grower</w:t>
+            </w:r>
+            <w:proofErr w:type="gramEnd"/>
+            <w:r>
+              <w:rPr>
+                <w:rFonts w:ascii="Courier New" w:hAnsi="Courier New" w:cs="Courier New"/>
+                <w:sz w:val="20"/>
+                <w:szCs w:val="20"/>
+                <w:lang w:val="en-US"/>
+              </w:rPr>
+              <w:t>_Address__c</w:t>
+            </w:r>
+            <w:proofErr w:type="spellEnd"/>
+            <w:r>
+              <w:rPr>
+                <w:rFonts w:ascii="Courier New" w:hAnsi="Courier New" w:cs="Courier New"/>
+                <w:sz w:val="20"/>
+                <w:szCs w:val="20"/>
+                <w:lang w:val="en-US"/>
+              </w:rPr>
+              <w:t>}</w:t>
+            </w:r>
+          </w:p>
+          <w:p>
+            <w:pPr>
+              <w:rPr>
+                <w:rFonts w:ascii="Courier New" w:hAnsi="Courier New" w:cs="Courier New"/>
+                <w:sz w:val="20"/>
+                <w:szCs w:val="20"/>
+                <w:lang w:val="en-US"/>
+              </w:rPr>
+            </w:pPr>
+          </w:p>
+          <w:p>
+            <w:pPr>
+              <w:rPr>
+                <w:rFonts w:ascii="Courier New" w:hAnsi="Courier New" w:cs="Courier New"/>
+                <w:sz w:val="20"/>
+                <w:szCs w:val="20"/>
+                <w:lang w:val="en-US"/>
+              </w:rPr>
+            </w:pPr>
+            <w:r>
+              <w:rPr>
+                <w:rFonts w:ascii="Courier New" w:hAnsi="Courier New" w:cs="Courier New"/>
+                <w:sz w:val="20"/>
+                <w:szCs w:val="20"/>
+                <w:lang w:val="en-US"/>
+              </w:rPr>
+              <w:t>{</w:t>
+            </w:r>
+            <w:proofErr w:type="spellStart"/>
+            <w:r>
+              <w:rPr>
+                <w:rFonts w:ascii="Courier New" w:hAnsi="Courier New" w:cs="Courier New"/>
+                <w:sz w:val="20"/>
+                <w:szCs w:val="20"/>
+                <w:lang w:val="en-US"/>
+              </w:rPr>
+              <w:t>Invoice__</w:t>
+            </w:r>
+            <w:proofErr w:type="gramStart"/>
+            <w:r>
+              <w:rPr>
+                <w:rFonts w:ascii="Courier New" w:hAnsi="Courier New" w:cs="Courier New"/>
+                <w:sz w:val="20"/>
+                <w:szCs w:val="20"/>
+                <w:lang w:val="en-US"/>
+              </w:rPr>
+              <w:t>c.Grower</w:t>
+            </w:r>
+            <w:proofErr w:type="gramEnd"/>
+            <w:r>
+              <w:rPr>
+                <w:rFonts w:ascii="Courier New" w:hAnsi="Courier New" w:cs="Courier New"/>
+                <w:sz w:val="20"/>
+                <w:szCs w:val="20"/>
+                <w:lang w:val="en-US"/>
+              </w:rPr>
+              <w:t>_Post_Code__c</w:t>
+            </w:r>
+            <w:proofErr w:type="spellEnd"/>
+            <w:r>
+              <w:rPr>
+                <w:rFonts w:ascii="Courier New" w:hAnsi="Courier New" w:cs="Courier New"/>
+                <w:sz w:val="20"/>
+                <w:szCs w:val="20"/>
+                <w:lang w:val="en-US"/>
+              </w:rPr>
+              <w:t>}</w:t>
+            </w:r>
+          </w:p>
+          <w:p>
+            <w:pPr>
+              <w:rPr>
+                <w:rFonts w:ascii="Courier New" w:hAnsi="Courier New" w:cs="Courier New"/>
+                <w:sz w:val="20"/>
+                <w:szCs w:val="20"/>
+                <w:lang w:val="en-US"/>
+              </w:rPr>
+            </w:pPr>
+          </w:p>
+          <w:p>
+            <w:pPr>
+              <w:widowControl w:val="0"/>
+              <w:autoSpaceDE w:val="0"/>
+              <w:autoSpaceDN w:val="0"/>
+              <w:adjustRightInd w:val="0"/>
+              <w:rPr>
+                <w:rFonts w:ascii="Courier New" w:hAnsi="Courier New" w:cs="Courier New"/>
+                <w:sz w:val="20"/>
+                <w:szCs w:val="20"/>
+                <w:lang w:val="en-US"/>
+              </w:rPr>
+            </w:pPr>
+            <w:r>
+              <w:rPr>
+                <w:rFonts w:ascii="Courier New" w:hAnsi="Courier New" w:cs="Courier New"/>
+                <w:sz w:val="20"/>
+                <w:szCs w:val="20"/>
+                <w:lang w:val="en-US"/>
+              </w:rPr>
+              <w:t>{</w:t>
+            </w:r>
+            <w:proofErr w:type="spellStart"/>
+            <w:r>
+              <w:rPr>
+                <w:rFonts w:ascii="Courier New" w:hAnsi="Courier New" w:cs="Courier New"/>
+                <w:sz w:val="20"/>
+                <w:szCs w:val="20"/>
+                <w:lang w:val="en-US"/>
+              </w:rPr>
+              <w:t>Invoice__</w:t>
+            </w:r>
+            <w:proofErr w:type="gramStart"/>
+            <w:r>
+              <w:rPr>
+                <w:rFonts w:ascii="Courier New" w:hAnsi="Courier New" w:cs="Courier New"/>
+                <w:sz w:val="20"/>
+                <w:szCs w:val="20"/>
+                <w:lang w:val="en-US"/>
+              </w:rPr>
+              <w:t>c.Supplier</w:t>
+            </w:r>
+            <w:proofErr w:type="gramEnd"/>
+            <w:r>
+              <w:rPr>
+                <w:rFonts w:ascii="Courier New" w:hAnsi="Courier New" w:cs="Courier New"/>
+                <w:sz w:val="20"/>
+                <w:szCs w:val="20"/>
+                <w:lang w:val="en-US"/>
+              </w:rPr>
+              <w:t>_VAT_Number__c</w:t>
+            </w:r>
+            <w:proofErr w:type="spellEnd"/>
+            <w:r>
+              <w:rPr>
+                <w:rFonts w:ascii="Courier New" w:hAnsi="Courier New" w:cs="Courier New"/>
+                <w:sz w:val="20"/>
+                <w:szCs w:val="20"/>
+                <w:lang w:val="en-US"/>
+              </w:rPr>
+              <w:t>}</w:t>
+            </w:r>
+          </w:p>
+        </w:tc>
+        <w:tc>
+          <w:tcPr>
+            <w:tcW w:w="1980" w:type="dxa"/>
+          </w:tcPr>
+          <w:p>
+            <w:pPr>
+              <w:widowControl w:val="0"/>
+              <w:autoSpaceDE w:val="0"/>
+              <w:autoSpaceDN w:val="0"/>
+              <w:adjustRightInd w:val="0"/>
+              <w:rPr>
+                <w:rFonts w:ascii="Courier New" w:hAnsi="Courier New" w:cs="Courier New"/>
+                <w:sz w:val="20"/>
+                <w:szCs w:val="20"/>
+                <w:lang w:val="en-US"/>
+              </w:rPr>
+            </w:pPr>
+            <w:r>
+              <w:rPr>
+                <w:rFonts w:ascii="Courier New" w:hAnsi="Courier New" w:cs="Courier New"/>
+                <w:sz w:val="22"/>
+                <w:szCs w:val="22"/>
+              </w:rPr>
+              <w:t xml:space="preserve">Self-Billing Purchase Invoice No: </w:t>
+            </w:r>
+          </w:p>
+        </w:tc>
+        <w:tc>
+          <w:tcPr>
+            <w:tcW w:w="3685" w:type="dxa"/>
+          </w:tcPr>
+          <w:p>
+            <w:pPr>
+              <w:widowControl w:val="0"/>
+              <w:autoSpaceDE w:val="0"/>
+              <w:autoSpaceDN w:val="0"/>
+              <w:adjustRightInd w:val="0"/>
+              <w:rPr>
+                <w:rFonts w:ascii="Courier New" w:hAnsi="Courier New" w:cs="Courier New"/>
+                <w:sz w:val="20"/>
+                <w:szCs w:val="20"/>
+                <w:lang w:val="en-US"/>
+              </w:rPr>
+            </w:pPr>
+            <w:r>
+              <w:rPr>
+                <w:rFonts w:ascii="Courier New" w:hAnsi="Courier New" w:cs="Courier New"/>
+                <w:bCs/>
+              </w:rPr>
+              <w:t>{Invoice__</w:t>
+            </w:r>
+            <w:proofErr w:type="spellStart"/>
+            <w:proofErr w:type="gramStart"/>
+            <w:r>
+              <w:rPr>
+                <w:rFonts w:ascii="Courier New" w:hAnsi="Courier New" w:cs="Courier New"/>
+                <w:bCs/>
+              </w:rPr>
+              <w:t>c.Name</w:t>
+            </w:r>
+            <w:proofErr w:type="spellEnd"/>
+            <w:proofErr w:type="gramEnd"/>
+            <w:r>
+              <w:rPr>
+                <w:rFonts w:ascii="Courier New" w:hAnsi="Courier New" w:cs="Courier New"/>
+                <w:bCs/>
+              </w:rPr>
+              <w:t>}</w:t>
+            </w:r>
+          </w:p>
+        </w:tc>
+      </w:tr>
+      <w:tr>
+        <w:tc>
+          <w:tcPr>
+            <w:tcW w:w="5125" w:type="dxa"/>
+            <w:vMerge/>
+          </w:tcPr>
+          <w:p>
+            <w:pPr>
+              <w:widowControl w:val="0"/>
+              <w:autoSpaceDE w:val="0"/>
+              <w:autoSpaceDN w:val="0"/>
+              <w:adjustRightInd w:val="0"/>
+              <w:rPr>
+                <w:rFonts w:ascii="Courier New" w:hAnsi="Courier New" w:cs="Courier New"/>
+                <w:sz w:val="20"/>
+                <w:szCs w:val="20"/>
+                <w:lang w:val="en-US"/>
+              </w:rPr>
+            </w:pPr>
+          </w:p>
+        </w:tc>
+        <w:tc>
+          <w:tcPr>
+            <w:tcW w:w="1980" w:type="dxa"/>
+          </w:tcPr>
+          <w:p>
+            <w:pPr>
+              <w:widowControl w:val="0"/>
+              <w:autoSpaceDE w:val="0"/>
+              <w:autoSpaceDN w:val="0"/>
+              <w:adjustRightInd w:val="0"/>
+              <w:rPr>
+                <w:rFonts w:ascii="Courier New" w:hAnsi="Courier New" w:cs="Courier New"/>
+                <w:sz w:val="20"/>
+                <w:szCs w:val="20"/>
+                <w:lang w:val="en-US"/>
+              </w:rPr>
+            </w:pPr>
+            <w:r>
+              <w:rPr>
+                <w:rFonts w:ascii="Courier New" w:hAnsi="Courier New" w:cs="Courier New"/>
+                <w:sz w:val="22"/>
+                <w:szCs w:val="22"/>
+              </w:rPr>
+              <w:t>Contract No:</w:t>
+            </w:r>
+          </w:p>
+        </w:tc>
+        <w:tc>
+          <w:tcPr>
+            <w:tcW w:w="3685" w:type="dxa"/>
+          </w:tcPr>
+          <w:p>
+            <w:pPr>
+              <w:widowControl w:val="0"/>
+              <w:autoSpaceDE w:val="0"/>
+              <w:autoSpaceDN w:val="0"/>
+              <w:adjustRightInd w:val="0"/>
+              <w:rPr>
+                <w:rFonts w:ascii="Courier New" w:hAnsi="Courier New" w:cs="Courier New"/>
+                <w:sz w:val="20"/>
+                <w:szCs w:val="20"/>
+                <w:lang w:val="en-US"/>
+              </w:rPr>
+            </w:pPr>
+            <w:r>
+              <w:rPr>
+                <w:rFonts w:ascii="Courier New" w:hAnsi="Courier New" w:cs="Courier New"/>
+                <w:sz w:val="22"/>
+                <w:szCs w:val="22"/>
+              </w:rPr>
+              <w:t>{</w:t>
+            </w:r>
+            <w:r>
+              <w:rPr>
+                <w:rFonts w:ascii="Courier New" w:hAnsi="Courier New" w:cs="Courier New"/>
+                <w:sz w:val="22"/>
+                <w:szCs w:val="22"/>
+                <w:lang w:val="en-US"/>
+              </w:rPr>
+              <w:t>Contract_Lookup__</w:t>
+            </w:r>
+            <w:proofErr w:type="spellStart"/>
+            <w:proofErr w:type="gramStart"/>
+            <w:r>
+              <w:rPr>
+                <w:rFonts w:ascii="Courier New" w:hAnsi="Courier New" w:cs="Courier New"/>
+                <w:sz w:val="22"/>
+                <w:szCs w:val="22"/>
+                <w:lang w:val="en-US"/>
+              </w:rPr>
+              <w:t>c.Name</w:t>
+            </w:r>
+            <w:proofErr w:type="spellEnd"/>
+            <w:proofErr w:type="gramEnd"/>
+            <w:r>
+              <w:rPr>
+                <w:rFonts w:ascii="Courier New" w:hAnsi="Courier New" w:cs="Courier New"/>
+                <w:sz w:val="22"/>
+                <w:szCs w:val="22"/>
+              </w:rPr>
+              <w:t>}</w:t>
+            </w:r>
+          </w:p>
+        </w:tc>
+      </w:tr>
+      <w:tr>
+        <w:tc>
+          <w:tcPr>
+            <w:tcW w:w="5125" w:type="dxa"/>
+            <w:vMerge/>
+          </w:tcPr>
+          <w:p>
+            <w:pPr>
+              <w:widowControl w:val="0"/>
+              <w:autoSpaceDE w:val="0"/>
+              <w:autoSpaceDN w:val="0"/>
+              <w:adjustRightInd w:val="0"/>
+              <w:rPr>
+                <w:rFonts w:ascii="Courier New" w:hAnsi="Courier New" w:cs="Courier New"/>
+                <w:sz w:val="20"/>
+                <w:szCs w:val="20"/>
+                <w:lang w:val="en-US"/>
+              </w:rPr>
+            </w:pPr>
+          </w:p>
+        </w:tc>
+        <w:tc>
+          <w:tcPr>
+            <w:tcW w:w="1980" w:type="dxa"/>
+          </w:tcPr>
+          <w:p>
+            <w:pPr>
+              <w:widowControl w:val="0"/>
+              <w:autoSpaceDE w:val="0"/>
+              <w:autoSpaceDN w:val="0"/>
+              <w:adjustRightInd w:val="0"/>
+              <w:rPr>
+                <w:rFonts w:ascii="Courier New" w:hAnsi="Courier New" w:cs="Courier New"/>
+                <w:sz w:val="20"/>
+                <w:szCs w:val="20"/>
+                <w:lang w:val="en-US"/>
+              </w:rPr>
+            </w:pPr>
+            <w:r>
+              <w:rPr>
+                <w:rFonts w:ascii="Courier New" w:hAnsi="Courier New" w:cs="Courier New"/>
+                <w:sz w:val="22"/>
+                <w:szCs w:val="22"/>
+              </w:rPr>
+              <w:t>Date:</w:t>
+            </w:r>
+          </w:p>
+        </w:tc>
+        <w:tc>
+          <w:tcPr>
+            <w:tcW w:w="3685" w:type="dxa"/>
+          </w:tcPr>
+          <w:p>
+            <w:pPr>
+              <w:widowControl w:val="0"/>
+              <w:autoSpaceDE w:val="0"/>
+              <w:autoSpaceDN w:val="0"/>
+              <w:adjustRightInd w:val="0"/>
+              <w:rPr>
+                <w:rFonts w:ascii="Courier New" w:hAnsi="Courier New" w:cs="Courier New"/>
+                <w:sz w:val="20"/>
+                <w:szCs w:val="20"/>
+                <w:lang w:val="en-US"/>
+              </w:rPr>
+            </w:pPr>
+            <w:r>
+              <w:rPr>
+                <w:rFonts w:ascii="Courier New" w:hAnsi="Courier New" w:cs="Courier New"/>
+                <w:sz w:val="22"/>
+                <w:szCs w:val="22"/>
+              </w:rPr>
+              <w:t>{</w:t>
+            </w:r>
+            <w:proofErr w:type="spellStart"/>
+            <w:r>
+              <w:rPr>
+                <w:rFonts w:ascii="Courier New" w:hAnsi="Courier New" w:cs="Courier New"/>
+                <w:sz w:val="22"/>
+                <w:szCs w:val="22"/>
+              </w:rPr>
+              <w:t>Invoice__</w:t>
+            </w:r>
+            <w:proofErr w:type="gramStart"/>
+            <w:r>
+              <w:rPr>
+                <w:rFonts w:ascii="Courier New" w:hAnsi="Courier New" w:cs="Courier New"/>
+                <w:sz w:val="22"/>
+                <w:szCs w:val="22"/>
+              </w:rPr>
+              <w:t>c.Tax</w:t>
+            </w:r>
+            <w:proofErr w:type="gramEnd"/>
+            <w:r>
+              <w:rPr>
+                <w:rFonts w:ascii="Courier New" w:hAnsi="Courier New" w:cs="Courier New"/>
+                <w:sz w:val="22"/>
+                <w:szCs w:val="22"/>
+              </w:rPr>
+              <w:t>_Point__c</w:t>
+            </w:r>
+            <w:proofErr w:type="spellEnd"/>
+            <w:r>
+              <w:rPr>
+                <w:rFonts w:ascii="Courier New" w:hAnsi="Courier New" w:cs="Courier New"/>
+                <w:sz w:val="22"/>
+                <w:szCs w:val="22"/>
+              </w:rPr>
+              <w:t>}</w:t>
+            </w:r>
+          </w:p>
+        </w:tc>
+      </w:tr>
+      <w:tr>
+        <w:tc>
+          <w:tcPr>
+            <w:tcW w:w="5125" w:type="dxa"/>
+            <w:vMerge/>
+          </w:tcPr>
+          <w:p>
+            <w:pPr>
+              <w:widowControl w:val="0"/>
+              <w:autoSpaceDE w:val="0"/>
+              <w:autoSpaceDN w:val="0"/>
+              <w:adjustRightInd w:val="0"/>
+              <w:rPr>
+                <w:rFonts w:ascii="Courier New" w:hAnsi="Courier New" w:cs="Courier New"/>
+                <w:sz w:val="20"/>
+                <w:szCs w:val="20"/>
+                <w:lang w:val="en-US"/>
+              </w:rPr>
+            </w:pPr>
+          </w:p>
+        </w:tc>
+        <w:tc>
+          <w:tcPr>
+            <w:tcW w:w="1980" w:type="dxa"/>
+          </w:tcPr>
+          <w:p>
+            <w:pPr>
+              <w:widowControl w:val="0"/>
+              <w:autoSpaceDE w:val="0"/>
+              <w:autoSpaceDN w:val="0"/>
+              <w:adjustRightInd w:val="0"/>
+              <w:rPr>
+                <w:rFonts w:ascii="Courier New" w:hAnsi="Courier New" w:cs="Courier New"/>
+                <w:sz w:val="20"/>
+                <w:szCs w:val="20"/>
+                <w:lang w:val="en-US"/>
+              </w:rPr>
+            </w:pPr>
+            <w:r>
+              <w:rPr>
+                <w:rFonts w:ascii="Courier New" w:hAnsi="Courier New" w:cs="Courier New"/>
+                <w:sz w:val="22"/>
+                <w:szCs w:val="22"/>
+              </w:rPr>
+              <w:t>Account No:</w:t>
+            </w:r>
+          </w:p>
+        </w:tc>
+        <w:tc>
+          <w:tcPr>
+            <w:tcW w:w="3685" w:type="dxa"/>
+          </w:tcPr>
+          <w:p>
+            <w:pPr>
+              <w:widowControl w:val="0"/>
+              <w:autoSpaceDE w:val="0"/>
+              <w:autoSpaceDN w:val="0"/>
+              <w:adjustRightInd w:val="0"/>
+              <w:rPr>
+                <w:rFonts w:ascii="Courier New" w:hAnsi="Courier New" w:cs="Courier New"/>
+                <w:sz w:val="20"/>
+                <w:szCs w:val="20"/>
+                <w:lang w:val="en-US"/>
+              </w:rPr>
+            </w:pPr>
+            <w:r>
+              <w:rPr>
+                <w:rFonts w:ascii="Courier New" w:hAnsi="Courier New" w:cs="Courier New"/>
+                <w:sz w:val="22"/>
+                <w:szCs w:val="22"/>
+              </w:rPr>
+              <w:t>{</w:t>
+            </w:r>
+            <w:proofErr w:type="spellStart"/>
+            <w:r>
+              <w:rPr>
+                <w:rFonts w:ascii="Courier New" w:hAnsi="Courier New" w:cs="Courier New"/>
+                <w:sz w:val="22"/>
+                <w:szCs w:val="22"/>
+              </w:rPr>
+              <w:t>Invoice__</w:t>
+            </w:r>
+            <w:proofErr w:type="gramStart"/>
+            <w:r>
+              <w:rPr>
+                <w:rFonts w:ascii="Courier New" w:hAnsi="Courier New" w:cs="Courier New"/>
+                <w:sz w:val="22"/>
+                <w:szCs w:val="22"/>
+              </w:rPr>
+              <w:t>c.Account</w:t>
+            </w:r>
+            <w:proofErr w:type="gramEnd"/>
+            <w:r>
+              <w:rPr>
+                <w:rFonts w:ascii="Courier New" w:hAnsi="Courier New" w:cs="Courier New"/>
+                <w:sz w:val="22"/>
+                <w:szCs w:val="22"/>
+              </w:rPr>
+              <w:t>_Number__c</w:t>
+            </w:r>
+            <w:proofErr w:type="spellEnd"/>
+            <w:r>
+              <w:rPr>
+                <w:rFonts w:ascii="Courier New" w:hAnsi="Courier New" w:cs="Courier New"/>
+                <w:sz w:val="22"/>
+                <w:szCs w:val="22"/>
+              </w:rPr>
+              <w:t>}</w:t>
+            </w:r>
+          </w:p>
+        </w:tc>
+      </w:tr>
+      <w:tr>
+        <w:tc>
+          <w:tcPr>
+            <w:tcW w:w="5125" w:type="dxa"/>
+            <w:vMerge/>
+          </w:tcPr>
+          <w:p>
+            <w:pPr>
+              <w:widowControl w:val="0"/>
+              <w:autoSpaceDE w:val="0"/>
+              <w:autoSpaceDN w:val="0"/>
+              <w:adjustRightInd w:val="0"/>
+              <w:rPr>
+                <w:rFonts w:ascii="Courier New" w:hAnsi="Courier New" w:cs="Courier New"/>
+                <w:sz w:val="20"/>
+                <w:szCs w:val="20"/>
+                <w:lang w:val="en-US"/>
+              </w:rPr>
+            </w:pPr>
+          </w:p>
+        </w:tc>
+        <w:tc>
+          <w:tcPr>
+            <w:tcW w:w="1980" w:type="dxa"/>
+          </w:tcPr>
+          <w:p>
+            <w:pPr>
+              <w:widowControl w:val="0"/>
+              <w:autoSpaceDE w:val="0"/>
+              <w:autoSpaceDN w:val="0"/>
+              <w:adjustRightInd w:val="0"/>
+              <w:rPr>
+                <w:rFonts w:ascii="Courier New" w:hAnsi="Courier New" w:cs="Courier New"/>
+                <w:sz w:val="20"/>
+                <w:szCs w:val="20"/>
+                <w:lang w:val="en-US"/>
+              </w:rPr>
+            </w:pPr>
+            <w:r>
+              <w:rPr>
+                <w:rFonts w:ascii="Courier New" w:hAnsi="Courier New" w:cs="Courier New"/>
+                <w:sz w:val="22"/>
+                <w:szCs w:val="22"/>
+              </w:rPr>
+              <w:t>V.A.T. No:</w:t>
+            </w:r>
+          </w:p>
+        </w:tc>
+        <w:tc>
+          <w:tcPr>
+            <w:tcW w:w="3685" w:type="dxa"/>
+          </w:tcPr>
+          <w:p>
+            <w:pPr>
+              <w:widowControl w:val="0"/>
+              <w:autoSpaceDE w:val="0"/>
+              <w:autoSpaceDN w:val="0"/>
+              <w:adjustRightInd w:val="0"/>
+              <w:rPr>
+                <w:rFonts w:ascii="Courier New" w:hAnsi="Courier New" w:cs="Courier New"/>
+                <w:sz w:val="20"/>
+                <w:szCs w:val="20"/>
+                <w:lang w:val="en-US"/>
+              </w:rPr>
+            </w:pPr>
+            <w:r>
+              <w:rPr>
+                <w:rFonts w:ascii="Courier New" w:hAnsi="Courier New" w:cs="Courier New"/>
+                <w:sz w:val="22"/>
+                <w:szCs w:val="22"/>
+              </w:rPr>
+              <w:t>618 1972 25</w:t>
+            </w:r>
           </w:p>
         </w:tc>
       </w:tr>
@@ -1855,16 +2325,46 @@
                 <w:sz w:val="22"/>
                 <w:szCs w:val="22"/>
               </w:rPr>
-              <w:t>{#invoice_line_rows}</w:t>
-            </w:r>
+              <w:t>{#invoice_line_</w:t>
+            </w:r>
+            <w:proofErr w:type="gramStart"/>
             <w:r>
               <w:rPr>
                 <w:rFonts w:ascii="Courier New" w:hAnsi="Courier New" w:cs="Courier New"/>
                 <w:sz w:val="22"/>
                 <w:szCs w:val="22"/>
-                <w:lang w:val="en-US"/>
-              </w:rPr>
-              <w:t>{Invoice_Line__c.Delivery_Date__c}</w:t>
+              </w:rPr>
+              <w:t>rows}</w:t>
+            </w:r>
+            <w:r>
+              <w:rPr>
+                <w:rFonts w:ascii="Courier New" w:hAnsi="Courier New" w:cs="Courier New"/>
+                <w:sz w:val="22"/>
+                <w:szCs w:val="22"/>
+                <w:lang w:val="en-US"/>
+              </w:rPr>
+              <w:t>{</w:t>
+            </w:r>
+            <w:proofErr w:type="spellStart"/>
+            <w:proofErr w:type="gramEnd"/>
+            <w:r>
+              <w:rPr>
+                <w:rFonts w:ascii="Courier New" w:hAnsi="Courier New" w:cs="Courier New"/>
+                <w:sz w:val="22"/>
+                <w:szCs w:val="22"/>
+                <w:lang w:val="en-US"/>
+              </w:rPr>
+              <w:t>Invoice_Line__c.Delivery_Date__c</w:t>
+            </w:r>
+            <w:proofErr w:type="spellEnd"/>
+            <w:r>
+              <w:rPr>
+                <w:rFonts w:ascii="Courier New" w:hAnsi="Courier New" w:cs="Courier New"/>
+                <w:sz w:val="22"/>
+                <w:szCs w:val="22"/>
+                <w:lang w:val="en-US"/>
+              </w:rPr>
+              <w:t>}</w:t>
             </w:r>
           </w:p>
         </w:tc>
@@ -1911,7 +2411,38 @@
                 <w:szCs w:val="20"/>
                 <w:lang w:val="en-US"/>
               </w:rPr>
-              <w:t>Invoice_Line__c.WTNo__c</w:t>
+              <w:t>Invoice_Line__</w:t>
+            </w:r>
+            <w:proofErr w:type="gramStart"/>
+            <w:r>
+              <w:rPr>
+                <w:rFonts w:ascii="Courier New" w:hAnsi="Courier New" w:cs="Courier New"/>
+                <w:sz w:val="20"/>
+                <w:szCs w:val="20"/>
+                <w:lang w:val="en-US"/>
+              </w:rPr>
+              <w:t>c.</w:t>
+            </w:r>
+            <w:proofErr w:type="spellStart"/>
+            <w:r>
+              <w:rPr>
+                <w:rFonts w:ascii="Courier New" w:hAnsi="Courier New" w:cs="Courier New"/>
+                <w:sz w:val="20"/>
+                <w:szCs w:val="20"/>
+                <w:lang w:val="en-US"/>
+              </w:rPr>
+              <w:t>WTNo</w:t>
+            </w:r>
+            <w:proofErr w:type="spellEnd"/>
+            <w:proofErr w:type="gramEnd"/>
+            <w:r>
+              <w:rPr>
+                <w:rFonts w:ascii="Courier New" w:hAnsi="Courier New" w:cs="Courier New"/>
+                <w:sz w:val="20"/>
+                <w:szCs w:val="20"/>
+                <w:lang w:val="en-US"/>
+              </w:rPr>
+              <w:t>__c</w:t>
             </w:r>
             <w:r>
               <w:rPr>
@@ -1948,7 +2479,47 @@
                 <w:szCs w:val="20"/>
                 <w:lang w:val="en-US"/>
               </w:rPr>
-              <w:t>{Invoice_Line__c.Quantity__c}</w:t>
+              <w:t>{</w:t>
+            </w:r>
+            <w:proofErr w:type="spellStart"/>
+            <w:r>
+              <w:rPr>
+                <w:rFonts w:ascii="Courier New" w:hAnsi="Courier New" w:cs="Courier New"/>
+                <w:sz w:val="20"/>
+                <w:szCs w:val="20"/>
+                <w:lang w:val="en-US"/>
+              </w:rPr>
+              <w:t>Invoice_Line__</w:t>
+            </w:r>
+            <w:proofErr w:type="gramStart"/>
+            <w:r>
+              <w:rPr>
+                <w:rFonts w:ascii="Courier New" w:hAnsi="Courier New" w:cs="Courier New"/>
+                <w:sz w:val="20"/>
+                <w:szCs w:val="20"/>
+                <w:lang w:val="en-US"/>
+              </w:rPr>
+              <w:t>c.Quantity</w:t>
+            </w:r>
+            <w:proofErr w:type="gramEnd"/>
+            <w:r>
+              <w:rPr>
+                <w:rFonts w:ascii="Courier New" w:hAnsi="Courier New" w:cs="Courier New"/>
+                <w:sz w:val="20"/>
+                <w:szCs w:val="20"/>
+                <w:lang w:val="en-US"/>
+              </w:rPr>
+              <w:t>__c</w:t>
+            </w:r>
+            <w:proofErr w:type="spellEnd"/>
+            <w:r>
+              <w:rPr>
+                <w:rFonts w:ascii="Courier New" w:hAnsi="Courier New" w:cs="Courier New"/>
+                <w:sz w:val="20"/>
+                <w:szCs w:val="20"/>
+                <w:lang w:val="en-US"/>
+              </w:rPr>
+              <w:t>}</w:t>
             </w:r>
           </w:p>
         </w:tc>
@@ -1976,29 +2547,120 @@
                 <w:szCs w:val="20"/>
                 <w:lang w:val="en-US"/>
               </w:rPr>
-              <w:t>{Invoice_Line__c.Haulier__c.Name}</w:t>
-            </w:r>
-          </w:p>
-          <w:p>
-            <w:pPr>
-              <w:widowControl w:val="0"/>
-              <w:autoSpaceDE w:val="0"/>
-              <w:autoSpaceDN w:val="0"/>
-              <w:adjustRightInd w:val="0"/>
-              <w:rPr>
-                <w:rFonts w:ascii="Courier New" w:hAnsi="Courier New" w:cs="Courier New"/>
-                <w:sz w:val="20"/>
-                <w:szCs w:val="20"/>
-              </w:rPr>
-            </w:pPr>
-            <w:r>
-              <w:rPr>
-                <w:rFonts w:ascii="Courier New" w:hAnsi="Courier New" w:cs="Courier New"/>
-                <w:sz w:val="20"/>
-                <w:szCs w:val="20"/>
-                <w:lang w:val="en-US"/>
-              </w:rPr>
-              <w:t>{Invoice_Line__c.Reg_No__c}</w:t>
+              <w:t>{Invoice_Line__</w:t>
+            </w:r>
+            <w:proofErr w:type="gramStart"/>
+            <w:r>
+              <w:rPr>
+                <w:rFonts w:ascii="Courier New" w:hAnsi="Courier New" w:cs="Courier New"/>
+                <w:sz w:val="20"/>
+                <w:szCs w:val="20"/>
+                <w:lang w:val="en-US"/>
+              </w:rPr>
+              <w:t>c.</w:t>
+            </w:r>
+            <w:proofErr w:type="spellStart"/>
+            <w:r>
+              <w:rPr>
+                <w:rFonts w:ascii="Courier New" w:hAnsi="Courier New" w:cs="Courier New"/>
+                <w:sz w:val="20"/>
+                <w:szCs w:val="20"/>
+                <w:lang w:val="en-US"/>
+              </w:rPr>
+              <w:t>Haulier</w:t>
+            </w:r>
+            <w:proofErr w:type="spellEnd"/>
+            <w:proofErr w:type="gramEnd"/>
+            <w:r>
+              <w:rPr>
+                <w:rFonts w:ascii="Courier New" w:hAnsi="Courier New" w:cs="Courier New"/>
+                <w:sz w:val="20"/>
+                <w:szCs w:val="20"/>
+                <w:lang w:val="en-US"/>
+              </w:rPr>
+              <w:t>__</w:t>
+            </w:r>
+            <w:proofErr w:type="spellStart"/>
+            <w:r>
+              <w:rPr>
+                <w:rFonts w:ascii="Courier New" w:hAnsi="Courier New" w:cs="Courier New"/>
+                <w:sz w:val="20"/>
+                <w:szCs w:val="20"/>
+                <w:lang w:val="en-US"/>
+              </w:rPr>
+              <w:t>c.Name</w:t>
+            </w:r>
+            <w:proofErr w:type="spellEnd"/>
+            <w:r>
+              <w:rPr>
+                <w:rFonts w:ascii="Courier New" w:hAnsi="Courier New" w:cs="Courier New"/>
+                <w:sz w:val="20"/>
+                <w:szCs w:val="20"/>
+                <w:lang w:val="en-US"/>
+              </w:rPr>
+              <w:t>}</w:t>
+            </w:r>
+          </w:p>
+          <w:p>
+            <w:pPr>
+              <w:widowControl w:val="0"/>
+              <w:autoSpaceDE w:val="0"/>
+              <w:autoSpaceDN w:val="0"/>
+              <w:adjustRightInd w:val="0"/>
+              <w:rPr>
+                <w:rFonts w:ascii="Courier New" w:hAnsi="Courier New" w:cs="Courier New"/>
+                <w:sz w:val="20"/>
+                <w:szCs w:val="20"/>
+              </w:rPr>
+            </w:pPr>
+            <w:r>
+              <w:rPr>
+                <w:rFonts w:ascii="Courier New" w:hAnsi="Courier New" w:cs="Courier New"/>
+                <w:sz w:val="20"/>
+                <w:szCs w:val="20"/>
+                <w:lang w:val="en-US"/>
+              </w:rPr>
+              <w:t>{</w:t>
+            </w:r>
+            <w:proofErr w:type="spellStart"/>
+            <w:r>
+              <w:rPr>
+                <w:rFonts w:ascii="Courier New" w:hAnsi="Courier New" w:cs="Courier New"/>
+                <w:sz w:val="20"/>
+                <w:szCs w:val="20"/>
+                <w:lang w:val="en-US"/>
+              </w:rPr>
+              <w:t>Invoice_Line__</w:t>
+            </w:r>
+            <w:proofErr w:type="gramStart"/>
+            <w:r>
+              <w:rPr>
+                <w:rFonts w:ascii="Courier New" w:hAnsi="Courier New" w:cs="Courier New"/>
+                <w:sz w:val="20"/>
+                <w:szCs w:val="20"/>
+                <w:lang w:val="en-US"/>
+              </w:rPr>
+              <w:t>c.Reg</w:t>
+            </w:r>
+            <w:proofErr w:type="gramEnd"/>
+            <w:r>
+              <w:rPr>
+                <w:rFonts w:ascii="Courier New" w:hAnsi="Courier New" w:cs="Courier New"/>
+                <w:sz w:val="20"/>
+                <w:szCs w:val="20"/>
+                <w:lang w:val="en-US"/>
+              </w:rPr>
+              <w:t>_No__c</w:t>
+            </w:r>
+            <w:proofErr w:type="spellEnd"/>
+            <w:r>
+              <w:rPr>
+                <w:rFonts w:ascii="Courier New" w:hAnsi="Courier New" w:cs="Courier New"/>
+                <w:sz w:val="20"/>
+                <w:szCs w:val="20"/>
+                <w:lang w:val="en-US"/>
+              </w:rPr>
+              <w:t>}</w:t>
             </w:r>
           </w:p>
         </w:tc>
@@ -2025,7 +2687,47 @@
                 <w:szCs w:val="20"/>
                 <w:lang w:val="en-US"/>
               </w:rPr>
-              <w:t>{Invoice_Line__c.Line_Text__c}</w:t>
+              <w:t>{</w:t>
+            </w:r>
+            <w:proofErr w:type="spellStart"/>
+            <w:r>
+              <w:rPr>
+                <w:rFonts w:ascii="Courier New" w:hAnsi="Courier New" w:cs="Courier New"/>
+                <w:sz w:val="20"/>
+                <w:szCs w:val="20"/>
+                <w:lang w:val="en-US"/>
+              </w:rPr>
+              <w:t>Invoice_Line__</w:t>
+            </w:r>
+            <w:proofErr w:type="gramStart"/>
+            <w:r>
+              <w:rPr>
+                <w:rFonts w:ascii="Courier New" w:hAnsi="Courier New" w:cs="Courier New"/>
+                <w:sz w:val="20"/>
+                <w:szCs w:val="20"/>
+                <w:lang w:val="en-US"/>
+              </w:rPr>
+              <w:t>c.Line</w:t>
+            </w:r>
+            <w:proofErr w:type="gramEnd"/>
+            <w:r>
+              <w:rPr>
+                <w:rFonts w:ascii="Courier New" w:hAnsi="Courier New" w:cs="Courier New"/>
+                <w:sz w:val="20"/>
+                <w:szCs w:val="20"/>
+                <w:lang w:val="en-US"/>
+              </w:rPr>
+              <w:t>_Text__c</w:t>
+            </w:r>
+            <w:proofErr w:type="spellEnd"/>
+            <w:r>
+              <w:rPr>
+                <w:rFonts w:ascii="Courier New" w:hAnsi="Courier New" w:cs="Courier New"/>
+                <w:sz w:val="20"/>
+                <w:szCs w:val="20"/>
+                <w:lang w:val="en-US"/>
+              </w:rPr>
+              <w:t>}</w:t>
             </w:r>
           </w:p>
         </w:tc>
@@ -2052,7 +2754,47 @@
                 <w:szCs w:val="20"/>
                 <w:lang w:val="en-US"/>
               </w:rPr>
-              <w:t>{Invoice_Line__c.Unit_Price__c}</w:t>
+              <w:t>{</w:t>
+            </w:r>
+            <w:proofErr w:type="spellStart"/>
+            <w:r>
+              <w:rPr>
+                <w:rFonts w:ascii="Courier New" w:hAnsi="Courier New" w:cs="Courier New"/>
+                <w:sz w:val="20"/>
+                <w:szCs w:val="20"/>
+                <w:lang w:val="en-US"/>
+              </w:rPr>
+              <w:t>Invoice_Line__</w:t>
+            </w:r>
+            <w:proofErr w:type="gramStart"/>
+            <w:r>
+              <w:rPr>
+                <w:rFonts w:ascii="Courier New" w:hAnsi="Courier New" w:cs="Courier New"/>
+                <w:sz w:val="20"/>
+                <w:szCs w:val="20"/>
+                <w:lang w:val="en-US"/>
+              </w:rPr>
+              <w:t>c.Unit</w:t>
+            </w:r>
+            <w:proofErr w:type="gramEnd"/>
+            <w:r>
+              <w:rPr>
+                <w:rFonts w:ascii="Courier New" w:hAnsi="Courier New" w:cs="Courier New"/>
+                <w:sz w:val="20"/>
+                <w:szCs w:val="20"/>
+                <w:lang w:val="en-US"/>
+              </w:rPr>
+              <w:t>_Price__c</w:t>
+            </w:r>
+            <w:proofErr w:type="spellEnd"/>
+            <w:r>
+              <w:rPr>
+                <w:rFonts w:ascii="Courier New" w:hAnsi="Courier New" w:cs="Courier New"/>
+                <w:sz w:val="20"/>
+                <w:szCs w:val="20"/>
+                <w:lang w:val="en-US"/>
+              </w:rPr>
+              <w:t>}</w:t>
             </w:r>
           </w:p>
         </w:tc>
@@ -2079,7 +2821,47 @@
                 <w:szCs w:val="20"/>
                 <w:lang w:val="en-US"/>
               </w:rPr>
-              <w:t>{Invoice_Line__c.Pre_VAT_Total__c}</w:t>
+              <w:t>{</w:t>
+            </w:r>
+            <w:proofErr w:type="spellStart"/>
+            <w:r>
+              <w:rPr>
+                <w:rFonts w:ascii="Courier New" w:hAnsi="Courier New" w:cs="Courier New"/>
+                <w:sz w:val="20"/>
+                <w:szCs w:val="20"/>
+                <w:lang w:val="en-US"/>
+              </w:rPr>
+              <w:t>Invoice_Line__</w:t>
+            </w:r>
+            <w:proofErr w:type="gramStart"/>
+            <w:r>
+              <w:rPr>
+                <w:rFonts w:ascii="Courier New" w:hAnsi="Courier New" w:cs="Courier New"/>
+                <w:sz w:val="20"/>
+                <w:szCs w:val="20"/>
+                <w:lang w:val="en-US"/>
+              </w:rPr>
+              <w:t>c.Pre</w:t>
+            </w:r>
+            <w:proofErr w:type="gramEnd"/>
+            <w:r>
+              <w:rPr>
+                <w:rFonts w:ascii="Courier New" w:hAnsi="Courier New" w:cs="Courier New"/>
+                <w:sz w:val="20"/>
+                <w:szCs w:val="20"/>
+                <w:lang w:val="en-US"/>
+              </w:rPr>
+              <w:t>_VAT_Total__c</w:t>
+            </w:r>
+            <w:proofErr w:type="spellEnd"/>
+            <w:r>
+              <w:rPr>
+                <w:rFonts w:ascii="Courier New" w:hAnsi="Courier New" w:cs="Courier New"/>
+                <w:sz w:val="20"/>
+                <w:szCs w:val="20"/>
+                <w:lang w:val="en-US"/>
+              </w:rPr>
+              <w:t>}</w:t>
             </w:r>
           </w:p>
         </w:tc>
@@ -2107,15 +2889,72 @@
                 <w:szCs w:val="20"/>
                 <w:lang w:val="en-US"/>
               </w:rPr>
-              <w:t>{Invoice_Line__c.VAT_Amount__c}</w:t>
-            </w:r>
-            <w:r>
-              <w:rPr>
-                <w:rFonts w:ascii="Courier New" w:hAnsi="Courier New" w:cs="Courier New"/>
-                <w:sz w:val="20"/>
-                <w:szCs w:val="20"/>
-              </w:rPr>
-              <w:t>{/invoice_line_rows}</w:t>
+              <w:t>{</w:t>
+            </w:r>
+            <w:proofErr w:type="spellStart"/>
+            <w:r>
+              <w:rPr>
+                <w:rFonts w:ascii="Courier New" w:hAnsi="Courier New" w:cs="Courier New"/>
+                <w:sz w:val="20"/>
+                <w:szCs w:val="20"/>
+                <w:lang w:val="en-US"/>
+              </w:rPr>
+              <w:t>Invoice_Line__c.VAT_Amount__</w:t>
+            </w:r>
+            <w:proofErr w:type="gramStart"/>
+            <w:r>
+              <w:rPr>
+                <w:rFonts w:ascii="Courier New" w:hAnsi="Courier New" w:cs="Courier New"/>
+                <w:sz w:val="20"/>
+                <w:szCs w:val="20"/>
+                <w:lang w:val="en-US"/>
+              </w:rPr>
+              <w:t>c</w:t>
+            </w:r>
+            <w:proofErr w:type="spellEnd"/>
+            <w:r>
+              <w:rPr>
+                <w:rFonts w:ascii="Courier New" w:hAnsi="Courier New" w:cs="Courier New"/>
+                <w:sz w:val="20"/>
+                <w:szCs w:val="20"/>
+                <w:lang w:val="en-US"/>
+              </w:rPr>
+              <w:t>}</w:t>
+            </w:r>
+            <w:r>
+              <w:rPr>
+                <w:rFonts w:ascii="Courier New" w:hAnsi="Courier New" w:cs="Courier New"/>
+                <w:sz w:val="20"/>
+                <w:szCs w:val="20"/>
+              </w:rPr>
+              <w:t>{</w:t>
+            </w:r>
+            <w:proofErr w:type="gramEnd"/>
+            <w:r>
+              <w:rPr>
+                <w:rFonts w:ascii="Courier New" w:hAnsi="Courier New" w:cs="Courier New"/>
+                <w:sz w:val="20"/>
+                <w:szCs w:val="20"/>
+              </w:rPr>
+              <w:t>/</w:t>
+            </w:r>
+            <w:proofErr w:type="spellStart"/>
+            <w:r>
+              <w:rPr>
+                <w:rFonts w:ascii="Courier New" w:hAnsi="Courier New" w:cs="Courier New"/>
+                <w:sz w:val="20"/>
+                <w:szCs w:val="20"/>
+              </w:rPr>
+              <w:t>invoice_line_rows</w:t>
+            </w:r>
+            <w:proofErr w:type="spellEnd"/>
+            <w:r>
+              <w:rPr>
+                <w:rFonts w:ascii="Courier New" w:hAnsi="Courier New" w:cs="Courier New"/>
+                <w:sz w:val="20"/>
+                <w:szCs w:val="20"/>
+              </w:rPr>
+              <w:t>}</w:t>
             </w:r>
           </w:p>
         </w:tc>
@@ -2194,7 +3033,47 @@
                 <w:szCs w:val="20"/>
                 <w:lang w:val="en-US"/>
               </w:rPr>
-              <w:t>{Invoice__c.Tonnage__c}</w:t>
+              <w:t>{</w:t>
+            </w:r>
+            <w:proofErr w:type="spellStart"/>
+            <w:r>
+              <w:rPr>
+                <w:rFonts w:ascii="Courier New" w:hAnsi="Courier New" w:cs="Courier New"/>
+                <w:sz w:val="20"/>
+                <w:szCs w:val="20"/>
+                <w:lang w:val="en-US"/>
+              </w:rPr>
+              <w:t>Invoice__</w:t>
+            </w:r>
+            <w:proofErr w:type="gramStart"/>
+            <w:r>
+              <w:rPr>
+                <w:rFonts w:ascii="Courier New" w:hAnsi="Courier New" w:cs="Courier New"/>
+                <w:sz w:val="20"/>
+                <w:szCs w:val="20"/>
+                <w:lang w:val="en-US"/>
+              </w:rPr>
+              <w:t>c.Tonnage</w:t>
+            </w:r>
+            <w:proofErr w:type="gramEnd"/>
+            <w:r>
+              <w:rPr>
+                <w:rFonts w:ascii="Courier New" w:hAnsi="Courier New" w:cs="Courier New"/>
+                <w:sz w:val="20"/>
+                <w:szCs w:val="20"/>
+                <w:lang w:val="en-US"/>
+              </w:rPr>
+              <w:t>__c</w:t>
+            </w:r>
+            <w:proofErr w:type="spellEnd"/>
+            <w:r>
+              <w:rPr>
+                <w:rFonts w:ascii="Courier New" w:hAnsi="Courier New" w:cs="Courier New"/>
+                <w:sz w:val="20"/>
+                <w:szCs w:val="20"/>
+                <w:lang w:val="en-US"/>
+              </w:rPr>
+              <w:t>}</w:t>
             </w:r>
           </w:p>
         </w:tc>
@@ -2401,7 +3280,27 @@
                 <w:szCs w:val="20"/>
                 <w:lang w:val="en-US"/>
               </w:rPr>
-              <w:t>{#quality_adjustment_rows}{quality_adjustment_description}</w:t>
+              <w:t>{#quality_adjustment_</w:t>
+            </w:r>
+            <w:proofErr w:type="gramStart"/>
+            <w:r>
+              <w:rPr>
+                <w:rFonts w:ascii="Courier New" w:hAnsi="Courier New" w:cs="Courier New"/>
+                <w:sz w:val="20"/>
+                <w:szCs w:val="20"/>
+                <w:lang w:val="en-US"/>
+              </w:rPr>
+              <w:t>rows}{</w:t>
+            </w:r>
+            <w:proofErr w:type="gramEnd"/>
+            <w:r>
+              <w:rPr>
+                <w:rFonts w:ascii="Courier New" w:hAnsi="Courier New" w:cs="Courier New"/>
+                <w:sz w:val="20"/>
+                <w:szCs w:val="20"/>
+                <w:lang w:val="en-US"/>
+              </w:rPr>
+              <w:t>quality_adjustment_description}</w:t>
             </w:r>
           </w:p>
         </w:tc>
@@ -2427,7 +3326,25 @@
                 <w:sz w:val="20"/>
                 <w:szCs w:val="20"/>
               </w:rPr>
-              <w:t>{quality_adjustment_unit_price}</w:t>
+              <w:t>{</w:t>
+            </w:r>
+            <w:proofErr w:type="spellStart"/>
+            <w:r>
+              <w:rPr>
+                <w:rFonts w:ascii="Courier New" w:hAnsi="Courier New" w:cs="Courier New"/>
+                <w:sz w:val="20"/>
+                <w:szCs w:val="20"/>
+              </w:rPr>
+              <w:t>quality_adjustment_unit_price</w:t>
+            </w:r>
+            <w:proofErr w:type="spellEnd"/>
+            <w:r>
+              <w:rPr>
+                <w:rFonts w:ascii="Courier New" w:hAnsi="Courier New" w:cs="Courier New"/>
+                <w:sz w:val="20"/>
+                <w:szCs w:val="20"/>
+              </w:rPr>
+              <w:t>}</w:t>
             </w:r>
           </w:p>
         </w:tc>
@@ -2445,7 +3362,7 @@
                 <w:rFonts w:ascii="Courier New" w:hAnsi="Courier New" w:cs="Courier New"/>
                 <w:sz w:val="20"/>
                 <w:szCs w:val="20"/>
-                <w:lang w:val="ru-RU"/>
+                <w:lang w:val="en-US"/>
               </w:rPr>
             </w:pPr>
             <w:r>
@@ -2456,6 +3373,7 @@
               </w:rPr>
               <w:t>{</w:t>
             </w:r>
+            <w:proofErr w:type="spellStart"/>
             <w:r>
               <w:rPr>
                 <w:rFonts w:ascii="Courier New" w:hAnsi="Courier New" w:cs="Courier New"/>
@@ -2464,6 +3382,7 @@
               </w:rPr>
               <w:t>quality_adjustment_pre_vat_total</w:t>
             </w:r>
+            <w:proofErr w:type="spellEnd"/>
             <w:r>
               <w:rPr>
                 <w:rFonts w:ascii="Courier New" w:hAnsi="Courier New" w:cs="Courier New"/>
@@ -2497,17 +3416,45 @@
                 <w:sz w:val="20"/>
                 <w:szCs w:val="20"/>
               </w:rPr>
-              <w:t>{quality_adjustment_vat_amount}</w:t>
-            </w:r>
-            <w:r>
-              <w:rPr>
-                <w:rFonts w:ascii="Courier New" w:hAnsi="Courier New" w:cs="Courier New"/>
-                <w:sz w:val="20"/>
-                <w:szCs w:val="20"/>
-                <w:lang w:val="en-US"/>
-              </w:rPr>
               <w:t>{</w:t>
             </w:r>
+            <w:proofErr w:type="spellStart"/>
+            <w:r>
+              <w:rPr>
+                <w:rFonts w:ascii="Courier New" w:hAnsi="Courier New" w:cs="Courier New"/>
+                <w:sz w:val="20"/>
+                <w:szCs w:val="20"/>
+              </w:rPr>
+              <w:t>quality_adjustment_vat_</w:t>
+            </w:r>
+            <w:proofErr w:type="gramStart"/>
+            <w:r>
+              <w:rPr>
+                <w:rFonts w:ascii="Courier New" w:hAnsi="Courier New" w:cs="Courier New"/>
+                <w:sz w:val="20"/>
+                <w:szCs w:val="20"/>
+              </w:rPr>
+              <w:t>amount</w:t>
+            </w:r>
+            <w:proofErr w:type="spellEnd"/>
+            <w:r>
+              <w:rPr>
+                <w:rFonts w:ascii="Courier New" w:hAnsi="Courier New" w:cs="Courier New"/>
+                <w:sz w:val="20"/>
+                <w:szCs w:val="20"/>
+              </w:rPr>
+              <w:t>}</w:t>
+            </w:r>
+            <w:r>
+              <w:rPr>
+                <w:rFonts w:ascii="Courier New" w:hAnsi="Courier New" w:cs="Courier New"/>
+                <w:sz w:val="20"/>
+                <w:szCs w:val="20"/>
+                <w:lang w:val="en-US"/>
+              </w:rPr>
+              <w:t>{</w:t>
+            </w:r>
+            <w:proofErr w:type="gramEnd"/>
             <w:r>
               <w:rPr>
                 <w:rFonts w:ascii="Courier New" w:hAnsi="Courier New" w:cs="Courier New"/>
@@ -2517,14 +3464,25 @@
               </w:rPr>
               <w:t>/</w:t>
             </w:r>
-            <w:r>
-              <w:rPr>
-                <w:rFonts w:ascii="Courier New" w:hAnsi="Courier New" w:cs="Courier New"/>
-                <w:sz w:val="20"/>
-                <w:szCs w:val="20"/>
-                <w:lang w:val="en-US"/>
-              </w:rPr>
-              <w:t>quality_adjustment_rows}</w:t>
+            <w:proofErr w:type="spellStart"/>
+            <w:r>
+              <w:rPr>
+                <w:rFonts w:ascii="Courier New" w:hAnsi="Courier New" w:cs="Courier New"/>
+                <w:sz w:val="20"/>
+                <w:szCs w:val="20"/>
+                <w:lang w:val="en-US"/>
+              </w:rPr>
+              <w:t>quality_adjustment_rows</w:t>
+            </w:r>
+            <w:proofErr w:type="spellEnd"/>
+            <w:r>
+              <w:rPr>
+                <w:rFonts w:ascii="Courier New" w:hAnsi="Courier New" w:cs="Courier New"/>
+                <w:sz w:val="20"/>
+                <w:szCs w:val="20"/>
+                <w:lang w:val="en-US"/>
+              </w:rPr>
+              <w:t>}</w:t>
             </w:r>
           </w:p>
         </w:tc>
@@ -2675,7 +3633,43 @@
                 <w:sz w:val="20"/>
                 <w:szCs w:val="20"/>
               </w:rPr>
-              <w:t>{Invoice__c.Pre_VAT_Total_Purchase__c}</w:t>
+              <w:t>{</w:t>
+            </w:r>
+            <w:proofErr w:type="spellStart"/>
+            <w:r>
+              <w:rPr>
+                <w:rFonts w:ascii="Courier New" w:hAnsi="Courier New" w:cs="Courier New"/>
+                <w:sz w:val="20"/>
+                <w:szCs w:val="20"/>
+              </w:rPr>
+              <w:t>Invoice__</w:t>
+            </w:r>
+            <w:proofErr w:type="gramStart"/>
+            <w:r>
+              <w:rPr>
+                <w:rFonts w:ascii="Courier New" w:hAnsi="Courier New" w:cs="Courier New"/>
+                <w:sz w:val="20"/>
+                <w:szCs w:val="20"/>
+              </w:rPr>
+              <w:t>c.Pre</w:t>
+            </w:r>
+            <w:proofErr w:type="gramEnd"/>
+            <w:r>
+              <w:rPr>
+                <w:rFonts w:ascii="Courier New" w:hAnsi="Courier New" w:cs="Courier New"/>
+                <w:sz w:val="20"/>
+                <w:szCs w:val="20"/>
+              </w:rPr>
+              <w:t>_VAT_Total_Purchase__c</w:t>
+            </w:r>
+            <w:proofErr w:type="spellEnd"/>
+            <w:r>
+              <w:rPr>
+                <w:rFonts w:ascii="Courier New" w:hAnsi="Courier New" w:cs="Courier New"/>
+                <w:sz w:val="20"/>
+                <w:szCs w:val="20"/>
+              </w:rPr>
+              <w:t>}</w:t>
             </w:r>
           </w:p>
         </w:tc>
@@ -2709,7 +3703,6 @@
           <w:rFonts w:ascii="Courier New" w:hAnsi="Courier New" w:cs="Courier New"/>
           <w:sz w:val="18"/>
           <w:szCs w:val="18"/>
-          <w:lang w:val="en-US"/>
         </w:rPr>
       </w:pPr>
     </w:p>
@@ -2799,13 +3792,179 @@
               </w:rPr>
               <w:t>{</w:t>
             </w:r>
-            <w:r>
-              <w:rPr>
-                <w:rFonts w:ascii="Courier New" w:hAnsi="Courier New" w:cs="Courier New"/>
-                <w:sz w:val="20"/>
-                <w:szCs w:val="20"/>
-              </w:rPr>
-              <w:t>invoice_line_type_h_g_c_a_</w:t>
+            <w:proofErr w:type="spellStart"/>
+            <w:r>
+              <w:rPr>
+                <w:rFonts w:ascii="Courier New" w:hAnsi="Courier New" w:cs="Courier New"/>
+                <w:sz w:val="20"/>
+                <w:szCs w:val="20"/>
+              </w:rPr>
+              <w:t>invoice_line_type_h_g_c_a_levy_unit_price_sum</w:t>
+            </w:r>
+            <w:proofErr w:type="spellEnd"/>
+            <w:r>
+              <w:rPr>
+                <w:rFonts w:ascii="Courier New" w:hAnsi="Courier New" w:cs="Courier New"/>
+                <w:sz w:val="20"/>
+                <w:szCs w:val="20"/>
+                <w:lang w:val="en-US"/>
+              </w:rPr>
+              <w:t>}</w:t>
+            </w:r>
+          </w:p>
+        </w:tc>
+        <w:tc>
+          <w:tcPr>
+            <w:tcW w:w="1260" w:type="dxa"/>
+          </w:tcPr>
+          <w:p>
+            <w:pPr>
+              <w:widowControl w:val="0"/>
+              <w:autoSpaceDE w:val="0"/>
+              <w:autoSpaceDN w:val="0"/>
+              <w:adjustRightInd w:val="0"/>
+              <w:rPr>
+                <w:rFonts w:ascii="Courier New" w:hAnsi="Courier New" w:cs="Courier New"/>
+                <w:sz w:val="20"/>
+                <w:szCs w:val="20"/>
+                <w:lang w:val="en-US"/>
+              </w:rPr>
+            </w:pPr>
+            <w:r>
+              <w:rPr>
+                <w:rFonts w:ascii="Courier New" w:hAnsi="Courier New" w:cs="Courier New"/>
+                <w:sz w:val="20"/>
+                <w:szCs w:val="20"/>
+                <w:lang w:val="en-US"/>
+              </w:rPr>
+              <w:t>{</w:t>
+            </w:r>
+            <w:proofErr w:type="spellStart"/>
+            <w:r>
+              <w:rPr>
+                <w:rFonts w:ascii="Courier New" w:hAnsi="Courier New" w:cs="Courier New"/>
+                <w:sz w:val="20"/>
+                <w:szCs w:val="20"/>
+              </w:rPr>
+              <w:t>invoice_line_type_h_g_c_a_levy_amount_sum</w:t>
+            </w:r>
+            <w:proofErr w:type="spellEnd"/>
+            <w:r>
+              <w:rPr>
+                <w:rFonts w:ascii="Courier New" w:hAnsi="Courier New" w:cs="Courier New"/>
+                <w:sz w:val="20"/>
+                <w:szCs w:val="20"/>
+                <w:lang w:val="en-US"/>
+              </w:rPr>
+              <w:t>}</w:t>
+            </w:r>
+          </w:p>
+        </w:tc>
+        <w:tc>
+          <w:tcPr>
+            <w:tcW w:w="1440" w:type="dxa"/>
+          </w:tcPr>
+          <w:p>
+            <w:pPr>
+              <w:widowControl w:val="0"/>
+              <w:autoSpaceDE w:val="0"/>
+              <w:autoSpaceDN w:val="0"/>
+              <w:adjustRightInd w:val="0"/>
+              <w:rPr>
+                <w:rFonts w:ascii="Courier New" w:hAnsi="Courier New" w:cs="Courier New"/>
+                <w:sz w:val="20"/>
+                <w:szCs w:val="20"/>
+                <w:lang w:val="en-US"/>
+              </w:rPr>
+            </w:pPr>
+            <w:r>
+              <w:rPr>
+                <w:rFonts w:ascii="Courier New" w:hAnsi="Courier New" w:cs="Courier New"/>
+                <w:sz w:val="20"/>
+                <w:szCs w:val="20"/>
+              </w:rPr>
+              <w:t>{</w:t>
+            </w:r>
+            <w:proofErr w:type="spellStart"/>
+            <w:r>
+              <w:rPr>
+                <w:rFonts w:ascii="Courier New" w:hAnsi="Courier New" w:cs="Courier New"/>
+                <w:sz w:val="20"/>
+                <w:szCs w:val="20"/>
+              </w:rPr>
+              <w:t>invoice_line_type_h_g_c_a_levy_vat_sum</w:t>
+            </w:r>
+            <w:proofErr w:type="spellEnd"/>
+            <w:r>
+              <w:rPr>
+                <w:rFonts w:ascii="Courier New" w:hAnsi="Courier New" w:cs="Courier New"/>
+                <w:sz w:val="20"/>
+                <w:szCs w:val="20"/>
+              </w:rPr>
+              <w:t>}</w:t>
+            </w:r>
+          </w:p>
+        </w:tc>
+      </w:tr>
+      <w:tr>
+        <w:tc>
+          <w:tcPr>
+            <w:tcW w:w="2160" w:type="dxa"/>
+          </w:tcPr>
+          <w:p>
+            <w:pPr>
+              <w:widowControl w:val="0"/>
+              <w:autoSpaceDE w:val="0"/>
+              <w:autoSpaceDN w:val="0"/>
+              <w:adjustRightInd w:val="0"/>
+              <w:rPr>
+                <w:rFonts w:ascii="Courier New" w:hAnsi="Courier New" w:cs="Courier New"/>
+                <w:sz w:val="20"/>
+                <w:szCs w:val="20"/>
+              </w:rPr>
+            </w:pPr>
+            <w:r>
+              <w:rPr>
+                <w:rFonts w:ascii="Courier New" w:hAnsi="Courier New" w:cs="Courier New"/>
+                <w:sz w:val="20"/>
+                <w:szCs w:val="20"/>
+              </w:rPr>
+              <w:t>Credit Insurance Levy</w:t>
+            </w:r>
+          </w:p>
+        </w:tc>
+        <w:tc>
+          <w:tcPr>
+            <w:tcW w:w="1345" w:type="dxa"/>
+          </w:tcPr>
+          <w:p>
+            <w:pPr>
+              <w:widowControl w:val="0"/>
+              <w:autoSpaceDE w:val="0"/>
+              <w:autoSpaceDN w:val="0"/>
+              <w:adjustRightInd w:val="0"/>
+              <w:rPr>
+                <w:rFonts w:ascii="Courier New" w:hAnsi="Courier New" w:cs="Courier New"/>
+                <w:sz w:val="20"/>
+                <w:szCs w:val="20"/>
+              </w:rPr>
+            </w:pPr>
+            <w:r>
+              <w:rPr>
+                <w:rFonts w:ascii="Courier New" w:hAnsi="Courier New" w:cs="Courier New"/>
+                <w:sz w:val="20"/>
+                <w:szCs w:val="20"/>
+              </w:rPr>
+              <w:t>{</w:t>
+            </w:r>
+            <w:proofErr w:type="spellStart"/>
+            <w:r>
+              <w:rPr>
+                <w:rFonts w:ascii="Courier New" w:hAnsi="Courier New" w:cs="Courier New"/>
+                <w:sz w:val="20"/>
+                <w:szCs w:val="20"/>
+              </w:rPr>
+              <w:t>invoice_line_type_credit_i</w:t>
             </w:r>
             <w:r>
               <w:rPr>
@@ -2814,14 +3973,14 @@
                 <w:szCs w:val="20"/>
               </w:rPr>
               <w:lastRenderedPageBreak/>
-              <w:t>levy_unit_price_sum</w:t>
-            </w:r>
-            <w:r>
-              <w:rPr>
-                <w:rFonts w:ascii="Courier New" w:hAnsi="Courier New" w:cs="Courier New"/>
-                <w:sz w:val="20"/>
-                <w:szCs w:val="20"/>
-                <w:lang w:val="en-US"/>
+              <w:t>nsurance_levy_unit_price_sum</w:t>
+            </w:r>
+            <w:proofErr w:type="spellEnd"/>
+            <w:r>
+              <w:rPr>
+                <w:rFonts w:ascii="Courier New" w:hAnsi="Courier New" w:cs="Courier New"/>
+                <w:sz w:val="20"/>
+                <w:szCs w:val="20"/>
               </w:rPr>
               <w:t>}</w:t>
             </w:r>
@@ -2849,18 +4008,18 @@
                 <w:rFonts w:ascii="Courier New" w:hAnsi="Courier New" w:cs="Courier New"/>
                 <w:sz w:val="20"/>
                 <w:szCs w:val="20"/>
-                <w:lang w:val="en-US"/>
               </w:rPr>
               <w:lastRenderedPageBreak/>
               <w:t>{</w:t>
             </w:r>
-            <w:r>
-              <w:rPr>
-                <w:rFonts w:ascii="Courier New" w:hAnsi="Courier New" w:cs="Courier New"/>
-                <w:sz w:val="20"/>
-                <w:szCs w:val="20"/>
-              </w:rPr>
-              <w:t>invoice_line_type_h_g_c</w:t>
+            <w:proofErr w:type="spellStart"/>
+            <w:r>
+              <w:rPr>
+                <w:rFonts w:ascii="Courier New" w:hAnsi="Courier New" w:cs="Courier New"/>
+                <w:sz w:val="20"/>
+                <w:szCs w:val="20"/>
+              </w:rPr>
+              <w:t>invoice_line_type_credi</w:t>
             </w:r>
             <w:r>
               <w:rPr>
@@ -2869,14 +4028,14 @@
                 <w:szCs w:val="20"/>
               </w:rPr>
               <w:lastRenderedPageBreak/>
-              <w:t>_a_levy_amount_sum</w:t>
-            </w:r>
-            <w:r>
-              <w:rPr>
-                <w:rFonts w:ascii="Courier New" w:hAnsi="Courier New" w:cs="Courier New"/>
-                <w:sz w:val="20"/>
-                <w:szCs w:val="20"/>
-                <w:lang w:val="en-US"/>
+              <w:t>t_insurance_levy_amount_sum</w:t>
+            </w:r>
+            <w:proofErr w:type="spellEnd"/>
+            <w:r>
+              <w:rPr>
+                <w:rFonts w:ascii="Courier New" w:hAnsi="Courier New" w:cs="Courier New"/>
+                <w:sz w:val="20"/>
+                <w:szCs w:val="20"/>
               </w:rPr>
               <w:t>}</w:t>
             </w:r>
@@ -2908,13 +4067,14 @@
               <w:lastRenderedPageBreak/>
               <w:t>{</w:t>
             </w:r>
-            <w:r>
-              <w:rPr>
-                <w:rFonts w:ascii="Courier New" w:hAnsi="Courier New" w:cs="Courier New"/>
-                <w:sz w:val="20"/>
-                <w:szCs w:val="20"/>
-              </w:rPr>
-              <w:t>invoice_line_type_h_g_c_a_lev</w:t>
+            <w:proofErr w:type="spellStart"/>
+            <w:r>
+              <w:rPr>
+                <w:rFonts w:ascii="Courier New" w:hAnsi="Courier New" w:cs="Courier New"/>
+                <w:sz w:val="20"/>
+                <w:szCs w:val="20"/>
+              </w:rPr>
+              <w:t>invoice_line_type_credit_insu</w:t>
             </w:r>
             <w:r>
               <w:rPr>
@@ -2923,8 +4083,9 @@
                 <w:szCs w:val="20"/>
               </w:rPr>
               <w:lastRenderedPageBreak/>
-              <w:t>y_vat_sum</w:t>
-            </w:r>
+              <w:t>rance_levy_vat_sum</w:t>
+            </w:r>
+            <w:proofErr w:type="spellEnd"/>
             <w:r>
               <w:rPr>
                 <w:rFonts w:ascii="Courier New" w:hAnsi="Courier New" w:cs="Courier New"/>
@@ -2959,7 +4120,8 @@
                 <w:sz w:val="20"/>
                 <w:szCs w:val="20"/>
               </w:rPr>
-              <w:t>Credit Insurance Levy</w:t>
+              <w:lastRenderedPageBreak/>
+              <w:t>Weighbridge</w:t>
             </w:r>
           </w:p>
         </w:tc>
@@ -2987,14 +4149,16 @@
               </w:rPr>
               <w:t>{</w:t>
             </w:r>
-            <w:r>
-              <w:rPr>
-                <w:rFonts w:ascii="Courier New" w:hAnsi="Courier New" w:cs="Courier New"/>
-                <w:sz w:val="20"/>
-                <w:szCs w:val="20"/>
-              </w:rPr>
-              <w:t>invoice_line_type_credit_insurance_levy_unit_price_sum</w:t>
-            </w:r>
+            <w:proofErr w:type="spellStart"/>
+            <w:r>
+              <w:rPr>
+                <w:rFonts w:ascii="Courier New" w:hAnsi="Courier New" w:cs="Courier New"/>
+                <w:sz w:val="20"/>
+                <w:szCs w:val="20"/>
+              </w:rPr>
+              <w:t>invoice_line_type_weighbridge_unit_price_sum</w:t>
+            </w:r>
+            <w:proofErr w:type="spellEnd"/>
             <w:r>
               <w:rPr>
                 <w:rFonts w:ascii="Courier New" w:hAnsi="Courier New" w:cs="Courier New"/>
@@ -3019,7 +4183,6 @@
                 <w:rFonts w:ascii="Courier New" w:hAnsi="Courier New" w:cs="Courier New"/>
                 <w:sz w:val="20"/>
                 <w:szCs w:val="20"/>
-                <w:lang w:val="en-US"/>
               </w:rPr>
             </w:pPr>
             <w:r>
@@ -3030,14 +4193,16 @@
               </w:rPr>
               <w:t>{</w:t>
             </w:r>
-            <w:r>
-              <w:rPr>
-                <w:rFonts w:ascii="Courier New" w:hAnsi="Courier New" w:cs="Courier New"/>
-                <w:sz w:val="20"/>
-                <w:szCs w:val="20"/>
-              </w:rPr>
-              <w:t>invoice_line_type_credit_insurance_levy_amount_sum</w:t>
-            </w:r>
+            <w:proofErr w:type="spellStart"/>
+            <w:r>
+              <w:rPr>
+                <w:rFonts w:ascii="Courier New" w:hAnsi="Courier New" w:cs="Courier New"/>
+                <w:sz w:val="20"/>
+                <w:szCs w:val="20"/>
+              </w:rPr>
+              <w:t>invoice_line_type_weighbridge_amount_sum</w:t>
+            </w:r>
+            <w:proofErr w:type="spellEnd"/>
             <w:r>
               <w:rPr>
                 <w:rFonts w:ascii="Courier New" w:hAnsi="Courier New" w:cs="Courier New"/>
@@ -3062,7 +4227,6 @@
                 <w:rFonts w:ascii="Courier New" w:hAnsi="Courier New" w:cs="Courier New"/>
                 <w:sz w:val="20"/>
                 <w:szCs w:val="20"/>
-                <w:lang w:val="en-US"/>
               </w:rPr>
             </w:pPr>
             <w:r>
@@ -3073,160 +4237,7 @@
               </w:rPr>
               <w:t>{</w:t>
             </w:r>
-            <w:r>
-              <w:rPr>
-                <w:rFonts w:ascii="Courier New" w:hAnsi="Courier New" w:cs="Courier New"/>
-                <w:sz w:val="20"/>
-                <w:szCs w:val="20"/>
-              </w:rPr>
-              <w:t>invoice_line_type_credit_insurance_levy_vat_sum</w:t>
-            </w:r>
-            <w:r>
-              <w:rPr>
-                <w:rFonts w:ascii="Courier New" w:hAnsi="Courier New" w:cs="Courier New"/>
-                <w:sz w:val="20"/>
-                <w:szCs w:val="20"/>
-              </w:rPr>
-              <w:t>}</w:t>
-            </w:r>
-          </w:p>
-        </w:tc>
-      </w:tr>
-      <w:tr>
-        <w:tc>
-          <w:tcPr>
-            <w:tcW w:w="2160" w:type="dxa"/>
-          </w:tcPr>
-          <w:p>
-            <w:pPr>
-              <w:widowControl w:val="0"/>
-              <w:autoSpaceDE w:val="0"/>
-              <w:autoSpaceDN w:val="0"/>
-              <w:adjustRightInd w:val="0"/>
-              <w:rPr>
-                <w:rFonts w:ascii="Courier New" w:hAnsi="Courier New" w:cs="Courier New"/>
-                <w:sz w:val="20"/>
-                <w:szCs w:val="20"/>
-              </w:rPr>
-            </w:pPr>
-            <w:r>
-              <w:rPr>
-                <w:rFonts w:ascii="Courier New" w:hAnsi="Courier New" w:cs="Courier New"/>
-                <w:sz w:val="20"/>
-                <w:szCs w:val="20"/>
-              </w:rPr>
-              <w:t>Weighbridge</w:t>
-            </w:r>
-          </w:p>
-        </w:tc>
-        <w:tc>
-          <w:tcPr>
-            <w:tcW w:w="1345" w:type="dxa"/>
-          </w:tcPr>
-          <w:p>
-            <w:pPr>
-              <w:widowControl w:val="0"/>
-              <w:autoSpaceDE w:val="0"/>
-              <w:autoSpaceDN w:val="0"/>
-              <w:adjustRightInd w:val="0"/>
-              <w:rPr>
-                <w:rFonts w:ascii="Courier New" w:hAnsi="Courier New" w:cs="Courier New"/>
-                <w:sz w:val="20"/>
-                <w:szCs w:val="20"/>
-              </w:rPr>
-            </w:pPr>
-            <w:r>
-              <w:rPr>
-                <w:rFonts w:ascii="Courier New" w:hAnsi="Courier New" w:cs="Courier New"/>
-                <w:sz w:val="20"/>
-                <w:szCs w:val="20"/>
-              </w:rPr>
-              <w:t>{</w:t>
-            </w:r>
-            <w:r>
-              <w:rPr>
-                <w:rFonts w:ascii="Courier New" w:hAnsi="Courier New" w:cs="Courier New"/>
-                <w:sz w:val="20"/>
-                <w:szCs w:val="20"/>
-              </w:rPr>
-              <w:t>invoice_line_type_weighbridge_unit_price_sum</w:t>
-            </w:r>
-            <w:r>
-              <w:rPr>
-                <w:rFonts w:ascii="Courier New" w:hAnsi="Courier New" w:cs="Courier New"/>
-                <w:sz w:val="20"/>
-                <w:szCs w:val="20"/>
-              </w:rPr>
-              <w:t>}</w:t>
-            </w:r>
-          </w:p>
-        </w:tc>
-        <w:tc>
-          <w:tcPr>
-            <w:tcW w:w="1260" w:type="dxa"/>
-          </w:tcPr>
-          <w:p>
-            <w:pPr>
-              <w:widowControl w:val="0"/>
-              <w:autoSpaceDE w:val="0"/>
-              <w:autoSpaceDN w:val="0"/>
-              <w:adjustRightInd w:val="0"/>
-              <w:rPr>
-                <w:rFonts w:ascii="Courier New" w:hAnsi="Courier New" w:cs="Courier New"/>
-                <w:sz w:val="20"/>
-                <w:szCs w:val="20"/>
-              </w:rPr>
-            </w:pPr>
-            <w:r>
-              <w:rPr>
-                <w:rFonts w:ascii="Courier New" w:hAnsi="Courier New" w:cs="Courier New"/>
-                <w:sz w:val="20"/>
-                <w:szCs w:val="20"/>
-              </w:rPr>
-              <w:t>{</w:t>
-            </w:r>
-            <w:r>
-              <w:rPr>
-                <w:rFonts w:ascii="Courier New" w:hAnsi="Courier New" w:cs="Courier New"/>
-                <w:sz w:val="20"/>
-                <w:szCs w:val="20"/>
-              </w:rPr>
-              <w:t>invoice_line_type_weighbridge_amount_sum</w:t>
-            </w:r>
-            <w:r>
-              <w:rPr>
-                <w:rFonts w:ascii="Courier New" w:hAnsi="Courier New" w:cs="Courier New"/>
-                <w:sz w:val="20"/>
-                <w:szCs w:val="20"/>
-              </w:rPr>
-              <w:t>}</w:t>
-            </w:r>
-          </w:p>
-        </w:tc>
-        <w:tc>
-          <w:tcPr>
-            <w:tcW w:w="1440" w:type="dxa"/>
-          </w:tcPr>
-          <w:p>
-            <w:pPr>
-              <w:widowControl w:val="0"/>
-              <w:autoSpaceDE w:val="0"/>
-              <w:autoSpaceDN w:val="0"/>
-              <w:adjustRightInd w:val="0"/>
-              <w:rPr>
-                <w:rFonts w:ascii="Courier New" w:hAnsi="Courier New" w:cs="Courier New"/>
-                <w:sz w:val="20"/>
-                <w:szCs w:val="20"/>
-              </w:rPr>
-            </w:pPr>
-            <w:r>
-              <w:rPr>
-                <w:rFonts w:ascii="Courier New" w:hAnsi="Courier New" w:cs="Courier New"/>
-                <w:sz w:val="20"/>
-                <w:szCs w:val="20"/>
-              </w:rPr>
-              <w:t>{</w:t>
-            </w:r>
+            <w:proofErr w:type="spellStart"/>
             <w:r>
               <w:rPr>
                 <w:rFonts w:ascii="Courier New" w:hAnsi="Courier New" w:cs="Courier New"/>
@@ -3235,6 +4246,7 @@
               </w:rPr>
               <w:t>invoice_line_type_weighbridge_vat_sum</w:t>
             </w:r>
+            <w:proofErr w:type="spellEnd"/>
             <w:r>
               <w:rPr>
                 <w:rFonts w:ascii="Courier New" w:hAnsi="Courier New" w:cs="Courier New"/>
@@ -3573,13 +4585,13 @@
         <w:tblLook w:val="01E0" w:firstRow="1" w:lastRow="1" w:firstColumn="1" w:lastColumn="1" w:noHBand="0" w:noVBand="0"/>
       </w:tblPr>
       <w:tblGrid>
-        <w:gridCol w:w="1530"/>
-        <w:gridCol w:w="2425"/>
+        <w:gridCol w:w="1620"/>
+        <w:gridCol w:w="2335"/>
       </w:tblGrid>
       <w:tr>
         <w:tc>
           <w:tcPr>
-            <w:tcW w:w="1530" w:type="dxa"/>
+            <w:tcW w:w="1620" w:type="dxa"/>
           </w:tcPr>
           <w:p>
             <w:pPr>
@@ -3605,27 +4617,45 @@
         </w:tc>
         <w:tc>
           <w:tcPr>
-            <w:tcW w:w="2425" w:type="dxa"/>
-          </w:tcPr>
-          <w:p>
-            <w:pPr>
-              <w:widowControl w:val="0"/>
-              <w:autoSpaceDE w:val="0"/>
-              <w:autoSpaceDN w:val="0"/>
-              <w:adjustRightInd w:val="0"/>
-              <w:rPr>
-                <w:rFonts w:ascii="Courier New" w:hAnsi="Courier New" w:cs="Courier New"/>
-                <w:sz w:val="20"/>
-                <w:szCs w:val="20"/>
-              </w:rPr>
-            </w:pPr>
-            <w:r>
-              <w:rPr>
-                <w:rFonts w:ascii="Courier New" w:hAnsi="Courier New" w:cs="Courier New"/>
-                <w:sz w:val="20"/>
-                <w:szCs w:val="20"/>
-              </w:rPr>
-              <w:t>{Invoice__c.Total_Due_1__c}</w:t>
+            <w:tcW w:w="2335" w:type="dxa"/>
+          </w:tcPr>
+          <w:p>
+            <w:pPr>
+              <w:widowControl w:val="0"/>
+              <w:autoSpaceDE w:val="0"/>
+              <w:autoSpaceDN w:val="0"/>
+              <w:adjustRightInd w:val="0"/>
+              <w:rPr>
+                <w:rFonts w:ascii="Courier New" w:hAnsi="Courier New" w:cs="Courier New"/>
+                <w:sz w:val="20"/>
+                <w:szCs w:val="20"/>
+              </w:rPr>
+            </w:pPr>
+            <w:r>
+              <w:rPr>
+                <w:rFonts w:ascii="Courier New" w:hAnsi="Courier New" w:cs="Courier New"/>
+                <w:sz w:val="20"/>
+                <w:szCs w:val="20"/>
+              </w:rPr>
+              <w:t>{Invoice__</w:t>
+            </w:r>
+            <w:proofErr w:type="gramStart"/>
+            <w:r>
+              <w:rPr>
+                <w:rFonts w:ascii="Courier New" w:hAnsi="Courier New" w:cs="Courier New"/>
+                <w:sz w:val="20"/>
+                <w:szCs w:val="20"/>
+              </w:rPr>
+              <w:t>c.Total</w:t>
+            </w:r>
+            <w:proofErr w:type="gramEnd"/>
+            <w:r>
+              <w:rPr>
+                <w:rFonts w:ascii="Courier New" w:hAnsi="Courier New" w:cs="Courier New"/>
+                <w:sz w:val="20"/>
+                <w:szCs w:val="20"/>
+              </w:rPr>
+              <w:t>_Due_1__c}</w:t>
             </w:r>
           </w:p>
         </w:tc>
@@ -3633,7 +4663,7 @@
       <w:tr>
         <w:tc>
           <w:tcPr>
-            <w:tcW w:w="1530" w:type="dxa"/>
+            <w:tcW w:w="1620" w:type="dxa"/>
           </w:tcPr>
           <w:p>
             <w:pPr>
@@ -3659,27 +4689,45 @@
         </w:tc>
         <w:tc>
           <w:tcPr>
-            <w:tcW w:w="2425" w:type="dxa"/>
-          </w:tcPr>
-          <w:p>
-            <w:pPr>
-              <w:widowControl w:val="0"/>
-              <w:autoSpaceDE w:val="0"/>
-              <w:autoSpaceDN w:val="0"/>
-              <w:adjustRightInd w:val="0"/>
-              <w:rPr>
-                <w:rFonts w:ascii="Courier New" w:hAnsi="Courier New" w:cs="Courier New"/>
-                <w:sz w:val="20"/>
-                <w:szCs w:val="20"/>
-              </w:rPr>
-            </w:pPr>
-            <w:r>
-              <w:rPr>
-                <w:rFonts w:ascii="Courier New" w:hAnsi="Courier New" w:cs="Courier New"/>
-                <w:sz w:val="20"/>
-                <w:szCs w:val="20"/>
-              </w:rPr>
-              <w:t>{Invoice__c.VAT_Amt_Total__c}</w:t>
+            <w:tcW w:w="2335" w:type="dxa"/>
+          </w:tcPr>
+          <w:p>
+            <w:pPr>
+              <w:widowControl w:val="0"/>
+              <w:autoSpaceDE w:val="0"/>
+              <w:autoSpaceDN w:val="0"/>
+              <w:adjustRightInd w:val="0"/>
+              <w:rPr>
+                <w:rFonts w:ascii="Courier New" w:hAnsi="Courier New" w:cs="Courier New"/>
+                <w:sz w:val="20"/>
+                <w:szCs w:val="20"/>
+              </w:rPr>
+            </w:pPr>
+            <w:r>
+              <w:rPr>
+                <w:rFonts w:ascii="Courier New" w:hAnsi="Courier New" w:cs="Courier New"/>
+                <w:sz w:val="20"/>
+                <w:szCs w:val="20"/>
+              </w:rPr>
+              <w:t>{</w:t>
+            </w:r>
+            <w:proofErr w:type="spellStart"/>
+            <w:r>
+              <w:rPr>
+                <w:rFonts w:ascii="Courier New" w:hAnsi="Courier New" w:cs="Courier New"/>
+                <w:sz w:val="20"/>
+                <w:szCs w:val="20"/>
+              </w:rPr>
+              <w:t>Invoice__c.VAT_Amt_Total__c</w:t>
+            </w:r>
+            <w:proofErr w:type="spellEnd"/>
+            <w:r>
+              <w:rPr>
+                <w:rFonts w:ascii="Courier New" w:hAnsi="Courier New" w:cs="Courier New"/>
+                <w:sz w:val="20"/>
+                <w:szCs w:val="20"/>
+              </w:rPr>
+              <w:t>}</w:t>
             </w:r>
           </w:p>
         </w:tc>
@@ -3690,7 +4738,7 @@
         </w:trPr>
         <w:tc>
           <w:tcPr>
-            <w:tcW w:w="1530" w:type="dxa"/>
+            <w:tcW w:w="1620" w:type="dxa"/>
           </w:tcPr>
           <w:p>
             <w:pPr>
@@ -3716,27 +4764,63 @@
         </w:tc>
         <w:tc>
           <w:tcPr>
-            <w:tcW w:w="2425" w:type="dxa"/>
-          </w:tcPr>
-          <w:p>
-            <w:pPr>
-              <w:widowControl w:val="0"/>
-              <w:autoSpaceDE w:val="0"/>
-              <w:autoSpaceDN w:val="0"/>
-              <w:adjustRightInd w:val="0"/>
-              <w:rPr>
-                <w:rFonts w:ascii="Courier New" w:hAnsi="Courier New" w:cs="Courier New"/>
-                <w:sz w:val="20"/>
-                <w:szCs w:val="20"/>
-              </w:rPr>
-            </w:pPr>
-            <w:r>
-              <w:rPr>
-                <w:rFonts w:ascii="Courier New" w:hAnsi="Courier New" w:cs="Courier New"/>
-                <w:sz w:val="20"/>
-                <w:szCs w:val="20"/>
-              </w:rPr>
-              <w:t>{Invoice__c.Invoice_Total__c}</w:t>
+            <w:tcW w:w="2335" w:type="dxa"/>
+          </w:tcPr>
+          <w:p>
+            <w:pPr>
+              <w:widowControl w:val="0"/>
+              <w:autoSpaceDE w:val="0"/>
+              <w:autoSpaceDN w:val="0"/>
+              <w:adjustRightInd w:val="0"/>
+              <w:rPr>
+                <w:rFonts w:ascii="Courier New" w:hAnsi="Courier New" w:cs="Courier New"/>
+                <w:sz w:val="20"/>
+                <w:szCs w:val="20"/>
+              </w:rPr>
+            </w:pPr>
+            <w:r>
+              <w:rPr>
+                <w:rFonts w:ascii="Courier New" w:hAnsi="Courier New" w:cs="Courier New"/>
+                <w:sz w:val="20"/>
+                <w:szCs w:val="20"/>
+              </w:rPr>
+              <w:t>{</w:t>
+            </w:r>
+            <w:proofErr w:type="spellStart"/>
+            <w:r>
+              <w:rPr>
+                <w:rFonts w:ascii="Courier New" w:hAnsi="Courier New" w:cs="Courier New"/>
+                <w:sz w:val="20"/>
+                <w:szCs w:val="20"/>
+              </w:rPr>
+              <w:t>Invoice__</w:t>
+            </w:r>
+            <w:proofErr w:type="gramStart"/>
+            <w:r>
+              <w:rPr>
+                <w:rFonts w:ascii="Courier New" w:hAnsi="Courier New" w:cs="Courier New"/>
+                <w:sz w:val="20"/>
+                <w:szCs w:val="20"/>
+              </w:rPr>
+              <w:t>c.Invoice</w:t>
+            </w:r>
+            <w:proofErr w:type="gramEnd"/>
+            <w:r>
+              <w:rPr>
+                <w:rFonts w:ascii="Courier New" w:hAnsi="Courier New" w:cs="Courier New"/>
+                <w:sz w:val="20"/>
+                <w:szCs w:val="20"/>
+              </w:rPr>
+              <w:t>_Total__c</w:t>
+            </w:r>
+            <w:proofErr w:type="spellEnd"/>
+            <w:r>
+              <w:rPr>
+                <w:rFonts w:ascii="Courier New" w:hAnsi="Courier New" w:cs="Courier New"/>
+                <w:sz w:val="20"/>
+                <w:szCs w:val="20"/>
+              </w:rPr>
+              <w:t>}</w:t>
             </w:r>
           </w:p>
         </w:tc>
